--- a/documentazione/Progetto commit_final.docx
+++ b/documentazione/Progetto commit_final.docx
@@ -8707,17 +8707,17 @@
         </w:numPr>
         <w:spacing w:after="0" w:line="360" w:lineRule="atLeast"/>
         <w:rPr>
-          <w:rFonts w:ascii="Arial" w:eastAsia="Times New Roman" w:hAnsi="Arial" w:cs="Arial"/>
-          <w:kern w:val="0"/>
-          <w:sz w:val="20"/>
-          <w:szCs w:val="20"/>
-          <w:lang w:eastAsia="it-IT"/>
-          <w14:ligatures w14:val="none"/>
-        </w:rPr>
-      </w:pPr>
-      <w:r>
-        <w:rPr>
-          <w:rFonts w:ascii="Arial" w:eastAsia="Times New Roman" w:hAnsi="Arial" w:cs="Arial"/>
+          <w:rFonts w:eastAsia="Times New Roman" w:cstheme="minorHAnsi"/>
+          <w:kern w:val="0"/>
+          <w:sz w:val="20"/>
+          <w:szCs w:val="20"/>
+          <w:lang w:eastAsia="it-IT"/>
+          <w14:ligatures w14:val="none"/>
+        </w:rPr>
+      </w:pPr>
+      <w:r>
+        <w:rPr>
+          <w:rFonts w:eastAsia="Times New Roman" w:cstheme="minorHAnsi"/>
           <w:kern w:val="0"/>
           <w:sz w:val="20"/>
           <w:szCs w:val="20"/>
@@ -8736,17 +8736,17 @@
         </w:numPr>
         <w:spacing w:after="0" w:line="360" w:lineRule="atLeast"/>
         <w:rPr>
-          <w:rFonts w:ascii="Arial" w:eastAsia="Times New Roman" w:hAnsi="Arial" w:cs="Arial"/>
-          <w:kern w:val="0"/>
-          <w:sz w:val="20"/>
-          <w:szCs w:val="20"/>
-          <w:lang w:eastAsia="it-IT"/>
-          <w14:ligatures w14:val="none"/>
-        </w:rPr>
-      </w:pPr>
-      <w:r>
-        <w:rPr>
-          <w:rFonts w:ascii="Arial" w:eastAsia="Times New Roman" w:hAnsi="Arial" w:cs="Arial"/>
+          <w:rFonts w:eastAsia="Times New Roman" w:cstheme="minorHAnsi"/>
+          <w:kern w:val="0"/>
+          <w:sz w:val="20"/>
+          <w:szCs w:val="20"/>
+          <w:lang w:eastAsia="it-IT"/>
+          <w14:ligatures w14:val="none"/>
+        </w:rPr>
+      </w:pPr>
+      <w:r>
+        <w:rPr>
+          <w:rFonts w:eastAsia="Times New Roman" w:cstheme="minorHAnsi"/>
           <w:kern w:val="0"/>
           <w:sz w:val="20"/>
           <w:szCs w:val="20"/>
@@ -8765,17 +8765,17 @@
         </w:numPr>
         <w:spacing w:after="0" w:line="360" w:lineRule="atLeast"/>
         <w:rPr>
-          <w:rFonts w:ascii="Arial" w:eastAsia="Times New Roman" w:hAnsi="Arial" w:cs="Arial"/>
-          <w:kern w:val="0"/>
-          <w:sz w:val="20"/>
-          <w:szCs w:val="20"/>
-          <w:lang w:eastAsia="it-IT"/>
-          <w14:ligatures w14:val="none"/>
-        </w:rPr>
-      </w:pPr>
-      <w:r>
-        <w:rPr>
-          <w:rFonts w:ascii="Arial" w:eastAsia="Times New Roman" w:hAnsi="Arial" w:cs="Arial"/>
+          <w:rFonts w:eastAsia="Times New Roman" w:cstheme="minorHAnsi"/>
+          <w:kern w:val="0"/>
+          <w:sz w:val="20"/>
+          <w:szCs w:val="20"/>
+          <w:lang w:eastAsia="it-IT"/>
+          <w14:ligatures w14:val="none"/>
+        </w:rPr>
+      </w:pPr>
+      <w:r>
+        <w:rPr>
+          <w:rFonts w:eastAsia="Times New Roman" w:cstheme="minorHAnsi"/>
           <w:kern w:val="0"/>
           <w:sz w:val="20"/>
           <w:szCs w:val="20"/>
@@ -8787,7 +8787,7 @@
       <w:proofErr w:type="spellStart"/>
       <w:r>
         <w:rPr>
-          <w:rFonts w:ascii="Arial" w:eastAsia="Times New Roman" w:hAnsi="Arial" w:cs="Arial"/>
+          <w:rFonts w:eastAsia="Times New Roman" w:cstheme="minorHAnsi"/>
           <w:kern w:val="0"/>
           <w:sz w:val="20"/>
           <w:szCs w:val="20"/>
@@ -8799,7 +8799,7 @@
       <w:proofErr w:type="spellEnd"/>
       <w:r>
         <w:rPr>
-          <w:rFonts w:ascii="Arial" w:eastAsia="Times New Roman" w:hAnsi="Arial" w:cs="Arial"/>
+          <w:rFonts w:eastAsia="Times New Roman" w:cstheme="minorHAnsi"/>
           <w:kern w:val="0"/>
           <w:sz w:val="20"/>
           <w:szCs w:val="20"/>
@@ -8818,7 +8818,7 @@
         </w:numPr>
         <w:spacing w:after="0" w:line="360" w:lineRule="atLeast"/>
         <w:rPr>
-          <w:rFonts w:ascii="Arial" w:eastAsia="Times New Roman" w:hAnsi="Arial" w:cs="Arial"/>
+          <w:rFonts w:eastAsia="Times New Roman" w:cstheme="minorHAnsi"/>
           <w:color w:val="000000" w:themeColor="text1"/>
           <w:kern w:val="0"/>
           <w:sz w:val="20"/>
@@ -8829,7 +8829,7 @@
       </w:pPr>
       <w:r>
         <w:rPr>
-          <w:rFonts w:ascii="Arial" w:eastAsia="Times New Roman" w:hAnsi="Arial" w:cs="Arial"/>
+          <w:rFonts w:eastAsia="Times New Roman" w:cstheme="minorHAnsi"/>
           <w:color w:val="000000" w:themeColor="text1"/>
           <w:kern w:val="0"/>
           <w:sz w:val="20"/>
@@ -8842,7 +8842,7 @@
       <w:proofErr w:type="spellStart"/>
       <w:r>
         <w:rPr>
-          <w:rFonts w:ascii="Arial" w:eastAsia="Times New Roman" w:hAnsi="Arial" w:cs="Arial"/>
+          <w:rFonts w:eastAsia="Times New Roman" w:cstheme="minorHAnsi"/>
           <w:color w:val="000000" w:themeColor="text1"/>
           <w:kern w:val="0"/>
           <w:sz w:val="20"/>
@@ -8855,7 +8855,7 @@
       <w:proofErr w:type="spellEnd"/>
       <w:r>
         <w:rPr>
-          <w:rFonts w:ascii="Arial" w:eastAsia="Times New Roman" w:hAnsi="Arial" w:cs="Arial"/>
+          <w:rFonts w:eastAsia="Times New Roman" w:cstheme="minorHAnsi"/>
           <w:color w:val="000000" w:themeColor="text1"/>
           <w:kern w:val="0"/>
           <w:sz w:val="20"/>
@@ -8867,7 +8867,7 @@
       </w:r>
       <w:r>
         <w:rPr>
-          <w:rFonts w:ascii="Arial" w:eastAsia="Times New Roman" w:hAnsi="Arial" w:cs="Arial"/>
+          <w:rFonts w:eastAsia="Times New Roman" w:cstheme="minorHAnsi"/>
           <w:color w:val="000000" w:themeColor="text1"/>
           <w:kern w:val="0"/>
           <w:sz w:val="20"/>
@@ -8879,7 +8879,7 @@
       </w:r>
       <w:r>
         <w:rPr>
-          <w:rFonts w:ascii="Arial" w:eastAsia="Times New Roman" w:hAnsi="Arial" w:cs="Arial"/>
+          <w:rFonts w:eastAsia="Times New Roman" w:cstheme="minorHAnsi"/>
           <w:color w:val="000000" w:themeColor="text1"/>
           <w:kern w:val="0"/>
           <w:sz w:val="20"/>
@@ -8891,7 +8891,7 @@
       </w:r>
       <w:r>
         <w:rPr>
-          <w:rFonts w:ascii="Arial" w:eastAsia="Times New Roman" w:hAnsi="Arial" w:cs="Arial"/>
+          <w:rFonts w:eastAsia="Times New Roman" w:cstheme="minorHAnsi"/>
           <w:color w:val="000000" w:themeColor="text1"/>
           <w:kern w:val="0"/>
           <w:sz w:val="20"/>
@@ -8903,7 +8903,7 @@
       </w:r>
       <w:r>
         <w:rPr>
-          <w:rFonts w:ascii="Arial" w:eastAsia="Times New Roman" w:hAnsi="Arial" w:cs="Arial"/>
+          <w:rFonts w:eastAsia="Times New Roman" w:cstheme="minorHAnsi"/>
           <w:color w:val="000000" w:themeColor="text1"/>
           <w:kern w:val="0"/>
           <w:sz w:val="20"/>
@@ -8916,7 +8916,7 @@
       <w:proofErr w:type="gramStart"/>
       <w:r>
         <w:rPr>
-          <w:rFonts w:ascii="Arial" w:eastAsia="Times New Roman" w:hAnsi="Arial" w:cs="Arial"/>
+          <w:rFonts w:eastAsia="Times New Roman" w:cstheme="minorHAnsi"/>
           <w:color w:val="000000" w:themeColor="text1"/>
           <w:kern w:val="0"/>
           <w:sz w:val="20"/>
@@ -8933,7 +8933,7 @@
         <w:shd w:val="clear" w:color="auto" w:fill="FFFFFF"/>
         <w:spacing w:after="0" w:line="240" w:lineRule="auto"/>
         <w:rPr>
-          <w:rFonts w:ascii="Arial" w:eastAsia="Times New Roman" w:hAnsi="Arial" w:cs="Arial"/>
+          <w:rFonts w:eastAsia="Times New Roman" w:cstheme="minorHAnsi"/>
           <w:color w:val="222222"/>
           <w:kern w:val="0"/>
           <w:sz w:val="20"/>
@@ -8948,7 +8948,7 @@
         <w:shd w:val="clear" w:color="auto" w:fill="FFFFFF"/>
         <w:spacing w:after="0" w:line="240" w:lineRule="auto"/>
         <w:rPr>
-          <w:rFonts w:ascii="Arial" w:eastAsia="Times New Roman" w:hAnsi="Arial" w:cs="Arial"/>
+          <w:rFonts w:eastAsia="Times New Roman" w:cstheme="minorHAnsi"/>
           <w:i/>
           <w:iCs/>
           <w:color w:val="222222"/>
@@ -8961,7 +8961,7 @@
       </w:pPr>
       <w:r>
         <w:rPr>
-          <w:rFonts w:ascii="Arial" w:eastAsia="Times New Roman" w:hAnsi="Arial" w:cs="Arial"/>
+          <w:rFonts w:eastAsia="Times New Roman" w:cstheme="minorHAnsi"/>
           <w:i/>
           <w:iCs/>
           <w:color w:val="222222"/>
@@ -8976,7 +8976,7 @@
       <w:proofErr w:type="spellStart"/>
       <w:r>
         <w:rPr>
-          <w:rFonts w:ascii="Arial" w:eastAsia="Times New Roman" w:hAnsi="Arial" w:cs="Arial"/>
+          <w:rFonts w:eastAsia="Times New Roman" w:cstheme="minorHAnsi"/>
           <w:i/>
           <w:iCs/>
           <w:color w:val="222222"/>
@@ -8991,7 +8991,7 @@
       <w:proofErr w:type="spellEnd"/>
       <w:r>
         <w:rPr>
-          <w:rFonts w:ascii="Arial" w:eastAsia="Times New Roman" w:hAnsi="Arial" w:cs="Arial"/>
+          <w:rFonts w:eastAsia="Times New Roman" w:cstheme="minorHAnsi"/>
           <w:i/>
           <w:iCs/>
           <w:color w:val="222222"/>
@@ -9006,7 +9006,7 @@
       <w:proofErr w:type="spellStart"/>
       <w:r>
         <w:rPr>
-          <w:rFonts w:ascii="Arial" w:eastAsia="Times New Roman" w:hAnsi="Arial" w:cs="Arial"/>
+          <w:rFonts w:eastAsia="Times New Roman" w:cstheme="minorHAnsi"/>
           <w:i/>
           <w:iCs/>
           <w:color w:val="222222"/>
@@ -9021,7 +9021,7 @@
       <w:proofErr w:type="spellEnd"/>
       <w:r>
         <w:rPr>
-          <w:rFonts w:ascii="Arial" w:eastAsia="Times New Roman" w:hAnsi="Arial" w:cs="Arial"/>
+          <w:rFonts w:eastAsia="Times New Roman" w:cstheme="minorHAnsi"/>
           <w:i/>
           <w:iCs/>
           <w:color w:val="222222"/>
@@ -9036,7 +9036,7 @@
       <w:hyperlink r:id="rId12" w:tgtFrame="_blank" w:history="1">
         <w:r>
           <w:rPr>
-            <w:rFonts w:ascii="Arial" w:eastAsia="Times New Roman" w:hAnsi="Arial" w:cs="Arial"/>
+            <w:rFonts w:eastAsia="Times New Roman" w:cstheme="minorHAnsi"/>
             <w:i/>
             <w:iCs/>
             <w:color w:val="1155CC"/>
@@ -9052,7 +9052,7 @@
       </w:hyperlink>
       <w:r>
         <w:rPr>
-          <w:rFonts w:ascii="Arial" w:eastAsia="Times New Roman" w:hAnsi="Arial" w:cs="Arial"/>
+          <w:rFonts w:eastAsia="Times New Roman" w:cstheme="minorHAnsi"/>
           <w:i/>
           <w:iCs/>
           <w:color w:val="222222"/>
@@ -9067,7 +9067,7 @@
       <w:proofErr w:type="spellStart"/>
       <w:r>
         <w:rPr>
-          <w:rFonts w:ascii="Arial" w:eastAsia="Times New Roman" w:hAnsi="Arial" w:cs="Arial"/>
+          <w:rFonts w:eastAsia="Times New Roman" w:cstheme="minorHAnsi"/>
           <w:i/>
           <w:iCs/>
           <w:color w:val="222222"/>
@@ -9082,7 +9082,7 @@
       <w:proofErr w:type="spellEnd"/>
       <w:r>
         <w:rPr>
-          <w:rFonts w:ascii="Arial" w:eastAsia="Times New Roman" w:hAnsi="Arial" w:cs="Arial"/>
+          <w:rFonts w:eastAsia="Times New Roman" w:cstheme="minorHAnsi"/>
           <w:i/>
           <w:iCs/>
           <w:color w:val="222222"/>
@@ -9100,7 +9100,7 @@
         <w:shd w:val="clear" w:color="auto" w:fill="FFFFFF"/>
         <w:spacing w:after="0" w:line="240" w:lineRule="auto"/>
         <w:rPr>
-          <w:rFonts w:ascii="Arial" w:eastAsia="Times New Roman" w:hAnsi="Arial" w:cs="Arial"/>
+          <w:rFonts w:eastAsia="Times New Roman" w:cstheme="minorHAnsi"/>
           <w:i/>
           <w:iCs/>
           <w:color w:val="222222"/>
@@ -9113,7 +9113,7 @@
       </w:pPr>
       <w:r>
         <w:rPr>
-          <w:rFonts w:ascii="Arial" w:eastAsia="Times New Roman" w:hAnsi="Arial" w:cs="Arial"/>
+          <w:rFonts w:eastAsia="Times New Roman" w:cstheme="minorHAnsi"/>
           <w:i/>
           <w:iCs/>
           <w:color w:val="222222"/>
@@ -9128,7 +9128,7 @@
       <w:proofErr w:type="spellStart"/>
       <w:r>
         <w:rPr>
-          <w:rFonts w:ascii="Arial" w:eastAsia="Times New Roman" w:hAnsi="Arial" w:cs="Arial"/>
+          <w:rFonts w:eastAsia="Times New Roman" w:cstheme="minorHAnsi"/>
           <w:i/>
           <w:iCs/>
           <w:color w:val="222222"/>
@@ -9143,7 +9143,7 @@
       <w:proofErr w:type="spellEnd"/>
       <w:r>
         <w:rPr>
-          <w:rFonts w:ascii="Arial" w:eastAsia="Times New Roman" w:hAnsi="Arial" w:cs="Arial"/>
+          <w:rFonts w:eastAsia="Times New Roman" w:cstheme="minorHAnsi"/>
           <w:i/>
           <w:iCs/>
           <w:color w:val="222222"/>
@@ -9158,7 +9158,7 @@
       <w:proofErr w:type="gramStart"/>
       <w:r>
         <w:rPr>
-          <w:rFonts w:ascii="Arial" w:eastAsia="Times New Roman" w:hAnsi="Arial" w:cs="Arial"/>
+          <w:rFonts w:eastAsia="Times New Roman" w:cstheme="minorHAnsi"/>
           <w:i/>
           <w:iCs/>
           <w:color w:val="222222"/>
@@ -9319,12 +9319,14 @@
       <w:pPr>
         <w:spacing w:after="0" w:line="240" w:lineRule="auto"/>
         <w:rPr>
-          <w:sz w:val="20"/>
-          <w:szCs w:val="20"/>
-        </w:rPr>
-      </w:pPr>
-      <w:r>
-        <w:rPr>
+          <w:rFonts w:cstheme="minorHAnsi"/>
+          <w:sz w:val="20"/>
+          <w:szCs w:val="20"/>
+        </w:rPr>
+      </w:pPr>
+      <w:r>
+        <w:rPr>
+          <w:rFonts w:cstheme="minorHAnsi"/>
           <w:noProof/>
         </w:rPr>
         <w:drawing>
@@ -9367,160 +9369,148 @@
     <w:p>
       <w:pPr>
         <w:rPr>
+          <w:rFonts w:cstheme="minorHAnsi"/>
           <w:b/>
           <w:bCs/>
         </w:rPr>
       </w:pPr>
       <w:r>
         <w:rPr>
+          <w:rFonts w:cstheme="minorHAnsi"/>
           <w:b/>
           <w:bCs/>
         </w:rPr>
-        <w:t>Sessione</w:t>
-      </w:r>
-      <w:r>
-        <w:rPr>
+        <w:t xml:space="preserve">Sessione 4 – 24/05/2026 </w:t>
+      </w:r>
+    </w:p>
+    <w:p>
+      <w:pPr>
+        <w:rPr>
+          <w:rFonts w:cstheme="minorHAnsi"/>
+        </w:rPr>
+      </w:pPr>
+      <w:r>
+        <w:rPr>
+          <w:rFonts w:cstheme="minorHAnsi"/>
+        </w:rPr>
+        <w:t>Imp</w:t>
+      </w:r>
+      <w:r>
+        <w:rPr>
+          <w:rFonts w:cstheme="minorHAnsi"/>
+        </w:rPr>
+        <w:t>l</w:t>
+      </w:r>
+      <w:r>
+        <w:rPr>
+          <w:rFonts w:cstheme="minorHAnsi"/>
+        </w:rPr>
+        <w:t xml:space="preserve">ementazione utilizzo libreria </w:t>
+      </w:r>
+      <w:proofErr w:type="spellStart"/>
+      <w:r>
+        <w:rPr>
+          <w:rFonts w:cstheme="minorHAnsi"/>
+        </w:rPr>
+        <w:t>path</w:t>
+      </w:r>
+      <w:proofErr w:type="spellEnd"/>
+      <w:r>
+        <w:rPr>
+          <w:rFonts w:cstheme="minorHAnsi"/>
+        </w:rPr>
+        <w:t xml:space="preserve"> </w:t>
+      </w:r>
+      <w:proofErr w:type="spellStart"/>
+      <w:r>
+        <w:rPr>
+          <w:rFonts w:cstheme="minorHAnsi"/>
+        </w:rPr>
+        <w:t>lib</w:t>
+      </w:r>
+      <w:proofErr w:type="spellEnd"/>
+      <w:r>
+        <w:rPr>
+          <w:rFonts w:cstheme="minorHAnsi"/>
+        </w:rPr>
+        <w:t xml:space="preserve">. </w:t>
+      </w:r>
+    </w:p>
+    <w:p>
+      <w:pPr>
+        <w:rPr>
+          <w:rFonts w:cstheme="minorHAnsi"/>
+        </w:rPr>
+      </w:pPr>
+      <w:r>
+        <w:rPr>
+          <w:rFonts w:cstheme="minorHAnsi"/>
+        </w:rPr>
+        <w:t xml:space="preserve">Test per ambiente </w:t>
+      </w:r>
+      <w:proofErr w:type="spellStart"/>
+      <w:r>
+        <w:rPr>
+          <w:rFonts w:cstheme="minorHAnsi"/>
+        </w:rPr>
+        <w:t>foreground</w:t>
+      </w:r>
+      <w:proofErr w:type="spellEnd"/>
+      <w:r>
+        <w:rPr>
+          <w:rFonts w:cstheme="minorHAnsi"/>
+        </w:rPr>
+        <w:t xml:space="preserve"> e background</w:t>
+      </w:r>
+    </w:p>
+    <w:p>
+      <w:pPr>
+        <w:rPr>
+          <w:rFonts w:cstheme="minorHAnsi"/>
           <w:b/>
           <w:bCs/>
         </w:rPr>
-        <w:t xml:space="preserve"> 4</w:t>
-      </w:r>
-      <w:r>
-        <w:rPr>
+      </w:pPr>
+      <w:r>
+        <w:rPr>
+          <w:rFonts w:cstheme="minorHAnsi"/>
           <w:b/>
           <w:bCs/>
         </w:rPr>
-        <w:t xml:space="preserve"> – 2</w:t>
-      </w:r>
-      <w:r>
-        <w:rPr>
-          <w:b/>
-          <w:bCs/>
-        </w:rPr>
-        <w:t>4</w:t>
-      </w:r>
-      <w:r>
-        <w:rPr>
-          <w:b/>
-          <w:bCs/>
-        </w:rPr>
-        <w:t>/05/2026</w:t>
-      </w:r>
-      <w:r>
-        <w:rPr>
-          <w:b/>
-          <w:bCs/>
+        <w:t xml:space="preserve">Sessione 5 – 26/05/2026 </w:t>
+      </w:r>
+    </w:p>
+    <w:p>
+      <w:pPr>
+        <w:rPr>
+          <w:rFonts w:cstheme="minorHAnsi"/>
+        </w:rPr>
+      </w:pPr>
+      <w:r>
+        <w:rPr>
+          <w:rFonts w:cstheme="minorHAnsi"/>
+        </w:rPr>
+        <w:t>Decisione di passare con questa modifica a rev. 1.3</w:t>
+      </w:r>
+      <w:r>
+        <w:rPr>
+          <w:rFonts w:cstheme="minorHAnsi"/>
         </w:rPr>
         <w:t xml:space="preserve"> </w:t>
       </w:r>
     </w:p>
     <w:p>
-      <w:proofErr w:type="spellStart"/>
-      <w:r>
-        <w:t>Imprementazione</w:t>
-      </w:r>
-      <w:proofErr w:type="spellEnd"/>
-      <w:r>
-        <w:t xml:space="preserve"> utilizzo libreria </w:t>
-      </w:r>
-      <w:proofErr w:type="spellStart"/>
-      <w:r>
-        <w:t>path</w:t>
-      </w:r>
-      <w:proofErr w:type="spellEnd"/>
-      <w:r>
-        <w:t xml:space="preserve"> </w:t>
-      </w:r>
-      <w:proofErr w:type="spellStart"/>
-      <w:r>
-        <w:t>lib</w:t>
-      </w:r>
-      <w:proofErr w:type="spellEnd"/>
-      <w:r>
-        <w:t xml:space="preserve">. </w:t>
-      </w:r>
-    </w:p>
-    <w:p>
-      <w:r>
-        <w:t xml:space="preserve">Test per ambiente </w:t>
-      </w:r>
-      <w:proofErr w:type="spellStart"/>
-      <w:r>
-        <w:t>foreground</w:t>
-      </w:r>
-      <w:proofErr w:type="spellEnd"/>
-      <w:r>
-        <w:t xml:space="preserve"> e background</w:t>
-      </w:r>
-    </w:p>
-    <w:p>
-      <w:pPr>
-        <w:rPr>
-          <w:b/>
-          <w:bCs/>
-        </w:rPr>
-      </w:pPr>
-      <w:r>
-        <w:rPr>
-          <w:b/>
-          <w:bCs/>
-        </w:rPr>
-        <w:t>Sessione</w:t>
-      </w:r>
-      <w:r>
-        <w:rPr>
-          <w:b/>
-          <w:bCs/>
-        </w:rPr>
-        <w:t xml:space="preserve"> 5</w:t>
-      </w:r>
-      <w:r>
-        <w:rPr>
-          <w:b/>
-          <w:bCs/>
-        </w:rPr>
-        <w:t xml:space="preserve"> – 2</w:t>
-      </w:r>
-      <w:r>
-        <w:rPr>
-          <w:b/>
-          <w:bCs/>
-        </w:rPr>
-        <w:t>6</w:t>
-      </w:r>
-      <w:r>
-        <w:rPr>
-          <w:b/>
-          <w:bCs/>
-        </w:rPr>
-        <w:t>/05/2026</w:t>
-      </w:r>
-      <w:r>
-        <w:rPr>
-          <w:b/>
-          <w:bCs/>
-        </w:rPr>
-        <w:t xml:space="preserve"> </w:t>
-      </w:r>
-    </w:p>
-    <w:p>
-      <w:r>
-        <w:t>Decisione di passare con questa modifica a rev. 1.3</w:t>
-      </w:r>
-      <w:r>
-        <w:t xml:space="preserve"> </w:t>
-      </w:r>
-    </w:p>
-    <w:p>
       <w:pPr>
         <w:spacing w:after="0" w:line="240" w:lineRule="auto"/>
         <w:rPr>
-          <w:sz w:val="20"/>
-          <w:szCs w:val="20"/>
-        </w:rPr>
-      </w:pPr>
-      <w:r>
-        <w:rPr>
+          <w:rFonts w:cstheme="minorHAnsi"/>
+          <w:sz w:val="20"/>
+          <w:szCs w:val="20"/>
+        </w:rPr>
+      </w:pPr>
+      <w:r>
+        <w:rPr>
+          <w:rFonts w:cstheme="minorHAnsi"/>
           <w:noProof/>
         </w:rPr>
         <w:lastRenderedPageBreak/>
@@ -9565,12 +9555,14 @@
       <w:pPr>
         <w:spacing w:after="0" w:line="240" w:lineRule="auto"/>
         <w:rPr>
-          <w:sz w:val="20"/>
-          <w:szCs w:val="20"/>
-        </w:rPr>
-      </w:pPr>
-      <w:r>
-        <w:rPr>
+          <w:rFonts w:cstheme="minorHAnsi"/>
+          <w:sz w:val="20"/>
+          <w:szCs w:val="20"/>
+        </w:rPr>
+      </w:pPr>
+      <w:r>
+        <w:rPr>
+          <w:rFonts w:cstheme="minorHAnsi"/>
           <w:noProof/>
         </w:rPr>
         <w:drawing>
@@ -9614,6 +9606,7 @@
       <w:pPr>
         <w:spacing w:after="0" w:line="240" w:lineRule="auto"/>
         <w:rPr>
+          <w:rFonts w:cstheme="minorHAnsi"/>
           <w:sz w:val="20"/>
           <w:szCs w:val="20"/>
         </w:rPr>
@@ -9623,12 +9616,14 @@
       <w:pPr>
         <w:spacing w:after="0" w:line="240" w:lineRule="auto"/>
         <w:rPr>
-          <w:sz w:val="20"/>
-          <w:szCs w:val="20"/>
-        </w:rPr>
-      </w:pPr>
-      <w:r>
-        <w:rPr>
+          <w:rFonts w:cstheme="minorHAnsi"/>
+          <w:sz w:val="20"/>
+          <w:szCs w:val="20"/>
+        </w:rPr>
+      </w:pPr>
+      <w:r>
+        <w:rPr>
+          <w:rFonts w:cstheme="minorHAnsi"/>
           <w:sz w:val="20"/>
           <w:szCs w:val="20"/>
         </w:rPr>
@@ -9639,6 +9634,7 @@
       <w:pPr>
         <w:spacing w:after="0" w:line="240" w:lineRule="auto"/>
         <w:rPr>
+          <w:rFonts w:cstheme="minorHAnsi"/>
           <w:sz w:val="20"/>
           <w:szCs w:val="20"/>
         </w:rPr>
@@ -9648,12 +9644,20 @@
       <w:pPr>
         <w:spacing w:after="0" w:line="240" w:lineRule="auto"/>
         <w:rPr>
-          <w:sz w:val="20"/>
-          <w:szCs w:val="20"/>
-        </w:rPr>
-      </w:pPr>
-      <w:r>
-        <w:rPr>
+          <w:rFonts w:cstheme="minorHAnsi"/>
+          <w:b/>
+          <w:bCs/>
+          <w:color w:val="EE0000"/>
+          <w:sz w:val="20"/>
+          <w:szCs w:val="20"/>
+        </w:rPr>
+      </w:pPr>
+      <w:r>
+        <w:rPr>
+          <w:rFonts w:cstheme="minorHAnsi"/>
+          <w:b/>
+          <w:bCs/>
+          <w:color w:val="EE0000"/>
           <w:sz w:val="20"/>
           <w:szCs w:val="20"/>
         </w:rPr>
@@ -9661,32 +9665,175 @@
       </w:r>
       <w:r>
         <w:rPr>
-          <w:sz w:val="20"/>
-          <w:szCs w:val="20"/>
-        </w:rPr>
-        <w:t xml:space="preserve">’arresto del </w:t>
+          <w:rFonts w:cstheme="minorHAnsi"/>
+          <w:b/>
+          <w:bCs/>
+          <w:color w:val="EE0000"/>
+          <w:sz w:val="20"/>
+          <w:szCs w:val="20"/>
+        </w:rPr>
+        <w:t>’arresto del monitora</w:t>
+      </w:r>
+      <w:r>
+        <w:rPr>
+          <w:rFonts w:cstheme="minorHAnsi"/>
+          <w:b/>
+          <w:bCs/>
+          <w:color w:val="EE0000"/>
+          <w:sz w:val="20"/>
+          <w:szCs w:val="20"/>
+        </w:rPr>
+        <w:t>ggi</w:t>
+      </w:r>
+      <w:r>
+        <w:rPr>
+          <w:rFonts w:cstheme="minorHAnsi"/>
+          <w:b/>
+          <w:bCs/>
+          <w:color w:val="EE0000"/>
+          <w:sz w:val="20"/>
+          <w:szCs w:val="20"/>
+        </w:rPr>
+        <w:t>o e scrittura in log (fine monitoraggio. No</w:t>
+      </w:r>
+      <w:r>
+        <w:rPr>
+          <w:rFonts w:cstheme="minorHAnsi"/>
+          <w:b/>
+          <w:bCs/>
+          <w:color w:val="EE0000"/>
+          <w:sz w:val="20"/>
+          <w:szCs w:val="20"/>
+        </w:rPr>
+        <w:t xml:space="preserve">n </w:t>
+      </w:r>
+      <w:r>
+        <w:rPr>
+          <w:rFonts w:cstheme="minorHAnsi"/>
+          <w:b/>
+          <w:bCs/>
+          <w:color w:val="EE0000"/>
+          <w:sz w:val="20"/>
+          <w:szCs w:val="20"/>
+        </w:rPr>
+        <w:t>lo stiamo gestendo!</w:t>
+      </w:r>
+    </w:p>
+    <w:p>
+      <w:pPr>
+        <w:spacing w:after="0" w:line="240" w:lineRule="auto"/>
+        <w:rPr>
+          <w:rFonts w:cstheme="minorHAnsi"/>
+          <w:sz w:val="20"/>
+          <w:szCs w:val="20"/>
+        </w:rPr>
+      </w:pPr>
+    </w:p>
+    <w:p>
+      <w:pPr>
+        <w:spacing w:after="0" w:line="240" w:lineRule="auto"/>
+        <w:rPr>
+          <w:rFonts w:cstheme="minorHAnsi"/>
+          <w:sz w:val="20"/>
+          <w:szCs w:val="20"/>
+        </w:rPr>
+      </w:pPr>
+      <w:r>
+        <w:rPr>
+          <w:rFonts w:cstheme="minorHAnsi"/>
+          <w:sz w:val="20"/>
+          <w:szCs w:val="20"/>
+        </w:rPr>
+        <w:t>Si ragiona sul poter gestire scrittura il log relativa all’uscita dal programma mediante il (Ctrl + C) quando siamo in Console.</w:t>
+      </w:r>
+    </w:p>
+    <w:p>
+      <w:pPr>
+        <w:spacing w:after="0" w:line="240" w:lineRule="auto"/>
+        <w:rPr>
+          <w:rFonts w:cstheme="minorHAnsi"/>
+          <w:sz w:val="20"/>
+          <w:szCs w:val="20"/>
+        </w:rPr>
+      </w:pPr>
+      <w:r>
+        <w:rPr>
+          <w:rFonts w:cstheme="minorHAnsi"/>
+          <w:sz w:val="20"/>
+          <w:szCs w:val="20"/>
+        </w:rPr>
+        <w:t xml:space="preserve">Lo potremmo fare con un </w:t>
       </w:r>
       <w:proofErr w:type="spellStart"/>
       <w:r>
         <w:rPr>
-          <w:sz w:val="20"/>
-          <w:szCs w:val="20"/>
-        </w:rPr>
-        <w:t>monitoratto</w:t>
+          <w:rFonts w:cstheme="minorHAnsi"/>
+          <w:sz w:val="20"/>
+          <w:szCs w:val="20"/>
+        </w:rPr>
+        <w:t>try</w:t>
       </w:r>
       <w:proofErr w:type="spellEnd"/>
       <w:r>
         <w:rPr>
-          <w:sz w:val="20"/>
-          <w:szCs w:val="20"/>
-        </w:rPr>
-        <w:t xml:space="preserve"> e scrittura in log (fine monitoraggio. Nolo stiamo gestendo!</w:t>
-      </w:r>
+          <w:rFonts w:cstheme="minorHAnsi"/>
+          <w:sz w:val="20"/>
+          <w:szCs w:val="20"/>
+        </w:rPr>
+        <w:t xml:space="preserve"> </w:t>
+      </w:r>
+      <w:proofErr w:type="spellStart"/>
+      <w:r>
+        <w:rPr>
+          <w:rFonts w:cstheme="minorHAnsi"/>
+          <w:sz w:val="20"/>
+          <w:szCs w:val="20"/>
+        </w:rPr>
+        <w:t>except</w:t>
+      </w:r>
+      <w:proofErr w:type="spellEnd"/>
+      <w:r>
+        <w:rPr>
+          <w:rFonts w:cstheme="minorHAnsi"/>
+          <w:sz w:val="20"/>
+          <w:szCs w:val="20"/>
+        </w:rPr>
+        <w:t xml:space="preserve"> alla fine del </w:t>
+      </w:r>
+      <w:proofErr w:type="spellStart"/>
+      <w:r>
+        <w:rPr>
+          <w:rFonts w:cstheme="minorHAnsi"/>
+          <w:sz w:val="20"/>
+          <w:szCs w:val="20"/>
+        </w:rPr>
+        <w:t>main</w:t>
+      </w:r>
+      <w:proofErr w:type="spellEnd"/>
+      <w:r>
+        <w:rPr>
+          <w:rFonts w:cstheme="minorHAnsi"/>
+          <w:sz w:val="20"/>
+          <w:szCs w:val="20"/>
+        </w:rPr>
+        <w:t xml:space="preserve"> </w:t>
+      </w:r>
+      <w:proofErr w:type="gramStart"/>
+      <w:r>
+        <w:rPr>
+          <w:rFonts w:cstheme="minorHAnsi"/>
+          <w:sz w:val="20"/>
+          <w:szCs w:val="20"/>
+        </w:rPr>
+        <w:t>tipo :</w:t>
+      </w:r>
+      <w:proofErr w:type="gramEnd"/>
     </w:p>
     <w:p>
       <w:pPr>
         <w:spacing w:after="0" w:line="240" w:lineRule="auto"/>
         <w:rPr>
+          <w:rFonts w:cstheme="minorHAnsi"/>
           <w:sz w:val="20"/>
           <w:szCs w:val="20"/>
         </w:rPr>
@@ -9696,143 +9843,59 @@
       <w:pPr>
         <w:spacing w:after="0" w:line="240" w:lineRule="auto"/>
         <w:rPr>
-          <w:sz w:val="20"/>
-          <w:szCs w:val="20"/>
-        </w:rPr>
-      </w:pPr>
-      <w:r>
-        <w:rPr>
-          <w:sz w:val="20"/>
-          <w:szCs w:val="20"/>
-        </w:rPr>
-        <w:t>Si ragiona sul poter gestire scrittura il log relativa all’uscita dal programma mediante il (Ctrl + C) quando siamo in Console.</w:t>
+          <w:rFonts w:cstheme="minorHAnsi"/>
+          <w:sz w:val="20"/>
+          <w:szCs w:val="20"/>
+        </w:rPr>
+      </w:pPr>
+      <w:r>
+        <w:rPr>
+          <w:rFonts w:cstheme="minorHAnsi"/>
+          <w:sz w:val="20"/>
+          <w:szCs w:val="20"/>
+        </w:rPr>
+        <w:t>…..</w:t>
       </w:r>
     </w:p>
     <w:p>
       <w:pPr>
         <w:spacing w:after="0" w:line="240" w:lineRule="auto"/>
         <w:rPr>
-          <w:sz w:val="20"/>
-          <w:szCs w:val="20"/>
-        </w:rPr>
-      </w:pPr>
-      <w:r>
-        <w:rPr>
-          <w:sz w:val="20"/>
-          <w:szCs w:val="20"/>
-        </w:rPr>
-        <w:t xml:space="preserve">Lo potremmo fare con un </w:t>
-      </w:r>
+          <w:rFonts w:cstheme="minorHAnsi"/>
+        </w:rPr>
+      </w:pPr>
       <w:proofErr w:type="spellStart"/>
       <w:r>
         <w:rPr>
-          <w:sz w:val="20"/>
-          <w:szCs w:val="20"/>
+          <w:rStyle w:val="g"/>
+          <w:rFonts w:cstheme="minorHAnsi"/>
         </w:rPr>
         <w:t>try</w:t>
       </w:r>
       <w:proofErr w:type="spellEnd"/>
       <w:r>
         <w:rPr>
-          <w:sz w:val="20"/>
-          <w:szCs w:val="20"/>
-        </w:rPr>
-        <w:t xml:space="preserve"> </w:t>
-      </w:r>
-      <w:proofErr w:type="spellStart"/>
-      <w:r>
-        <w:rPr>
-          <w:sz w:val="20"/>
-          <w:szCs w:val="20"/>
-        </w:rPr>
-        <w:t>except</w:t>
-      </w:r>
-      <w:proofErr w:type="spellEnd"/>
-      <w:r>
-        <w:rPr>
-          <w:sz w:val="20"/>
-          <w:szCs w:val="20"/>
-        </w:rPr>
-        <w:t xml:space="preserve"> alla fine del </w:t>
-      </w:r>
-      <w:proofErr w:type="spellStart"/>
-      <w:r>
-        <w:rPr>
-          <w:sz w:val="20"/>
-          <w:szCs w:val="20"/>
-        </w:rPr>
-        <w:t>main</w:t>
-      </w:r>
-      <w:proofErr w:type="spellEnd"/>
-      <w:r>
-        <w:rPr>
-          <w:sz w:val="20"/>
-          <w:szCs w:val="20"/>
-        </w:rPr>
-        <w:t xml:space="preserve"> </w:t>
-      </w:r>
-      <w:proofErr w:type="gramStart"/>
-      <w:r>
-        <w:rPr>
-          <w:sz w:val="20"/>
-          <w:szCs w:val="20"/>
-        </w:rPr>
-        <w:t>tipo :</w:t>
-      </w:r>
-      <w:proofErr w:type="gramEnd"/>
-    </w:p>
-    <w:p>
-      <w:pPr>
-        <w:spacing w:after="0" w:line="240" w:lineRule="auto"/>
-        <w:rPr>
-          <w:sz w:val="20"/>
-          <w:szCs w:val="20"/>
-        </w:rPr>
-      </w:pPr>
-    </w:p>
-    <w:p>
-      <w:pPr>
-        <w:spacing w:after="0" w:line="240" w:lineRule="auto"/>
-        <w:rPr>
-          <w:sz w:val="20"/>
-          <w:szCs w:val="20"/>
-        </w:rPr>
-      </w:pPr>
-      <w:r>
-        <w:rPr>
-          <w:sz w:val="20"/>
-          <w:szCs w:val="20"/>
-        </w:rPr>
-        <w:t>…..</w:t>
-      </w:r>
-    </w:p>
-    <w:p>
-      <w:pPr>
-        <w:spacing w:after="0" w:line="240" w:lineRule="auto"/>
-      </w:pPr>
-      <w:proofErr w:type="spellStart"/>
-      <w:r>
-        <w:rPr>
-          <w:rStyle w:val="g"/>
-        </w:rPr>
-        <w:t>try</w:t>
-      </w:r>
-      <w:proofErr w:type="spellEnd"/>
-      <w:r>
+          <w:rFonts w:cstheme="minorHAnsi"/>
+        </w:rPr>
         <w:t>:</w:t>
       </w:r>
       <w:r>
+        <w:rPr>
+          <w:rFonts w:cstheme="minorHAnsi"/>
+        </w:rPr>
         <w:br/>
       </w:r>
       <w:r>
         <w:rPr>
           <w:rStyle w:val="m"/>
+          <w:rFonts w:cstheme="minorHAnsi"/>
         </w:rPr>
         <w:t xml:space="preserve">       </w:t>
       </w:r>
       <w:r>
         <w:rPr>
           <w:rStyle w:val="m"/>
+          <w:rFonts w:cstheme="minorHAnsi"/>
         </w:rPr>
         <w:tab/>
         <w:t xml:space="preserve"> </w:t>
@@ -9841,6 +9904,7 @@
       <w:r>
         <w:rPr>
           <w:rStyle w:val="m"/>
+          <w:rFonts w:cstheme="minorHAnsi"/>
         </w:rPr>
         <w:t>monitora_</w:t>
       </w:r>
@@ -9848,11 +9912,15 @@
       <w:r>
         <w:rPr>
           <w:rStyle w:val="m"/>
+          <w:rFonts w:cstheme="minorHAnsi"/>
         </w:rPr>
         <w:t>cartella</w:t>
       </w:r>
       <w:proofErr w:type="spellEnd"/>
       <w:r>
+        <w:rPr>
+          <w:rFonts w:cstheme="minorHAnsi"/>
+        </w:rPr>
         <w:t>(</w:t>
       </w:r>
       <w:proofErr w:type="spellStart"/>
@@ -9860,73 +9928,105 @@
       <w:r>
         <w:rPr>
           <w:rStyle w:val="m"/>
+          <w:rFonts w:cstheme="minorHAnsi"/>
         </w:rPr>
         <w:t>cartella_da_osservare</w:t>
       </w:r>
       <w:proofErr w:type="spellEnd"/>
       <w:r>
+        <w:rPr>
+          <w:rFonts w:cstheme="minorHAnsi"/>
+        </w:rPr>
         <w:t xml:space="preserve">, </w:t>
       </w:r>
       <w:proofErr w:type="spellStart"/>
       <w:r>
         <w:rPr>
           <w:rStyle w:val="m"/>
+          <w:rFonts w:cstheme="minorHAnsi"/>
         </w:rPr>
         <w:t>file_log</w:t>
       </w:r>
       <w:proofErr w:type="spellEnd"/>
       <w:r>
+        <w:rPr>
+          <w:rFonts w:cstheme="minorHAnsi"/>
+        </w:rPr>
         <w:t>)</w:t>
       </w:r>
     </w:p>
     <w:p>
       <w:pPr>
         <w:spacing w:after="0" w:line="240" w:lineRule="auto"/>
+        <w:rPr>
+          <w:rFonts w:cstheme="minorHAnsi"/>
+        </w:rPr>
       </w:pPr>
     </w:p>
     <w:p>
       <w:pPr>
         <w:spacing w:after="0" w:line="240" w:lineRule="auto"/>
+        <w:rPr>
+          <w:rFonts w:cstheme="minorHAnsi"/>
+        </w:rPr>
       </w:pPr>
       <w:proofErr w:type="spellStart"/>
       <w:r>
         <w:rPr>
           <w:rStyle w:val="g"/>
+          <w:rFonts w:cstheme="minorHAnsi"/>
         </w:rPr>
         <w:t>except</w:t>
       </w:r>
       <w:proofErr w:type="spellEnd"/>
       <w:r>
+        <w:rPr>
+          <w:rFonts w:cstheme="minorHAnsi"/>
+        </w:rPr>
         <w:t xml:space="preserve"> </w:t>
       </w:r>
       <w:proofErr w:type="spellStart"/>
       <w:r>
         <w:rPr>
           <w:rStyle w:val="m"/>
+          <w:rFonts w:cstheme="minorHAnsi"/>
         </w:rPr>
         <w:t>KeyboardInterrupt</w:t>
       </w:r>
       <w:proofErr w:type="spellEnd"/>
       <w:r>
+        <w:rPr>
+          <w:rFonts w:cstheme="minorHAnsi"/>
+        </w:rPr>
         <w:t>:</w:t>
       </w:r>
     </w:p>
     <w:p>
       <w:pPr>
         <w:spacing w:after="0" w:line="240" w:lineRule="auto"/>
+        <w:rPr>
+          <w:rFonts w:cstheme="minorHAnsi"/>
+        </w:rPr>
       </w:pPr>
     </w:p>
     <w:p>
       <w:pPr>
         <w:spacing w:after="0" w:line="240" w:lineRule="auto"/>
-      </w:pPr>
-      <w:r>
+        <w:rPr>
+          <w:rFonts w:cstheme="minorHAnsi"/>
+        </w:rPr>
+      </w:pPr>
+      <w:r>
+        <w:rPr>
+          <w:rFonts w:cstheme="minorHAnsi"/>
+        </w:rPr>
         <w:tab/>
       </w:r>
       <w:proofErr w:type="spellStart"/>
       <w:r>
         <w:rPr>
           <w:rStyle w:val="m"/>
+          <w:rFonts w:cstheme="minorHAnsi"/>
         </w:rPr>
         <w:t>scrivi_</w:t>
       </w:r>
@@ -9934,35 +10034,50 @@
       <w:r>
         <w:rPr>
           <w:rStyle w:val="m"/>
+          <w:rFonts w:cstheme="minorHAnsi"/>
         </w:rPr>
         <w:t>log</w:t>
       </w:r>
       <w:proofErr w:type="spellEnd"/>
       <w:r>
+        <w:rPr>
+          <w:rFonts w:cstheme="minorHAnsi"/>
+        </w:rPr>
         <w:t>(</w:t>
       </w:r>
       <w:proofErr w:type="gramEnd"/>
       <w:r>
         <w:rPr>
           <w:rStyle w:val="k"/>
+          <w:rFonts w:cstheme="minorHAnsi"/>
         </w:rPr>
         <w:t>"Programma terminato dall'utente"</w:t>
       </w:r>
       <w:r>
+        <w:rPr>
+          <w:rFonts w:cstheme="minorHAnsi"/>
+        </w:rPr>
         <w:t xml:space="preserve">, </w:t>
       </w:r>
       <w:proofErr w:type="spellStart"/>
       <w:r>
         <w:rPr>
           <w:rStyle w:val="m"/>
+          <w:rFonts w:cstheme="minorHAnsi"/>
         </w:rPr>
         <w:t>file_log</w:t>
       </w:r>
       <w:proofErr w:type="spellEnd"/>
       <w:r>
+        <w:rPr>
+          <w:rFonts w:cstheme="minorHAnsi"/>
+        </w:rPr>
         <w:t>)</w:t>
       </w:r>
       <w:r>
+        <w:rPr>
+          <w:rFonts w:cstheme="minorHAnsi"/>
+        </w:rPr>
         <w:br/>
       </w:r>
       <w:proofErr w:type="spellStart"/>
@@ -9970,39 +10085,52 @@
       <w:r>
         <w:rPr>
           <w:rStyle w:val="m"/>
+          <w:rFonts w:cstheme="minorHAnsi"/>
         </w:rPr>
         <w:t>print</w:t>
       </w:r>
       <w:proofErr w:type="spellEnd"/>
       <w:r>
+        <w:rPr>
+          <w:rFonts w:cstheme="minorHAnsi"/>
+        </w:rPr>
         <w:t>(</w:t>
       </w:r>
       <w:proofErr w:type="gramEnd"/>
       <w:r>
         <w:rPr>
           <w:rStyle w:val="k"/>
+          <w:rFonts w:cstheme="minorHAnsi"/>
         </w:rPr>
         <w:t>"</w:t>
       </w:r>
       <w:r>
         <w:rPr>
           <w:rStyle w:val="q"/>
+          <w:rFonts w:cstheme="minorHAnsi"/>
         </w:rPr>
         <w:t xml:space="preserve">\n </w:t>
       </w:r>
       <w:r>
         <w:rPr>
           <w:rStyle w:val="k"/>
+          <w:rFonts w:cstheme="minorHAnsi"/>
         </w:rPr>
         <w:t>Monitoraggio interrotto."</w:t>
       </w:r>
       <w:r>
+        <w:rPr>
+          <w:rFonts w:cstheme="minorHAnsi"/>
+        </w:rPr>
         <w:t>)</w:t>
       </w:r>
     </w:p>
     <w:p>
       <w:pPr>
         <w:spacing w:after="0" w:line="240" w:lineRule="auto"/>
+        <w:rPr>
+          <w:rFonts w:cstheme="minorHAnsi"/>
+        </w:rPr>
       </w:pPr>
     </w:p>
     <w:p>
@@ -10271,7 +10399,23 @@
           <w:sz w:val="20"/>
           <w:szCs w:val="20"/>
         </w:rPr>
-        <w:t xml:space="preserve">Termina sessione 5 ore </w:t>
+        <w:t xml:space="preserve">Termina sessione 5 </w:t>
+      </w:r>
+      <w:r>
+        <w:rPr>
+          <w:rFonts w:cstheme="minorHAnsi"/>
+          <w:sz w:val="20"/>
+          <w:szCs w:val="20"/>
+        </w:rPr>
+        <w:tab/>
+      </w:r>
+      <w:r>
+        <w:rPr>
+          <w:rFonts w:cstheme="minorHAnsi"/>
+          <w:sz w:val="20"/>
+          <w:szCs w:val="20"/>
+        </w:rPr>
+        <w:t xml:space="preserve">ore </w:t>
       </w:r>
       <w:proofErr w:type="gramStart"/>
       <w:r>
@@ -10311,6 +10455,46 @@
           <w:szCs w:val="20"/>
         </w:rPr>
       </w:pPr>
+      <w:r>
+        <w:rPr>
+          <w:rFonts w:cstheme="minorHAnsi"/>
+          <w:b/>
+          <w:bCs/>
+        </w:rPr>
+        <w:t>Sessione 5 – 2</w:t>
+      </w:r>
+      <w:r>
+        <w:rPr>
+          <w:rFonts w:cstheme="minorHAnsi"/>
+          <w:b/>
+          <w:bCs/>
+        </w:rPr>
+        <w:t>8</w:t>
+      </w:r>
+      <w:r>
+        <w:rPr>
+          <w:rFonts w:cstheme="minorHAnsi"/>
+          <w:b/>
+          <w:bCs/>
+        </w:rPr>
+        <w:t>/0</w:t>
+      </w:r>
+      <w:r>
+        <w:rPr>
+          <w:rFonts w:cstheme="minorHAnsi"/>
+          <w:b/>
+          <w:bCs/>
+        </w:rPr>
+        <w:t>5</w:t>
+      </w:r>
+      <w:r>
+        <w:rPr>
+          <w:rFonts w:cstheme="minorHAnsi"/>
+          <w:b/>
+          <w:bCs/>
+        </w:rPr>
+        <w:t>/2026</w:t>
+      </w:r>
     </w:p>
     <w:p>
       <w:pPr>
@@ -10321,11 +10505,20 @@
           <w:szCs w:val="20"/>
         </w:rPr>
       </w:pPr>
+      <w:r>
+        <w:rPr>
+          <w:rFonts w:cstheme="minorHAnsi"/>
+          <w:sz w:val="20"/>
+          <w:szCs w:val="20"/>
+        </w:rPr>
+        <w:t>Meet online</w:t>
+      </w:r>
     </w:p>
     <w:p>
       <w:pPr>
         <w:spacing w:after="0" w:line="240" w:lineRule="auto"/>
         <w:rPr>
+          <w:rFonts w:cstheme="minorHAnsi"/>
           <w:sz w:val="20"/>
           <w:szCs w:val="20"/>
         </w:rPr>
@@ -10335,13 +10528,2496 @@
       <w:pPr>
         <w:spacing w:after="0" w:line="240" w:lineRule="auto"/>
         <w:rPr>
+          <w:rFonts w:cstheme="minorHAnsi"/>
+          <w:sz w:val="20"/>
+          <w:szCs w:val="20"/>
+        </w:rPr>
+      </w:pPr>
+      <w:r>
+        <w:rPr>
+          <w:rFonts w:cstheme="minorHAnsi"/>
+          <w:sz w:val="20"/>
+          <w:szCs w:val="20"/>
+        </w:rPr>
+        <w:t>Attività svolte</w:t>
+      </w:r>
+    </w:p>
+    <w:p>
+      <w:pPr>
+        <w:spacing w:after="0" w:line="240" w:lineRule="auto"/>
+        <w:rPr>
+          <w:rFonts w:cstheme="minorHAnsi"/>
+          <w:sz w:val="20"/>
+          <w:szCs w:val="20"/>
+        </w:rPr>
+      </w:pPr>
+    </w:p>
+    <w:p>
+      <w:pPr>
+        <w:spacing w:after="0" w:line="240" w:lineRule="auto"/>
+        <w:rPr>
+          <w:rFonts w:cstheme="minorHAnsi"/>
+          <w:sz w:val="20"/>
+          <w:szCs w:val="20"/>
+        </w:rPr>
+      </w:pPr>
+      <w:r>
+        <w:rPr>
+          <w:rFonts w:cstheme="minorHAnsi"/>
+          <w:sz w:val="20"/>
+          <w:szCs w:val="20"/>
+        </w:rPr>
+        <w:t>Durante la sessione abbiamo proseguito lo sviluppo del progetto introducendo</w:t>
+      </w:r>
+    </w:p>
+    <w:p>
+      <w:pPr>
+        <w:spacing w:after="0" w:line="240" w:lineRule="auto"/>
+        <w:rPr>
+          <w:rFonts w:cstheme="minorHAnsi"/>
+          <w:sz w:val="20"/>
+          <w:szCs w:val="20"/>
+        </w:rPr>
+      </w:pPr>
+      <w:r>
+        <w:rPr>
+          <w:rFonts w:cstheme="minorHAnsi"/>
+          <w:sz w:val="20"/>
+          <w:szCs w:val="20"/>
+        </w:rPr>
+        <w:t>un sistema di configurazione esterno</w:t>
+      </w:r>
+      <w:r>
+        <w:rPr>
+          <w:rFonts w:cstheme="minorHAnsi"/>
+          <w:sz w:val="20"/>
+          <w:szCs w:val="20"/>
+        </w:rPr>
+        <w:t xml:space="preserve"> suggerito dal Prof.</w:t>
+      </w:r>
+    </w:p>
+    <w:p>
+      <w:pPr>
+        <w:spacing w:after="0" w:line="240" w:lineRule="auto"/>
+        <w:rPr>
+          <w:rFonts w:cstheme="minorHAnsi"/>
+          <w:sz w:val="20"/>
+          <w:szCs w:val="20"/>
+        </w:rPr>
+      </w:pPr>
+    </w:p>
+    <w:p>
+      <w:pPr>
+        <w:spacing w:after="0" w:line="240" w:lineRule="auto"/>
+        <w:rPr>
+          <w:rFonts w:cstheme="minorHAnsi"/>
+          <w:sz w:val="20"/>
+          <w:szCs w:val="20"/>
+        </w:rPr>
+      </w:pPr>
+      <w:r>
+        <w:rPr>
+          <w:rFonts w:cstheme="minorHAnsi"/>
+          <w:sz w:val="20"/>
+          <w:szCs w:val="20"/>
+        </w:rPr>
+        <w:t>È stato creato il file:</w:t>
+      </w:r>
+    </w:p>
+    <w:p>
+      <w:pPr>
+        <w:spacing w:after="0" w:line="240" w:lineRule="auto"/>
+        <w:rPr>
+          <w:rFonts w:cstheme="minorHAnsi"/>
+          <w:sz w:val="20"/>
+          <w:szCs w:val="20"/>
+        </w:rPr>
+      </w:pPr>
+    </w:p>
+    <w:p>
+      <w:pPr>
+        <w:spacing w:after="0" w:line="240" w:lineRule="auto"/>
+        <w:rPr>
+          <w:rFonts w:cstheme="minorHAnsi"/>
+          <w:sz w:val="20"/>
+          <w:szCs w:val="20"/>
+        </w:rPr>
+      </w:pPr>
+      <w:proofErr w:type="spellStart"/>
+      <w:r>
+        <w:rPr>
+          <w:rFonts w:cstheme="minorHAnsi"/>
+          <w:sz w:val="20"/>
+          <w:szCs w:val="20"/>
+        </w:rPr>
+        <w:t>conf.conf</w:t>
+      </w:r>
+      <w:proofErr w:type="spellEnd"/>
+    </w:p>
+    <w:p>
+      <w:pPr>
+        <w:spacing w:after="0" w:line="240" w:lineRule="auto"/>
+        <w:rPr>
+          <w:rFonts w:cstheme="minorHAnsi"/>
+          <w:sz w:val="20"/>
+          <w:szCs w:val="20"/>
+        </w:rPr>
+      </w:pPr>
+    </w:p>
+    <w:p>
+      <w:pPr>
+        <w:spacing w:after="0" w:line="240" w:lineRule="auto"/>
+        <w:rPr>
+          <w:rFonts w:cstheme="minorHAnsi"/>
+          <w:sz w:val="20"/>
+          <w:szCs w:val="20"/>
+        </w:rPr>
+      </w:pPr>
+      <w:r>
+        <w:rPr>
+          <w:rFonts w:cstheme="minorHAnsi"/>
+          <w:sz w:val="20"/>
+          <w:szCs w:val="20"/>
+        </w:rPr>
+        <w:t>contenente i percorsi utilizzati dal programma.</w:t>
+      </w:r>
+    </w:p>
+    <w:p>
+      <w:pPr>
+        <w:spacing w:after="0" w:line="240" w:lineRule="auto"/>
+        <w:rPr>
+          <w:rFonts w:cstheme="minorHAnsi"/>
+          <w:sz w:val="20"/>
+          <w:szCs w:val="20"/>
+        </w:rPr>
+      </w:pPr>
+      <w:r>
+        <w:rPr>
+          <w:rFonts w:cstheme="minorHAnsi"/>
+          <w:sz w:val="20"/>
+          <w:szCs w:val="20"/>
+        </w:rPr>
+        <w:t xml:space="preserve">(Come da esercitazione su </w:t>
+      </w:r>
+      <w:proofErr w:type="spellStart"/>
+      <w:r>
+        <w:rPr>
+          <w:rFonts w:cstheme="minorHAnsi"/>
+          <w:sz w:val="20"/>
+          <w:szCs w:val="20"/>
+        </w:rPr>
+        <w:t>getinfo</w:t>
+      </w:r>
+      <w:proofErr w:type="spellEnd"/>
+      <w:r>
+        <w:rPr>
+          <w:rFonts w:cstheme="minorHAnsi"/>
+          <w:sz w:val="20"/>
+          <w:szCs w:val="20"/>
+        </w:rPr>
+        <w:t>) A</w:t>
+      </w:r>
+      <w:r>
+        <w:rPr>
+          <w:rFonts w:cstheme="minorHAnsi"/>
+          <w:sz w:val="20"/>
+          <w:szCs w:val="20"/>
+        </w:rPr>
+        <w:t>n</w:t>
+      </w:r>
+      <w:r>
+        <w:rPr>
+          <w:rFonts w:cstheme="minorHAnsi"/>
+          <w:sz w:val="20"/>
+          <w:szCs w:val="20"/>
+        </w:rPr>
+        <w:t>a</w:t>
+      </w:r>
+      <w:r>
+        <w:rPr>
+          <w:rFonts w:cstheme="minorHAnsi"/>
+          <w:sz w:val="20"/>
+          <w:szCs w:val="20"/>
+        </w:rPr>
+        <w:t>l</w:t>
+      </w:r>
+      <w:r>
+        <w:rPr>
+          <w:rFonts w:cstheme="minorHAnsi"/>
+          <w:sz w:val="20"/>
+          <w:szCs w:val="20"/>
+        </w:rPr>
+        <w:t>isi della st</w:t>
+      </w:r>
+      <w:r>
+        <w:rPr>
+          <w:rFonts w:cstheme="minorHAnsi"/>
+          <w:sz w:val="20"/>
+          <w:szCs w:val="20"/>
+        </w:rPr>
+        <w:t>r</w:t>
+      </w:r>
+      <w:r>
+        <w:rPr>
+          <w:rFonts w:cstheme="minorHAnsi"/>
+          <w:sz w:val="20"/>
+          <w:szCs w:val="20"/>
+        </w:rPr>
+        <w:t>uttura e implementazione so progetto corrente.</w:t>
+      </w:r>
+    </w:p>
+    <w:p>
+      <w:pPr>
+        <w:spacing w:after="0" w:line="240" w:lineRule="auto"/>
+        <w:rPr>
+          <w:rFonts w:cstheme="minorHAnsi"/>
+          <w:sz w:val="20"/>
+          <w:szCs w:val="20"/>
+        </w:rPr>
+      </w:pPr>
+    </w:p>
+    <w:p>
+      <w:pPr>
+        <w:spacing w:after="0" w:line="240" w:lineRule="auto"/>
+        <w:rPr>
+          <w:rFonts w:cstheme="minorHAnsi"/>
+          <w:sz w:val="20"/>
+          <w:szCs w:val="20"/>
+        </w:rPr>
+      </w:pPr>
+      <w:r>
+        <w:rPr>
+          <w:rFonts w:cstheme="minorHAnsi"/>
+          <w:sz w:val="20"/>
+          <w:szCs w:val="20"/>
+        </w:rPr>
+        <w:t>È stata implementata la funzione:</w:t>
+      </w:r>
+    </w:p>
+    <w:p>
+      <w:pPr>
+        <w:spacing w:after="0" w:line="240" w:lineRule="auto"/>
+        <w:rPr>
+          <w:rFonts w:cstheme="minorHAnsi"/>
+          <w:sz w:val="20"/>
+          <w:szCs w:val="20"/>
+        </w:rPr>
+      </w:pPr>
+    </w:p>
+    <w:p>
+      <w:pPr>
+        <w:spacing w:after="0" w:line="240" w:lineRule="auto"/>
+        <w:rPr>
+          <w:rFonts w:cstheme="minorHAnsi"/>
+          <w:sz w:val="20"/>
+          <w:szCs w:val="20"/>
+        </w:rPr>
+      </w:pPr>
+      <w:proofErr w:type="spellStart"/>
+      <w:r>
+        <w:rPr>
+          <w:rFonts w:cstheme="minorHAnsi"/>
+          <w:sz w:val="20"/>
+          <w:szCs w:val="20"/>
+        </w:rPr>
+        <w:t>percorsi_</w:t>
+      </w:r>
+      <w:proofErr w:type="gramStart"/>
+      <w:r>
+        <w:rPr>
+          <w:rFonts w:cstheme="minorHAnsi"/>
+          <w:sz w:val="20"/>
+          <w:szCs w:val="20"/>
+        </w:rPr>
+        <w:t>conf</w:t>
+      </w:r>
+      <w:proofErr w:type="spellEnd"/>
+      <w:r>
+        <w:rPr>
+          <w:rFonts w:cstheme="minorHAnsi"/>
+          <w:sz w:val="20"/>
+          <w:szCs w:val="20"/>
+        </w:rPr>
+        <w:t>(</w:t>
+      </w:r>
+      <w:proofErr w:type="gramEnd"/>
+      <w:r>
+        <w:rPr>
+          <w:rFonts w:cstheme="minorHAnsi"/>
+          <w:sz w:val="20"/>
+          <w:szCs w:val="20"/>
+        </w:rPr>
+        <w:t>)</w:t>
+      </w:r>
+    </w:p>
+    <w:p>
+      <w:pPr>
+        <w:spacing w:after="0" w:line="240" w:lineRule="auto"/>
+        <w:rPr>
+          <w:rFonts w:cstheme="minorHAnsi"/>
+          <w:sz w:val="20"/>
+          <w:szCs w:val="20"/>
+        </w:rPr>
+      </w:pPr>
+    </w:p>
+    <w:p>
+      <w:pPr>
+        <w:spacing w:after="0" w:line="240" w:lineRule="auto"/>
+        <w:rPr>
+          <w:rFonts w:cstheme="minorHAnsi"/>
+          <w:sz w:val="20"/>
+          <w:szCs w:val="20"/>
+        </w:rPr>
+      </w:pPr>
+      <w:r>
+        <w:rPr>
+          <w:rFonts w:cstheme="minorHAnsi"/>
+          <w:sz w:val="20"/>
+          <w:szCs w:val="20"/>
+        </w:rPr>
+        <w:t>che permette di leggere automaticamente i parametri dal file di configurazione.</w:t>
+      </w:r>
+    </w:p>
+    <w:p>
+      <w:pPr>
+        <w:spacing w:after="0" w:line="240" w:lineRule="auto"/>
+        <w:rPr>
+          <w:rFonts w:cstheme="minorHAnsi"/>
+          <w:sz w:val="20"/>
+          <w:szCs w:val="20"/>
+        </w:rPr>
+      </w:pPr>
+    </w:p>
+    <w:p>
+      <w:pPr>
+        <w:spacing w:after="0" w:line="240" w:lineRule="auto"/>
+        <w:rPr>
+          <w:rFonts w:cstheme="minorHAnsi"/>
+          <w:sz w:val="20"/>
+          <w:szCs w:val="20"/>
+        </w:rPr>
+      </w:pPr>
+      <w:r>
+        <w:rPr>
+          <w:rFonts w:cstheme="minorHAnsi"/>
+          <w:sz w:val="20"/>
+          <w:szCs w:val="20"/>
+        </w:rPr>
+        <w:lastRenderedPageBreak/>
+        <w:t>In particolare il programma recupera:</w:t>
+      </w:r>
+    </w:p>
+    <w:p>
+      <w:pPr>
+        <w:spacing w:after="0" w:line="240" w:lineRule="auto"/>
+        <w:rPr>
+          <w:rFonts w:cstheme="minorHAnsi"/>
+          <w:sz w:val="20"/>
+          <w:szCs w:val="20"/>
+        </w:rPr>
+      </w:pPr>
+    </w:p>
+    <w:p>
+      <w:pPr>
+        <w:spacing w:after="0" w:line="240" w:lineRule="auto"/>
+        <w:rPr>
+          <w:rFonts w:cstheme="minorHAnsi"/>
+          <w:sz w:val="20"/>
+          <w:szCs w:val="20"/>
+        </w:rPr>
+      </w:pPr>
+      <w:r>
+        <w:rPr>
+          <w:rFonts w:cstheme="minorHAnsi"/>
+          <w:sz w:val="20"/>
+          <w:szCs w:val="20"/>
+        </w:rPr>
+        <w:t>- percorso della cartella da monitorare;</w:t>
+      </w:r>
+    </w:p>
+    <w:p>
+      <w:pPr>
+        <w:spacing w:after="0" w:line="240" w:lineRule="auto"/>
+        <w:rPr>
+          <w:rFonts w:cstheme="minorHAnsi"/>
+          <w:sz w:val="20"/>
+          <w:szCs w:val="20"/>
+        </w:rPr>
+      </w:pPr>
+      <w:r>
+        <w:rPr>
+          <w:rFonts w:cstheme="minorHAnsi"/>
+          <w:sz w:val="20"/>
+          <w:szCs w:val="20"/>
+        </w:rPr>
+        <w:t>- percorso della cartella di backup.</w:t>
+      </w:r>
+    </w:p>
+    <w:p>
+      <w:pPr>
+        <w:spacing w:after="0" w:line="240" w:lineRule="auto"/>
+        <w:rPr>
+          <w:rFonts w:cstheme="minorHAnsi"/>
+          <w:sz w:val="20"/>
+          <w:szCs w:val="20"/>
+        </w:rPr>
+      </w:pPr>
+    </w:p>
+    <w:p>
+      <w:pPr>
+        <w:spacing w:after="0" w:line="240" w:lineRule="auto"/>
+        <w:rPr>
+          <w:rFonts w:cstheme="minorHAnsi"/>
+          <w:sz w:val="20"/>
+          <w:szCs w:val="20"/>
+        </w:rPr>
+      </w:pPr>
+      <w:r>
+        <w:rPr>
+          <w:rFonts w:cstheme="minorHAnsi"/>
+          <w:sz w:val="20"/>
+          <w:szCs w:val="20"/>
+        </w:rPr>
+        <w:t>Decisioni progettuali</w:t>
+      </w:r>
+    </w:p>
+    <w:p>
+      <w:pPr>
+        <w:spacing w:after="0" w:line="240" w:lineRule="auto"/>
+        <w:rPr>
+          <w:rFonts w:cstheme="minorHAnsi"/>
+          <w:sz w:val="20"/>
+          <w:szCs w:val="20"/>
+        </w:rPr>
+      </w:pPr>
+    </w:p>
+    <w:p>
+      <w:pPr>
+        <w:spacing w:after="0" w:line="240" w:lineRule="auto"/>
+        <w:rPr>
+          <w:rFonts w:cstheme="minorHAnsi"/>
+          <w:sz w:val="20"/>
+          <w:szCs w:val="20"/>
+        </w:rPr>
+      </w:pPr>
+      <w:r>
+        <w:rPr>
+          <w:rFonts w:cstheme="minorHAnsi"/>
+          <w:sz w:val="20"/>
+          <w:szCs w:val="20"/>
+        </w:rPr>
+        <w:t>Si è deciso di spostare i percorsi fuori dal codice sorgente per rendere</w:t>
+      </w:r>
+    </w:p>
+    <w:p>
+      <w:pPr>
+        <w:spacing w:after="0" w:line="240" w:lineRule="auto"/>
+        <w:rPr>
+          <w:rFonts w:cstheme="minorHAnsi"/>
+          <w:sz w:val="20"/>
+          <w:szCs w:val="20"/>
+        </w:rPr>
+      </w:pPr>
+      <w:r>
+        <w:rPr>
+          <w:rFonts w:cstheme="minorHAnsi"/>
+          <w:sz w:val="20"/>
+          <w:szCs w:val="20"/>
+        </w:rPr>
+        <w:t>l'applicazione più semplice da configurare e più facilmente adattabile</w:t>
+      </w:r>
+    </w:p>
+    <w:p>
+      <w:pPr>
+        <w:spacing w:after="0" w:line="240" w:lineRule="auto"/>
+        <w:rPr>
+          <w:rFonts w:cstheme="minorHAnsi"/>
+          <w:sz w:val="20"/>
+          <w:szCs w:val="20"/>
+        </w:rPr>
+      </w:pPr>
+      <w:r>
+        <w:rPr>
+          <w:rFonts w:cstheme="minorHAnsi"/>
+          <w:sz w:val="20"/>
+          <w:szCs w:val="20"/>
+        </w:rPr>
+        <w:t>a differenti ambienti di lavoro.</w:t>
+      </w:r>
+    </w:p>
+    <w:p>
+      <w:pPr>
+        <w:spacing w:after="0" w:line="240" w:lineRule="auto"/>
+        <w:rPr>
+          <w:rFonts w:cstheme="minorHAnsi"/>
+          <w:sz w:val="20"/>
+          <w:szCs w:val="20"/>
+        </w:rPr>
+      </w:pPr>
+    </w:p>
+    <w:p>
+      <w:pPr>
+        <w:spacing w:after="0" w:line="240" w:lineRule="auto"/>
+        <w:rPr>
+          <w:rFonts w:cstheme="minorHAnsi"/>
+          <w:sz w:val="20"/>
+          <w:szCs w:val="20"/>
+        </w:rPr>
+      </w:pPr>
+      <w:r>
+        <w:rPr>
+          <w:rFonts w:cstheme="minorHAnsi"/>
+          <w:sz w:val="20"/>
+          <w:szCs w:val="20"/>
+        </w:rPr>
+        <w:t>È stata inoltre predisposta la funzione:</w:t>
+      </w:r>
+    </w:p>
+    <w:p>
+      <w:pPr>
+        <w:spacing w:after="0" w:line="240" w:lineRule="auto"/>
+        <w:rPr>
+          <w:rFonts w:cstheme="minorHAnsi"/>
+          <w:sz w:val="20"/>
+          <w:szCs w:val="20"/>
+        </w:rPr>
+      </w:pPr>
+    </w:p>
+    <w:p>
+      <w:pPr>
+        <w:spacing w:after="0" w:line="240" w:lineRule="auto"/>
+        <w:rPr>
+          <w:rFonts w:cstheme="minorHAnsi"/>
+          <w:sz w:val="20"/>
+          <w:szCs w:val="20"/>
+        </w:rPr>
+      </w:pPr>
+      <w:proofErr w:type="gramStart"/>
+      <w:r>
+        <w:rPr>
+          <w:rFonts w:cstheme="minorHAnsi"/>
+          <w:sz w:val="20"/>
+          <w:szCs w:val="20"/>
+        </w:rPr>
+        <w:t>backup(</w:t>
+      </w:r>
+      <w:proofErr w:type="gramEnd"/>
+      <w:r>
+        <w:rPr>
+          <w:rFonts w:cstheme="minorHAnsi"/>
+          <w:sz w:val="20"/>
+          <w:szCs w:val="20"/>
+        </w:rPr>
+        <w:t>)</w:t>
+      </w:r>
+    </w:p>
+    <w:p>
+      <w:pPr>
+        <w:spacing w:after="0" w:line="240" w:lineRule="auto"/>
+        <w:rPr>
+          <w:rFonts w:cstheme="minorHAnsi"/>
+          <w:sz w:val="20"/>
+          <w:szCs w:val="20"/>
+        </w:rPr>
+      </w:pPr>
+    </w:p>
+    <w:p>
+      <w:pPr>
+        <w:spacing w:after="0" w:line="240" w:lineRule="auto"/>
+        <w:rPr>
+          <w:rFonts w:cstheme="minorHAnsi"/>
+          <w:sz w:val="20"/>
+          <w:szCs w:val="20"/>
+        </w:rPr>
+      </w:pPr>
+      <w:r>
+        <w:rPr>
+          <w:rFonts w:cstheme="minorHAnsi"/>
+          <w:sz w:val="20"/>
+          <w:szCs w:val="20"/>
+        </w:rPr>
+        <w:t>che verrà utilizzata nelle successive revisioni per automatizzare</w:t>
+      </w:r>
+    </w:p>
+    <w:p>
+      <w:pPr>
+        <w:spacing w:after="0" w:line="240" w:lineRule="auto"/>
+        <w:rPr>
+          <w:rFonts w:cstheme="minorHAnsi"/>
+          <w:sz w:val="20"/>
+          <w:szCs w:val="20"/>
+        </w:rPr>
+      </w:pPr>
+      <w:r>
+        <w:rPr>
+          <w:rFonts w:cstheme="minorHAnsi"/>
+          <w:sz w:val="20"/>
+          <w:szCs w:val="20"/>
+        </w:rPr>
+        <w:t>la copia dei file modificati.</w:t>
+      </w:r>
+    </w:p>
+    <w:p>
+      <w:pPr>
+        <w:spacing w:after="0" w:line="240" w:lineRule="auto"/>
+        <w:rPr>
+          <w:rFonts w:cstheme="minorHAnsi"/>
+          <w:sz w:val="20"/>
+          <w:szCs w:val="20"/>
+        </w:rPr>
+      </w:pPr>
+    </w:p>
+    <w:p>
+      <w:pPr>
+        <w:spacing w:after="0" w:line="240" w:lineRule="auto"/>
+        <w:rPr>
+          <w:rFonts w:cstheme="minorHAnsi"/>
+          <w:sz w:val="20"/>
+          <w:szCs w:val="20"/>
+        </w:rPr>
+      </w:pPr>
+      <w:r>
+        <w:rPr>
+          <w:rFonts w:cstheme="minorHAnsi"/>
+          <w:sz w:val="20"/>
+          <w:szCs w:val="20"/>
+        </w:rPr>
+        <w:t>Test eseguiti</w:t>
+      </w:r>
+    </w:p>
+    <w:p>
+      <w:pPr>
+        <w:spacing w:after="0" w:line="240" w:lineRule="auto"/>
+        <w:rPr>
+          <w:rFonts w:cstheme="minorHAnsi"/>
+          <w:sz w:val="20"/>
+          <w:szCs w:val="20"/>
+        </w:rPr>
+      </w:pPr>
+    </w:p>
+    <w:p>
+      <w:pPr>
+        <w:spacing w:after="0" w:line="240" w:lineRule="auto"/>
+        <w:rPr>
+          <w:rFonts w:cstheme="minorHAnsi"/>
+          <w:sz w:val="20"/>
+          <w:szCs w:val="20"/>
+        </w:rPr>
+      </w:pPr>
+      <w:r>
+        <w:rPr>
+          <w:rFonts w:cstheme="minorHAnsi"/>
+          <w:sz w:val="20"/>
+          <w:szCs w:val="20"/>
+        </w:rPr>
+        <w:t>- Verifica della lettura del file di configurazione.</w:t>
+      </w:r>
+    </w:p>
+    <w:p>
+      <w:pPr>
+        <w:spacing w:after="0" w:line="240" w:lineRule="auto"/>
+        <w:rPr>
+          <w:rFonts w:cstheme="minorHAnsi"/>
+          <w:sz w:val="20"/>
+          <w:szCs w:val="20"/>
+        </w:rPr>
+      </w:pPr>
+      <w:r>
+        <w:rPr>
+          <w:rFonts w:cstheme="minorHAnsi"/>
+          <w:sz w:val="20"/>
+          <w:szCs w:val="20"/>
+        </w:rPr>
+        <w:t>- Verifica della corretta apertura del programma con percorsi caricati da file.</w:t>
+      </w:r>
+    </w:p>
+    <w:p>
+      <w:pPr>
+        <w:spacing w:after="0" w:line="240" w:lineRule="auto"/>
+        <w:rPr>
+          <w:rFonts w:cstheme="minorHAnsi"/>
+          <w:sz w:val="20"/>
+          <w:szCs w:val="20"/>
+        </w:rPr>
+      </w:pPr>
+      <w:r>
+        <w:rPr>
+          <w:rFonts w:cstheme="minorHAnsi"/>
+          <w:sz w:val="20"/>
+          <w:szCs w:val="20"/>
+        </w:rPr>
+        <w:t>- Verifica del monitoraggio delle cartelle tramite configurazione esterna.</w:t>
+      </w:r>
+    </w:p>
+    <w:p>
+      <w:pPr>
+        <w:spacing w:after="0" w:line="240" w:lineRule="auto"/>
+        <w:rPr>
+          <w:rFonts w:cstheme="minorHAnsi"/>
+          <w:sz w:val="20"/>
+          <w:szCs w:val="20"/>
+        </w:rPr>
+      </w:pPr>
+    </w:p>
+    <w:p>
+      <w:pPr>
+        <w:spacing w:after="0" w:line="240" w:lineRule="auto"/>
+        <w:rPr>
+          <w:rFonts w:cstheme="minorHAnsi"/>
+          <w:sz w:val="20"/>
+          <w:szCs w:val="20"/>
+        </w:rPr>
+      </w:pPr>
+      <w:r>
+        <w:rPr>
+          <w:rFonts w:cstheme="minorHAnsi"/>
+          <w:sz w:val="20"/>
+          <w:szCs w:val="20"/>
+        </w:rPr>
+        <w:t>Esito</w:t>
+      </w:r>
+    </w:p>
+    <w:p>
+      <w:pPr>
+        <w:spacing w:after="0" w:line="240" w:lineRule="auto"/>
+        <w:rPr>
+          <w:rFonts w:cstheme="minorHAnsi"/>
+          <w:sz w:val="20"/>
+          <w:szCs w:val="20"/>
+        </w:rPr>
+      </w:pPr>
+    </w:p>
+    <w:p>
+      <w:pPr>
+        <w:spacing w:after="0" w:line="240" w:lineRule="auto"/>
+        <w:rPr>
+          <w:rFonts w:cstheme="minorHAnsi"/>
+          <w:sz w:val="20"/>
+          <w:szCs w:val="20"/>
+        </w:rPr>
+      </w:pPr>
+      <w:r>
+        <w:rPr>
+          <w:rFonts w:cstheme="minorHAnsi"/>
+          <w:sz w:val="20"/>
+          <w:szCs w:val="20"/>
+        </w:rPr>
+        <w:t>Sistema di monitoraggio funzionante con configurazione esterna.</w:t>
+      </w:r>
+    </w:p>
+    <w:p>
+      <w:pPr>
+        <w:spacing w:after="0" w:line="240" w:lineRule="auto"/>
+        <w:rPr>
+          <w:rFonts w:cstheme="minorHAnsi"/>
+          <w:b/>
+          <w:bCs/>
+          <w:color w:val="EE0000"/>
+          <w:sz w:val="20"/>
+          <w:szCs w:val="20"/>
+        </w:rPr>
+      </w:pPr>
+      <w:r>
+        <w:rPr>
+          <w:rFonts w:cstheme="minorHAnsi"/>
+          <w:b/>
+          <w:bCs/>
+          <w:color w:val="EE0000"/>
+          <w:sz w:val="20"/>
+          <w:szCs w:val="20"/>
+        </w:rPr>
+        <w:t>Decisione di passare alla revisione 2.0.</w:t>
+      </w:r>
+      <w:r>
+        <w:rPr>
+          <w:rFonts w:cstheme="minorHAnsi"/>
+          <w:b/>
+          <w:bCs/>
+          <w:color w:val="EE0000"/>
+          <w:sz w:val="20"/>
+          <w:szCs w:val="20"/>
+        </w:rPr>
+        <w:t xml:space="preserve"> (Come da osservazione del Prof. sulla meto</w:t>
+      </w:r>
+      <w:r>
+        <w:rPr>
+          <w:rFonts w:cstheme="minorHAnsi"/>
+          <w:b/>
+          <w:bCs/>
+          <w:color w:val="EE0000"/>
+          <w:sz w:val="20"/>
+          <w:szCs w:val="20"/>
+        </w:rPr>
+        <w:t>do</w:t>
+      </w:r>
+      <w:r>
+        <w:rPr>
+          <w:rFonts w:cstheme="minorHAnsi"/>
+          <w:b/>
+          <w:bCs/>
+          <w:color w:val="EE0000"/>
+          <w:sz w:val="20"/>
+          <w:szCs w:val="20"/>
+        </w:rPr>
+        <w:t>logia di incremento delle versioni)</w:t>
+      </w:r>
+    </w:p>
+    <w:p>
+      <w:pPr>
+        <w:spacing w:after="0" w:line="240" w:lineRule="auto"/>
+        <w:rPr>
+          <w:rFonts w:cstheme="minorHAnsi"/>
+          <w:sz w:val="20"/>
+          <w:szCs w:val="20"/>
+        </w:rPr>
+      </w:pPr>
+    </w:p>
+    <w:p>
+      <w:pPr>
+        <w:spacing w:after="0" w:line="240" w:lineRule="auto"/>
+        <w:rPr>
+          <w:rFonts w:cstheme="minorHAnsi"/>
+          <w:b/>
+          <w:bCs/>
+        </w:rPr>
+      </w:pPr>
+      <w:r>
+        <w:rPr>
+          <w:rFonts w:cstheme="minorHAnsi"/>
+          <w:b/>
+          <w:bCs/>
+        </w:rPr>
+        <w:t xml:space="preserve">Sessione </w:t>
+      </w:r>
+      <w:r>
+        <w:rPr>
+          <w:rFonts w:cstheme="minorHAnsi"/>
+          <w:b/>
+          <w:bCs/>
+        </w:rPr>
+        <w:t xml:space="preserve">6/b </w:t>
+      </w:r>
+      <w:r>
+        <w:rPr>
+          <w:rFonts w:cstheme="minorHAnsi"/>
+          <w:b/>
+          <w:bCs/>
+        </w:rPr>
+        <w:t xml:space="preserve">– </w:t>
+      </w:r>
+      <w:r>
+        <w:rPr>
+          <w:rFonts w:cstheme="minorHAnsi"/>
+          <w:b/>
+          <w:bCs/>
+        </w:rPr>
+        <w:t>29</w:t>
+      </w:r>
+      <w:r>
+        <w:rPr>
+          <w:rFonts w:cstheme="minorHAnsi"/>
+          <w:b/>
+          <w:bCs/>
+        </w:rPr>
+        <w:t>/05/2026</w:t>
+      </w:r>
+      <w:r>
+        <w:rPr>
+          <w:rFonts w:cstheme="minorHAnsi"/>
+          <w:b/>
+          <w:bCs/>
+        </w:rPr>
+        <w:t xml:space="preserve"> (solo Simone)</w:t>
+      </w:r>
+    </w:p>
+    <w:p>
+      <w:pPr>
+        <w:spacing w:after="0" w:line="240" w:lineRule="auto"/>
+        <w:rPr>
+          <w:rFonts w:cstheme="minorHAnsi"/>
+          <w:b/>
+          <w:bCs/>
+        </w:rPr>
+      </w:pPr>
+    </w:p>
+    <w:p>
+      <w:pPr>
+        <w:spacing w:after="0" w:line="240" w:lineRule="auto"/>
+        <w:rPr>
+          <w:rFonts w:cstheme="minorHAnsi"/>
+          <w:sz w:val="20"/>
+          <w:szCs w:val="20"/>
+        </w:rPr>
+      </w:pPr>
+      <w:r>
+        <w:rPr>
+          <w:rFonts w:cstheme="minorHAnsi"/>
+          <w:sz w:val="20"/>
+          <w:szCs w:val="20"/>
+        </w:rPr>
+        <w:t xml:space="preserve">Studio </w:t>
+      </w:r>
+      <w:proofErr w:type="spellStart"/>
+      <w:r>
+        <w:rPr>
+          <w:rFonts w:cstheme="minorHAnsi"/>
+          <w:sz w:val="20"/>
+          <w:szCs w:val="20"/>
+        </w:rPr>
+        <w:t>github</w:t>
+      </w:r>
+      <w:proofErr w:type="spellEnd"/>
+      <w:r>
+        <w:rPr>
+          <w:rFonts w:cstheme="minorHAnsi"/>
+          <w:sz w:val="20"/>
+          <w:szCs w:val="20"/>
+        </w:rPr>
+        <w:t xml:space="preserve"> per capire come funziona.</w:t>
+      </w:r>
+    </w:p>
+    <w:p>
+      <w:pPr>
+        <w:spacing w:after="0" w:line="240" w:lineRule="auto"/>
+        <w:rPr>
+          <w:rFonts w:cstheme="minorHAnsi"/>
+          <w:sz w:val="20"/>
+          <w:szCs w:val="20"/>
+        </w:rPr>
+      </w:pPr>
+      <w:r>
+        <w:rPr>
+          <w:rFonts w:cstheme="minorHAnsi"/>
+          <w:sz w:val="20"/>
+          <w:szCs w:val="20"/>
+        </w:rPr>
+        <w:t xml:space="preserve">Modifica precedente repositori e test su </w:t>
+      </w:r>
+      <w:proofErr w:type="spellStart"/>
+      <w:r>
+        <w:rPr>
+          <w:rFonts w:cstheme="minorHAnsi"/>
+          <w:sz w:val="20"/>
+          <w:szCs w:val="20"/>
+        </w:rPr>
+        <w:t>push</w:t>
+      </w:r>
+      <w:proofErr w:type="spellEnd"/>
+      <w:r>
+        <w:rPr>
+          <w:rFonts w:cstheme="minorHAnsi"/>
+          <w:sz w:val="20"/>
+          <w:szCs w:val="20"/>
+        </w:rPr>
+        <w:t xml:space="preserve"> / pull come da suggerimenti Prof.</w:t>
+      </w:r>
+    </w:p>
+    <w:p>
+      <w:pPr>
+        <w:spacing w:after="0" w:line="240" w:lineRule="auto"/>
+        <w:rPr>
+          <w:rFonts w:cstheme="minorHAnsi"/>
+          <w:sz w:val="20"/>
+          <w:szCs w:val="20"/>
+        </w:rPr>
+      </w:pPr>
+    </w:p>
+    <w:p>
+      <w:pPr>
+        <w:spacing w:before="100" w:beforeAutospacing="1" w:after="100" w:afterAutospacing="1" w:line="240" w:lineRule="auto"/>
+        <w:outlineLvl w:val="0"/>
+        <w:rPr>
+          <w:rFonts w:eastAsia="Times New Roman" w:cstheme="minorHAnsi"/>
+          <w:kern w:val="0"/>
+          <w:sz w:val="20"/>
+          <w:szCs w:val="20"/>
+          <w:lang w:eastAsia="it-IT"/>
+          <w14:ligatures w14:val="none"/>
+        </w:rPr>
+      </w:pPr>
+      <w:r>
+        <w:rPr>
+          <w:rFonts w:eastAsia="Times New Roman" w:cstheme="minorHAnsi"/>
+          <w:b/>
+          <w:bCs/>
+          <w:kern w:val="36"/>
+          <w:lang w:eastAsia="it-IT"/>
+          <w14:ligatures w14:val="none"/>
+        </w:rPr>
+        <w:t xml:space="preserve">Sessione 7 – </w:t>
+      </w:r>
+      <w:r>
+        <w:rPr>
+          <w:rFonts w:eastAsia="Times New Roman" w:cstheme="minorHAnsi"/>
+          <w:b/>
+          <w:bCs/>
+          <w:kern w:val="36"/>
+          <w:lang w:eastAsia="it-IT"/>
+          <w14:ligatures w14:val="none"/>
+        </w:rPr>
+        <w:t>30</w:t>
+      </w:r>
+      <w:r>
+        <w:rPr>
+          <w:rFonts w:eastAsia="Times New Roman" w:cstheme="minorHAnsi"/>
+          <w:b/>
+          <w:bCs/>
+          <w:kern w:val="36"/>
+          <w:lang w:eastAsia="it-IT"/>
+          <w14:ligatures w14:val="none"/>
+        </w:rPr>
+        <w:t>/05/2026</w:t>
+      </w:r>
+      <w:r>
+        <w:rPr>
+          <w:rFonts w:eastAsia="Times New Roman" w:cstheme="minorHAnsi"/>
+          <w:kern w:val="0"/>
+          <w:sz w:val="20"/>
+          <w:szCs w:val="20"/>
+          <w:lang w:eastAsia="it-IT"/>
+          <w14:ligatures w14:val="none"/>
+        </w:rPr>
+        <w:br/>
+        <w:t>Luogo</w:t>
+      </w:r>
+      <w:r>
+        <w:rPr>
+          <w:rFonts w:eastAsia="Times New Roman" w:cstheme="minorHAnsi"/>
+          <w:kern w:val="0"/>
+          <w:sz w:val="20"/>
+          <w:szCs w:val="20"/>
+          <w:lang w:eastAsia="it-IT"/>
+          <w14:ligatures w14:val="none"/>
+        </w:rPr>
+        <w:br/>
+      </w:r>
+      <w:r>
+        <w:rPr>
+          <w:rFonts w:eastAsia="Times New Roman" w:cstheme="minorHAnsi"/>
+          <w:kern w:val="0"/>
+          <w:sz w:val="20"/>
+          <w:szCs w:val="20"/>
+          <w:lang w:eastAsia="it-IT"/>
+          <w14:ligatures w14:val="none"/>
+        </w:rPr>
+        <w:br/>
+      </w:r>
+      <w:proofErr w:type="spellStart"/>
+      <w:r>
+        <w:rPr>
+          <w:rFonts w:eastAsia="Times New Roman" w:cstheme="minorHAnsi"/>
+          <w:kern w:val="0"/>
+          <w:sz w:val="20"/>
+          <w:szCs w:val="20"/>
+          <w:lang w:eastAsia="it-IT"/>
+          <w14:ligatures w14:val="none"/>
+        </w:rPr>
+        <w:t>meet</w:t>
+      </w:r>
+      <w:proofErr w:type="spellEnd"/>
+      <w:r>
+        <w:rPr>
+          <w:rFonts w:eastAsia="Times New Roman" w:cstheme="minorHAnsi"/>
+          <w:kern w:val="0"/>
+          <w:sz w:val="20"/>
+          <w:szCs w:val="20"/>
+          <w:lang w:eastAsia="it-IT"/>
+          <w14:ligatures w14:val="none"/>
+        </w:rPr>
+        <w:t xml:space="preserve"> online</w:t>
+      </w:r>
+      <w:r>
+        <w:rPr>
+          <w:rFonts w:eastAsia="Times New Roman" w:cstheme="minorHAnsi"/>
+          <w:kern w:val="0"/>
+          <w:sz w:val="20"/>
+          <w:szCs w:val="20"/>
+          <w:lang w:eastAsia="it-IT"/>
+          <w14:ligatures w14:val="none"/>
+        </w:rPr>
+        <w:t>.</w:t>
+      </w:r>
+      <w:r>
+        <w:rPr>
+          <w:rFonts w:eastAsia="Times New Roman" w:cstheme="minorHAnsi"/>
+          <w:kern w:val="0"/>
+          <w:sz w:val="20"/>
+          <w:szCs w:val="20"/>
+          <w:lang w:eastAsia="it-IT"/>
+          <w14:ligatures w14:val="none"/>
+        </w:rPr>
+        <w:br/>
+      </w:r>
+      <w:r>
+        <w:rPr>
+          <w:rFonts w:eastAsia="Times New Roman" w:cstheme="minorHAnsi"/>
+          <w:kern w:val="0"/>
+          <w:sz w:val="20"/>
+          <w:szCs w:val="20"/>
+          <w:lang w:eastAsia="it-IT"/>
+          <w14:ligatures w14:val="none"/>
+        </w:rPr>
+        <w:br/>
+        <w:t>Attività svolte</w:t>
+      </w:r>
+      <w:r>
+        <w:rPr>
+          <w:rFonts w:eastAsia="Times New Roman" w:cstheme="minorHAnsi"/>
+          <w:kern w:val="0"/>
+          <w:sz w:val="20"/>
+          <w:szCs w:val="20"/>
+          <w:lang w:eastAsia="it-IT"/>
+          <w14:ligatures w14:val="none"/>
+        </w:rPr>
+        <w:br/>
+      </w:r>
+      <w:r>
+        <w:rPr>
+          <w:rFonts w:eastAsia="Times New Roman" w:cstheme="minorHAnsi"/>
+          <w:kern w:val="0"/>
+          <w:sz w:val="20"/>
+          <w:szCs w:val="20"/>
+          <w:lang w:eastAsia="it-IT"/>
+          <w14:ligatures w14:val="none"/>
+        </w:rPr>
+        <w:br/>
+        <w:t>Durante questa sessione è stato implementato il sistema di backup automatico</w:t>
+      </w:r>
+      <w:r>
+        <w:rPr>
+          <w:rFonts w:eastAsia="Times New Roman" w:cstheme="minorHAnsi"/>
+          <w:kern w:val="0"/>
+          <w:sz w:val="20"/>
+          <w:szCs w:val="20"/>
+          <w:lang w:eastAsia="it-IT"/>
+          <w14:ligatures w14:val="none"/>
+        </w:rPr>
+        <w:br/>
+        <w:t>previsto dal capitolato.</w:t>
+      </w:r>
+      <w:r>
+        <w:rPr>
+          <w:rFonts w:eastAsia="Times New Roman" w:cstheme="minorHAnsi"/>
+          <w:kern w:val="0"/>
+          <w:sz w:val="20"/>
+          <w:szCs w:val="20"/>
+          <w:lang w:eastAsia="it-IT"/>
+          <w14:ligatures w14:val="none"/>
+        </w:rPr>
+        <w:br/>
+      </w:r>
+      <w:r>
+        <w:rPr>
+          <w:rFonts w:eastAsia="Times New Roman" w:cstheme="minorHAnsi"/>
+          <w:kern w:val="0"/>
+          <w:sz w:val="20"/>
+          <w:szCs w:val="20"/>
+          <w:lang w:eastAsia="it-IT"/>
+          <w14:ligatures w14:val="none"/>
+        </w:rPr>
+        <w:br/>
+        <w:t>È stata completata la funzione:</w:t>
+      </w:r>
+      <w:r>
+        <w:rPr>
+          <w:rFonts w:eastAsia="Times New Roman" w:cstheme="minorHAnsi"/>
+          <w:kern w:val="0"/>
+          <w:sz w:val="20"/>
+          <w:szCs w:val="20"/>
+          <w:lang w:eastAsia="it-IT"/>
+          <w14:ligatures w14:val="none"/>
+        </w:rPr>
+        <w:br/>
+      </w:r>
+      <w:r>
+        <w:rPr>
+          <w:rFonts w:eastAsia="Times New Roman" w:cstheme="minorHAnsi"/>
+          <w:kern w:val="0"/>
+          <w:sz w:val="20"/>
+          <w:szCs w:val="20"/>
+          <w:lang w:eastAsia="it-IT"/>
+          <w14:ligatures w14:val="none"/>
+        </w:rPr>
+        <w:br/>
+      </w:r>
+      <w:proofErr w:type="gramStart"/>
+      <w:r>
+        <w:rPr>
+          <w:rFonts w:eastAsia="Times New Roman" w:cstheme="minorHAnsi"/>
+          <w:kern w:val="0"/>
+          <w:sz w:val="20"/>
+          <w:szCs w:val="20"/>
+          <w:lang w:eastAsia="it-IT"/>
+          <w14:ligatures w14:val="none"/>
+        </w:rPr>
+        <w:t>backup(</w:t>
+      </w:r>
+      <w:proofErr w:type="gramEnd"/>
+      <w:r>
+        <w:rPr>
+          <w:rFonts w:eastAsia="Times New Roman" w:cstheme="minorHAnsi"/>
+          <w:kern w:val="0"/>
+          <w:sz w:val="20"/>
+          <w:szCs w:val="20"/>
+          <w:lang w:eastAsia="it-IT"/>
+          <w14:ligatures w14:val="none"/>
+        </w:rPr>
+        <w:t>)</w:t>
+      </w:r>
+      <w:r>
+        <w:rPr>
+          <w:rFonts w:eastAsia="Times New Roman" w:cstheme="minorHAnsi"/>
+          <w:kern w:val="0"/>
+          <w:sz w:val="20"/>
+          <w:szCs w:val="20"/>
+          <w:lang w:eastAsia="it-IT"/>
+          <w14:ligatures w14:val="none"/>
+        </w:rPr>
+        <w:br/>
+      </w:r>
+      <w:r>
+        <w:rPr>
+          <w:rFonts w:eastAsia="Times New Roman" w:cstheme="minorHAnsi"/>
+          <w:kern w:val="0"/>
+          <w:sz w:val="20"/>
+          <w:szCs w:val="20"/>
+          <w:lang w:eastAsia="it-IT"/>
+          <w14:ligatures w14:val="none"/>
+        </w:rPr>
+        <w:br/>
+        <w:t>che si occupa di:</w:t>
+      </w:r>
+      <w:r>
+        <w:rPr>
+          <w:rFonts w:eastAsia="Times New Roman" w:cstheme="minorHAnsi"/>
+          <w:kern w:val="0"/>
+          <w:sz w:val="20"/>
+          <w:szCs w:val="20"/>
+          <w:lang w:eastAsia="it-IT"/>
+          <w14:ligatures w14:val="none"/>
+        </w:rPr>
+        <w:br/>
+      </w:r>
+      <w:r>
+        <w:rPr>
+          <w:rFonts w:eastAsia="Times New Roman" w:cstheme="minorHAnsi"/>
+          <w:kern w:val="0"/>
+          <w:sz w:val="20"/>
+          <w:szCs w:val="20"/>
+          <w:lang w:eastAsia="it-IT"/>
+          <w14:ligatures w14:val="none"/>
+        </w:rPr>
+        <w:br/>
+        <w:t>- copiare automaticamente i file modificati;</w:t>
+      </w:r>
+      <w:r>
+        <w:rPr>
+          <w:rFonts w:eastAsia="Times New Roman" w:cstheme="minorHAnsi"/>
+          <w:kern w:val="0"/>
+          <w:sz w:val="20"/>
+          <w:szCs w:val="20"/>
+          <w:lang w:eastAsia="it-IT"/>
+          <w14:ligatures w14:val="none"/>
+        </w:rPr>
+        <w:br/>
+        <w:t>- mantenere la struttura originale delle cartelle;</w:t>
+      </w:r>
+      <w:r>
+        <w:rPr>
+          <w:rFonts w:eastAsia="Times New Roman" w:cstheme="minorHAnsi"/>
+          <w:kern w:val="0"/>
+          <w:sz w:val="20"/>
+          <w:szCs w:val="20"/>
+          <w:lang w:eastAsia="it-IT"/>
+          <w14:ligatures w14:val="none"/>
+        </w:rPr>
+        <w:br/>
+        <w:t>- creare automaticamente eventuali directory mancanti;</w:t>
+      </w:r>
+      <w:r>
+        <w:rPr>
+          <w:rFonts w:eastAsia="Times New Roman" w:cstheme="minorHAnsi"/>
+          <w:kern w:val="0"/>
+          <w:sz w:val="20"/>
+          <w:szCs w:val="20"/>
+          <w:lang w:eastAsia="it-IT"/>
+          <w14:ligatures w14:val="none"/>
+        </w:rPr>
+        <w:br/>
+        <w:t>- registrare l'esito delle operazioni nel file di log.</w:t>
+      </w:r>
+    </w:p>
+    <w:p>
+      <w:pPr>
+        <w:spacing w:before="100" w:beforeAutospacing="1" w:after="100" w:afterAutospacing="1" w:line="240" w:lineRule="auto"/>
+        <w:outlineLvl w:val="0"/>
+        <w:rPr>
+          <w:rFonts w:eastAsia="Times New Roman" w:cstheme="minorHAnsi"/>
+          <w:kern w:val="0"/>
+          <w:sz w:val="20"/>
+          <w:szCs w:val="20"/>
+          <w:lang w:eastAsia="it-IT"/>
+          <w14:ligatures w14:val="none"/>
+        </w:rPr>
+      </w:pPr>
+      <w:r>
+        <w:rPr>
+          <w:rFonts w:eastAsia="Times New Roman" w:cstheme="minorHAnsi"/>
+          <w:kern w:val="0"/>
+          <w:lang w:eastAsia="it-IT"/>
+          <w14:ligatures w14:val="none"/>
+        </w:rPr>
+        <w:lastRenderedPageBreak/>
+        <w:t>Per la gestione della copia dei file è stata utilizzata la libreria:</w:t>
+      </w:r>
+      <w:r>
+        <w:rPr>
+          <w:rFonts w:eastAsia="Times New Roman" w:cstheme="minorHAnsi"/>
+          <w:kern w:val="0"/>
+          <w:lang w:eastAsia="it-IT"/>
+          <w14:ligatures w14:val="none"/>
+        </w:rPr>
+        <w:br/>
+      </w:r>
+      <w:r>
+        <w:rPr>
+          <w:rFonts w:eastAsia="Times New Roman" w:cstheme="minorHAnsi"/>
+          <w:kern w:val="0"/>
+          <w:lang w:eastAsia="it-IT"/>
+          <w14:ligatures w14:val="none"/>
+        </w:rPr>
+        <w:br/>
+      </w:r>
+      <w:proofErr w:type="spellStart"/>
+      <w:r>
+        <w:rPr>
+          <w:rFonts w:eastAsia="Times New Roman" w:cstheme="minorHAnsi"/>
+          <w:kern w:val="0"/>
+          <w:lang w:eastAsia="it-IT"/>
+          <w14:ligatures w14:val="none"/>
+        </w:rPr>
+        <w:t>shutil</w:t>
+      </w:r>
+      <w:proofErr w:type="spellEnd"/>
+      <w:r>
+        <w:rPr>
+          <w:rFonts w:eastAsia="Times New Roman" w:cstheme="minorHAnsi"/>
+          <w:kern w:val="0"/>
+          <w:lang w:eastAsia="it-IT"/>
+          <w14:ligatures w14:val="none"/>
+        </w:rPr>
+        <w:br/>
+      </w:r>
+      <w:r>
+        <w:rPr>
+          <w:rFonts w:eastAsia="Times New Roman" w:cstheme="minorHAnsi"/>
+          <w:kern w:val="0"/>
+          <w:lang w:eastAsia="it-IT"/>
+          <w14:ligatures w14:val="none"/>
+        </w:rPr>
+        <w:br/>
+        <w:t>Il monitoraggio e il backup sono stati integrati in modo che ogni modifica</w:t>
+      </w:r>
+      <w:r>
+        <w:rPr>
+          <w:rFonts w:eastAsia="Times New Roman" w:cstheme="minorHAnsi"/>
+          <w:kern w:val="0"/>
+          <w:lang w:eastAsia="it-IT"/>
+          <w14:ligatures w14:val="none"/>
+        </w:rPr>
+        <w:br/>
+        <w:t>rilevata generi automaticamente l'aggiornamento della copia di sicurezza.</w:t>
+      </w:r>
+      <w:r>
+        <w:rPr>
+          <w:rFonts w:eastAsia="Times New Roman" w:cstheme="minorHAnsi"/>
+          <w:kern w:val="0"/>
+          <w:lang w:eastAsia="it-IT"/>
+          <w14:ligatures w14:val="none"/>
+        </w:rPr>
+        <w:br/>
+      </w:r>
+      <w:r>
+        <w:rPr>
+          <w:rFonts w:eastAsia="Times New Roman" w:cstheme="minorHAnsi"/>
+          <w:kern w:val="0"/>
+          <w:lang w:eastAsia="it-IT"/>
+          <w14:ligatures w14:val="none"/>
+        </w:rPr>
+        <w:br/>
+        <w:t>Attività di test</w:t>
+      </w:r>
+      <w:r>
+        <w:rPr>
+          <w:rFonts w:eastAsia="Times New Roman" w:cstheme="minorHAnsi"/>
+          <w:kern w:val="0"/>
+          <w:lang w:eastAsia="it-IT"/>
+          <w14:ligatures w14:val="none"/>
+        </w:rPr>
+        <w:br/>
+      </w:r>
+      <w:r>
+        <w:rPr>
+          <w:rFonts w:eastAsia="Times New Roman" w:cstheme="minorHAnsi"/>
+          <w:kern w:val="0"/>
+          <w:lang w:eastAsia="it-IT"/>
+          <w14:ligatures w14:val="none"/>
+        </w:rPr>
+        <w:br/>
+        <w:t>Sono stati effettuati test di:</w:t>
+      </w:r>
+      <w:r>
+        <w:rPr>
+          <w:rFonts w:eastAsia="Times New Roman" w:cstheme="minorHAnsi"/>
+          <w:kern w:val="0"/>
+          <w:lang w:eastAsia="it-IT"/>
+          <w14:ligatures w14:val="none"/>
+        </w:rPr>
+        <w:br/>
+      </w:r>
+      <w:r>
+        <w:rPr>
+          <w:rFonts w:eastAsia="Times New Roman" w:cstheme="minorHAnsi"/>
+          <w:kern w:val="0"/>
+          <w:lang w:eastAsia="it-IT"/>
+          <w14:ligatures w14:val="none"/>
+        </w:rPr>
+        <w:br/>
+        <w:t>- creazione file;</w:t>
+      </w:r>
+      <w:r>
+        <w:rPr>
+          <w:rFonts w:eastAsia="Times New Roman" w:cstheme="minorHAnsi"/>
+          <w:kern w:val="0"/>
+          <w:lang w:eastAsia="it-IT"/>
+          <w14:ligatures w14:val="none"/>
+        </w:rPr>
+        <w:br/>
+        <w:t>- modifica file;</w:t>
+      </w:r>
+      <w:r>
+        <w:rPr>
+          <w:rFonts w:eastAsia="Times New Roman" w:cstheme="minorHAnsi"/>
+          <w:kern w:val="0"/>
+          <w:lang w:eastAsia="it-IT"/>
+          <w14:ligatures w14:val="none"/>
+        </w:rPr>
+        <w:br/>
+        <w:t>- copia automatica nel repository di backup;</w:t>
+      </w:r>
+      <w:r>
+        <w:rPr>
+          <w:rFonts w:eastAsia="Times New Roman" w:cstheme="minorHAnsi"/>
+          <w:kern w:val="0"/>
+          <w:lang w:eastAsia="it-IT"/>
+          <w14:ligatures w14:val="none"/>
+        </w:rPr>
+        <w:br/>
+        <w:t>- verifica della struttura delle directory;</w:t>
+      </w:r>
+      <w:r>
+        <w:rPr>
+          <w:rFonts w:eastAsia="Times New Roman" w:cstheme="minorHAnsi"/>
+          <w:kern w:val="0"/>
+          <w:lang w:eastAsia="it-IT"/>
+          <w14:ligatures w14:val="none"/>
+        </w:rPr>
+        <w:br/>
+        <w:t>- controllo delle registrazioni nel file di log.</w:t>
+      </w:r>
+      <w:r>
+        <w:rPr>
+          <w:rFonts w:eastAsia="Times New Roman" w:cstheme="minorHAnsi"/>
+          <w:kern w:val="0"/>
+          <w:lang w:eastAsia="it-IT"/>
+          <w14:ligatures w14:val="none"/>
+        </w:rPr>
+        <w:br/>
+      </w:r>
+      <w:r>
+        <w:rPr>
+          <w:rFonts w:eastAsia="Times New Roman" w:cstheme="minorHAnsi"/>
+          <w:kern w:val="0"/>
+          <w:lang w:eastAsia="it-IT"/>
+          <w14:ligatures w14:val="none"/>
+        </w:rPr>
+        <w:br/>
+        <w:t>Osservazioni</w:t>
+      </w:r>
+      <w:r>
+        <w:rPr>
+          <w:rFonts w:eastAsia="Times New Roman" w:cstheme="minorHAnsi"/>
+          <w:kern w:val="0"/>
+          <w:lang w:eastAsia="it-IT"/>
+          <w14:ligatures w14:val="none"/>
+        </w:rPr>
+        <w:br/>
+      </w:r>
+      <w:r>
+        <w:rPr>
+          <w:rFonts w:eastAsia="Times New Roman" w:cstheme="minorHAnsi"/>
+          <w:kern w:val="0"/>
+          <w:lang w:eastAsia="it-IT"/>
+          <w14:ligatures w14:val="none"/>
+        </w:rPr>
+        <w:br/>
+        <w:t>I test hanno confermato il corretto funzionamento del sistema.</w:t>
+      </w:r>
+      <w:r>
+        <w:rPr>
+          <w:rFonts w:eastAsia="Times New Roman" w:cstheme="minorHAnsi"/>
+          <w:kern w:val="0"/>
+          <w:lang w:eastAsia="it-IT"/>
+          <w14:ligatures w14:val="none"/>
+        </w:rPr>
+        <w:br/>
+      </w:r>
+      <w:r>
+        <w:rPr>
+          <w:rFonts w:eastAsia="Times New Roman" w:cstheme="minorHAnsi"/>
+          <w:kern w:val="0"/>
+          <w:lang w:eastAsia="it-IT"/>
+          <w14:ligatures w14:val="none"/>
+        </w:rPr>
+        <w:br/>
+        <w:t>Le copie vengono create nella cartella:</w:t>
+      </w:r>
+      <w:r>
+        <w:rPr>
+          <w:rFonts w:eastAsia="Times New Roman" w:cstheme="minorHAnsi"/>
+          <w:kern w:val="0"/>
+          <w:lang w:eastAsia="it-IT"/>
+          <w14:ligatures w14:val="none"/>
+        </w:rPr>
+        <w:br/>
+      </w:r>
+      <w:r>
+        <w:rPr>
+          <w:rFonts w:eastAsia="Times New Roman" w:cstheme="minorHAnsi"/>
+          <w:kern w:val="0"/>
+          <w:lang w:eastAsia="it-IT"/>
+          <w14:ligatures w14:val="none"/>
+        </w:rPr>
+        <w:br/>
+        <w:t>C:\Work2\backup</w:t>
+      </w:r>
+      <w:r>
+        <w:rPr>
+          <w:rFonts w:eastAsia="Times New Roman" w:cstheme="minorHAnsi"/>
+          <w:kern w:val="0"/>
+          <w:lang w:eastAsia="it-IT"/>
+          <w14:ligatures w14:val="none"/>
+        </w:rPr>
+        <w:br/>
+      </w:r>
+      <w:r>
+        <w:rPr>
+          <w:rFonts w:eastAsia="Times New Roman" w:cstheme="minorHAnsi"/>
+          <w:kern w:val="0"/>
+          <w:lang w:eastAsia="it-IT"/>
+          <w14:ligatures w14:val="none"/>
+        </w:rPr>
+        <w:br/>
+        <w:t>mantenendo la stessa organizzazione della cartella aziendale monitorata.</w:t>
+      </w:r>
+      <w:r>
+        <w:rPr>
+          <w:rFonts w:eastAsia="Times New Roman" w:cstheme="minorHAnsi"/>
+          <w:kern w:val="0"/>
+          <w:lang w:eastAsia="it-IT"/>
+          <w14:ligatures w14:val="none"/>
+        </w:rPr>
+        <w:br/>
+      </w:r>
+      <w:r>
+        <w:rPr>
+          <w:rFonts w:eastAsia="Times New Roman" w:cstheme="minorHAnsi"/>
+          <w:kern w:val="0"/>
+          <w:lang w:eastAsia="it-IT"/>
+          <w14:ligatures w14:val="none"/>
+        </w:rPr>
+        <w:br/>
+      </w:r>
+      <w:r>
+        <w:rPr>
+          <w:rFonts w:eastAsia="Times New Roman" w:cstheme="minorHAnsi"/>
+          <w:kern w:val="0"/>
+          <w:lang w:eastAsia="it-IT"/>
+          <w14:ligatures w14:val="none"/>
+        </w:rPr>
+        <w:br/>
+        <w:t>Esito</w:t>
+      </w:r>
+      <w:r>
+        <w:rPr>
+          <w:rFonts w:eastAsia="Times New Roman" w:cstheme="minorHAnsi"/>
+          <w:kern w:val="0"/>
+          <w:lang w:eastAsia="it-IT"/>
+          <w14:ligatures w14:val="none"/>
+        </w:rPr>
+        <w:br/>
+      </w:r>
+      <w:r>
+        <w:rPr>
+          <w:rFonts w:eastAsia="Times New Roman" w:cstheme="minorHAnsi"/>
+          <w:kern w:val="0"/>
+          <w:lang w:eastAsia="it-IT"/>
+          <w14:ligatures w14:val="none"/>
+        </w:rPr>
+        <w:br/>
+        <w:t>Sistema di monitoraggio e backup pienamente funzionante.</w:t>
+      </w:r>
+      <w:r>
+        <w:rPr>
+          <w:rFonts w:eastAsia="Times New Roman" w:cstheme="minorHAnsi"/>
+          <w:kern w:val="0"/>
+          <w:lang w:eastAsia="it-IT"/>
+          <w14:ligatures w14:val="none"/>
+        </w:rPr>
+        <w:br/>
+      </w:r>
+      <w:r>
+        <w:rPr>
+          <w:rFonts w:eastAsia="Times New Roman" w:cstheme="minorHAnsi"/>
+          <w:kern w:val="0"/>
+          <w:lang w:eastAsia="it-IT"/>
+          <w14:ligatures w14:val="none"/>
+        </w:rPr>
+        <w:br/>
+        <w:t>Decisione di passare alla revisione 3.0.</w:t>
+      </w:r>
+    </w:p>
+    <w:p>
+      <w:pPr>
+        <w:spacing w:before="100" w:beforeAutospacing="1" w:after="100" w:afterAutospacing="1" w:line="240" w:lineRule="auto"/>
+        <w:outlineLvl w:val="0"/>
+        <w:rPr>
+          <w:rFonts w:eastAsia="Times New Roman" w:cstheme="minorHAnsi"/>
+          <w:b/>
+          <w:bCs/>
+          <w:kern w:val="36"/>
+          <w:lang w:eastAsia="it-IT"/>
+          <w14:ligatures w14:val="none"/>
+        </w:rPr>
+      </w:pPr>
+      <w:r>
+        <w:rPr>
+          <w:noProof/>
+        </w:rPr>
+        <w:drawing>
+          <wp:inline distT="0" distB="0" distL="0" distR="0" wp14:anchorId="37E2DEEB" wp14:editId="158EB112">
+            <wp:extent cx="5791200" cy="2381250"/>
+            <wp:effectExtent l="0" t="0" r="0" b="0"/>
+            <wp:docPr id="345603306" name="Immagine 1"/>
+            <wp:cNvGraphicFramePr>
+              <a:graphicFrameLocks xmlns:a="http://schemas.openxmlformats.org/drawingml/2006/main" noChangeAspect="1"/>
+            </wp:cNvGraphicFramePr>
+            <a:graphic xmlns:a="http://schemas.openxmlformats.org/drawingml/2006/main">
+              <a:graphicData uri="http://schemas.openxmlformats.org/drawingml/2006/picture">
+                <pic:pic xmlns:pic="http://schemas.openxmlformats.org/drawingml/2006/picture">
+                  <pic:nvPicPr>
+                    <pic:cNvPr id="345603306" name=""/>
+                    <pic:cNvPicPr/>
+                  </pic:nvPicPr>
+                  <pic:blipFill>
+                    <a:blip r:embed="rId18"/>
+                    <a:stretch>
+                      <a:fillRect/>
+                    </a:stretch>
+                  </pic:blipFill>
+                  <pic:spPr>
+                    <a:xfrm>
+                      <a:off x="0" y="0"/>
+                      <a:ext cx="5791200" cy="2381250"/>
+                    </a:xfrm>
+                    <a:prstGeom prst="rect">
+                      <a:avLst/>
+                    </a:prstGeom>
+                  </pic:spPr>
+                </pic:pic>
+              </a:graphicData>
+            </a:graphic>
+          </wp:inline>
+        </w:drawing>
+      </w:r>
+    </w:p>
+    <w:p>
+      <w:pPr>
+        <w:spacing w:after="0" w:line="240" w:lineRule="auto"/>
+        <w:rPr>
+          <w:sz w:val="20"/>
+          <w:szCs w:val="20"/>
+        </w:rPr>
+      </w:pPr>
+      <w:r>
+        <w:rPr>
+          <w:noProof/>
+        </w:rPr>
+        <w:lastRenderedPageBreak/>
+        <w:drawing>
+          <wp:inline distT="0" distB="0" distL="0" distR="0" wp14:anchorId="73F8DD61" wp14:editId="2D51C3C2">
+            <wp:extent cx="5076825" cy="4457700"/>
+            <wp:effectExtent l="0" t="0" r="9525" b="0"/>
+            <wp:docPr id="1302159498" name="Immagine 1"/>
+            <wp:cNvGraphicFramePr>
+              <a:graphicFrameLocks xmlns:a="http://schemas.openxmlformats.org/drawingml/2006/main" noChangeAspect="1"/>
+            </wp:cNvGraphicFramePr>
+            <a:graphic xmlns:a="http://schemas.openxmlformats.org/drawingml/2006/main">
+              <a:graphicData uri="http://schemas.openxmlformats.org/drawingml/2006/picture">
+                <pic:pic xmlns:pic="http://schemas.openxmlformats.org/drawingml/2006/picture">
+                  <pic:nvPicPr>
+                    <pic:cNvPr id="1302159498" name=""/>
+                    <pic:cNvPicPr/>
+                  </pic:nvPicPr>
+                  <pic:blipFill>
+                    <a:blip r:embed="rId19"/>
+                    <a:stretch>
+                      <a:fillRect/>
+                    </a:stretch>
+                  </pic:blipFill>
+                  <pic:spPr>
+                    <a:xfrm>
+                      <a:off x="0" y="0"/>
+                      <a:ext cx="5076825" cy="4457700"/>
+                    </a:xfrm>
+                    <a:prstGeom prst="rect">
+                      <a:avLst/>
+                    </a:prstGeom>
+                  </pic:spPr>
+                </pic:pic>
+              </a:graphicData>
+            </a:graphic>
+          </wp:inline>
+        </w:drawing>
+      </w:r>
+    </w:p>
+    <w:p>
+      <w:pPr>
+        <w:spacing w:after="0" w:line="240" w:lineRule="auto"/>
+        <w:rPr>
+          <w:sz w:val="20"/>
+          <w:szCs w:val="20"/>
+        </w:rPr>
+      </w:pPr>
+      <w:r>
+        <w:rPr>
+          <w:noProof/>
+        </w:rPr>
+        <w:drawing>
+          <wp:inline distT="0" distB="0" distL="0" distR="0" wp14:anchorId="6DAA354B" wp14:editId="7E78BC78">
+            <wp:extent cx="6120130" cy="3567430"/>
+            <wp:effectExtent l="0" t="0" r="0" b="0"/>
+            <wp:docPr id="1264375271" name="Immagine 1"/>
+            <wp:cNvGraphicFramePr>
+              <a:graphicFrameLocks xmlns:a="http://schemas.openxmlformats.org/drawingml/2006/main" noChangeAspect="1"/>
+            </wp:cNvGraphicFramePr>
+            <a:graphic xmlns:a="http://schemas.openxmlformats.org/drawingml/2006/main">
+              <a:graphicData uri="http://schemas.openxmlformats.org/drawingml/2006/picture">
+                <pic:pic xmlns:pic="http://schemas.openxmlformats.org/drawingml/2006/picture">
+                  <pic:nvPicPr>
+                    <pic:cNvPr id="1264375271" name=""/>
+                    <pic:cNvPicPr/>
+                  </pic:nvPicPr>
+                  <pic:blipFill>
+                    <a:blip r:embed="rId20"/>
+                    <a:stretch>
+                      <a:fillRect/>
+                    </a:stretch>
+                  </pic:blipFill>
+                  <pic:spPr>
+                    <a:xfrm>
+                      <a:off x="0" y="0"/>
+                      <a:ext cx="6120130" cy="3567430"/>
+                    </a:xfrm>
+                    <a:prstGeom prst="rect">
+                      <a:avLst/>
+                    </a:prstGeom>
+                  </pic:spPr>
+                </pic:pic>
+              </a:graphicData>
+            </a:graphic>
+          </wp:inline>
+        </w:drawing>
+      </w:r>
+    </w:p>
+    <w:p>
+      <w:pPr>
+        <w:spacing w:after="0" w:line="240" w:lineRule="auto"/>
+        <w:rPr>
+          <w:sz w:val="20"/>
+          <w:szCs w:val="20"/>
+        </w:rPr>
+      </w:pPr>
+      <w:r>
+        <w:rPr>
+          <w:sz w:val="20"/>
+          <w:szCs w:val="20"/>
+        </w:rPr>
+        <w:lastRenderedPageBreak/>
+        <w:t xml:space="preserve">  </w:t>
+      </w:r>
+      <w:r>
+        <w:rPr>
+          <w:noProof/>
+        </w:rPr>
+        <w:drawing>
+          <wp:inline distT="0" distB="0" distL="0" distR="0" wp14:anchorId="7090CFE3" wp14:editId="7E843A23">
+            <wp:extent cx="5467350" cy="3209925"/>
+            <wp:effectExtent l="0" t="0" r="0" b="9525"/>
+            <wp:docPr id="821987589" name="Immagine 1"/>
+            <wp:cNvGraphicFramePr>
+              <a:graphicFrameLocks xmlns:a="http://schemas.openxmlformats.org/drawingml/2006/main" noChangeAspect="1"/>
+            </wp:cNvGraphicFramePr>
+            <a:graphic xmlns:a="http://schemas.openxmlformats.org/drawingml/2006/main">
+              <a:graphicData uri="http://schemas.openxmlformats.org/drawingml/2006/picture">
+                <pic:pic xmlns:pic="http://schemas.openxmlformats.org/drawingml/2006/picture">
+                  <pic:nvPicPr>
+                    <pic:cNvPr id="821987589" name=""/>
+                    <pic:cNvPicPr/>
+                  </pic:nvPicPr>
+                  <pic:blipFill>
+                    <a:blip r:embed="rId21"/>
+                    <a:stretch>
+                      <a:fillRect/>
+                    </a:stretch>
+                  </pic:blipFill>
+                  <pic:spPr>
+                    <a:xfrm>
+                      <a:off x="0" y="0"/>
+                      <a:ext cx="5467350" cy="3209925"/>
+                    </a:xfrm>
+                    <a:prstGeom prst="rect">
+                      <a:avLst/>
+                    </a:prstGeom>
+                  </pic:spPr>
+                </pic:pic>
+              </a:graphicData>
+            </a:graphic>
+          </wp:inline>
+        </w:drawing>
+      </w:r>
+    </w:p>
+    <w:p>
+      <w:pPr>
+        <w:spacing w:after="0" w:line="240" w:lineRule="auto"/>
+        <w:rPr>
+          <w:sz w:val="20"/>
+          <w:szCs w:val="20"/>
+        </w:rPr>
+      </w:pPr>
+      <w:r>
+        <w:rPr>
+          <w:noProof/>
+        </w:rPr>
+        <w:drawing>
+          <wp:inline distT="0" distB="0" distL="0" distR="0" wp14:anchorId="05BE6A9A" wp14:editId="750C51A9">
+            <wp:extent cx="5848350" cy="4352925"/>
+            <wp:effectExtent l="0" t="0" r="0" b="9525"/>
+            <wp:docPr id="1926425945" name="Immagine 1"/>
+            <wp:cNvGraphicFramePr>
+              <a:graphicFrameLocks xmlns:a="http://schemas.openxmlformats.org/drawingml/2006/main" noChangeAspect="1"/>
+            </wp:cNvGraphicFramePr>
+            <a:graphic xmlns:a="http://schemas.openxmlformats.org/drawingml/2006/main">
+              <a:graphicData uri="http://schemas.openxmlformats.org/drawingml/2006/picture">
+                <pic:pic xmlns:pic="http://schemas.openxmlformats.org/drawingml/2006/picture">
+                  <pic:nvPicPr>
+                    <pic:cNvPr id="1926425945" name=""/>
+                    <pic:cNvPicPr/>
+                  </pic:nvPicPr>
+                  <pic:blipFill>
+                    <a:blip r:embed="rId22"/>
+                    <a:stretch>
+                      <a:fillRect/>
+                    </a:stretch>
+                  </pic:blipFill>
+                  <pic:spPr>
+                    <a:xfrm>
+                      <a:off x="0" y="0"/>
+                      <a:ext cx="5848350" cy="4352925"/>
+                    </a:xfrm>
+                    <a:prstGeom prst="rect">
+                      <a:avLst/>
+                    </a:prstGeom>
+                  </pic:spPr>
+                </pic:pic>
+              </a:graphicData>
+            </a:graphic>
+          </wp:inline>
+        </w:drawing>
+      </w:r>
+    </w:p>
+    <w:p>
+      <w:pPr>
+        <w:spacing w:after="0" w:line="240" w:lineRule="auto"/>
+        <w:rPr>
+          <w:sz w:val="20"/>
+          <w:szCs w:val="20"/>
+        </w:rPr>
+      </w:pPr>
+      <w:r>
+        <w:t xml:space="preserve">Struttura </w:t>
+      </w:r>
+      <w:proofErr w:type="spellStart"/>
+      <w:r>
+        <w:t>conf.conf</w:t>
+      </w:r>
+      <w:proofErr w:type="spellEnd"/>
+      <w:r>
+        <w:t>:</w:t>
+      </w:r>
+      <w:r>
+        <w:rPr>
+          <w:sz w:val="20"/>
+          <w:szCs w:val="20"/>
+        </w:rPr>
+        <w:t xml:space="preserve">                   </w:t>
+      </w:r>
+      <w:r>
+        <w:rPr>
+          <w:noProof/>
+        </w:rPr>
+        <w:drawing>
+          <wp:inline distT="0" distB="0" distL="0" distR="0" wp14:anchorId="1600ECED" wp14:editId="3C8DF359">
+            <wp:extent cx="3771900" cy="952500"/>
+            <wp:effectExtent l="0" t="0" r="0" b="0"/>
+            <wp:docPr id="1984990103" name="Immagine 1"/>
+            <wp:cNvGraphicFramePr>
+              <a:graphicFrameLocks xmlns:a="http://schemas.openxmlformats.org/drawingml/2006/main" noChangeAspect="1"/>
+            </wp:cNvGraphicFramePr>
+            <a:graphic xmlns:a="http://schemas.openxmlformats.org/drawingml/2006/main">
+              <a:graphicData uri="http://schemas.openxmlformats.org/drawingml/2006/picture">
+                <pic:pic xmlns:pic="http://schemas.openxmlformats.org/drawingml/2006/picture">
+                  <pic:nvPicPr>
+                    <pic:cNvPr id="1984990103" name=""/>
+                    <pic:cNvPicPr/>
+                  </pic:nvPicPr>
+                  <pic:blipFill>
+                    <a:blip r:embed="rId23"/>
+                    <a:stretch>
+                      <a:fillRect/>
+                    </a:stretch>
+                  </pic:blipFill>
+                  <pic:spPr>
+                    <a:xfrm>
+                      <a:off x="0" y="0"/>
+                      <a:ext cx="3771900" cy="952500"/>
+                    </a:xfrm>
+                    <a:prstGeom prst="rect">
+                      <a:avLst/>
+                    </a:prstGeom>
+                  </pic:spPr>
+                </pic:pic>
+              </a:graphicData>
+            </a:graphic>
+          </wp:inline>
+        </w:drawing>
+      </w:r>
+    </w:p>
+    <w:p>
+      <w:pPr>
+        <w:spacing w:after="0" w:line="240" w:lineRule="auto"/>
+        <w:rPr>
+          <w:sz w:val="20"/>
+          <w:szCs w:val="20"/>
+        </w:rPr>
+      </w:pPr>
+    </w:p>
+    <w:p>
+      <w:pPr>
+        <w:spacing w:after="0" w:line="240" w:lineRule="auto"/>
+      </w:pPr>
+      <w:r>
+        <w:rPr>
+          <w:rFonts w:eastAsia="Times New Roman" w:cstheme="minorHAnsi"/>
+          <w:kern w:val="0"/>
+          <w:lang w:eastAsia="it-IT"/>
+          <w14:ligatures w14:val="none"/>
+        </w:rPr>
+        <w:lastRenderedPageBreak/>
+        <w:t xml:space="preserve">Riepilogo </w:t>
+      </w:r>
+      <w:r>
+        <w:rPr>
+          <w:rFonts w:eastAsia="Times New Roman" w:cstheme="minorHAnsi"/>
+          <w:kern w:val="0"/>
+          <w:lang w:eastAsia="it-IT"/>
+          <w14:ligatures w14:val="none"/>
+        </w:rPr>
+        <w:t>Attività future</w:t>
+      </w:r>
+      <w:r>
+        <w:rPr>
+          <w:rFonts w:eastAsia="Times New Roman" w:cstheme="minorHAnsi"/>
+          <w:kern w:val="0"/>
+          <w:lang w:eastAsia="it-IT"/>
+          <w14:ligatures w14:val="none"/>
+        </w:rPr>
+        <w:br/>
+      </w:r>
+      <w:r>
+        <w:rPr>
+          <w:rFonts w:eastAsia="Times New Roman" w:cstheme="minorHAnsi"/>
+          <w:kern w:val="0"/>
+          <w:lang w:eastAsia="it-IT"/>
+          <w14:ligatures w14:val="none"/>
+        </w:rPr>
+        <w:br/>
+        <w:t>- Generazione report CSV.</w:t>
+      </w:r>
+      <w:r>
+        <w:rPr>
+          <w:rFonts w:eastAsia="Times New Roman" w:cstheme="minorHAnsi"/>
+          <w:kern w:val="0"/>
+          <w:lang w:eastAsia="it-IT"/>
+          <w14:ligatures w14:val="none"/>
+        </w:rPr>
+        <w:br/>
+        <w:t>- Gestione dell'arresto controllato del monitoraggio.</w:t>
+      </w:r>
+      <w:r>
+        <w:rPr>
+          <w:rFonts w:eastAsia="Times New Roman" w:cstheme="minorHAnsi"/>
+          <w:kern w:val="0"/>
+          <w:lang w:eastAsia="it-IT"/>
+          <w14:ligatures w14:val="none"/>
+        </w:rPr>
+        <w:br/>
+        <w:t>- Valutazione della possibilità di monitorare solo alcune cartelle specifiche.</w:t>
+      </w:r>
+      <w:r>
+        <w:rPr>
+          <w:rFonts w:eastAsia="Times New Roman" w:cstheme="minorHAnsi"/>
+          <w:kern w:val="0"/>
+          <w:lang w:eastAsia="it-IT"/>
+          <w14:ligatures w14:val="none"/>
+        </w:rPr>
+        <w:br/>
+      </w:r>
+    </w:p>
+    <w:p>
+      <w:pPr>
+        <w:spacing w:after="0" w:line="240" w:lineRule="auto"/>
+        <w:rPr>
+          <w:b/>
+          <w:bCs/>
+        </w:rPr>
+      </w:pPr>
+      <w:r>
+        <w:rPr>
+          <w:b/>
+          <w:bCs/>
+        </w:rPr>
+        <w:t xml:space="preserve">fine sessione </w:t>
+      </w:r>
+      <w:proofErr w:type="gramStart"/>
+      <w:r>
+        <w:rPr>
+          <w:b/>
+          <w:bCs/>
+        </w:rPr>
+        <w:t>7  *</w:t>
+      </w:r>
+      <w:proofErr w:type="gramEnd"/>
+      <w:r>
+        <w:rPr>
+          <w:b/>
+          <w:bCs/>
+        </w:rPr>
+        <w:t>**************</w:t>
+      </w:r>
+    </w:p>
+    <w:p>
+      <w:pPr>
+        <w:spacing w:after="0" w:line="240" w:lineRule="auto"/>
+        <w:rPr>
+          <w:b/>
+          <w:bCs/>
+        </w:rPr>
+      </w:pPr>
+      <w:r>
+        <w:rPr>
+          <w:b/>
+          <w:bCs/>
+          <w:noProof/>
+        </w:rPr>
+        <mc:AlternateContent>
+          <mc:Choice Requires="wps">
+            <w:drawing>
+              <wp:anchor distT="0" distB="0" distL="114300" distR="114300" simplePos="0" relativeHeight="251659263" behindDoc="1" locked="0" layoutInCell="1" allowOverlap="1" wp14:anchorId="199F3FC7" wp14:editId="61406BEA">
+                <wp:simplePos x="0" y="0"/>
+                <wp:positionH relativeFrom="column">
+                  <wp:posOffset>-21590</wp:posOffset>
+                </wp:positionH>
+                <wp:positionV relativeFrom="paragraph">
+                  <wp:posOffset>172720</wp:posOffset>
+                </wp:positionV>
+                <wp:extent cx="5670550" cy="6559550"/>
+                <wp:effectExtent l="0" t="0" r="25400" b="12700"/>
+                <wp:wrapNone/>
+                <wp:docPr id="809439054" name="Rettangolo 16"/>
+                <wp:cNvGraphicFramePr/>
+                <a:graphic xmlns:a="http://schemas.openxmlformats.org/drawingml/2006/main">
+                  <a:graphicData uri="http://schemas.microsoft.com/office/word/2010/wordprocessingShape">
+                    <wps:wsp>
+                      <wps:cNvSpPr/>
+                      <wps:spPr>
+                        <a:xfrm>
+                          <a:off x="0" y="0"/>
+                          <a:ext cx="5670550" cy="6559550"/>
+                        </a:xfrm>
+                        <a:prstGeom prst="rect">
+                          <a:avLst/>
+                        </a:prstGeom>
+                        <a:solidFill>
+                          <a:schemeClr val="accent4">
+                            <a:lumMod val="40000"/>
+                            <a:lumOff val="60000"/>
+                          </a:schemeClr>
+                        </a:solidFill>
+                      </wps:spPr>
+                      <wps:style>
+                        <a:lnRef idx="2">
+                          <a:schemeClr val="accent1">
+                            <a:shade val="15000"/>
+                          </a:schemeClr>
+                        </a:lnRef>
+                        <a:fillRef idx="1">
+                          <a:schemeClr val="accent1"/>
+                        </a:fillRef>
+                        <a:effectRef idx="0">
+                          <a:schemeClr val="accent1"/>
+                        </a:effectRef>
+                        <a:fontRef idx="minor">
+                          <a:schemeClr val="lt1"/>
+                        </a:fontRef>
+                      </wps:style>
+                      <wps:bodyPr rot="0" spcFirstLastPara="0" vertOverflow="overflow" horzOverflow="overflow" vert="horz" wrap="square" lIns="91440" tIns="45720" rIns="91440" bIns="45720" numCol="1" spcCol="0" rtlCol="0" fromWordArt="0" anchor="ctr" anchorCtr="0" forceAA="0" compatLnSpc="1">
+                        <a:prstTxWarp prst="textNoShape">
+                          <a:avLst/>
+                        </a:prstTxWarp>
+                        <a:noAutofit/>
+                      </wps:bodyPr>
+                    </wps:wsp>
+                  </a:graphicData>
+                </a:graphic>
+                <wp14:sizeRelH relativeFrom="margin">
+                  <wp14:pctWidth>0</wp14:pctWidth>
+                </wp14:sizeRelH>
+                <wp14:sizeRelV relativeFrom="margin">
+                  <wp14:pctHeight>0</wp14:pctHeight>
+                </wp14:sizeRelV>
+              </wp:anchor>
+            </w:drawing>
+          </mc:Choice>
+          <mc:Fallback>
+            <w:pict>
+              <v:rect w14:anchorId="52A8662F" id="Rettangolo 16" o:spid="_x0000_s1026" style="position:absolute;margin-left:-1.7pt;margin-top:13.6pt;width:446.5pt;height:516.5pt;z-index:-251657217;visibility:visible;mso-wrap-style:square;mso-width-percent:0;mso-height-percent:0;mso-wrap-distance-left:9pt;mso-wrap-distance-top:0;mso-wrap-distance-right:9pt;mso-wrap-distance-bottom:0;mso-position-horizontal:absolute;mso-position-horizontal-relative:text;mso-position-vertical:absolute;mso-position-vertical-relative:text;mso-width-percent:0;mso-height-percent:0;mso-width-relative:margin;mso-height-relative:margin;v-text-anchor:middle" o:gfxdata="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" fillcolor="#ffe599 [1303]" strokecolor="#09101d [484]" strokeweight="1pt"/>
+            </w:pict>
+          </mc:Fallback>
+        </mc:AlternateContent>
+      </w:r>
+    </w:p>
+    <w:p>
+      <w:pPr>
+        <w:spacing w:after="0" w:line="240" w:lineRule="auto"/>
+      </w:pPr>
+      <w:r>
+        <w:rPr>
+          <w:b/>
+          <w:bCs/>
+        </w:rPr>
+        <w:t xml:space="preserve">Appunti per Audit – Passaggio da Rev. </w:t>
+      </w:r>
+      <w:r>
+        <w:rPr>
+          <w:b/>
+          <w:bCs/>
+        </w:rPr>
+        <w:t>1</w:t>
+      </w:r>
+      <w:r>
+        <w:rPr>
+          <w:b/>
+          <w:bCs/>
+        </w:rPr>
+        <w:t>.</w:t>
+      </w:r>
+      <w:r>
+        <w:rPr>
+          <w:b/>
+          <w:bCs/>
+        </w:rPr>
+        <w:t>3</w:t>
+      </w:r>
+      <w:r>
+        <w:rPr>
+          <w:b/>
+          <w:bCs/>
+        </w:rPr>
+        <w:t xml:space="preserve"> a </w:t>
+      </w:r>
+      <w:proofErr w:type="spellStart"/>
+      <w:r>
+        <w:rPr>
+          <w:b/>
+          <w:bCs/>
+        </w:rPr>
+        <w:t>Rev</w:t>
+      </w:r>
+      <w:proofErr w:type="spellEnd"/>
+      <w:r>
+        <w:rPr>
+          <w:b/>
+          <w:bCs/>
+        </w:rPr>
+        <w:t xml:space="preserve"> 2 e successivamente a </w:t>
+      </w:r>
+      <w:r>
+        <w:rPr>
+          <w:b/>
+          <w:bCs/>
+        </w:rPr>
+        <w:t>Rev. 3.0</w:t>
+      </w:r>
+      <w:r>
+        <w:br/>
+      </w:r>
+      <w:r>
+        <w:br/>
+        <w:t>Durante lo sviluppo della revisione 2.0 abbiamo introdotto il file di configurazione</w:t>
+      </w:r>
+      <w:r>
+        <w:br/>
+      </w:r>
+      <w:proofErr w:type="spellStart"/>
+      <w:r>
+        <w:t>conf.conf</w:t>
+      </w:r>
+      <w:proofErr w:type="spellEnd"/>
+      <w:r>
+        <w:t xml:space="preserve"> per separare i parametri del programma dal codice sorgente.</w:t>
+      </w:r>
+      <w:r>
+        <w:br/>
+      </w:r>
+      <w:r>
+        <w:br/>
+        <w:t>Questa scelta ci ha permesso di comprendere meglio il concetto di configurazione</w:t>
+      </w:r>
+      <w:r>
+        <w:br/>
+        <w:t>esterna e di rendere il programma più flessibile, evitando di modificare il codice</w:t>
+      </w:r>
+      <w:r>
+        <w:br/>
+        <w:t>ogni volta che cambia un percorso di lavoro.</w:t>
+      </w:r>
+    </w:p>
+    <w:p>
+      <w:pPr>
+        <w:spacing w:after="0" w:line="240" w:lineRule="auto"/>
+      </w:pPr>
+    </w:p>
+    <w:p>
+      <w:pPr>
+        <w:spacing w:after="0" w:line="240" w:lineRule="auto"/>
+      </w:pPr>
+      <w:r>
+        <w:t>Da rev. 2 a rev. 3</w:t>
+      </w:r>
+      <w:r>
+        <w:br/>
+      </w:r>
+      <w:r>
+        <w:br/>
+      </w:r>
+      <w:r>
+        <w:t>A</w:t>
+      </w:r>
+      <w:r>
+        <w:t>bbiamo studiato come implementare il sistema di backup</w:t>
+      </w:r>
+      <w:r>
+        <w:br/>
+        <w:t>previsto dal capitolato. Dopo alcune prove abbiamo deciso di utilizzare la libreria</w:t>
+      </w:r>
+      <w:r>
+        <w:br/>
+      </w:r>
+      <w:proofErr w:type="spellStart"/>
+      <w:r>
+        <w:t>shutil</w:t>
+      </w:r>
+      <w:proofErr w:type="spellEnd"/>
+      <w:r>
+        <w:t xml:space="preserve">, </w:t>
+      </w:r>
+      <w:r>
+        <w:t>(usata in “</w:t>
+      </w:r>
+      <w:proofErr w:type="spellStart"/>
+      <w:r>
+        <w:t>getinfo</w:t>
+      </w:r>
+      <w:proofErr w:type="spellEnd"/>
+      <w:r>
+        <w:t xml:space="preserve">”) </w:t>
+      </w:r>
+      <w:r>
+        <w:t>che mette a disposizione funzioni specifiche per la copia dei file.</w:t>
+      </w:r>
+      <w:r>
+        <w:br/>
+      </w:r>
+      <w:r>
+        <w:br/>
+        <w:t>La difficoltà principale è stata capire come mantenere nel backup la stessa</w:t>
+      </w:r>
+      <w:r>
+        <w:br/>
+        <w:t>struttura di cartelle presente nell'area monitorata. Dopo diversi test abbiamo</w:t>
+      </w:r>
+      <w:r>
+        <w:br/>
+        <w:t>utilizzato il concetto di percorso relativo, che permette di ricostruire correttamente</w:t>
+      </w:r>
+      <w:r>
+        <w:br/>
+        <w:t>la posizione dei file all'interno della cartella di backup.</w:t>
+      </w:r>
+      <w:r>
+        <w:t xml:space="preserve"> In questa situazione ci siamo </w:t>
+      </w:r>
+    </w:p>
+    <w:p>
+      <w:pPr>
+        <w:spacing w:after="0" w:line="240" w:lineRule="auto"/>
+      </w:pPr>
+      <w:r>
+        <w:t xml:space="preserve">avvalsi anche di </w:t>
+      </w:r>
+      <w:proofErr w:type="spellStart"/>
+      <w:r>
+        <w:t>GemBellini</w:t>
+      </w:r>
+      <w:proofErr w:type="spellEnd"/>
+      <w:r>
+        <w:t>.</w:t>
+      </w:r>
+      <w:r>
+        <w:br/>
+      </w:r>
+      <w:r>
+        <w:br/>
+        <w:t>Durante le prove abbiamo verificato che ogni modifica rilevata dal monitoraggio</w:t>
+      </w:r>
+      <w:r>
+        <w:br/>
+        <w:t>venisse registrata nel file di log e successivamente copiata nella cartella di</w:t>
+      </w:r>
+      <w:r>
+        <w:br/>
+        <w:t>backup.</w:t>
+      </w:r>
+    </w:p>
+    <w:p>
+      <w:pPr>
+        <w:spacing w:after="0" w:line="240" w:lineRule="auto"/>
+      </w:pPr>
+    </w:p>
+    <w:p>
+      <w:pPr>
+        <w:spacing w:after="0" w:line="240" w:lineRule="auto"/>
+      </w:pPr>
+      <w:r>
+        <w:t xml:space="preserve">Abbiamo anche cambiato </w:t>
+      </w:r>
+      <w:proofErr w:type="spellStart"/>
+      <w:r>
+        <w:t>il</w:t>
+      </w:r>
+      <w:proofErr w:type="spellEnd"/>
+      <w:r>
+        <w:t xml:space="preserve"> percorso di monitoraggio su file esterno per testarne il </w:t>
+      </w:r>
+      <w:proofErr w:type="spellStart"/>
+      <w:r>
+        <w:t>funzio</w:t>
+      </w:r>
+      <w:proofErr w:type="spellEnd"/>
+      <w:r>
+        <w:t>-</w:t>
+      </w:r>
+    </w:p>
+    <w:p>
+      <w:pPr>
+        <w:spacing w:after="0" w:line="240" w:lineRule="auto"/>
+        <w:rPr>
+          <w:sz w:val="20"/>
+          <w:szCs w:val="20"/>
+        </w:rPr>
+      </w:pPr>
+      <w:proofErr w:type="spellStart"/>
+      <w:r>
+        <w:t>namento</w:t>
+      </w:r>
+      <w:proofErr w:type="spellEnd"/>
+      <w:r>
+        <w:t>.</w:t>
+      </w:r>
+      <w:r>
+        <w:br/>
+      </w:r>
+      <w:r>
+        <w:br/>
+        <w:t>Questa fase del progetto ci ha permesso di comprendere meglio il collegamento</w:t>
+      </w:r>
+      <w:r>
+        <w:br/>
+        <w:t>tra monitoraggio, registrazione degli eventi e copia dei dati, che rappresenta il</w:t>
+      </w:r>
+      <w:r>
+        <w:br/>
+        <w:t>flusso principale richiesto dal capitolato:</w:t>
+      </w:r>
+      <w:r>
+        <w:br/>
+      </w:r>
+      <w:r>
+        <w:br/>
+        <w:t xml:space="preserve">monitoraggio </w:t>
+      </w:r>
+      <w:r>
+        <w:t>&gt;</w:t>
+      </w:r>
+      <w:r>
+        <w:t xml:space="preserve"> log </w:t>
+      </w:r>
+      <w:r>
+        <w:t>&gt;</w:t>
+      </w:r>
+      <w:r>
+        <w:t xml:space="preserve"> backup</w:t>
+      </w:r>
+      <w:r>
+        <w:br/>
+      </w:r>
+      <w:r>
+        <w:br/>
+        <w:t>Al termine dei test abbiamo deciso di passare alla revisione 3.0 del progetto.</w:t>
+      </w:r>
+    </w:p>
+    <w:p>
+      <w:pPr>
+        <w:spacing w:after="0" w:line="240" w:lineRule="auto"/>
+        <w:rPr>
           <w:sz w:val="20"/>
           <w:szCs w:val="20"/>
         </w:rPr>
       </w:pPr>
     </w:p>
     <w:sectPr>
-      <w:footerReference w:type="default" r:id="rId18"/>
+      <w:footerReference w:type="default" r:id="rId24"/>
       <w:pgSz w:w="11906" w:h="16838"/>
       <w:pgMar w:top="1417" w:right="1134" w:bottom="1134" w:left="1134" w:header="708" w:footer="708" w:gutter="0"/>
       <w:cols w:space="708"/>

--- a/documentazione/Progetto commit_final.docx
+++ b/documentazione/Progetto commit_final.docx
@@ -162,24 +162,15 @@
           <w:sz w:val="40"/>
           <w:szCs w:val="40"/>
         </w:rPr>
-        <w:t xml:space="preserve">Stato </w:t>
-      </w:r>
-      <w:proofErr w:type="gramStart"/>
+        <w:t>Stato aggiornamento:  2</w:t>
+      </w:r>
       <w:r>
         <w:rPr>
           <w:sz w:val="40"/>
           <w:szCs w:val="40"/>
         </w:rPr>
-        <w:t>aggiornamento:  2</w:t>
-      </w:r>
-      <w:r>
-        <w:rPr>
-          <w:sz w:val="40"/>
-          <w:szCs w:val="40"/>
-        </w:rPr>
         <w:t>2</w:t>
       </w:r>
-      <w:proofErr w:type="gramEnd"/>
       <w:r>
         <w:rPr>
           <w:sz w:val="40"/>
@@ -1116,24 +1107,16 @@
           <w:rFonts w:ascii="Calibri" w:eastAsia="Calibri" w:hAnsi="Calibri" w:cs="Calibri"/>
         </w:rPr>
         <w:tab/>
-        <w:t>backup</w:t>
-      </w:r>
-      <w:proofErr w:type="gramStart"/>
+        <w:t xml:space="preserve">backup/  </w:t>
+      </w:r>
+      <w:proofErr w:type="spellStart"/>
       <w:r>
         <w:rPr>
           <w:rFonts w:ascii="Calibri" w:eastAsia="Calibri" w:hAnsi="Calibri" w:cs="Calibri"/>
         </w:rPr>
-        <w:t xml:space="preserve">/  </w:t>
-      </w:r>
-      <w:proofErr w:type="spellStart"/>
-      <w:r>
-        <w:rPr>
-          <w:rFonts w:ascii="Calibri" w:eastAsia="Calibri" w:hAnsi="Calibri" w:cs="Calibri"/>
-        </w:rPr>
         <w:t>config</w:t>
       </w:r>
       <w:proofErr w:type="spellEnd"/>
-      <w:proofErr w:type="gramEnd"/>
       <w:r>
         <w:rPr>
           <w:rFonts w:ascii="Calibri" w:eastAsia="Calibri" w:hAnsi="Calibri" w:cs="Calibri"/>
@@ -1815,43 +1798,19 @@
         <w:ind w:left="18" w:right="2409"/>
       </w:pPr>
       <w:proofErr w:type="spellStart"/>
-      <w:proofErr w:type="gramStart"/>
       <w:r>
         <w:rPr>
           <w:rFonts w:ascii="Calibri" w:eastAsia="Calibri" w:hAnsi="Calibri" w:cs="Calibri"/>
         </w:rPr>
-        <w:t>file;dimensione</w:t>
-      </w:r>
-      <w:proofErr w:type="gramEnd"/>
+        <w:t>file;dimensione;ultima_modifica;backup</w:t>
+      </w:r>
+      <w:proofErr w:type="spellEnd"/>
       <w:r>
         <w:rPr>
           <w:rFonts w:ascii="Calibri" w:eastAsia="Calibri" w:hAnsi="Calibri" w:cs="Calibri"/>
         </w:rPr>
-        <w:t>;ultima_</w:t>
-      </w:r>
-      <w:proofErr w:type="gramStart"/>
-      <w:r>
-        <w:rPr>
-          <w:rFonts w:ascii="Calibri" w:eastAsia="Calibri" w:hAnsi="Calibri" w:cs="Calibri"/>
-        </w:rPr>
-        <w:t>modifica;backup</w:t>
-      </w:r>
-      <w:proofErr w:type="spellEnd"/>
-      <w:proofErr w:type="gramEnd"/>
-      <w:r>
-        <w:rPr>
-          <w:rFonts w:ascii="Calibri" w:eastAsia="Calibri" w:hAnsi="Calibri" w:cs="Calibri"/>
-        </w:rPr>
-        <w:t xml:space="preserve"> clienti.csv;245;2026-05-18 </w:t>
-      </w:r>
-      <w:proofErr w:type="gramStart"/>
-      <w:r>
-        <w:rPr>
-          <w:rFonts w:ascii="Calibri" w:eastAsia="Calibri" w:hAnsi="Calibri" w:cs="Calibri"/>
-        </w:rPr>
-        <w:t>21:15;OK</w:t>
-      </w:r>
-      <w:proofErr w:type="gramEnd"/>
+        <w:t xml:space="preserve"> clienti.csv;245;2026-05-18 21:15;OK</w:t>
+      </w:r>
     </w:p>
     <w:p>
       <w:pPr>
@@ -3544,19 +3503,11 @@
       </w:r>
       <w:proofErr w:type="spellStart"/>
       <w:r>
-        <w:t>scrivi_</w:t>
-      </w:r>
-      <w:proofErr w:type="gramStart"/>
-      <w:r>
-        <w:t>log</w:t>
+        <w:t>scrivi_log</w:t>
       </w:r>
       <w:proofErr w:type="spellEnd"/>
       <w:r>
-        <w:t>(</w:t>
-      </w:r>
-      <w:proofErr w:type="gramEnd"/>
-      <w:r>
-        <w:t xml:space="preserve">); </w:t>
+        <w:t xml:space="preserve">(); </w:t>
       </w:r>
     </w:p>
     <w:p>
@@ -3571,17 +3522,12 @@
         <w:t xml:space="preserve">funzione </w:t>
       </w:r>
       <w:proofErr w:type="spellStart"/>
-      <w:proofErr w:type="gramStart"/>
       <w:r>
         <w:t>main</w:t>
       </w:r>
       <w:proofErr w:type="spellEnd"/>
       <w:r>
-        <w:t>(</w:t>
-      </w:r>
-      <w:proofErr w:type="gramEnd"/>
-      <w:r>
-        <w:t xml:space="preserve">); </w:t>
+        <w:t xml:space="preserve">(); </w:t>
       </w:r>
     </w:p>
     <w:p>
@@ -5335,19 +5281,11 @@
     <w:p>
       <w:proofErr w:type="spellStart"/>
       <w:r>
-        <w:t>monitora_</w:t>
-      </w:r>
-      <w:proofErr w:type="gramStart"/>
-      <w:r>
-        <w:t>cartella</w:t>
+        <w:t>monitora_cartella</w:t>
       </w:r>
       <w:proofErr w:type="spellEnd"/>
       <w:r>
-        <w:t>(</w:t>
-      </w:r>
-      <w:proofErr w:type="gramEnd"/>
-      <w:r>
-        <w:t>)</w:t>
+        <w:t>()</w:t>
       </w:r>
     </w:p>
     <w:p>
@@ -5355,17 +5293,12 @@
         <w:t xml:space="preserve">per separare la logica di monitoraggio dalla funzione principale </w:t>
       </w:r>
       <w:proofErr w:type="spellStart"/>
-      <w:proofErr w:type="gramStart"/>
       <w:r>
         <w:t>main</w:t>
       </w:r>
       <w:proofErr w:type="spellEnd"/>
       <w:r>
-        <w:t>(</w:t>
-      </w:r>
-      <w:proofErr w:type="gramEnd"/>
-      <w:r>
-        <w:t>).</w:t>
+        <w:t>().</w:t>
       </w:r>
     </w:p>
     <w:p>
@@ -5665,23 +5598,7 @@
           <w:sz w:val="20"/>
           <w:szCs w:val="20"/>
         </w:rPr>
-        <w:t xml:space="preserve"> abbiamo riscontrato errori sul percorso log. Abbiamo di </w:t>
-      </w:r>
-      <w:proofErr w:type="gramStart"/>
-      <w:r>
-        <w:rPr>
-          <w:sz w:val="20"/>
-          <w:szCs w:val="20"/>
-        </w:rPr>
-        <w:t>nuovo  chiesto</w:t>
-      </w:r>
-      <w:proofErr w:type="gramEnd"/>
-      <w:r>
-        <w:rPr>
-          <w:sz w:val="20"/>
-          <w:szCs w:val="20"/>
-        </w:rPr>
-        <w:t xml:space="preserve"> aiuto a </w:t>
+        <w:t xml:space="preserve"> abbiamo riscontrato errori sul percorso log. Abbiamo di nuovo  chiesto aiuto a </w:t>
       </w:r>
       <w:proofErr w:type="spellStart"/>
       <w:r>
@@ -5706,7 +5623,6 @@
         </w:rPr>
         <w:t xml:space="preserve"> </w:t>
       </w:r>
-      <w:proofErr w:type="gramStart"/>
       <w:r>
         <w:rPr>
           <w:sz w:val="20"/>
@@ -5714,7 +5630,6 @@
         </w:rPr>
         <w:t>Bellini..</w:t>
       </w:r>
-      <w:proofErr w:type="gramEnd"/>
     </w:p>
     <w:p>
       <w:pPr>
@@ -5774,9 +5689,9 @@
           <w:lang w:eastAsia="it-IT"/>
           <w14:ligatures w14:val="none"/>
         </w:rPr>
-        <w:t xml:space="preserve"> </w:t>
-      </w:r>
-      <w:proofErr w:type="gramStart"/>
+        <w:t xml:space="preserve"> e , sorpresa.... errore poiché il programma non trova cartella log in </w:t>
+      </w:r>
+      <w:proofErr w:type="spellStart"/>
       <w:r>
         <w:rPr>
           <w:rFonts w:ascii="Arial" w:eastAsia="Times New Roman" w:hAnsi="Arial" w:cs="Arial"/>
@@ -5787,9 +5702,9 @@
           <w:lang w:eastAsia="it-IT"/>
           <w14:ligatures w14:val="none"/>
         </w:rPr>
-        <w:t>e ,</w:t>
-      </w:r>
-      <w:proofErr w:type="gramEnd"/>
+        <w:t>venv</w:t>
+      </w:r>
+      <w:proofErr w:type="spellEnd"/>
       <w:r>
         <w:rPr>
           <w:rFonts w:ascii="Arial" w:eastAsia="Times New Roman" w:hAnsi="Arial" w:cs="Arial"/>
@@ -5800,10 +5715,61 @@
           <w:lang w:eastAsia="it-IT"/>
           <w14:ligatures w14:val="none"/>
         </w:rPr>
-        <w:t xml:space="preserve"> sorpresa.... errore poiché il programma non trova cartella log in </w:t>
+        <w:t>..... ti allego il codice e mi sembra che sia un problema di percorsi ma non sono riuscito a risolvere"""</w:t>
+      </w:r>
+    </w:p>
+    <w:p>
+      <w:pPr>
+        <w:spacing w:after="0" w:line="360" w:lineRule="atLeast"/>
+        <w:rPr>
+          <w:rFonts w:ascii="Arial" w:eastAsia="Times New Roman" w:hAnsi="Arial" w:cs="Arial"/>
+          <w:color w:val="2F5496" w:themeColor="accent1" w:themeShade="BF"/>
+          <w:kern w:val="0"/>
+          <w:sz w:val="20"/>
+          <w:szCs w:val="20"/>
+          <w:lang w:eastAsia="it-IT"/>
+          <w14:ligatures w14:val="none"/>
+        </w:rPr>
+      </w:pPr>
+      <w:r>
+        <w:rPr>
+          <w:rFonts w:ascii="Arial" w:eastAsia="Times New Roman" w:hAnsi="Arial" w:cs="Arial"/>
+          <w:color w:val="2F5496" w:themeColor="accent1" w:themeShade="BF"/>
+          <w:kern w:val="0"/>
+          <w:sz w:val="20"/>
+          <w:szCs w:val="20"/>
+          <w:lang w:eastAsia="it-IT"/>
+          <w14:ligatures w14:val="none"/>
+        </w:rPr>
+        <w:t xml:space="preserve">Programma … </w:t>
+      </w:r>
+    </w:p>
+    <w:p>
+      <w:pPr>
+        <w:spacing w:after="0" w:line="360" w:lineRule="atLeast"/>
+        <w:rPr>
+          <w:rFonts w:ascii="Arial" w:eastAsia="Times New Roman" w:hAnsi="Arial" w:cs="Arial"/>
+          <w:color w:val="2F5496" w:themeColor="accent1" w:themeShade="BF"/>
+          <w:kern w:val="0"/>
+          <w:sz w:val="20"/>
+          <w:szCs w:val="20"/>
+          <w:lang w:eastAsia="it-IT"/>
+          <w14:ligatures w14:val="none"/>
+        </w:rPr>
+      </w:pPr>
+      <w:r>
+        <w:rPr>
+          <w:rFonts w:ascii="Arial" w:eastAsia="Times New Roman" w:hAnsi="Arial" w:cs="Arial"/>
+          <w:color w:val="2F5496" w:themeColor="accent1" w:themeShade="BF"/>
+          <w:kern w:val="0"/>
+          <w:sz w:val="20"/>
+          <w:szCs w:val="20"/>
+          <w:lang w:eastAsia="it-IT"/>
+          <w14:ligatures w14:val="none"/>
+        </w:rPr>
+        <w:t xml:space="preserve">    </w:t>
       </w:r>
       <w:proofErr w:type="spellStart"/>
-      <w:proofErr w:type="gramStart"/>
       <w:r>
         <w:rPr>
           <w:rFonts w:ascii="Arial" w:eastAsia="Times New Roman" w:hAnsi="Arial" w:cs="Arial"/>
@@ -5814,7 +5780,7 @@
           <w:lang w:eastAsia="it-IT"/>
           <w14:ligatures w14:val="none"/>
         </w:rPr>
-        <w:t>venv</w:t>
+        <w:t>cartella_da_osservare</w:t>
       </w:r>
       <w:proofErr w:type="spellEnd"/>
       <w:r>
@@ -5827,9 +5793,9 @@
           <w:lang w:eastAsia="it-IT"/>
           <w14:ligatures w14:val="none"/>
         </w:rPr>
-        <w:t>....</w:t>
-      </w:r>
-      <w:proofErr w:type="gramEnd"/>
+        <w:t xml:space="preserve"> = </w:t>
+      </w:r>
+      <w:proofErr w:type="spellStart"/>
       <w:r>
         <w:rPr>
           <w:rFonts w:ascii="Arial" w:eastAsia="Times New Roman" w:hAnsi="Arial" w:cs="Arial"/>
@@ -5840,7 +5806,20 @@
           <w:lang w:eastAsia="it-IT"/>
           <w14:ligatures w14:val="none"/>
         </w:rPr>
-        <w:t>. ti allego il codice e mi sembra che sia un problema di percorsi ma non sono riuscito a risolvere"""</w:t>
+        <w:t>r"C</w:t>
+      </w:r>
+      <w:proofErr w:type="spellEnd"/>
+      <w:r>
+        <w:rPr>
+          <w:rFonts w:ascii="Arial" w:eastAsia="Times New Roman" w:hAnsi="Arial" w:cs="Arial"/>
+          <w:color w:val="2F5496" w:themeColor="accent1" w:themeShade="BF"/>
+          <w:kern w:val="0"/>
+          <w:sz w:val="20"/>
+          <w:szCs w:val="20"/>
+          <w:lang w:eastAsia="it-IT"/>
+          <w14:ligatures w14:val="none"/>
+        </w:rPr>
+        <w:t>:\Work\marconilab"</w:t>
       </w:r>
     </w:p>
     <w:p>
@@ -5866,7 +5845,33 @@
           <w:lang w:eastAsia="it-IT"/>
           <w14:ligatures w14:val="none"/>
         </w:rPr>
-        <w:t xml:space="preserve">Programma … </w:t>
+        <w:t xml:space="preserve">    </w:t>
+      </w:r>
+      <w:proofErr w:type="spellStart"/>
+      <w:r>
+        <w:rPr>
+          <w:rFonts w:ascii="Arial" w:eastAsia="Times New Roman" w:hAnsi="Arial" w:cs="Arial"/>
+          <w:color w:val="2F5496" w:themeColor="accent1" w:themeShade="BF"/>
+          <w:kern w:val="0"/>
+          <w:sz w:val="20"/>
+          <w:szCs w:val="20"/>
+          <w:lang w:eastAsia="it-IT"/>
+          <w14:ligatures w14:val="none"/>
+        </w:rPr>
+        <w:t>file_log</w:t>
+      </w:r>
+      <w:proofErr w:type="spellEnd"/>
+      <w:r>
+        <w:rPr>
+          <w:rFonts w:ascii="Arial" w:eastAsia="Times New Roman" w:hAnsi="Arial" w:cs="Arial"/>
+          <w:color w:val="2F5496" w:themeColor="accent1" w:themeShade="BF"/>
+          <w:kern w:val="0"/>
+          <w:sz w:val="20"/>
+          <w:szCs w:val="20"/>
+          <w:lang w:eastAsia="it-IT"/>
+          <w14:ligatures w14:val="none"/>
+        </w:rPr>
+        <w:t xml:space="preserve"> = r"..\log\monitor.log"</w:t>
       </w:r>
     </w:p>
     <w:p>
@@ -5882,7 +5887,10 @@
           <w14:ligatures w14:val="none"/>
         </w:rPr>
       </w:pPr>
-      <w:r>
+    </w:p>
+    <w:p>
+      <w:pPr>
+        <w:spacing w:after="0" w:line="360" w:lineRule="atLeast"/>
         <w:rPr>
           <w:rFonts w:ascii="Arial" w:eastAsia="Times New Roman" w:hAnsi="Arial" w:cs="Arial"/>
           <w:color w:val="2F5496" w:themeColor="accent1" w:themeShade="BF"/>
@@ -5892,6 +5900,17 @@
           <w:lang w:eastAsia="it-IT"/>
           <w14:ligatures w14:val="none"/>
         </w:rPr>
+      </w:pPr>
+      <w:r>
+        <w:rPr>
+          <w:rFonts w:ascii="Arial" w:eastAsia="Times New Roman" w:hAnsi="Arial" w:cs="Arial"/>
+          <w:color w:val="2F5496" w:themeColor="accent1" w:themeShade="BF"/>
+          <w:kern w:val="0"/>
+          <w:sz w:val="20"/>
+          <w:szCs w:val="20"/>
+          <w:lang w:eastAsia="it-IT"/>
+          <w14:ligatures w14:val="none"/>
+        </w:rPr>
         <w:t xml:space="preserve">    </w:t>
       </w:r>
       <w:proofErr w:type="spellStart"/>
@@ -5905,7 +5924,7 @@
           <w:lang w:eastAsia="it-IT"/>
           <w14:ligatures w14:val="none"/>
         </w:rPr>
-        <w:t>cartella_da_osservare</w:t>
+        <w:t>scrivi_log</w:t>
       </w:r>
       <w:proofErr w:type="spellEnd"/>
       <w:r>
@@ -5918,177 +5937,7 @@
           <w:lang w:eastAsia="it-IT"/>
           <w14:ligatures w14:val="none"/>
         </w:rPr>
-        <w:t xml:space="preserve"> = </w:t>
-      </w:r>
-      <w:proofErr w:type="spellStart"/>
-      <w:r>
-        <w:rPr>
-          <w:rFonts w:ascii="Arial" w:eastAsia="Times New Roman" w:hAnsi="Arial" w:cs="Arial"/>
-          <w:color w:val="2F5496" w:themeColor="accent1" w:themeShade="BF"/>
-          <w:kern w:val="0"/>
-          <w:sz w:val="20"/>
-          <w:szCs w:val="20"/>
-          <w:lang w:eastAsia="it-IT"/>
-          <w14:ligatures w14:val="none"/>
-        </w:rPr>
-        <w:t>r"C</w:t>
-      </w:r>
-      <w:proofErr w:type="spellEnd"/>
-      <w:r>
-        <w:rPr>
-          <w:rFonts w:ascii="Arial" w:eastAsia="Times New Roman" w:hAnsi="Arial" w:cs="Arial"/>
-          <w:color w:val="2F5496" w:themeColor="accent1" w:themeShade="BF"/>
-          <w:kern w:val="0"/>
-          <w:sz w:val="20"/>
-          <w:szCs w:val="20"/>
-          <w:lang w:eastAsia="it-IT"/>
-          <w14:ligatures w14:val="none"/>
-        </w:rPr>
-        <w:t>:\Work\marconilab"</w:t>
-      </w:r>
-    </w:p>
-    <w:p>
-      <w:pPr>
-        <w:spacing w:after="0" w:line="360" w:lineRule="atLeast"/>
-        <w:rPr>
-          <w:rFonts w:ascii="Arial" w:eastAsia="Times New Roman" w:hAnsi="Arial" w:cs="Arial"/>
-          <w:color w:val="2F5496" w:themeColor="accent1" w:themeShade="BF"/>
-          <w:kern w:val="0"/>
-          <w:sz w:val="20"/>
-          <w:szCs w:val="20"/>
-          <w:lang w:eastAsia="it-IT"/>
-          <w14:ligatures w14:val="none"/>
-        </w:rPr>
-      </w:pPr>
-      <w:r>
-        <w:rPr>
-          <w:rFonts w:ascii="Arial" w:eastAsia="Times New Roman" w:hAnsi="Arial" w:cs="Arial"/>
-          <w:color w:val="2F5496" w:themeColor="accent1" w:themeShade="BF"/>
-          <w:kern w:val="0"/>
-          <w:sz w:val="20"/>
-          <w:szCs w:val="20"/>
-          <w:lang w:eastAsia="it-IT"/>
-          <w14:ligatures w14:val="none"/>
-        </w:rPr>
-        <w:t xml:space="preserve">    </w:t>
-      </w:r>
-      <w:proofErr w:type="spellStart"/>
-      <w:r>
-        <w:rPr>
-          <w:rFonts w:ascii="Arial" w:eastAsia="Times New Roman" w:hAnsi="Arial" w:cs="Arial"/>
-          <w:color w:val="2F5496" w:themeColor="accent1" w:themeShade="BF"/>
-          <w:kern w:val="0"/>
-          <w:sz w:val="20"/>
-          <w:szCs w:val="20"/>
-          <w:lang w:eastAsia="it-IT"/>
-          <w14:ligatures w14:val="none"/>
-        </w:rPr>
-        <w:t>file_log</w:t>
-      </w:r>
-      <w:proofErr w:type="spellEnd"/>
-      <w:r>
-        <w:rPr>
-          <w:rFonts w:ascii="Arial" w:eastAsia="Times New Roman" w:hAnsi="Arial" w:cs="Arial"/>
-          <w:color w:val="2F5496" w:themeColor="accent1" w:themeShade="BF"/>
-          <w:kern w:val="0"/>
-          <w:sz w:val="20"/>
-          <w:szCs w:val="20"/>
-          <w:lang w:eastAsia="it-IT"/>
-          <w14:ligatures w14:val="none"/>
-        </w:rPr>
-        <w:t xml:space="preserve"> = r"..\log\monitor.log"</w:t>
-      </w:r>
-    </w:p>
-    <w:p>
-      <w:pPr>
-        <w:spacing w:after="0" w:line="360" w:lineRule="atLeast"/>
-        <w:rPr>
-          <w:rFonts w:ascii="Arial" w:eastAsia="Times New Roman" w:hAnsi="Arial" w:cs="Arial"/>
-          <w:color w:val="2F5496" w:themeColor="accent1" w:themeShade="BF"/>
-          <w:kern w:val="0"/>
-          <w:sz w:val="20"/>
-          <w:szCs w:val="20"/>
-          <w:lang w:eastAsia="it-IT"/>
-          <w14:ligatures w14:val="none"/>
-        </w:rPr>
-      </w:pPr>
-    </w:p>
-    <w:p>
-      <w:pPr>
-        <w:spacing w:after="0" w:line="360" w:lineRule="atLeast"/>
-        <w:rPr>
-          <w:rFonts w:ascii="Arial" w:eastAsia="Times New Roman" w:hAnsi="Arial" w:cs="Arial"/>
-          <w:color w:val="2F5496" w:themeColor="accent1" w:themeShade="BF"/>
-          <w:kern w:val="0"/>
-          <w:sz w:val="20"/>
-          <w:szCs w:val="20"/>
-          <w:lang w:eastAsia="it-IT"/>
-          <w14:ligatures w14:val="none"/>
-        </w:rPr>
-      </w:pPr>
-      <w:r>
-        <w:rPr>
-          <w:rFonts w:ascii="Arial" w:eastAsia="Times New Roman" w:hAnsi="Arial" w:cs="Arial"/>
-          <w:color w:val="2F5496" w:themeColor="accent1" w:themeShade="BF"/>
-          <w:kern w:val="0"/>
-          <w:sz w:val="20"/>
-          <w:szCs w:val="20"/>
-          <w:lang w:eastAsia="it-IT"/>
-          <w14:ligatures w14:val="none"/>
-        </w:rPr>
-        <w:t xml:space="preserve">    </w:t>
-      </w:r>
-      <w:proofErr w:type="spellStart"/>
-      <w:r>
-        <w:rPr>
-          <w:rFonts w:ascii="Arial" w:eastAsia="Times New Roman" w:hAnsi="Arial" w:cs="Arial"/>
-          <w:color w:val="2F5496" w:themeColor="accent1" w:themeShade="BF"/>
-          <w:kern w:val="0"/>
-          <w:sz w:val="20"/>
-          <w:szCs w:val="20"/>
-          <w:lang w:eastAsia="it-IT"/>
-          <w14:ligatures w14:val="none"/>
-        </w:rPr>
-        <w:t>scrivi_</w:t>
-      </w:r>
-      <w:proofErr w:type="gramStart"/>
-      <w:r>
-        <w:rPr>
-          <w:rFonts w:ascii="Arial" w:eastAsia="Times New Roman" w:hAnsi="Arial" w:cs="Arial"/>
-          <w:color w:val="2F5496" w:themeColor="accent1" w:themeShade="BF"/>
-          <w:kern w:val="0"/>
-          <w:sz w:val="20"/>
-          <w:szCs w:val="20"/>
-          <w:lang w:eastAsia="it-IT"/>
-          <w14:ligatures w14:val="none"/>
-        </w:rPr>
-        <w:t>log</w:t>
-      </w:r>
-      <w:proofErr w:type="spellEnd"/>
-      <w:r>
-        <w:rPr>
-          <w:rFonts w:ascii="Arial" w:eastAsia="Times New Roman" w:hAnsi="Arial" w:cs="Arial"/>
-          <w:color w:val="2F5496" w:themeColor="accent1" w:themeShade="BF"/>
-          <w:kern w:val="0"/>
-          <w:sz w:val="20"/>
-          <w:szCs w:val="20"/>
-          <w:lang w:eastAsia="it-IT"/>
-          <w14:ligatures w14:val="none"/>
-        </w:rPr>
-        <w:t>(</w:t>
-      </w:r>
-      <w:proofErr w:type="gramEnd"/>
-      <w:r>
-        <w:rPr>
-          <w:rFonts w:ascii="Arial" w:eastAsia="Times New Roman" w:hAnsi="Arial" w:cs="Arial"/>
-          <w:color w:val="2F5496" w:themeColor="accent1" w:themeShade="BF"/>
-          <w:kern w:val="0"/>
-          <w:sz w:val="20"/>
-          <w:szCs w:val="20"/>
-          <w:lang w:eastAsia="it-IT"/>
-          <w14:ligatures w14:val="none"/>
-        </w:rPr>
-        <w:t xml:space="preserve">"Programma avviato", </w:t>
+        <w:t xml:space="preserve">("Programma avviato", </w:t>
       </w:r>
       <w:proofErr w:type="spellStart"/>
       <w:r>
@@ -6277,7 +6126,6 @@
         <w:t xml:space="preserve">Alla riga del </w:t>
       </w:r>
       <w:proofErr w:type="spellStart"/>
-      <w:proofErr w:type="gramStart"/>
       <w:r>
         <w:rPr>
           <w:rFonts w:ascii="Courier New" w:eastAsia="Times New Roman" w:hAnsi="Courier New" w:cs="Courier New"/>
@@ -6303,21 +6151,7 @@
           <w:lang w:eastAsia="it-IT"/>
           <w14:ligatures w14:val="none"/>
         </w:rPr>
-        <w:t>(</w:t>
-      </w:r>
-      <w:proofErr w:type="gramEnd"/>
-      <w:r>
-        <w:rPr>
-          <w:rFonts w:ascii="Courier New" w:eastAsia="Times New Roman" w:hAnsi="Courier New" w:cs="Courier New"/>
-          <w:color w:val="2F5496" w:themeColor="accent1" w:themeShade="BF"/>
-          <w:kern w:val="0"/>
-          <w:sz w:val="20"/>
-          <w:szCs w:val="20"/>
-          <w:shd w:val="clear" w:color="auto" w:fill="F2F0F0"/>
-          <w:lang w:eastAsia="it-IT"/>
-          <w14:ligatures w14:val="none"/>
-        </w:rPr>
-        <w:t>)</w:t>
+        <w:t>()</w:t>
       </w:r>
       <w:r>
         <w:rPr>
@@ -6814,7 +6648,6 @@
         <w:t xml:space="preserve"> nel </w:t>
       </w:r>
       <w:proofErr w:type="spellStart"/>
-      <w:proofErr w:type="gramStart"/>
       <w:r>
         <w:rPr>
           <w:rFonts w:ascii="Courier New" w:eastAsia="Times New Roman" w:hAnsi="Courier New" w:cs="Courier New"/>
@@ -6840,21 +6673,7 @@
           <w:lang w:eastAsia="it-IT"/>
           <w14:ligatures w14:val="none"/>
         </w:rPr>
-        <w:t>(</w:t>
-      </w:r>
-      <w:proofErr w:type="gramEnd"/>
-      <w:r>
-        <w:rPr>
-          <w:rFonts w:ascii="Courier New" w:eastAsia="Times New Roman" w:hAnsi="Courier New" w:cs="Courier New"/>
-          <w:color w:val="2F5496" w:themeColor="accent1" w:themeShade="BF"/>
-          <w:kern w:val="0"/>
-          <w:sz w:val="20"/>
-          <w:szCs w:val="20"/>
-          <w:shd w:val="clear" w:color="auto" w:fill="F2F0F0"/>
-          <w:lang w:eastAsia="it-IT"/>
-          <w14:ligatures w14:val="none"/>
-        </w:rPr>
-        <w:t>)</w:t>
+        <w:t>()</w:t>
       </w:r>
       <w:r>
         <w:rPr>
@@ -7011,7 +6830,6 @@
         </w:rPr>
       </w:pPr>
       <w:proofErr w:type="spellStart"/>
-      <w:proofErr w:type="gramStart"/>
       <w:r>
         <w:rPr>
           <w:rFonts w:ascii="Courier New" w:eastAsia="Times New Roman" w:hAnsi="Courier New" w:cs="Courier New"/>
@@ -7022,20 +6840,7 @@
           <w:lang w:eastAsia="it-IT"/>
           <w14:ligatures w14:val="none"/>
         </w:rPr>
-        <w:t>os.path</w:t>
-      </w:r>
-      <w:proofErr w:type="gramEnd"/>
-      <w:r>
-        <w:rPr>
-          <w:rFonts w:ascii="Courier New" w:eastAsia="Times New Roman" w:hAnsi="Courier New" w:cs="Courier New"/>
-          <w:color w:val="2F5496" w:themeColor="accent1" w:themeShade="BF"/>
-          <w:kern w:val="0"/>
-          <w:sz w:val="20"/>
-          <w:szCs w:val="20"/>
-          <w:lang w:eastAsia="it-IT"/>
-          <w14:ligatures w14:val="none"/>
-        </w:rPr>
-        <w:t>.dirname</w:t>
+        <w:t>os.path.dirname</w:t>
       </w:r>
       <w:proofErr w:type="spellEnd"/>
       <w:r>
@@ -7211,7 +7016,6 @@
         <w:t xml:space="preserve">), che su Windows funzionano ma su Linux o Mac potrebbero rompersi, si usa la funzione </w:t>
       </w:r>
       <w:proofErr w:type="spellStart"/>
-      <w:proofErr w:type="gramStart"/>
       <w:r>
         <w:rPr>
           <w:rFonts w:ascii="Courier New" w:eastAsia="Times New Roman" w:hAnsi="Courier New" w:cs="Courier New"/>
@@ -7223,9 +7027,9 @@
           <w:lang w:eastAsia="it-IT"/>
           <w14:ligatures w14:val="none"/>
         </w:rPr>
-        <w:t>os.path</w:t>
-      </w:r>
-      <w:proofErr w:type="gramEnd"/>
+        <w:t>os.path.join</w:t>
+      </w:r>
+      <w:proofErr w:type="spellEnd"/>
       <w:r>
         <w:rPr>
           <w:rFonts w:ascii="Courier New" w:eastAsia="Times New Roman" w:hAnsi="Courier New" w:cs="Courier New"/>
@@ -7237,49 +7041,7 @@
           <w:lang w:eastAsia="it-IT"/>
           <w14:ligatures w14:val="none"/>
         </w:rPr>
-        <w:t>.</w:t>
-      </w:r>
-      <w:proofErr w:type="gramStart"/>
-      <w:r>
-        <w:rPr>
-          <w:rFonts w:ascii="Courier New" w:eastAsia="Times New Roman" w:hAnsi="Courier New" w:cs="Courier New"/>
-          <w:color w:val="2F5496" w:themeColor="accent1" w:themeShade="BF"/>
-          <w:kern w:val="0"/>
-          <w:sz w:val="20"/>
-          <w:szCs w:val="20"/>
-          <w:shd w:val="clear" w:color="auto" w:fill="F2F0F0"/>
-          <w:lang w:eastAsia="it-IT"/>
-          <w14:ligatures w14:val="none"/>
-        </w:rPr>
-        <w:t>join</w:t>
-      </w:r>
-      <w:proofErr w:type="spellEnd"/>
-      <w:r>
-        <w:rPr>
-          <w:rFonts w:ascii="Courier New" w:eastAsia="Times New Roman" w:hAnsi="Courier New" w:cs="Courier New"/>
-          <w:color w:val="2F5496" w:themeColor="accent1" w:themeShade="BF"/>
-          <w:kern w:val="0"/>
-          <w:sz w:val="20"/>
-          <w:szCs w:val="20"/>
-          <w:shd w:val="clear" w:color="auto" w:fill="F2F0F0"/>
-          <w:lang w:eastAsia="it-IT"/>
-          <w14:ligatures w14:val="none"/>
-        </w:rPr>
-        <w:t>(</w:t>
-      </w:r>
-      <w:proofErr w:type="gramEnd"/>
-      <w:r>
-        <w:rPr>
-          <w:rFonts w:ascii="Courier New" w:eastAsia="Times New Roman" w:hAnsi="Courier New" w:cs="Courier New"/>
-          <w:color w:val="2F5496" w:themeColor="accent1" w:themeShade="BF"/>
-          <w:kern w:val="0"/>
-          <w:sz w:val="20"/>
-          <w:szCs w:val="20"/>
-          <w:shd w:val="clear" w:color="auto" w:fill="F2F0F0"/>
-          <w:lang w:eastAsia="it-IT"/>
-          <w14:ligatures w14:val="none"/>
-        </w:rPr>
-        <w:t>)</w:t>
+        <w:t>()</w:t>
       </w:r>
       <w:r>
         <w:rPr>
@@ -7779,7 +7541,6 @@
         <w:t xml:space="preserve"> (usando </w:t>
       </w:r>
       <w:proofErr w:type="spellStart"/>
-      <w:proofErr w:type="gramStart"/>
       <w:r>
         <w:rPr>
           <w:rFonts w:ascii="Courier New" w:eastAsia="Times New Roman" w:hAnsi="Courier New" w:cs="Courier New"/>
@@ -7791,21 +7552,7 @@
           <w:lang w:eastAsia="it-IT"/>
           <w14:ligatures w14:val="none"/>
         </w:rPr>
-        <w:t>os.path</w:t>
-      </w:r>
-      <w:proofErr w:type="gramEnd"/>
-      <w:r>
-        <w:rPr>
-          <w:rFonts w:ascii="Courier New" w:eastAsia="Times New Roman" w:hAnsi="Courier New" w:cs="Courier New"/>
-          <w:color w:val="2F5496" w:themeColor="accent1" w:themeShade="BF"/>
-          <w:kern w:val="0"/>
-          <w:sz w:val="20"/>
-          <w:szCs w:val="20"/>
-          <w:shd w:val="clear" w:color="auto" w:fill="F2F0F0"/>
-          <w:lang w:eastAsia="it-IT"/>
-          <w14:ligatures w14:val="none"/>
-        </w:rPr>
-        <w:t>.dirname</w:t>
+        <w:t>os.path.dirname</w:t>
       </w:r>
       <w:proofErr w:type="spellEnd"/>
       <w:r>
@@ -8141,7 +7888,6 @@
         <w:t xml:space="preserve"> = </w:t>
       </w:r>
       <w:proofErr w:type="spellStart"/>
-      <w:proofErr w:type="gramStart"/>
       <w:r>
         <w:rPr>
           <w:rFonts w:ascii="Courier New" w:eastAsia="Times New Roman" w:hAnsi="Courier New" w:cs="Courier New"/>
@@ -8152,20 +7898,7 @@
           <w:lang w:eastAsia="it-IT"/>
           <w14:ligatures w14:val="none"/>
         </w:rPr>
-        <w:t>os.path</w:t>
-      </w:r>
-      <w:proofErr w:type="gramEnd"/>
-      <w:r>
-        <w:rPr>
-          <w:rFonts w:ascii="Courier New" w:eastAsia="Times New Roman" w:hAnsi="Courier New" w:cs="Courier New"/>
-          <w:color w:val="2F5496" w:themeColor="accent1" w:themeShade="BF"/>
-          <w:kern w:val="0"/>
-          <w:sz w:val="20"/>
-          <w:szCs w:val="20"/>
-          <w:lang w:eastAsia="it-IT"/>
-          <w14:ligatures w14:val="none"/>
-        </w:rPr>
-        <w:t>.dirname</w:t>
+        <w:t>os.path.dirname</w:t>
       </w:r>
       <w:proofErr w:type="spellEnd"/>
       <w:r>
@@ -8240,7 +7973,6 @@
         <w:t xml:space="preserve"> = </w:t>
       </w:r>
       <w:proofErr w:type="spellStart"/>
-      <w:proofErr w:type="gramStart"/>
       <w:r>
         <w:rPr>
           <w:rFonts w:ascii="Courier New" w:eastAsia="Times New Roman" w:hAnsi="Courier New" w:cs="Courier New"/>
@@ -8251,9 +7983,9 @@
           <w:lang w:eastAsia="it-IT"/>
           <w14:ligatures w14:val="none"/>
         </w:rPr>
-        <w:t>os.path</w:t>
-      </w:r>
-      <w:proofErr w:type="gramEnd"/>
+        <w:t>os.path.join</w:t>
+      </w:r>
+      <w:proofErr w:type="spellEnd"/>
       <w:r>
         <w:rPr>
           <w:rFonts w:ascii="Courier New" w:eastAsia="Times New Roman" w:hAnsi="Courier New" w:cs="Courier New"/>
@@ -8264,9 +7996,9 @@
           <w:lang w:eastAsia="it-IT"/>
           <w14:ligatures w14:val="none"/>
         </w:rPr>
-        <w:t>.</w:t>
-      </w:r>
-      <w:proofErr w:type="gramStart"/>
+        <w:t>(</w:t>
+      </w:r>
+      <w:proofErr w:type="spellStart"/>
       <w:r>
         <w:rPr>
           <w:rFonts w:ascii="Courier New" w:eastAsia="Times New Roman" w:hAnsi="Courier New" w:cs="Courier New"/>
@@ -8277,7 +8009,7 @@
           <w:lang w:eastAsia="it-IT"/>
           <w14:ligatures w14:val="none"/>
         </w:rPr>
-        <w:t>join</w:t>
+        <w:t>cartella_corrente</w:t>
       </w:r>
       <w:proofErr w:type="spellEnd"/>
       <w:r>
@@ -8290,10 +8022,35 @@
           <w:lang w:eastAsia="it-IT"/>
           <w14:ligatures w14:val="none"/>
         </w:rPr>
-        <w:t>(</w:t>
+        <w:t>, "..", "log", "monitor.log")</w:t>
+      </w:r>
+    </w:p>
+    <w:p>
+      <w:pPr>
+        <w:spacing w:after="0" w:line="360" w:lineRule="atLeast"/>
+        <w:rPr>
+          <w:rFonts w:ascii="Arial" w:eastAsia="Times New Roman" w:hAnsi="Arial" w:cs="Arial"/>
+          <w:color w:val="2F5496" w:themeColor="accent1" w:themeShade="BF"/>
+          <w:kern w:val="0"/>
+          <w:sz w:val="20"/>
+          <w:szCs w:val="20"/>
+          <w:lang w:eastAsia="it-IT"/>
+          <w14:ligatures w14:val="none"/>
+        </w:rPr>
+      </w:pPr>
+      <w:r>
+        <w:rPr>
+          <w:rFonts w:ascii="Arial" w:eastAsia="Times New Roman" w:hAnsi="Arial" w:cs="Arial"/>
+          <w:color w:val="2F5496" w:themeColor="accent1" w:themeShade="BF"/>
+          <w:kern w:val="0"/>
+          <w:sz w:val="20"/>
+          <w:szCs w:val="20"/>
+          <w:lang w:eastAsia="it-IT"/>
+          <w14:ligatures w14:val="none"/>
+        </w:rPr>
+        <w:t xml:space="preserve">Secondo voi, se sostituite la vecchia riga del </w:t>
       </w:r>
       <w:proofErr w:type="spellStart"/>
-      <w:proofErr w:type="gramEnd"/>
       <w:r>
         <w:rPr>
           <w:rFonts w:ascii="Courier New" w:eastAsia="Times New Roman" w:hAnsi="Courier New" w:cs="Courier New"/>
@@ -8301,10 +8058,11 @@
           <w:kern w:val="0"/>
           <w:sz w:val="20"/>
           <w:szCs w:val="20"/>
-          <w:lang w:eastAsia="it-IT"/>
-          <w14:ligatures w14:val="none"/>
-        </w:rPr>
-        <w:t>cartella_corrente</w:t>
+          <w:shd w:val="clear" w:color="auto" w:fill="F2F0F0"/>
+          <w:lang w:eastAsia="it-IT"/>
+          <w14:ligatures w14:val="none"/>
+        </w:rPr>
+        <w:t>main</w:t>
       </w:r>
       <w:proofErr w:type="spellEnd"/>
       <w:r>
@@ -8314,79 +8072,11 @@
           <w:kern w:val="0"/>
           <w:sz w:val="20"/>
           <w:szCs w:val="20"/>
-          <w:lang w:eastAsia="it-IT"/>
-          <w14:ligatures w14:val="none"/>
-        </w:rPr>
-        <w:t>, "..", "log", "monitor.log")</w:t>
-      </w:r>
-    </w:p>
-    <w:p>
-      <w:pPr>
-        <w:spacing w:after="0" w:line="360" w:lineRule="atLeast"/>
-        <w:rPr>
-          <w:rFonts w:ascii="Arial" w:eastAsia="Times New Roman" w:hAnsi="Arial" w:cs="Arial"/>
-          <w:color w:val="2F5496" w:themeColor="accent1" w:themeShade="BF"/>
-          <w:kern w:val="0"/>
-          <w:sz w:val="20"/>
-          <w:szCs w:val="20"/>
-          <w:lang w:eastAsia="it-IT"/>
-          <w14:ligatures w14:val="none"/>
-        </w:rPr>
-      </w:pPr>
-      <w:r>
-        <w:rPr>
-          <w:rFonts w:ascii="Arial" w:eastAsia="Times New Roman" w:hAnsi="Arial" w:cs="Arial"/>
-          <w:color w:val="2F5496" w:themeColor="accent1" w:themeShade="BF"/>
-          <w:kern w:val="0"/>
-          <w:sz w:val="20"/>
-          <w:szCs w:val="20"/>
-          <w:lang w:eastAsia="it-IT"/>
-          <w14:ligatures w14:val="none"/>
-        </w:rPr>
-        <w:t xml:space="preserve">Secondo voi, se sostituite la vecchia riga del </w:t>
-      </w:r>
-      <w:proofErr w:type="spellStart"/>
-      <w:proofErr w:type="gramStart"/>
-      <w:r>
-        <w:rPr>
-          <w:rFonts w:ascii="Courier New" w:eastAsia="Times New Roman" w:hAnsi="Courier New" w:cs="Courier New"/>
-          <w:color w:val="2F5496" w:themeColor="accent1" w:themeShade="BF"/>
-          <w:kern w:val="0"/>
-          <w:sz w:val="20"/>
-          <w:szCs w:val="20"/>
           <w:shd w:val="clear" w:color="auto" w:fill="F2F0F0"/>
           <w:lang w:eastAsia="it-IT"/>
           <w14:ligatures w14:val="none"/>
         </w:rPr>
-        <w:t>main</w:t>
-      </w:r>
-      <w:proofErr w:type="spellEnd"/>
-      <w:r>
-        <w:rPr>
-          <w:rFonts w:ascii="Courier New" w:eastAsia="Times New Roman" w:hAnsi="Courier New" w:cs="Courier New"/>
-          <w:color w:val="2F5496" w:themeColor="accent1" w:themeShade="BF"/>
-          <w:kern w:val="0"/>
-          <w:sz w:val="20"/>
-          <w:szCs w:val="20"/>
-          <w:shd w:val="clear" w:color="auto" w:fill="F2F0F0"/>
-          <w:lang w:eastAsia="it-IT"/>
-          <w14:ligatures w14:val="none"/>
-        </w:rPr>
-        <w:t>(</w:t>
-      </w:r>
-      <w:proofErr w:type="gramEnd"/>
-      <w:r>
-        <w:rPr>
-          <w:rFonts w:ascii="Courier New" w:eastAsia="Times New Roman" w:hAnsi="Courier New" w:cs="Courier New"/>
-          <w:color w:val="2F5496" w:themeColor="accent1" w:themeShade="BF"/>
-          <w:kern w:val="0"/>
-          <w:sz w:val="20"/>
-          <w:szCs w:val="20"/>
-          <w:shd w:val="clear" w:color="auto" w:fill="F2F0F0"/>
-          <w:lang w:eastAsia="it-IT"/>
-          <w14:ligatures w14:val="none"/>
-        </w:rPr>
-        <w:t>)</w:t>
+        <w:t>()</w:t>
       </w:r>
       <w:r>
         <w:rPr>
@@ -8911,22 +8601,8 @@
           <w:lang w:eastAsia="it-IT"/>
           <w14:ligatures w14:val="none"/>
         </w:rPr>
-        <w:t xml:space="preserve"> qui sotto la </w:t>
-      </w:r>
-      <w:proofErr w:type="gramStart"/>
-      <w:r>
-        <w:rPr>
-          <w:rFonts w:eastAsia="Times New Roman" w:cstheme="minorHAnsi"/>
-          <w:color w:val="000000" w:themeColor="text1"/>
-          <w:kern w:val="0"/>
-          <w:sz w:val="20"/>
-          <w:szCs w:val="20"/>
-          <w:lang w:eastAsia="it-IT"/>
-          <w14:ligatures w14:val="none"/>
-        </w:rPr>
-        <w:t>conversazione..</w:t>
-      </w:r>
-      <w:proofErr w:type="gramEnd"/>
+        <w:t xml:space="preserve"> qui sotto la conversazione..</w:t>
+      </w:r>
     </w:p>
     <w:p>
       <w:pPr>
@@ -9153,24 +8829,8 @@
           <w:lang w:eastAsia="it-IT"/>
           <w14:ligatures w14:val="none"/>
         </w:rPr>
-        <w:t xml:space="preserve"> che sembrava non </w:t>
-      </w:r>
-      <w:proofErr w:type="gramStart"/>
-      <w:r>
-        <w:rPr>
-          <w:rFonts w:eastAsia="Times New Roman" w:cstheme="minorHAnsi"/>
-          <w:i/>
-          <w:iCs/>
-          <w:color w:val="222222"/>
-          <w:kern w:val="0"/>
-          <w:sz w:val="18"/>
-          <w:szCs w:val="18"/>
-          <w:lang w:eastAsia="it-IT"/>
-          <w14:ligatures w14:val="none"/>
-        </w:rPr>
-        <w:t>tornare..</w:t>
-      </w:r>
-      <w:proofErr w:type="gramEnd"/>
+        <w:t xml:space="preserve"> che sembrava non tornare..</w:t>
+      </w:r>
     </w:p>
     <w:p>
       <w:pPr>
@@ -9816,18 +9476,8 @@
           <w:sz w:val="20"/>
           <w:szCs w:val="20"/>
         </w:rPr>
-        <w:t xml:space="preserve"> </w:t>
-      </w:r>
-      <w:proofErr w:type="gramStart"/>
-      <w:r>
-        <w:rPr>
-          <w:rFonts w:cstheme="minorHAnsi"/>
-          <w:sz w:val="20"/>
-          <w:szCs w:val="20"/>
-        </w:rPr>
-        <w:t>tipo :</w:t>
-      </w:r>
-      <w:proofErr w:type="gramEnd"/>
+        <w:t xml:space="preserve"> tipo :</w:t>
+      </w:r>
     </w:p>
     <w:p>
       <w:pPr>
@@ -9906,38 +9556,161 @@
           <w:rStyle w:val="m"/>
           <w:rFonts w:cstheme="minorHAnsi"/>
         </w:rPr>
-        <w:t>monitora_</w:t>
-      </w:r>
-      <w:proofErr w:type="gramStart"/>
+        <w:t>monitora_cartella</w:t>
+      </w:r>
+      <w:proofErr w:type="spellEnd"/>
+      <w:r>
+        <w:rPr>
+          <w:rFonts w:cstheme="minorHAnsi"/>
+        </w:rPr>
+        <w:t>(</w:t>
+      </w:r>
+      <w:proofErr w:type="spellStart"/>
       <w:r>
         <w:rPr>
           <w:rStyle w:val="m"/>
           <w:rFonts w:cstheme="minorHAnsi"/>
         </w:rPr>
-        <w:t>cartella</w:t>
+        <w:t>cartella_da_osservare</w:t>
       </w:r>
       <w:proofErr w:type="spellEnd"/>
       <w:r>
         <w:rPr>
           <w:rFonts w:cstheme="minorHAnsi"/>
         </w:rPr>
+        <w:t xml:space="preserve">, </w:t>
+      </w:r>
+      <w:proofErr w:type="spellStart"/>
+      <w:r>
+        <w:rPr>
+          <w:rStyle w:val="m"/>
+          <w:rFonts w:cstheme="minorHAnsi"/>
+        </w:rPr>
+        <w:t>file_log</w:t>
+      </w:r>
+      <w:proofErr w:type="spellEnd"/>
+      <w:r>
+        <w:rPr>
+          <w:rFonts w:cstheme="minorHAnsi"/>
+        </w:rPr>
+        <w:t>)</w:t>
+      </w:r>
+    </w:p>
+    <w:p>
+      <w:pPr>
+        <w:spacing w:after="0" w:line="240" w:lineRule="auto"/>
+        <w:rPr>
+          <w:rFonts w:cstheme="minorHAnsi"/>
+        </w:rPr>
+      </w:pPr>
+    </w:p>
+    <w:p>
+      <w:pPr>
+        <w:spacing w:after="0" w:line="240" w:lineRule="auto"/>
+        <w:rPr>
+          <w:rFonts w:cstheme="minorHAnsi"/>
+        </w:rPr>
+      </w:pPr>
+      <w:proofErr w:type="spellStart"/>
+      <w:r>
+        <w:rPr>
+          <w:rStyle w:val="g"/>
+          <w:rFonts w:cstheme="minorHAnsi"/>
+        </w:rPr>
+        <w:t>except</w:t>
+      </w:r>
+      <w:proofErr w:type="spellEnd"/>
+      <w:r>
+        <w:rPr>
+          <w:rFonts w:cstheme="minorHAnsi"/>
+        </w:rPr>
+        <w:t xml:space="preserve"> </w:t>
+      </w:r>
+      <w:proofErr w:type="spellStart"/>
+      <w:r>
+        <w:rPr>
+          <w:rStyle w:val="m"/>
+          <w:rFonts w:cstheme="minorHAnsi"/>
+        </w:rPr>
+        <w:t>KeyboardInterrupt</w:t>
+      </w:r>
+      <w:proofErr w:type="spellEnd"/>
+      <w:r>
+        <w:rPr>
+          <w:rFonts w:cstheme="minorHAnsi"/>
+        </w:rPr>
+        <w:t>:</w:t>
+      </w:r>
+    </w:p>
+    <w:p>
+      <w:pPr>
+        <w:spacing w:after="0" w:line="240" w:lineRule="auto"/>
+        <w:rPr>
+          <w:rFonts w:cstheme="minorHAnsi"/>
+        </w:rPr>
+      </w:pPr>
+    </w:p>
+    <w:p>
+      <w:pPr>
+        <w:spacing w:after="0" w:line="240" w:lineRule="auto"/>
+        <w:rPr>
+          <w:rFonts w:cstheme="minorHAnsi"/>
+        </w:rPr>
+      </w:pPr>
+      <w:r>
+        <w:rPr>
+          <w:rFonts w:cstheme="minorHAnsi"/>
+        </w:rPr>
+        <w:tab/>
+      </w:r>
+      <w:proofErr w:type="spellStart"/>
+      <w:r>
+        <w:rPr>
+          <w:rStyle w:val="m"/>
+          <w:rFonts w:cstheme="minorHAnsi"/>
+        </w:rPr>
+        <w:t>scrivi_log</w:t>
+      </w:r>
+      <w:proofErr w:type="spellEnd"/>
+      <w:r>
+        <w:rPr>
+          <w:rFonts w:cstheme="minorHAnsi"/>
+        </w:rPr>
         <w:t>(</w:t>
       </w:r>
+      <w:r>
+        <w:rPr>
+          <w:rStyle w:val="k"/>
+          <w:rFonts w:cstheme="minorHAnsi"/>
+        </w:rPr>
+        <w:t>"Programma terminato dall'utente"</w:t>
+      </w:r>
+      <w:r>
+        <w:rPr>
+          <w:rFonts w:cstheme="minorHAnsi"/>
+        </w:rPr>
+        <w:t xml:space="preserve">, </w:t>
+      </w:r>
       <w:proofErr w:type="spellStart"/>
-      <w:proofErr w:type="gramEnd"/>
       <w:r>
         <w:rPr>
           <w:rStyle w:val="m"/>
           <w:rFonts w:cstheme="minorHAnsi"/>
         </w:rPr>
-        <w:t>cartella_da_osservare</w:t>
+        <w:t>file_log</w:t>
       </w:r>
       <w:proofErr w:type="spellEnd"/>
       <w:r>
         <w:rPr>
           <w:rFonts w:cstheme="minorHAnsi"/>
         </w:rPr>
-        <w:t xml:space="preserve">, </w:t>
+        <w:t>)</w:t>
+      </w:r>
+      <w:r>
+        <w:rPr>
+          <w:rFonts w:cstheme="minorHAnsi"/>
+        </w:rPr>
+        <w:br/>
       </w:r>
       <w:proofErr w:type="spellStart"/>
       <w:r>
@@ -9945,158 +9718,15 @@
           <w:rStyle w:val="m"/>
           <w:rFonts w:cstheme="minorHAnsi"/>
         </w:rPr>
-        <w:t>file_log</w:t>
+        <w:t>print</w:t>
       </w:r>
       <w:proofErr w:type="spellEnd"/>
       <w:r>
         <w:rPr>
           <w:rFonts w:cstheme="minorHAnsi"/>
         </w:rPr>
-        <w:t>)</w:t>
-      </w:r>
-    </w:p>
-    <w:p>
-      <w:pPr>
-        <w:spacing w:after="0" w:line="240" w:lineRule="auto"/>
-        <w:rPr>
-          <w:rFonts w:cstheme="minorHAnsi"/>
-        </w:rPr>
-      </w:pPr>
-    </w:p>
-    <w:p>
-      <w:pPr>
-        <w:spacing w:after="0" w:line="240" w:lineRule="auto"/>
-        <w:rPr>
-          <w:rFonts w:cstheme="minorHAnsi"/>
-        </w:rPr>
-      </w:pPr>
-      <w:proofErr w:type="spellStart"/>
-      <w:r>
-        <w:rPr>
-          <w:rStyle w:val="g"/>
-          <w:rFonts w:cstheme="minorHAnsi"/>
-        </w:rPr>
-        <w:t>except</w:t>
-      </w:r>
-      <w:proofErr w:type="spellEnd"/>
-      <w:r>
-        <w:rPr>
-          <w:rFonts w:cstheme="minorHAnsi"/>
-        </w:rPr>
-        <w:t xml:space="preserve"> </w:t>
-      </w:r>
-      <w:proofErr w:type="spellStart"/>
-      <w:r>
-        <w:rPr>
-          <w:rStyle w:val="m"/>
-          <w:rFonts w:cstheme="minorHAnsi"/>
-        </w:rPr>
-        <w:t>KeyboardInterrupt</w:t>
-      </w:r>
-      <w:proofErr w:type="spellEnd"/>
-      <w:r>
-        <w:rPr>
-          <w:rFonts w:cstheme="minorHAnsi"/>
-        </w:rPr>
-        <w:t>:</w:t>
-      </w:r>
-    </w:p>
-    <w:p>
-      <w:pPr>
-        <w:spacing w:after="0" w:line="240" w:lineRule="auto"/>
-        <w:rPr>
-          <w:rFonts w:cstheme="minorHAnsi"/>
-        </w:rPr>
-      </w:pPr>
-    </w:p>
-    <w:p>
-      <w:pPr>
-        <w:spacing w:after="0" w:line="240" w:lineRule="auto"/>
-        <w:rPr>
-          <w:rFonts w:cstheme="minorHAnsi"/>
-        </w:rPr>
-      </w:pPr>
-      <w:r>
-        <w:rPr>
-          <w:rFonts w:cstheme="minorHAnsi"/>
-        </w:rPr>
-        <w:tab/>
-      </w:r>
-      <w:proofErr w:type="spellStart"/>
-      <w:r>
-        <w:rPr>
-          <w:rStyle w:val="m"/>
-          <w:rFonts w:cstheme="minorHAnsi"/>
-        </w:rPr>
-        <w:t>scrivi_</w:t>
-      </w:r>
-      <w:proofErr w:type="gramStart"/>
-      <w:r>
-        <w:rPr>
-          <w:rStyle w:val="m"/>
-          <w:rFonts w:cstheme="minorHAnsi"/>
-        </w:rPr>
-        <w:t>log</w:t>
-      </w:r>
-      <w:proofErr w:type="spellEnd"/>
-      <w:r>
-        <w:rPr>
-          <w:rFonts w:cstheme="minorHAnsi"/>
-        </w:rPr>
         <w:t>(</w:t>
       </w:r>
-      <w:proofErr w:type="gramEnd"/>
-      <w:r>
-        <w:rPr>
-          <w:rStyle w:val="k"/>
-          <w:rFonts w:cstheme="minorHAnsi"/>
-        </w:rPr>
-        <w:t>"Programma terminato dall'utente"</w:t>
-      </w:r>
-      <w:r>
-        <w:rPr>
-          <w:rFonts w:cstheme="minorHAnsi"/>
-        </w:rPr>
-        <w:t xml:space="preserve">, </w:t>
-      </w:r>
-      <w:proofErr w:type="spellStart"/>
-      <w:r>
-        <w:rPr>
-          <w:rStyle w:val="m"/>
-          <w:rFonts w:cstheme="minorHAnsi"/>
-        </w:rPr>
-        <w:t>file_log</w:t>
-      </w:r>
-      <w:proofErr w:type="spellEnd"/>
-      <w:r>
-        <w:rPr>
-          <w:rFonts w:cstheme="minorHAnsi"/>
-        </w:rPr>
-        <w:t>)</w:t>
-      </w:r>
-      <w:r>
-        <w:rPr>
-          <w:rFonts w:cstheme="minorHAnsi"/>
-        </w:rPr>
-        <w:br/>
-      </w:r>
-      <w:proofErr w:type="spellStart"/>
-      <w:proofErr w:type="gramStart"/>
-      <w:r>
-        <w:rPr>
-          <w:rStyle w:val="m"/>
-          <w:rFonts w:cstheme="minorHAnsi"/>
-        </w:rPr>
-        <w:t>print</w:t>
-      </w:r>
-      <w:proofErr w:type="spellEnd"/>
-      <w:r>
-        <w:rPr>
-          <w:rFonts w:cstheme="minorHAnsi"/>
-        </w:rPr>
-        <w:t>(</w:t>
-      </w:r>
-      <w:proofErr w:type="gramEnd"/>
       <w:r>
         <w:rPr>
           <w:rStyle w:val="k"/>
@@ -10415,25 +10045,7 @@
           <w:sz w:val="20"/>
           <w:szCs w:val="20"/>
         </w:rPr>
-        <w:t xml:space="preserve">ore </w:t>
-      </w:r>
-      <w:proofErr w:type="gramStart"/>
-      <w:r>
-        <w:rPr>
-          <w:rFonts w:cstheme="minorHAnsi"/>
-          <w:sz w:val="20"/>
-          <w:szCs w:val="20"/>
-        </w:rPr>
-        <w:t>09:15  26</w:t>
-      </w:r>
-      <w:proofErr w:type="gramEnd"/>
-      <w:r>
-        <w:rPr>
-          <w:rFonts w:cstheme="minorHAnsi"/>
-          <w:sz w:val="20"/>
-          <w:szCs w:val="20"/>
-        </w:rPr>
-        <w:t>/05/2026</w:t>
+        <w:t>ore 09:15  26/05/2026</w:t>
       </w:r>
     </w:p>
     <w:p>
@@ -10461,39 +10073,7 @@
           <w:b/>
           <w:bCs/>
         </w:rPr>
-        <w:t>Sessione 5 – 2</w:t>
-      </w:r>
-      <w:r>
-        <w:rPr>
-          <w:rFonts w:cstheme="minorHAnsi"/>
-          <w:b/>
-          <w:bCs/>
-        </w:rPr>
-        <w:t>8</w:t>
-      </w:r>
-      <w:r>
-        <w:rPr>
-          <w:rFonts w:cstheme="minorHAnsi"/>
-          <w:b/>
-          <w:bCs/>
-        </w:rPr>
-        <w:t>/0</w:t>
-      </w:r>
-      <w:r>
-        <w:rPr>
-          <w:rFonts w:cstheme="minorHAnsi"/>
-          <w:b/>
-          <w:bCs/>
-        </w:rPr>
-        <w:t>5</w:t>
-      </w:r>
-      <w:r>
-        <w:rPr>
-          <w:rFonts w:cstheme="minorHAnsi"/>
-          <w:b/>
-          <w:bCs/>
-        </w:rPr>
-        <w:t>/2026</w:t>
+        <w:t>Sessione 5 – 28/05/2026</w:t>
       </w:r>
     </w:p>
     <w:p>
@@ -10820,16 +10400,7 @@
           <w:sz w:val="20"/>
           <w:szCs w:val="20"/>
         </w:rPr>
-        <w:t>percorsi_</w:t>
-      </w:r>
-      <w:proofErr w:type="gramStart"/>
-      <w:r>
-        <w:rPr>
-          <w:rFonts w:cstheme="minorHAnsi"/>
-          <w:sz w:val="20"/>
-          <w:szCs w:val="20"/>
-        </w:rPr>
-        <w:t>conf</w:t>
+        <w:t>percorsi_conf</w:t>
       </w:r>
       <w:proofErr w:type="spellEnd"/>
       <w:r>
@@ -10838,16 +10409,7 @@
           <w:sz w:val="20"/>
           <w:szCs w:val="20"/>
         </w:rPr>
-        <w:t>(</w:t>
-      </w:r>
-      <w:proofErr w:type="gramEnd"/>
-      <w:r>
-        <w:rPr>
-          <w:rFonts w:cstheme="minorHAnsi"/>
-          <w:sz w:val="20"/>
-          <w:szCs w:val="20"/>
-        </w:rPr>
-        <w:t>)</w:t>
+        <w:t>()</w:t>
       </w:r>
     </w:p>
     <w:p>
@@ -11092,23 +10654,13 @@
           <w:szCs w:val="20"/>
         </w:rPr>
       </w:pPr>
-      <w:proofErr w:type="gramStart"/>
-      <w:r>
-        <w:rPr>
-          <w:rFonts w:cstheme="minorHAnsi"/>
-          <w:sz w:val="20"/>
-          <w:szCs w:val="20"/>
-        </w:rPr>
-        <w:t>backup(</w:t>
-      </w:r>
-      <w:proofErr w:type="gramEnd"/>
-      <w:r>
-        <w:rPr>
-          <w:rFonts w:cstheme="minorHAnsi"/>
-          <w:sz w:val="20"/>
-          <w:szCs w:val="20"/>
-        </w:rPr>
-        <w:t>)</w:t>
+      <w:r>
+        <w:rPr>
+          <w:rFonts w:cstheme="minorHAnsi"/>
+          <w:sz w:val="20"/>
+          <w:szCs w:val="20"/>
+        </w:rPr>
+        <w:t>backup()</w:t>
       </w:r>
     </w:p>
     <w:p>
@@ -11739,30 +11291,7 @@
           <w14:ligatures w14:val="none"/>
         </w:rPr>
         <w:br/>
-      </w:r>
-      <w:proofErr w:type="gramStart"/>
-      <w:r>
-        <w:rPr>
-          <w:rFonts w:eastAsia="Times New Roman" w:cstheme="minorHAnsi"/>
-          <w:kern w:val="0"/>
-          <w:sz w:val="20"/>
-          <w:szCs w:val="20"/>
-          <w:lang w:eastAsia="it-IT"/>
-          <w14:ligatures w14:val="none"/>
-        </w:rPr>
-        <w:t>backup(</w:t>
-      </w:r>
-      <w:proofErr w:type="gramEnd"/>
-      <w:r>
-        <w:rPr>
-          <w:rFonts w:eastAsia="Times New Roman" w:cstheme="minorHAnsi"/>
-          <w:kern w:val="0"/>
-          <w:sz w:val="20"/>
-          <w:szCs w:val="20"/>
-          <w:lang w:eastAsia="it-IT"/>
-          <w14:ligatures w14:val="none"/>
-        </w:rPr>
-        <w:t>)</w:t>
+        <w:t>backup()</w:t>
       </w:r>
       <w:r>
         <w:rPr>
@@ -12607,23 +12136,7 @@
           <w:b/>
           <w:bCs/>
         </w:rPr>
-        <w:t xml:space="preserve">fine sessione </w:t>
-      </w:r>
-      <w:proofErr w:type="gramStart"/>
-      <w:r>
-        <w:rPr>
-          <w:b/>
-          <w:bCs/>
-        </w:rPr>
-        <w:t>7  *</w:t>
-      </w:r>
-      <w:proofErr w:type="gramEnd"/>
-      <w:r>
-        <w:rPr>
-          <w:b/>
-          <w:bCs/>
-        </w:rPr>
-        <w:t>**************</w:t>
+        <w:t>fine sessione 7  ***************</w:t>
       </w:r>
     </w:p>
     <w:p>
@@ -12726,167 +12239,545 @@
           <w:b/>
           <w:bCs/>
         </w:rPr>
-        <w:t xml:space="preserve">Appunti per Audit – Passaggio da Rev. </w:t>
-      </w:r>
+        <w:t xml:space="preserve">Appunti per Audit – Passaggio da Rev. 1.3 a </w:t>
+      </w:r>
+      <w:proofErr w:type="spellStart"/>
       <w:r>
         <w:rPr>
           <w:b/>
           <w:bCs/>
         </w:rPr>
-        <w:t>1</w:t>
-      </w:r>
+        <w:t>Rev</w:t>
+      </w:r>
+      <w:proofErr w:type="spellEnd"/>
       <w:r>
         <w:rPr>
           <w:b/>
           <w:bCs/>
         </w:rPr>
+        <w:t xml:space="preserve"> 2 e successivamente a Rev. 3.0</w:t>
+      </w:r>
+      <w:r>
+        <w:br/>
+      </w:r>
+      <w:r>
+        <w:br/>
+        <w:t>Durante lo sviluppo della revisione 2.0 abbiamo introdotto il file di configurazione</w:t>
+      </w:r>
+      <w:r>
+        <w:br/>
+      </w:r>
+      <w:proofErr w:type="spellStart"/>
+      <w:r>
+        <w:t>conf.conf</w:t>
+      </w:r>
+      <w:proofErr w:type="spellEnd"/>
+      <w:r>
+        <w:t xml:space="preserve"> per separare i parametri del programma dal codice sorgente.</w:t>
+      </w:r>
+      <w:r>
+        <w:br/>
+      </w:r>
+      <w:r>
+        <w:br/>
+        <w:t>Questa scelta ci ha permesso di comprendere meglio il concetto di configurazione</w:t>
+      </w:r>
+      <w:r>
+        <w:br/>
+        <w:t>esterna e di rendere il programma più flessibile, evitando di modificare il codice</w:t>
+      </w:r>
+      <w:r>
+        <w:br/>
+        <w:t>ogni volta che cambia un percorso di lavoro.</w:t>
+      </w:r>
+    </w:p>
+    <w:p>
+      <w:pPr>
+        <w:spacing w:after="0" w:line="240" w:lineRule="auto"/>
+      </w:pPr>
+    </w:p>
+    <w:p>
+      <w:pPr>
+        <w:spacing w:after="0" w:line="240" w:lineRule="auto"/>
+      </w:pPr>
+      <w:r>
+        <w:t>Da rev. 2 a rev. 3</w:t>
+      </w:r>
+      <w:r>
+        <w:br/>
+      </w:r>
+      <w:r>
+        <w:br/>
+      </w:r>
+      <w:r>
+        <w:t>A</w:t>
+      </w:r>
+      <w:r>
+        <w:t>bbiamo studiato come implementare il sistema di backup</w:t>
+      </w:r>
+      <w:r>
+        <w:br/>
+        <w:t>previsto dal capitolato. Dopo alcune prove abbiamo deciso di utilizzare la libreria</w:t>
+      </w:r>
+      <w:r>
+        <w:br/>
+      </w:r>
+      <w:proofErr w:type="spellStart"/>
+      <w:r>
+        <w:t>shutil</w:t>
+      </w:r>
+      <w:proofErr w:type="spellEnd"/>
+      <w:r>
+        <w:t xml:space="preserve">, </w:t>
+      </w:r>
+      <w:r>
+        <w:t>(usata in “</w:t>
+      </w:r>
+      <w:proofErr w:type="spellStart"/>
+      <w:r>
+        <w:t>getinfo</w:t>
+      </w:r>
+      <w:proofErr w:type="spellEnd"/>
+      <w:r>
+        <w:t xml:space="preserve">”) </w:t>
+      </w:r>
+      <w:r>
+        <w:t>che mette a disposizione funzioni specifiche per la copia dei file.</w:t>
+      </w:r>
+      <w:r>
+        <w:br/>
+      </w:r>
+      <w:r>
+        <w:br/>
+        <w:t>La difficoltà principale è stata capire come mantenere nel backup la stessa</w:t>
+      </w:r>
+      <w:r>
+        <w:br/>
+        <w:t>struttura di cartelle presente nell'area monitorata. Dopo diversi test abbiamo</w:t>
+      </w:r>
+      <w:r>
+        <w:br/>
+        <w:t>utilizzato il concetto di percorso relativo, che permette di ricostruire correttamente</w:t>
+      </w:r>
+      <w:r>
+        <w:br/>
+        <w:t>la posizione dei file all'interno della cartella di backup.</w:t>
+      </w:r>
+      <w:r>
+        <w:t xml:space="preserve"> In questa situazione ci siamo </w:t>
+      </w:r>
+    </w:p>
+    <w:p>
+      <w:pPr>
+        <w:spacing w:after="0" w:line="240" w:lineRule="auto"/>
+      </w:pPr>
+      <w:r>
+        <w:t xml:space="preserve">avvalsi anche di </w:t>
+      </w:r>
+      <w:proofErr w:type="spellStart"/>
+      <w:r>
+        <w:t>GemBellini</w:t>
+      </w:r>
+      <w:proofErr w:type="spellEnd"/>
+      <w:r>
         <w:t>.</w:t>
       </w:r>
       <w:r>
-        <w:rPr>
+        <w:br/>
+      </w:r>
+      <w:r>
+        <w:br/>
+        <w:t>Durante le prove abbiamo verificato che ogni modifica rilevata dal monitoraggio</w:t>
+      </w:r>
+      <w:r>
+        <w:br/>
+        <w:t>venisse registrata nel file di log e successivamente copiata nella cartella di</w:t>
+      </w:r>
+      <w:r>
+        <w:br/>
+        <w:t>backup.</w:t>
+      </w:r>
+    </w:p>
+    <w:p>
+      <w:pPr>
+        <w:spacing w:after="0" w:line="240" w:lineRule="auto"/>
+      </w:pPr>
+    </w:p>
+    <w:p>
+      <w:pPr>
+        <w:spacing w:after="0" w:line="240" w:lineRule="auto"/>
+      </w:pPr>
+      <w:r>
+        <w:t xml:space="preserve">Abbiamo anche cambiato il percorso di monitoraggio su file esterno per testarne il </w:t>
+      </w:r>
+      <w:proofErr w:type="spellStart"/>
+      <w:r>
+        <w:t>funzio</w:t>
+      </w:r>
+      <w:proofErr w:type="spellEnd"/>
+      <w:r>
+        <w:t>-</w:t>
+      </w:r>
+    </w:p>
+    <w:p>
+      <w:pPr>
+        <w:spacing w:after="0" w:line="240" w:lineRule="auto"/>
+        <w:rPr>
+          <w:sz w:val="20"/>
+          <w:szCs w:val="20"/>
+        </w:rPr>
+      </w:pPr>
+      <w:proofErr w:type="spellStart"/>
+      <w:r>
+        <w:t>namento</w:t>
+      </w:r>
+      <w:proofErr w:type="spellEnd"/>
+      <w:r>
+        <w:t>.</w:t>
+      </w:r>
+      <w:r>
+        <w:br/>
+      </w:r>
+      <w:r>
+        <w:br/>
+        <w:t>Questa fase del progetto ci ha permesso di comprendere meglio il collegamento</w:t>
+      </w:r>
+      <w:r>
+        <w:br/>
+        <w:t>tra monitoraggio, registrazione degli eventi e copia dei dati, che rappresenta il</w:t>
+      </w:r>
+      <w:r>
+        <w:br/>
+        <w:t>flusso principale richiesto dal capitolato:</w:t>
+      </w:r>
+      <w:r>
+        <w:br/>
+      </w:r>
+      <w:r>
+        <w:br/>
+        <w:t xml:space="preserve">monitoraggio </w:t>
+      </w:r>
+      <w:r>
+        <w:t>&gt;</w:t>
+      </w:r>
+      <w:r>
+        <w:t xml:space="preserve"> log </w:t>
+      </w:r>
+      <w:r>
+        <w:t>&gt;</w:t>
+      </w:r>
+      <w:r>
+        <w:t xml:space="preserve"> backup</w:t>
+      </w:r>
+      <w:r>
+        <w:br/>
+      </w:r>
+      <w:r>
+        <w:br/>
+        <w:t>Al termine dei test abbiamo deciso di passare alla revisione 3.0 del progetto.</w:t>
+      </w:r>
+    </w:p>
+    <w:p>
+      <w:pPr>
+        <w:spacing w:after="0" w:line="240" w:lineRule="auto"/>
+        <w:rPr>
+          <w:sz w:val="20"/>
+          <w:szCs w:val="20"/>
+        </w:rPr>
+      </w:pPr>
+    </w:p>
+    <w:p>
+      <w:pPr>
+        <w:spacing w:after="0" w:line="240" w:lineRule="auto"/>
+        <w:rPr>
+          <w:sz w:val="20"/>
+          <w:szCs w:val="20"/>
+        </w:rPr>
+      </w:pPr>
+    </w:p>
+    <w:p>
+      <w:pPr>
+        <w:spacing w:after="0" w:line="240" w:lineRule="auto"/>
+        <w:rPr>
+          <w:sz w:val="20"/>
+          <w:szCs w:val="20"/>
+        </w:rPr>
+      </w:pPr>
+    </w:p>
+    <w:p>
+      <w:pPr>
+        <w:spacing w:after="0" w:line="240" w:lineRule="auto"/>
+        <w:rPr>
+          <w:sz w:val="20"/>
+          <w:szCs w:val="20"/>
+        </w:rPr>
+      </w:pPr>
+    </w:p>
+    <w:p>
+      <w:pPr>
+        <w:spacing w:after="0" w:line="240" w:lineRule="auto"/>
+        <w:rPr>
+          <w:sz w:val="20"/>
+          <w:szCs w:val="20"/>
+        </w:rPr>
+      </w:pPr>
+    </w:p>
+    <w:p>
+      <w:pPr>
+        <w:spacing w:after="0" w:line="240" w:lineRule="auto"/>
+        <w:rPr>
+          <w:rFonts w:eastAsia="Times New Roman" w:cstheme="minorHAnsi"/>
+          <w:kern w:val="0"/>
+          <w:lang w:eastAsia="it-IT"/>
+          <w14:ligatures w14:val="none"/>
+        </w:rPr>
+      </w:pPr>
+      <w:r>
+        <w:rPr>
+          <w:rFonts w:eastAsia="Times New Roman" w:cstheme="minorHAnsi"/>
           <w:b/>
           <w:bCs/>
-        </w:rPr>
-        <w:t>3</w:t>
-      </w:r>
-      <w:r>
-        <w:rPr>
+          <w:kern w:val="36"/>
+          <w:lang w:eastAsia="it-IT"/>
+          <w14:ligatures w14:val="none"/>
+        </w:rPr>
+        <w:lastRenderedPageBreak/>
+        <w:t xml:space="preserve">Sessione </w:t>
+      </w:r>
+      <w:r>
+        <w:rPr>
+          <w:rFonts w:eastAsia="Times New Roman" w:cstheme="minorHAnsi"/>
           <w:b/>
           <w:bCs/>
-        </w:rPr>
-        <w:t xml:space="preserve"> a </w:t>
-      </w:r>
-      <w:proofErr w:type="spellStart"/>
-      <w:r>
-        <w:rPr>
+          <w:kern w:val="36"/>
+          <w:lang w:eastAsia="it-IT"/>
+          <w14:ligatures w14:val="none"/>
+        </w:rPr>
+        <w:t>8</w:t>
+      </w:r>
+      <w:r>
+        <w:rPr>
+          <w:rFonts w:eastAsia="Times New Roman" w:cstheme="minorHAnsi"/>
           <w:b/>
           <w:bCs/>
-        </w:rPr>
-        <w:t>Rev</w:t>
-      </w:r>
-      <w:proofErr w:type="spellEnd"/>
-      <w:r>
-        <w:rPr>
+          <w:kern w:val="36"/>
+          <w:lang w:eastAsia="it-IT"/>
+          <w14:ligatures w14:val="none"/>
+        </w:rPr>
+        <w:t xml:space="preserve"> – </w:t>
+      </w:r>
+      <w:r>
+        <w:rPr>
+          <w:rFonts w:eastAsia="Times New Roman" w:cstheme="minorHAnsi"/>
           <w:b/>
           <w:bCs/>
-        </w:rPr>
-        <w:t xml:space="preserve"> 2 e successivamente a </w:t>
-      </w:r>
-      <w:r>
-        <w:rPr>
+          <w:kern w:val="36"/>
+          <w:lang w:eastAsia="it-IT"/>
+          <w14:ligatures w14:val="none"/>
+        </w:rPr>
+        <w:t>30</w:t>
+      </w:r>
+      <w:r>
+        <w:rPr>
+          <w:rFonts w:eastAsia="Times New Roman" w:cstheme="minorHAnsi"/>
           <w:b/>
           <w:bCs/>
-        </w:rPr>
-        <w:t>Rev. 3.0</w:t>
-      </w:r>
-      <w:r>
+          <w:kern w:val="36"/>
+          <w:lang w:eastAsia="it-IT"/>
+          <w14:ligatures w14:val="none"/>
+        </w:rPr>
+        <w:t>/05/2026</w:t>
+      </w:r>
+      <w:r>
+        <w:rPr>
+          <w:rFonts w:eastAsia="Times New Roman" w:cstheme="minorHAnsi"/>
+          <w:kern w:val="0"/>
+          <w:sz w:val="20"/>
+          <w:szCs w:val="20"/>
+          <w:lang w:eastAsia="it-IT"/>
+          <w14:ligatures w14:val="none"/>
+        </w:rPr>
         <w:br/>
       </w:r>
       <w:r>
+        <w:rPr>
+          <w:rFonts w:eastAsia="Times New Roman" w:cstheme="minorHAnsi"/>
+          <w:kern w:val="0"/>
+          <w:lang w:eastAsia="it-IT"/>
+          <w14:ligatures w14:val="none"/>
+        </w:rPr>
+        <w:t>Luogo</w:t>
+      </w:r>
+      <w:r>
+        <w:rPr>
+          <w:rFonts w:eastAsia="Times New Roman" w:cstheme="minorHAnsi"/>
+          <w:kern w:val="0"/>
+          <w:lang w:eastAsia="it-IT"/>
+          <w14:ligatures w14:val="none"/>
+        </w:rPr>
         <w:br/>
-        <w:t>Durante lo sviluppo della revisione 2.0 abbiamo introdotto il file di configurazione</w:t>
-      </w:r>
-      <w:r>
+      </w:r>
+      <w:r>
+        <w:rPr>
+          <w:rFonts w:eastAsia="Times New Roman" w:cstheme="minorHAnsi"/>
+          <w:kern w:val="0"/>
+          <w:lang w:eastAsia="it-IT"/>
+          <w14:ligatures w14:val="none"/>
+        </w:rPr>
         <w:br/>
       </w:r>
+      <w:r>
+        <w:rPr>
+          <w:rFonts w:eastAsia="Times New Roman" w:cstheme="minorHAnsi"/>
+          <w:kern w:val="0"/>
+          <w:lang w:eastAsia="it-IT"/>
+          <w14:ligatures w14:val="none"/>
+        </w:rPr>
+        <w:t xml:space="preserve">(Solo </w:t>
+      </w:r>
       <w:proofErr w:type="spellStart"/>
       <w:r>
+        <w:rPr>
+          <w:rFonts w:eastAsia="Times New Roman" w:cstheme="minorHAnsi"/>
+          <w:kern w:val="0"/>
+          <w:lang w:eastAsia="it-IT"/>
+          <w14:ligatures w14:val="none"/>
+        </w:rPr>
+        <w:t>simone</w:t>
+      </w:r>
+      <w:proofErr w:type="spellEnd"/>
+      <w:r>
+        <w:rPr>
+          <w:rFonts w:eastAsia="Times New Roman" w:cstheme="minorHAnsi"/>
+          <w:kern w:val="0"/>
+          <w:lang w:eastAsia="it-IT"/>
+          <w14:ligatures w14:val="none"/>
+        </w:rPr>
+        <w:t xml:space="preserve"> devo aggiornare Carloumberto)</w:t>
+      </w:r>
+    </w:p>
+    <w:p>
+      <w:pPr>
+        <w:spacing w:after="0" w:line="240" w:lineRule="auto"/>
+      </w:pPr>
+    </w:p>
+    <w:p>
+      <w:pPr>
+        <w:spacing w:after="0" w:line="240" w:lineRule="auto"/>
+      </w:pPr>
+      <w:r>
+        <w:t xml:space="preserve">Attività di progettazione e revisione: </w:t>
+      </w:r>
+    </w:p>
+    <w:p>
+      <w:pPr>
+        <w:spacing w:after="0" w:line="240" w:lineRule="auto"/>
+      </w:pPr>
+    </w:p>
+    <w:p>
+      <w:pPr>
+        <w:spacing w:after="0" w:line="240" w:lineRule="auto"/>
+      </w:pPr>
+      <w:r>
+        <w:t>Nuove funzionalità</w:t>
+      </w:r>
+      <w:r>
+        <w:t>:</w:t>
+      </w:r>
+    </w:p>
+    <w:p>
+      <w:pPr>
+        <w:spacing w:after="0" w:line="240" w:lineRule="auto"/>
+      </w:pPr>
+      <w:r>
+        <w:t xml:space="preserve">- Aggiunta la gestione della configurazione </w:t>
+      </w:r>
+      <w:proofErr w:type="spellStart"/>
+      <w:r>
+        <w:t>sottocartelle_da_monitorare</w:t>
+      </w:r>
+      <w:proofErr w:type="spellEnd"/>
+      <w:r>
+        <w:t xml:space="preserve"> nel file </w:t>
+      </w:r>
+      <w:proofErr w:type="spellStart"/>
+      <w:r>
         <w:t>conf.conf</w:t>
       </w:r>
       <w:proofErr w:type="spellEnd"/>
       <w:r>
-        <w:t xml:space="preserve"> per separare i parametri del programma dal codice sorgente.</w:t>
-      </w:r>
-      <w:r>
-        <w:br/>
-      </w:r>
-      <w:r>
-        <w:br/>
-        <w:t>Questa scelta ci ha permesso di comprendere meglio il concetto di configurazione</w:t>
-      </w:r>
-      <w:r>
-        <w:br/>
-        <w:t>esterna e di rendere il programma più flessibile, evitando di modificare il codice</w:t>
-      </w:r>
-      <w:r>
-        <w:br/>
-        <w:t>ogni volta che cambia un percorso di lavoro.</w:t>
+        <w:t>.</w:t>
       </w:r>
     </w:p>
     <w:p>
       <w:pPr>
         <w:spacing w:after="0" w:line="240" w:lineRule="auto"/>
       </w:pPr>
+      <w:r>
+        <w:tab/>
+        <w:t xml:space="preserve">Qui ci abbiamo ragionato su con </w:t>
+      </w:r>
+      <w:proofErr w:type="spellStart"/>
+      <w:r>
+        <w:t>GemBellini</w:t>
+      </w:r>
+      <w:proofErr w:type="spellEnd"/>
+      <w:r>
+        <w:t>…</w:t>
+      </w:r>
     </w:p>
     <w:p>
       <w:pPr>
         <w:spacing w:after="0" w:line="240" w:lineRule="auto"/>
       </w:pPr>
       <w:r>
-        <w:t>Da rev. 2 a rev. 3</w:t>
-      </w:r>
-      <w:r>
-        <w:br/>
-      </w:r>
-      <w:r>
-        <w:br/>
-      </w:r>
-      <w:r>
-        <w:t>A</w:t>
-      </w:r>
-      <w:r>
-        <w:t>bbiamo studiato come implementare il sistema di backup</w:t>
-      </w:r>
-      <w:r>
-        <w:br/>
-        <w:t>previsto dal capitolato. Dopo alcune prove abbiamo deciso di utilizzare la libreria</w:t>
-      </w:r>
-      <w:r>
-        <w:br/>
+        <w:tab/>
+        <w:t>Abbiamo inserito un parametro in conf.com con nome:</w:t>
+      </w:r>
+    </w:p>
+    <w:p>
+      <w:pPr>
+        <w:spacing w:after="0" w:line="240" w:lineRule="auto"/>
+        <w:rPr>
+          <w:b/>
+          <w:bCs/>
+        </w:rPr>
+      </w:pPr>
+      <w:r>
+        <w:tab/>
+        <w:t xml:space="preserve"> </w:t>
       </w:r>
       <w:proofErr w:type="spellStart"/>
       <w:r>
-        <w:t>shutil</w:t>
+        <w:rPr>
+          <w:b/>
+          <w:bCs/>
+        </w:rPr>
+        <w:t>sottocartelle_da_monitorare</w:t>
       </w:r>
       <w:proofErr w:type="spellEnd"/>
       <w:r>
-        <w:t xml:space="preserve">, </w:t>
-      </w:r>
-      <w:r>
-        <w:t>(usata in “</w:t>
+        <w:rPr>
+          <w:b/>
+          <w:bCs/>
+        </w:rPr>
+        <w:t>="</w:t>
       </w:r>
       <w:proofErr w:type="spellStart"/>
       <w:r>
-        <w:t>getinfo</w:t>
+        <w:rPr>
+          <w:b/>
+          <w:bCs/>
+        </w:rPr>
+        <w:t>clienti,preventivi,amministrazione</w:t>
       </w:r>
       <w:proofErr w:type="spellEnd"/>
       <w:r>
-        <w:t xml:space="preserve">”) </w:t>
-      </w:r>
-      <w:r>
-        <w:t>che mette a disposizione funzioni specifiche per la copia dei file.</w:t>
-      </w:r>
-      <w:r>
-        <w:br/>
-      </w:r>
-      <w:r>
-        <w:br/>
-        <w:t>La difficoltà principale è stata capire come mantenere nel backup la stessa</w:t>
-      </w:r>
-      <w:r>
-        <w:br/>
-        <w:t>struttura di cartelle presente nell'area monitorata. Dopo diversi test abbiamo</w:t>
-      </w:r>
-      <w:r>
-        <w:br/>
-        <w:t>utilizzato il concetto di percorso relativo, che permette di ricostruire correttamente</w:t>
-      </w:r>
-      <w:r>
-        <w:br/>
-        <w:t>la posizione dei file all'interno della cartella di backup.</w:t>
-      </w:r>
-      <w:r>
-        <w:t xml:space="preserve"> In questa situazione ci siamo </w:t>
+        <w:rPr>
+          <w:b/>
+          <w:bCs/>
+        </w:rPr>
+        <w:t>"</w:t>
       </w:r>
     </w:p>
     <w:p>
@@ -12894,126 +12785,120 @@
         <w:spacing w:after="0" w:line="240" w:lineRule="auto"/>
       </w:pPr>
       <w:r>
-        <w:t xml:space="preserve">avvalsi anche di </w:t>
+        <w:tab/>
+        <w:t xml:space="preserve">dove dopo “ =” </w:t>
       </w:r>
       <w:proofErr w:type="spellStart"/>
       <w:r>
-        <w:t>GemBellini</w:t>
+        <w:t>si</w:t>
       </w:r>
       <w:proofErr w:type="spellEnd"/>
       <w:r>
-        <w:t>.</w:t>
-      </w:r>
-      <w:r>
-        <w:br/>
-      </w:r>
-      <w:r>
-        <w:br/>
-        <w:t>Durante le prove abbiamo verificato che ogni modifica rilevata dal monitoraggio</w:t>
-      </w:r>
-      <w:r>
-        <w:br/>
-        <w:t>venisse registrata nel file di log e successivamente copiata nella cartella di</w:t>
-      </w:r>
-      <w:r>
-        <w:br/>
-        <w:t>backup.</w:t>
+        <w:t xml:space="preserve"> </w:t>
+      </w:r>
+      <w:proofErr w:type="spellStart"/>
+      <w:r>
+        <w:t>posoono</w:t>
+      </w:r>
+      <w:proofErr w:type="spellEnd"/>
+      <w:r>
+        <w:t xml:space="preserve"> elencare le cartelle..</w:t>
       </w:r>
     </w:p>
     <w:p>
       <w:pPr>
         <w:spacing w:after="0" w:line="240" w:lineRule="auto"/>
-      </w:pPr>
+        <w:ind w:left="708"/>
+      </w:pPr>
+      <w:r>
+        <w:t xml:space="preserve">La funzione che una il file per leggere i </w:t>
+      </w:r>
+      <w:proofErr w:type="spellStart"/>
+      <w:r>
+        <w:t>paramentri</w:t>
+      </w:r>
+      <w:proofErr w:type="spellEnd"/>
+      <w:r>
+        <w:t xml:space="preserve"> dei percorsi, in sede di </w:t>
+      </w:r>
+      <w:proofErr w:type="spellStart"/>
+      <w:r>
+        <w:t>return</w:t>
+      </w:r>
+      <w:proofErr w:type="spellEnd"/>
+      <w:r>
+        <w:t xml:space="preserve"> restituisce anche una lista contenente le cartelle da monitorare</w:t>
+      </w:r>
     </w:p>
     <w:p>
       <w:pPr>
         <w:spacing w:after="0" w:line="240" w:lineRule="auto"/>
       </w:pPr>
-      <w:r>
-        <w:t xml:space="preserve">Abbiamo anche cambiato </w:t>
-      </w:r>
-      <w:proofErr w:type="spellStart"/>
-      <w:r>
-        <w:t>il</w:t>
-      </w:r>
-      <w:proofErr w:type="spellEnd"/>
-      <w:r>
-        <w:t xml:space="preserve"> percorso di monitoraggio su file esterno per testarne il </w:t>
-      </w:r>
-      <w:proofErr w:type="spellStart"/>
-      <w:r>
-        <w:t>funzio</w:t>
-      </w:r>
-      <w:proofErr w:type="spellEnd"/>
-      <w:r>
-        <w:t>-</w:t>
-      </w:r>
     </w:p>
     <w:p>
       <w:pPr>
         <w:spacing w:after="0" w:line="240" w:lineRule="auto"/>
-        <w:rPr>
-          <w:sz w:val="20"/>
-          <w:szCs w:val="20"/>
-        </w:rPr>
-      </w:pPr>
-      <w:proofErr w:type="spellStart"/>
-      <w:r>
-        <w:t>namento</w:t>
-      </w:r>
-      <w:proofErr w:type="spellEnd"/>
-      <w:r>
-        <w:t>.</w:t>
-      </w:r>
-      <w:r>
-        <w:br/>
-      </w:r>
-      <w:r>
-        <w:br/>
-        <w:t>Questa fase del progetto ci ha permesso di comprendere meglio il collegamento</w:t>
-      </w:r>
-      <w:r>
-        <w:br/>
-        <w:t>tra monitoraggio, registrazione degli eventi e copia dei dati, che rappresenta il</w:t>
-      </w:r>
-      <w:r>
-        <w:br/>
-        <w:t>flusso principale richiesto dal capitolato:</w:t>
-      </w:r>
-      <w:r>
-        <w:br/>
-      </w:r>
-      <w:r>
-        <w:br/>
-        <w:t xml:space="preserve">monitoraggio </w:t>
-      </w:r>
-      <w:r>
-        <w:t>&gt;</w:t>
-      </w:r>
-      <w:r>
-        <w:t xml:space="preserve"> log </w:t>
-      </w:r>
-      <w:r>
-        <w:t>&gt;</w:t>
-      </w:r>
-      <w:r>
-        <w:t xml:space="preserve"> backup</w:t>
-      </w:r>
-      <w:r>
-        <w:br/>
-      </w:r>
-      <w:r>
-        <w:br/>
-        <w:t>Al termine dei test abbiamo deciso di passare alla revisione 3.0 del progetto.</w:t>
+      </w:pPr>
+      <w:r>
+        <w:t>- Implementato il filtro degli eventi per limitare il monitoraggio alle sole sottocartelle configurate.</w:t>
       </w:r>
     </w:p>
     <w:p>
       <w:pPr>
         <w:spacing w:after="0" w:line="240" w:lineRule="auto"/>
-        <w:rPr>
-          <w:sz w:val="20"/>
-          <w:szCs w:val="20"/>
-        </w:rPr>
+      </w:pPr>
+      <w:r>
+        <w:t>- Spostato il caricamento del file di configurazione su percorso assoluto basato sulla posizione dello script.</w:t>
+      </w:r>
+    </w:p>
+    <w:p>
+      <w:pPr>
+        <w:spacing w:after="0" w:line="240" w:lineRule="auto"/>
+      </w:pPr>
+    </w:p>
+    <w:p>
+      <w:pPr>
+        <w:spacing w:after="0" w:line="240" w:lineRule="auto"/>
+      </w:pPr>
+      <w:r>
+        <w:t>- Aggiunto controllo preventivo sulle righe del file di configurazione:</w:t>
+      </w:r>
+    </w:p>
+    <w:p>
+      <w:pPr>
+        <w:spacing w:after="0" w:line="240" w:lineRule="auto"/>
+      </w:pPr>
+      <w:r>
+        <w:tab/>
+        <w:t>ignora righe vuote;</w:t>
+      </w:r>
+    </w:p>
+    <w:p>
+      <w:pPr>
+        <w:spacing w:after="0" w:line="240" w:lineRule="auto"/>
+      </w:pPr>
+      <w:r>
+        <w:tab/>
+        <w:t>ignora commenti (#);</w:t>
+      </w:r>
+    </w:p>
+    <w:p>
+      <w:pPr>
+        <w:spacing w:after="0" w:line="240" w:lineRule="auto"/>
+      </w:pPr>
+      <w:r>
+        <w:tab/>
+        <w:t>ignora righe prive del carattere =.</w:t>
+      </w:r>
+    </w:p>
+    <w:p>
+      <w:pPr>
+        <w:spacing w:after="0" w:line="240" w:lineRule="auto"/>
+      </w:pPr>
+    </w:p>
+    <w:p>
+      <w:pPr>
+        <w:spacing w:after="0" w:line="240" w:lineRule="auto"/>
       </w:pPr>
     </w:p>
     <w:sectPr>

--- a/documentazione/Progetto commit_final.docx
+++ b/documentazione/Progetto commit_final.docx
@@ -162,15 +162,24 @@
           <w:sz w:val="40"/>
           <w:szCs w:val="40"/>
         </w:rPr>
-        <w:t>Stato aggiornamento:  2</w:t>
-      </w:r>
+        <w:t xml:space="preserve">Stato </w:t>
+      </w:r>
+      <w:proofErr w:type="gramStart"/>
       <w:r>
         <w:rPr>
           <w:sz w:val="40"/>
           <w:szCs w:val="40"/>
         </w:rPr>
+        <w:t>aggiornamento:  2</w:t>
+      </w:r>
+      <w:r>
+        <w:rPr>
+          <w:sz w:val="40"/>
+          <w:szCs w:val="40"/>
+        </w:rPr>
         <w:t>2</w:t>
       </w:r>
+      <w:proofErr w:type="gramEnd"/>
       <w:r>
         <w:rPr>
           <w:sz w:val="40"/>
@@ -1107,7 +1116,14 @@
           <w:rFonts w:ascii="Calibri" w:eastAsia="Calibri" w:hAnsi="Calibri" w:cs="Calibri"/>
         </w:rPr>
         <w:tab/>
-        <w:t xml:space="preserve">backup/  </w:t>
+        <w:t>backup</w:t>
+      </w:r>
+      <w:proofErr w:type="gramStart"/>
+      <w:r>
+        <w:rPr>
+          <w:rFonts w:ascii="Calibri" w:eastAsia="Calibri" w:hAnsi="Calibri" w:cs="Calibri"/>
+        </w:rPr>
+        <w:t xml:space="preserve">/  </w:t>
       </w:r>
       <w:proofErr w:type="spellStart"/>
       <w:r>
@@ -1117,6 +1133,7 @@
         <w:t>config</w:t>
       </w:r>
       <w:proofErr w:type="spellEnd"/>
+      <w:proofErr w:type="gramEnd"/>
       <w:r>
         <w:rPr>
           <w:rFonts w:ascii="Calibri" w:eastAsia="Calibri" w:hAnsi="Calibri" w:cs="Calibri"/>
@@ -1798,19 +1815,43 @@
         <w:ind w:left="18" w:right="2409"/>
       </w:pPr>
       <w:proofErr w:type="spellStart"/>
+      <w:proofErr w:type="gramStart"/>
       <w:r>
         <w:rPr>
           <w:rFonts w:ascii="Calibri" w:eastAsia="Calibri" w:hAnsi="Calibri" w:cs="Calibri"/>
         </w:rPr>
-        <w:t>file;dimensione;ultima_modifica;backup</w:t>
+        <w:t>file;dimensione</w:t>
+      </w:r>
+      <w:proofErr w:type="gramEnd"/>
+      <w:r>
+        <w:rPr>
+          <w:rFonts w:ascii="Calibri" w:eastAsia="Calibri" w:hAnsi="Calibri" w:cs="Calibri"/>
+        </w:rPr>
+        <w:t>;ultima_</w:t>
+      </w:r>
+      <w:proofErr w:type="gramStart"/>
+      <w:r>
+        <w:rPr>
+          <w:rFonts w:ascii="Calibri" w:eastAsia="Calibri" w:hAnsi="Calibri" w:cs="Calibri"/>
+        </w:rPr>
+        <w:t>modifica;backup</w:t>
       </w:r>
       <w:proofErr w:type="spellEnd"/>
+      <w:proofErr w:type="gramEnd"/>
       <w:r>
         <w:rPr>
           <w:rFonts w:ascii="Calibri" w:eastAsia="Calibri" w:hAnsi="Calibri" w:cs="Calibri"/>
         </w:rPr>
-        <w:t xml:space="preserve"> clienti.csv;245;2026-05-18 21:15;OK</w:t>
-      </w:r>
+        <w:t xml:space="preserve"> clienti.csv;245;2026-05-18 </w:t>
+      </w:r>
+      <w:proofErr w:type="gramStart"/>
+      <w:r>
+        <w:rPr>
+          <w:rFonts w:ascii="Calibri" w:eastAsia="Calibri" w:hAnsi="Calibri" w:cs="Calibri"/>
+        </w:rPr>
+        <w:t>21:15;OK</w:t>
+      </w:r>
+      <w:proofErr w:type="gramEnd"/>
     </w:p>
     <w:p>
       <w:pPr>
@@ -3503,11 +3544,19 @@
       </w:r>
       <w:proofErr w:type="spellStart"/>
       <w:r>
-        <w:t>scrivi_log</w:t>
+        <w:t>scrivi_</w:t>
+      </w:r>
+      <w:proofErr w:type="gramStart"/>
+      <w:r>
+        <w:t>log</w:t>
       </w:r>
       <w:proofErr w:type="spellEnd"/>
       <w:r>
-        <w:t xml:space="preserve">(); </w:t>
+        <w:t>(</w:t>
+      </w:r>
+      <w:proofErr w:type="gramEnd"/>
+      <w:r>
+        <w:t xml:space="preserve">); </w:t>
       </w:r>
     </w:p>
     <w:p>
@@ -3522,12 +3571,17 @@
         <w:t xml:space="preserve">funzione </w:t>
       </w:r>
       <w:proofErr w:type="spellStart"/>
+      <w:proofErr w:type="gramStart"/>
       <w:r>
         <w:t>main</w:t>
       </w:r>
       <w:proofErr w:type="spellEnd"/>
       <w:r>
-        <w:t xml:space="preserve">(); </w:t>
+        <w:t>(</w:t>
+      </w:r>
+      <w:proofErr w:type="gramEnd"/>
+      <w:r>
+        <w:t xml:space="preserve">); </w:t>
       </w:r>
     </w:p>
     <w:p>
@@ -5281,11 +5335,19 @@
     <w:p>
       <w:proofErr w:type="spellStart"/>
       <w:r>
-        <w:t>monitora_cartella</w:t>
+        <w:t>monitora_</w:t>
+      </w:r>
+      <w:proofErr w:type="gramStart"/>
+      <w:r>
+        <w:t>cartella</w:t>
       </w:r>
       <w:proofErr w:type="spellEnd"/>
       <w:r>
-        <w:t>()</w:t>
+        <w:t>(</w:t>
+      </w:r>
+      <w:proofErr w:type="gramEnd"/>
+      <w:r>
+        <w:t>)</w:t>
       </w:r>
     </w:p>
     <w:p>
@@ -5293,12 +5355,17 @@
         <w:t xml:space="preserve">per separare la logica di monitoraggio dalla funzione principale </w:t>
       </w:r>
       <w:proofErr w:type="spellStart"/>
+      <w:proofErr w:type="gramStart"/>
       <w:r>
         <w:t>main</w:t>
       </w:r>
       <w:proofErr w:type="spellEnd"/>
       <w:r>
-        <w:t>().</w:t>
+        <w:t>(</w:t>
+      </w:r>
+      <w:proofErr w:type="gramEnd"/>
+      <w:r>
+        <w:t>).</w:t>
       </w:r>
     </w:p>
     <w:p>
@@ -5598,7 +5665,23 @@
           <w:sz w:val="20"/>
           <w:szCs w:val="20"/>
         </w:rPr>
-        <w:t xml:space="preserve"> abbiamo riscontrato errori sul percorso log. Abbiamo di nuovo  chiesto aiuto a </w:t>
+        <w:t xml:space="preserve"> abbiamo riscontrato errori sul percorso log. Abbiamo di </w:t>
+      </w:r>
+      <w:proofErr w:type="gramStart"/>
+      <w:r>
+        <w:rPr>
+          <w:sz w:val="20"/>
+          <w:szCs w:val="20"/>
+        </w:rPr>
+        <w:t>nuovo  chiesto</w:t>
+      </w:r>
+      <w:proofErr w:type="gramEnd"/>
+      <w:r>
+        <w:rPr>
+          <w:sz w:val="20"/>
+          <w:szCs w:val="20"/>
+        </w:rPr>
+        <w:t xml:space="preserve"> aiuto a </w:t>
       </w:r>
       <w:proofErr w:type="spellStart"/>
       <w:r>
@@ -5623,6 +5706,7 @@
         </w:rPr>
         <w:t xml:space="preserve"> </w:t>
       </w:r>
+      <w:proofErr w:type="gramStart"/>
       <w:r>
         <w:rPr>
           <w:sz w:val="20"/>
@@ -5630,6 +5714,7 @@
         </w:rPr>
         <w:t>Bellini..</w:t>
       </w:r>
+      <w:proofErr w:type="gramEnd"/>
     </w:p>
     <w:p>
       <w:pPr>
@@ -5689,9 +5774,36 @@
           <w:lang w:eastAsia="it-IT"/>
           <w14:ligatures w14:val="none"/>
         </w:rPr>
-        <w:t xml:space="preserve"> e , sorpresa.... errore poiché il programma non trova cartella log in </w:t>
+        <w:t xml:space="preserve"> </w:t>
+      </w:r>
+      <w:proofErr w:type="gramStart"/>
+      <w:r>
+        <w:rPr>
+          <w:rFonts w:ascii="Arial" w:eastAsia="Times New Roman" w:hAnsi="Arial" w:cs="Arial"/>
+          <w:color w:val="2F5496" w:themeColor="accent1" w:themeShade="BF"/>
+          <w:kern w:val="0"/>
+          <w:sz w:val="20"/>
+          <w:szCs w:val="20"/>
+          <w:lang w:eastAsia="it-IT"/>
+          <w14:ligatures w14:val="none"/>
+        </w:rPr>
+        <w:t>e ,</w:t>
+      </w:r>
+      <w:proofErr w:type="gramEnd"/>
+      <w:r>
+        <w:rPr>
+          <w:rFonts w:ascii="Arial" w:eastAsia="Times New Roman" w:hAnsi="Arial" w:cs="Arial"/>
+          <w:color w:val="2F5496" w:themeColor="accent1" w:themeShade="BF"/>
+          <w:kern w:val="0"/>
+          <w:sz w:val="20"/>
+          <w:szCs w:val="20"/>
+          <w:lang w:eastAsia="it-IT"/>
+          <w14:ligatures w14:val="none"/>
+        </w:rPr>
+        <w:t xml:space="preserve"> sorpresa.... errore poiché il programma non trova cartella log in </w:t>
       </w:r>
       <w:proofErr w:type="spellStart"/>
+      <w:proofErr w:type="gramStart"/>
       <w:r>
         <w:rPr>
           <w:rFonts w:ascii="Arial" w:eastAsia="Times New Roman" w:hAnsi="Arial" w:cs="Arial"/>
@@ -5715,7 +5827,20 @@
           <w:lang w:eastAsia="it-IT"/>
           <w14:ligatures w14:val="none"/>
         </w:rPr>
-        <w:t>..... ti allego il codice e mi sembra che sia un problema di percorsi ma non sono riuscito a risolvere"""</w:t>
+        <w:t>....</w:t>
+      </w:r>
+      <w:proofErr w:type="gramEnd"/>
+      <w:r>
+        <w:rPr>
+          <w:rFonts w:ascii="Arial" w:eastAsia="Times New Roman" w:hAnsi="Arial" w:cs="Arial"/>
+          <w:color w:val="2F5496" w:themeColor="accent1" w:themeShade="BF"/>
+          <w:kern w:val="0"/>
+          <w:sz w:val="20"/>
+          <w:szCs w:val="20"/>
+          <w:lang w:eastAsia="it-IT"/>
+          <w14:ligatures w14:val="none"/>
+        </w:rPr>
+        <w:t>. ti allego il codice e mi sembra che sia un problema di percorsi ma non sono riuscito a risolvere"""</w:t>
       </w:r>
     </w:p>
     <w:p>
@@ -5924,7 +6049,20 @@
           <w:lang w:eastAsia="it-IT"/>
           <w14:ligatures w14:val="none"/>
         </w:rPr>
-        <w:t>scrivi_log</w:t>
+        <w:t>scrivi_</w:t>
+      </w:r>
+      <w:proofErr w:type="gramStart"/>
+      <w:r>
+        <w:rPr>
+          <w:rFonts w:ascii="Arial" w:eastAsia="Times New Roman" w:hAnsi="Arial" w:cs="Arial"/>
+          <w:color w:val="2F5496" w:themeColor="accent1" w:themeShade="BF"/>
+          <w:kern w:val="0"/>
+          <w:sz w:val="20"/>
+          <w:szCs w:val="20"/>
+          <w:lang w:eastAsia="it-IT"/>
+          <w14:ligatures w14:val="none"/>
+        </w:rPr>
+        <w:t>log</w:t>
       </w:r>
       <w:proofErr w:type="spellEnd"/>
       <w:r>
@@ -5937,7 +6075,20 @@
           <w:lang w:eastAsia="it-IT"/>
           <w14:ligatures w14:val="none"/>
         </w:rPr>
-        <w:t xml:space="preserve">("Programma avviato", </w:t>
+        <w:t>(</w:t>
+      </w:r>
+      <w:proofErr w:type="gramEnd"/>
+      <w:r>
+        <w:rPr>
+          <w:rFonts w:ascii="Arial" w:eastAsia="Times New Roman" w:hAnsi="Arial" w:cs="Arial"/>
+          <w:color w:val="2F5496" w:themeColor="accent1" w:themeShade="BF"/>
+          <w:kern w:val="0"/>
+          <w:sz w:val="20"/>
+          <w:szCs w:val="20"/>
+          <w:lang w:eastAsia="it-IT"/>
+          <w14:ligatures w14:val="none"/>
+        </w:rPr>
+        <w:t xml:space="preserve">"Programma avviato", </w:t>
       </w:r>
       <w:proofErr w:type="spellStart"/>
       <w:r>
@@ -6126,6 +6277,7 @@
         <w:t xml:space="preserve">Alla riga del </w:t>
       </w:r>
       <w:proofErr w:type="spellStart"/>
+      <w:proofErr w:type="gramStart"/>
       <w:r>
         <w:rPr>
           <w:rFonts w:ascii="Courier New" w:eastAsia="Times New Roman" w:hAnsi="Courier New" w:cs="Courier New"/>
@@ -6151,7 +6303,21 @@
           <w:lang w:eastAsia="it-IT"/>
           <w14:ligatures w14:val="none"/>
         </w:rPr>
-        <w:t>()</w:t>
+        <w:t>(</w:t>
+      </w:r>
+      <w:proofErr w:type="gramEnd"/>
+      <w:r>
+        <w:rPr>
+          <w:rFonts w:ascii="Courier New" w:eastAsia="Times New Roman" w:hAnsi="Courier New" w:cs="Courier New"/>
+          <w:color w:val="2F5496" w:themeColor="accent1" w:themeShade="BF"/>
+          <w:kern w:val="0"/>
+          <w:sz w:val="20"/>
+          <w:szCs w:val="20"/>
+          <w:shd w:val="clear" w:color="auto" w:fill="F2F0F0"/>
+          <w:lang w:eastAsia="it-IT"/>
+          <w14:ligatures w14:val="none"/>
+        </w:rPr>
+        <w:t>)</w:t>
       </w:r>
       <w:r>
         <w:rPr>
@@ -6648,6 +6814,7 @@
         <w:t xml:space="preserve"> nel </w:t>
       </w:r>
       <w:proofErr w:type="spellStart"/>
+      <w:proofErr w:type="gramStart"/>
       <w:r>
         <w:rPr>
           <w:rFonts w:ascii="Courier New" w:eastAsia="Times New Roman" w:hAnsi="Courier New" w:cs="Courier New"/>
@@ -6673,7 +6840,21 @@
           <w:lang w:eastAsia="it-IT"/>
           <w14:ligatures w14:val="none"/>
         </w:rPr>
-        <w:t>()</w:t>
+        <w:t>(</w:t>
+      </w:r>
+      <w:proofErr w:type="gramEnd"/>
+      <w:r>
+        <w:rPr>
+          <w:rFonts w:ascii="Courier New" w:eastAsia="Times New Roman" w:hAnsi="Courier New" w:cs="Courier New"/>
+          <w:color w:val="2F5496" w:themeColor="accent1" w:themeShade="BF"/>
+          <w:kern w:val="0"/>
+          <w:sz w:val="20"/>
+          <w:szCs w:val="20"/>
+          <w:shd w:val="clear" w:color="auto" w:fill="F2F0F0"/>
+          <w:lang w:eastAsia="it-IT"/>
+          <w14:ligatures w14:val="none"/>
+        </w:rPr>
+        <w:t>)</w:t>
       </w:r>
       <w:r>
         <w:rPr>
@@ -6830,6 +7011,7 @@
         </w:rPr>
       </w:pPr>
       <w:proofErr w:type="spellStart"/>
+      <w:proofErr w:type="gramStart"/>
       <w:r>
         <w:rPr>
           <w:rFonts w:ascii="Courier New" w:eastAsia="Times New Roman" w:hAnsi="Courier New" w:cs="Courier New"/>
@@ -6840,7 +7022,20 @@
           <w:lang w:eastAsia="it-IT"/>
           <w14:ligatures w14:val="none"/>
         </w:rPr>
-        <w:t>os.path.dirname</w:t>
+        <w:t>os.path</w:t>
+      </w:r>
+      <w:proofErr w:type="gramEnd"/>
+      <w:r>
+        <w:rPr>
+          <w:rFonts w:ascii="Courier New" w:eastAsia="Times New Roman" w:hAnsi="Courier New" w:cs="Courier New"/>
+          <w:color w:val="2F5496" w:themeColor="accent1" w:themeShade="BF"/>
+          <w:kern w:val="0"/>
+          <w:sz w:val="20"/>
+          <w:szCs w:val="20"/>
+          <w:lang w:eastAsia="it-IT"/>
+          <w14:ligatures w14:val="none"/>
+        </w:rPr>
+        <w:t>.dirname</w:t>
       </w:r>
       <w:proofErr w:type="spellEnd"/>
       <w:r>
@@ -7016,6 +7211,7 @@
         <w:t xml:space="preserve">), che su Windows funzionano ma su Linux o Mac potrebbero rompersi, si usa la funzione </w:t>
       </w:r>
       <w:proofErr w:type="spellStart"/>
+      <w:proofErr w:type="gramStart"/>
       <w:r>
         <w:rPr>
           <w:rFonts w:ascii="Courier New" w:eastAsia="Times New Roman" w:hAnsi="Courier New" w:cs="Courier New"/>
@@ -7027,7 +7223,35 @@
           <w:lang w:eastAsia="it-IT"/>
           <w14:ligatures w14:val="none"/>
         </w:rPr>
-        <w:t>os.path.join</w:t>
+        <w:t>os.path</w:t>
+      </w:r>
+      <w:proofErr w:type="gramEnd"/>
+      <w:r>
+        <w:rPr>
+          <w:rFonts w:ascii="Courier New" w:eastAsia="Times New Roman" w:hAnsi="Courier New" w:cs="Courier New"/>
+          <w:color w:val="2F5496" w:themeColor="accent1" w:themeShade="BF"/>
+          <w:kern w:val="0"/>
+          <w:sz w:val="20"/>
+          <w:szCs w:val="20"/>
+          <w:shd w:val="clear" w:color="auto" w:fill="F2F0F0"/>
+          <w:lang w:eastAsia="it-IT"/>
+          <w14:ligatures w14:val="none"/>
+        </w:rPr>
+        <w:t>.</w:t>
+      </w:r>
+      <w:proofErr w:type="gramStart"/>
+      <w:r>
+        <w:rPr>
+          <w:rFonts w:ascii="Courier New" w:eastAsia="Times New Roman" w:hAnsi="Courier New" w:cs="Courier New"/>
+          <w:color w:val="2F5496" w:themeColor="accent1" w:themeShade="BF"/>
+          <w:kern w:val="0"/>
+          <w:sz w:val="20"/>
+          <w:szCs w:val="20"/>
+          <w:shd w:val="clear" w:color="auto" w:fill="F2F0F0"/>
+          <w:lang w:eastAsia="it-IT"/>
+          <w14:ligatures w14:val="none"/>
+        </w:rPr>
+        <w:t>join</w:t>
       </w:r>
       <w:proofErr w:type="spellEnd"/>
       <w:r>
@@ -7041,7 +7265,21 @@
           <w:lang w:eastAsia="it-IT"/>
           <w14:ligatures w14:val="none"/>
         </w:rPr>
-        <w:t>()</w:t>
+        <w:t>(</w:t>
+      </w:r>
+      <w:proofErr w:type="gramEnd"/>
+      <w:r>
+        <w:rPr>
+          <w:rFonts w:ascii="Courier New" w:eastAsia="Times New Roman" w:hAnsi="Courier New" w:cs="Courier New"/>
+          <w:color w:val="2F5496" w:themeColor="accent1" w:themeShade="BF"/>
+          <w:kern w:val="0"/>
+          <w:sz w:val="20"/>
+          <w:szCs w:val="20"/>
+          <w:shd w:val="clear" w:color="auto" w:fill="F2F0F0"/>
+          <w:lang w:eastAsia="it-IT"/>
+          <w14:ligatures w14:val="none"/>
+        </w:rPr>
+        <w:t>)</w:t>
       </w:r>
       <w:r>
         <w:rPr>
@@ -7541,6 +7779,7 @@
         <w:t xml:space="preserve"> (usando </w:t>
       </w:r>
       <w:proofErr w:type="spellStart"/>
+      <w:proofErr w:type="gramStart"/>
       <w:r>
         <w:rPr>
           <w:rFonts w:ascii="Courier New" w:eastAsia="Times New Roman" w:hAnsi="Courier New" w:cs="Courier New"/>
@@ -7552,7 +7791,21 @@
           <w:lang w:eastAsia="it-IT"/>
           <w14:ligatures w14:val="none"/>
         </w:rPr>
-        <w:t>os.path.dirname</w:t>
+        <w:t>os.path</w:t>
+      </w:r>
+      <w:proofErr w:type="gramEnd"/>
+      <w:r>
+        <w:rPr>
+          <w:rFonts w:ascii="Courier New" w:eastAsia="Times New Roman" w:hAnsi="Courier New" w:cs="Courier New"/>
+          <w:color w:val="2F5496" w:themeColor="accent1" w:themeShade="BF"/>
+          <w:kern w:val="0"/>
+          <w:sz w:val="20"/>
+          <w:szCs w:val="20"/>
+          <w:shd w:val="clear" w:color="auto" w:fill="F2F0F0"/>
+          <w:lang w:eastAsia="it-IT"/>
+          <w14:ligatures w14:val="none"/>
+        </w:rPr>
+        <w:t>.dirname</w:t>
       </w:r>
       <w:proofErr w:type="spellEnd"/>
       <w:r>
@@ -7888,6 +8141,7 @@
         <w:t xml:space="preserve"> = </w:t>
       </w:r>
       <w:proofErr w:type="spellStart"/>
+      <w:proofErr w:type="gramStart"/>
       <w:r>
         <w:rPr>
           <w:rFonts w:ascii="Courier New" w:eastAsia="Times New Roman" w:hAnsi="Courier New" w:cs="Courier New"/>
@@ -7898,7 +8152,20 @@
           <w:lang w:eastAsia="it-IT"/>
           <w14:ligatures w14:val="none"/>
         </w:rPr>
-        <w:t>os.path.dirname</w:t>
+        <w:t>os.path</w:t>
+      </w:r>
+      <w:proofErr w:type="gramEnd"/>
+      <w:r>
+        <w:rPr>
+          <w:rFonts w:ascii="Courier New" w:eastAsia="Times New Roman" w:hAnsi="Courier New" w:cs="Courier New"/>
+          <w:color w:val="2F5496" w:themeColor="accent1" w:themeShade="BF"/>
+          <w:kern w:val="0"/>
+          <w:sz w:val="20"/>
+          <w:szCs w:val="20"/>
+          <w:lang w:eastAsia="it-IT"/>
+          <w14:ligatures w14:val="none"/>
+        </w:rPr>
+        <w:t>.dirname</w:t>
       </w:r>
       <w:proofErr w:type="spellEnd"/>
       <w:r>
@@ -7973,6 +8240,7 @@
         <w:t xml:space="preserve"> = </w:t>
       </w:r>
       <w:proofErr w:type="spellStart"/>
+      <w:proofErr w:type="gramStart"/>
       <w:r>
         <w:rPr>
           <w:rFonts w:ascii="Courier New" w:eastAsia="Times New Roman" w:hAnsi="Courier New" w:cs="Courier New"/>
@@ -7983,7 +8251,33 @@
           <w:lang w:eastAsia="it-IT"/>
           <w14:ligatures w14:val="none"/>
         </w:rPr>
-        <w:t>os.path.join</w:t>
+        <w:t>os.path</w:t>
+      </w:r>
+      <w:proofErr w:type="gramEnd"/>
+      <w:r>
+        <w:rPr>
+          <w:rFonts w:ascii="Courier New" w:eastAsia="Times New Roman" w:hAnsi="Courier New" w:cs="Courier New"/>
+          <w:color w:val="2F5496" w:themeColor="accent1" w:themeShade="BF"/>
+          <w:kern w:val="0"/>
+          <w:sz w:val="20"/>
+          <w:szCs w:val="20"/>
+          <w:lang w:eastAsia="it-IT"/>
+          <w14:ligatures w14:val="none"/>
+        </w:rPr>
+        <w:t>.</w:t>
+      </w:r>
+      <w:proofErr w:type="gramStart"/>
+      <w:r>
+        <w:rPr>
+          <w:rFonts w:ascii="Courier New" w:eastAsia="Times New Roman" w:hAnsi="Courier New" w:cs="Courier New"/>
+          <w:color w:val="2F5496" w:themeColor="accent1" w:themeShade="BF"/>
+          <w:kern w:val="0"/>
+          <w:sz w:val="20"/>
+          <w:szCs w:val="20"/>
+          <w:lang w:eastAsia="it-IT"/>
+          <w14:ligatures w14:val="none"/>
+        </w:rPr>
+        <w:t>join</w:t>
       </w:r>
       <w:proofErr w:type="spellEnd"/>
       <w:r>
@@ -7999,6 +8293,7 @@
         <w:t>(</w:t>
       </w:r>
       <w:proofErr w:type="spellStart"/>
+      <w:proofErr w:type="gramEnd"/>
       <w:r>
         <w:rPr>
           <w:rFonts w:ascii="Courier New" w:eastAsia="Times New Roman" w:hAnsi="Courier New" w:cs="Courier New"/>
@@ -8051,6 +8346,7 @@
         <w:t xml:space="preserve">Secondo voi, se sostituite la vecchia riga del </w:t>
       </w:r>
       <w:proofErr w:type="spellStart"/>
+      <w:proofErr w:type="gramStart"/>
       <w:r>
         <w:rPr>
           <w:rFonts w:ascii="Courier New" w:eastAsia="Times New Roman" w:hAnsi="Courier New" w:cs="Courier New"/>
@@ -8076,7 +8372,21 @@
           <w:lang w:eastAsia="it-IT"/>
           <w14:ligatures w14:val="none"/>
         </w:rPr>
-        <w:t>()</w:t>
+        <w:t>(</w:t>
+      </w:r>
+      <w:proofErr w:type="gramEnd"/>
+      <w:r>
+        <w:rPr>
+          <w:rFonts w:ascii="Courier New" w:eastAsia="Times New Roman" w:hAnsi="Courier New" w:cs="Courier New"/>
+          <w:color w:val="2F5496" w:themeColor="accent1" w:themeShade="BF"/>
+          <w:kern w:val="0"/>
+          <w:sz w:val="20"/>
+          <w:szCs w:val="20"/>
+          <w:shd w:val="clear" w:color="auto" w:fill="F2F0F0"/>
+          <w:lang w:eastAsia="it-IT"/>
+          <w14:ligatures w14:val="none"/>
+        </w:rPr>
+        <w:t>)</w:t>
       </w:r>
       <w:r>
         <w:rPr>
@@ -8601,8 +8911,22 @@
           <w:lang w:eastAsia="it-IT"/>
           <w14:ligatures w14:val="none"/>
         </w:rPr>
-        <w:t xml:space="preserve"> qui sotto la conversazione..</w:t>
-      </w:r>
+        <w:t xml:space="preserve"> qui sotto la </w:t>
+      </w:r>
+      <w:proofErr w:type="gramStart"/>
+      <w:r>
+        <w:rPr>
+          <w:rFonts w:eastAsia="Times New Roman" w:cstheme="minorHAnsi"/>
+          <w:color w:val="000000" w:themeColor="text1"/>
+          <w:kern w:val="0"/>
+          <w:sz w:val="20"/>
+          <w:szCs w:val="20"/>
+          <w:lang w:eastAsia="it-IT"/>
+          <w14:ligatures w14:val="none"/>
+        </w:rPr>
+        <w:t>conversazione..</w:t>
+      </w:r>
+      <w:proofErr w:type="gramEnd"/>
     </w:p>
     <w:p>
       <w:pPr>
@@ -8829,8 +9153,24 @@
           <w:lang w:eastAsia="it-IT"/>
           <w14:ligatures w14:val="none"/>
         </w:rPr>
-        <w:t xml:space="preserve"> che sembrava non tornare..</w:t>
-      </w:r>
+        <w:t xml:space="preserve"> che sembrava non </w:t>
+      </w:r>
+      <w:proofErr w:type="gramStart"/>
+      <w:r>
+        <w:rPr>
+          <w:rFonts w:eastAsia="Times New Roman" w:cstheme="minorHAnsi"/>
+          <w:i/>
+          <w:iCs/>
+          <w:color w:val="222222"/>
+          <w:kern w:val="0"/>
+          <w:sz w:val="18"/>
+          <w:szCs w:val="18"/>
+          <w:lang w:eastAsia="it-IT"/>
+          <w14:ligatures w14:val="none"/>
+        </w:rPr>
+        <w:t>tornare..</w:t>
+      </w:r>
+      <w:proofErr w:type="gramEnd"/>
     </w:p>
     <w:p>
       <w:pPr>
@@ -9476,8 +9816,18 @@
           <w:sz w:val="20"/>
           <w:szCs w:val="20"/>
         </w:rPr>
-        <w:t xml:space="preserve"> tipo :</w:t>
-      </w:r>
+        <w:t xml:space="preserve"> </w:t>
+      </w:r>
+      <w:proofErr w:type="gramStart"/>
+      <w:r>
+        <w:rPr>
+          <w:rFonts w:cstheme="minorHAnsi"/>
+          <w:sz w:val="20"/>
+          <w:szCs w:val="20"/>
+        </w:rPr>
+        <w:t>tipo :</w:t>
+      </w:r>
+      <w:proofErr w:type="gramEnd"/>
     </w:p>
     <w:p>
       <w:pPr>
@@ -9556,7 +9906,15 @@
           <w:rStyle w:val="m"/>
           <w:rFonts w:cstheme="minorHAnsi"/>
         </w:rPr>
-        <w:t>monitora_cartella</w:t>
+        <w:t>monitora_</w:t>
+      </w:r>
+      <w:proofErr w:type="gramStart"/>
+      <w:r>
+        <w:rPr>
+          <w:rStyle w:val="m"/>
+          <w:rFonts w:cstheme="minorHAnsi"/>
+        </w:rPr>
+        <w:t>cartella</w:t>
       </w:r>
       <w:proofErr w:type="spellEnd"/>
       <w:r>
@@ -9566,6 +9924,7 @@
         <w:t>(</w:t>
       </w:r>
       <w:proofErr w:type="spellStart"/>
+      <w:proofErr w:type="gramEnd"/>
       <w:r>
         <w:rPr>
           <w:rStyle w:val="m"/>
@@ -9669,7 +10028,15 @@
           <w:rStyle w:val="m"/>
           <w:rFonts w:cstheme="minorHAnsi"/>
         </w:rPr>
-        <w:t>scrivi_log</w:t>
+        <w:t>scrivi_</w:t>
+      </w:r>
+      <w:proofErr w:type="gramStart"/>
+      <w:r>
+        <w:rPr>
+          <w:rStyle w:val="m"/>
+          <w:rFonts w:cstheme="minorHAnsi"/>
+        </w:rPr>
+        <w:t>log</w:t>
       </w:r>
       <w:proofErr w:type="spellEnd"/>
       <w:r>
@@ -9678,6 +10045,7 @@
         </w:rPr>
         <w:t>(</w:t>
       </w:r>
+      <w:proofErr w:type="gramEnd"/>
       <w:r>
         <w:rPr>
           <w:rStyle w:val="k"/>
@@ -9713,6 +10081,7 @@
         <w:br/>
       </w:r>
       <w:proofErr w:type="spellStart"/>
+      <w:proofErr w:type="gramStart"/>
       <w:r>
         <w:rPr>
           <w:rStyle w:val="m"/>
@@ -9727,6 +10096,7 @@
         </w:rPr>
         <w:t>(</w:t>
       </w:r>
+      <w:proofErr w:type="gramEnd"/>
       <w:r>
         <w:rPr>
           <w:rStyle w:val="k"/>
@@ -10045,7 +10415,25 @@
           <w:sz w:val="20"/>
           <w:szCs w:val="20"/>
         </w:rPr>
-        <w:t>ore 09:15  26/05/2026</w:t>
+        <w:t xml:space="preserve">ore </w:t>
+      </w:r>
+      <w:proofErr w:type="gramStart"/>
+      <w:r>
+        <w:rPr>
+          <w:rFonts w:cstheme="minorHAnsi"/>
+          <w:sz w:val="20"/>
+          <w:szCs w:val="20"/>
+        </w:rPr>
+        <w:t>09:15  26</w:t>
+      </w:r>
+      <w:proofErr w:type="gramEnd"/>
+      <w:r>
+        <w:rPr>
+          <w:rFonts w:cstheme="minorHAnsi"/>
+          <w:sz w:val="20"/>
+          <w:szCs w:val="20"/>
+        </w:rPr>
+        <w:t>/05/2026</w:t>
       </w:r>
     </w:p>
     <w:p>
@@ -10400,7 +10788,16 @@
           <w:sz w:val="20"/>
           <w:szCs w:val="20"/>
         </w:rPr>
-        <w:t>percorsi_conf</w:t>
+        <w:t>percorsi_</w:t>
+      </w:r>
+      <w:proofErr w:type="gramStart"/>
+      <w:r>
+        <w:rPr>
+          <w:rFonts w:cstheme="minorHAnsi"/>
+          <w:sz w:val="20"/>
+          <w:szCs w:val="20"/>
+        </w:rPr>
+        <w:t>conf</w:t>
       </w:r>
       <w:proofErr w:type="spellEnd"/>
       <w:r>
@@ -10409,7 +10806,16 @@
           <w:sz w:val="20"/>
           <w:szCs w:val="20"/>
         </w:rPr>
-        <w:t>()</w:t>
+        <w:t>(</w:t>
+      </w:r>
+      <w:proofErr w:type="gramEnd"/>
+      <w:r>
+        <w:rPr>
+          <w:rFonts w:cstheme="minorHAnsi"/>
+          <w:sz w:val="20"/>
+          <w:szCs w:val="20"/>
+        </w:rPr>
+        <w:t>)</w:t>
       </w:r>
     </w:p>
     <w:p>
@@ -10654,13 +11060,23 @@
           <w:szCs w:val="20"/>
         </w:rPr>
       </w:pPr>
-      <w:r>
-        <w:rPr>
-          <w:rFonts w:cstheme="minorHAnsi"/>
-          <w:sz w:val="20"/>
-          <w:szCs w:val="20"/>
-        </w:rPr>
-        <w:t>backup()</w:t>
+      <w:proofErr w:type="gramStart"/>
+      <w:r>
+        <w:rPr>
+          <w:rFonts w:cstheme="minorHAnsi"/>
+          <w:sz w:val="20"/>
+          <w:szCs w:val="20"/>
+        </w:rPr>
+        <w:t>backup(</w:t>
+      </w:r>
+      <w:proofErr w:type="gramEnd"/>
+      <w:r>
+        <w:rPr>
+          <w:rFonts w:cstheme="minorHAnsi"/>
+          <w:sz w:val="20"/>
+          <w:szCs w:val="20"/>
+        </w:rPr>
+        <w:t>)</w:t>
       </w:r>
     </w:p>
     <w:p>
@@ -11291,7 +11707,30 @@
           <w14:ligatures w14:val="none"/>
         </w:rPr>
         <w:br/>
-        <w:t>backup()</w:t>
+      </w:r>
+      <w:proofErr w:type="gramStart"/>
+      <w:r>
+        <w:rPr>
+          <w:rFonts w:eastAsia="Times New Roman" w:cstheme="minorHAnsi"/>
+          <w:kern w:val="0"/>
+          <w:sz w:val="20"/>
+          <w:szCs w:val="20"/>
+          <w:lang w:eastAsia="it-IT"/>
+          <w14:ligatures w14:val="none"/>
+        </w:rPr>
+        <w:t>backup(</w:t>
+      </w:r>
+      <w:proofErr w:type="gramEnd"/>
+      <w:r>
+        <w:rPr>
+          <w:rFonts w:eastAsia="Times New Roman" w:cstheme="minorHAnsi"/>
+          <w:kern w:val="0"/>
+          <w:sz w:val="20"/>
+          <w:szCs w:val="20"/>
+          <w:lang w:eastAsia="it-IT"/>
+          <w14:ligatures w14:val="none"/>
+        </w:rPr>
+        <w:t>)</w:t>
       </w:r>
       <w:r>
         <w:rPr>
@@ -12136,7 +12575,23 @@
           <w:b/>
           <w:bCs/>
         </w:rPr>
-        <w:t>fine sessione 7  ***************</w:t>
+        <w:t xml:space="preserve">fine sessione </w:t>
+      </w:r>
+      <w:proofErr w:type="gramStart"/>
+      <w:r>
+        <w:rPr>
+          <w:b/>
+          <w:bCs/>
+        </w:rPr>
+        <w:t>7  *</w:t>
+      </w:r>
+      <w:proofErr w:type="gramEnd"/>
+      <w:r>
+        <w:rPr>
+          <w:b/>
+          <w:bCs/>
+        </w:rPr>
+        <w:t>**************</w:t>
       </w:r>
     </w:p>
     <w:p>
@@ -12764,19 +13219,28 @@
         <w:t>="</w:t>
       </w:r>
       <w:proofErr w:type="spellStart"/>
+      <w:proofErr w:type="gramStart"/>
       <w:r>
         <w:rPr>
           <w:b/>
           <w:bCs/>
         </w:rPr>
-        <w:t>clienti,preventivi,amministrazione</w:t>
-      </w:r>
-      <w:proofErr w:type="spellEnd"/>
+        <w:t>clienti,preventivi</w:t>
+      </w:r>
+      <w:proofErr w:type="gramEnd"/>
       <w:r>
         <w:rPr>
           <w:b/>
           <w:bCs/>
         </w:rPr>
+        <w:t>,amministrazione</w:t>
+      </w:r>
+      <w:proofErr w:type="spellEnd"/>
+      <w:r>
+        <w:rPr>
+          <w:b/>
+          <w:bCs/>
+        </w:rPr>
         <w:t>"</w:t>
       </w:r>
     </w:p>
@@ -12786,7 +13250,15 @@
       </w:pPr>
       <w:r>
         <w:tab/>
-        <w:t xml:space="preserve">dove dopo “ =” </w:t>
+        <w:t xml:space="preserve">dove dopo </w:t>
+      </w:r>
+      <w:proofErr w:type="gramStart"/>
+      <w:r>
+        <w:t>“ =</w:t>
+      </w:r>
+      <w:proofErr w:type="gramEnd"/>
+      <w:r>
+        <w:t xml:space="preserve">” </w:t>
       </w:r>
       <w:proofErr w:type="spellStart"/>
       <w:r>
@@ -12802,8 +13274,13 @@
       </w:r>
       <w:proofErr w:type="spellEnd"/>
       <w:r>
-        <w:t xml:space="preserve"> elencare le cartelle..</w:t>
-      </w:r>
+        <w:t xml:space="preserve"> elencare le </w:t>
+      </w:r>
+      <w:proofErr w:type="gramStart"/>
+      <w:r>
+        <w:t>cartelle..</w:t>
+      </w:r>
+      <w:proofErr w:type="gramEnd"/>
     </w:p>
     <w:p>
       <w:pPr>
@@ -12890,6 +13367,59 @@
         <w:tab/>
         <w:t>ignora righe prive del carattere =.</w:t>
       </w:r>
+    </w:p>
+    <w:p>
+      <w:pPr>
+        <w:spacing w:after="0" w:line="240" w:lineRule="auto"/>
+      </w:pPr>
+    </w:p>
+    <w:p>
+      <w:pPr>
+        <w:spacing w:after="0" w:line="240" w:lineRule="auto"/>
+      </w:pPr>
+      <w:r>
+        <w:t xml:space="preserve">Durante l'ultima revisione del progetto è stata aggiornata la documentazione tecnica per allinearla alla </w:t>
+      </w:r>
+      <w:r>
+        <w:rPr>
+          <w:b/>
+          <w:bCs/>
+        </w:rPr>
+        <w:t>versione software 3.2</w:t>
+      </w:r>
+      <w:r>
+        <w:t xml:space="preserve">. </w:t>
+      </w:r>
+    </w:p>
+    <w:p>
+      <w:pPr>
+        <w:spacing w:after="0" w:line="240" w:lineRule="auto"/>
+      </w:pPr>
+    </w:p>
+    <w:p>
+      <w:pPr>
+        <w:spacing w:after="0" w:line="240" w:lineRule="auto"/>
+      </w:pPr>
+      <w:r>
+        <w:t xml:space="preserve">Sono state documentate le nuove funzionalità di configurazione tramite file </w:t>
+      </w:r>
+      <w:proofErr w:type="spellStart"/>
+      <w:r>
+        <w:rPr>
+          <w:rStyle w:val="CodiceHTML"/>
+          <w:rFonts w:eastAsiaTheme="majorEastAsia"/>
+        </w:rPr>
+        <w:t>conf.conf</w:t>
+      </w:r>
+      <w:proofErr w:type="spellEnd"/>
+      <w:r>
+        <w:t xml:space="preserve">, il monitoraggio selettivo delle sottocartelle, il sistema di backup che mantiene la struttura originale delle directory e la gestione degli errori durante le operazioni di copia. </w:t>
+      </w:r>
+    </w:p>
+    <w:p>
+      <w:pPr>
+        <w:spacing w:after="0" w:line="240" w:lineRule="auto"/>
+      </w:pPr>
     </w:p>
     <w:p>
       <w:pPr>

--- a/documentazione/Progetto commit_final.docx
+++ b/documentazione/Progetto commit_final.docx
@@ -170,14 +170,14 @@
           <w:sz w:val="40"/>
           <w:szCs w:val="40"/>
         </w:rPr>
-        <w:t>aggiornamento:  2</w:t>
+        <w:t xml:space="preserve">aggiornamento:  </w:t>
       </w:r>
       <w:r>
         <w:rPr>
           <w:sz w:val="40"/>
           <w:szCs w:val="40"/>
         </w:rPr>
-        <w:t>2</w:t>
+        <w:t>03</w:t>
       </w:r>
       <w:proofErr w:type="gramEnd"/>
       <w:r>
@@ -185,7 +185,21 @@
           <w:sz w:val="40"/>
           <w:szCs w:val="40"/>
         </w:rPr>
-        <w:t>/05/2026</w:t>
+        <w:t>/0</w:t>
+      </w:r>
+      <w:r>
+        <w:rPr>
+          <w:sz w:val="40"/>
+          <w:szCs w:val="40"/>
+        </w:rPr>
+        <w:t>6</w:t>
+      </w:r>
+      <w:r>
+        <w:rPr>
+          <w:sz w:val="40"/>
+          <w:szCs w:val="40"/>
+        </w:rPr>
+        <w:t>/2026</w:t>
       </w:r>
     </w:p>
     <w:p>
@@ -9606,6 +9620,141 @@
       <w:pPr>
         <w:spacing w:after="0" w:line="240" w:lineRule="auto"/>
         <w:rPr>
+          <w:b/>
+          <w:bCs/>
+          <w:sz w:val="32"/>
+          <w:szCs w:val="32"/>
+        </w:rPr>
+      </w:pPr>
+      <w:r>
+        <w:rPr>
+          <w:b/>
+          <w:bCs/>
+          <w:sz w:val="32"/>
+          <w:szCs w:val="32"/>
+        </w:rPr>
+        <w:lastRenderedPageBreak/>
+        <w:t>Appunti per audit passaggio da Vers. 1.0 a vers. 1.3</w:t>
+      </w:r>
+    </w:p>
+    <w:p>
+      <w:pPr>
+        <w:spacing w:after="0" w:line="240" w:lineRule="auto"/>
+        <w:rPr>
+          <w:b/>
+          <w:bCs/>
+          <w:sz w:val="32"/>
+          <w:szCs w:val="32"/>
+        </w:rPr>
+      </w:pPr>
+    </w:p>
+    <w:p>
+      <w:pPr>
+        <w:spacing w:after="0" w:line="240" w:lineRule="auto"/>
+      </w:pPr>
+      <w:r>
+        <w:t>Il codice</w:t>
+      </w:r>
+      <w:r>
+        <w:t xml:space="preserve"> in rev. 1.3 lavora con funzione aggiuntiva rispetto alla versione 1.0.</w:t>
+      </w:r>
+    </w:p>
+    <w:p>
+      <w:pPr>
+        <w:spacing w:after="0" w:line="240" w:lineRule="auto"/>
+      </w:pPr>
+      <w:r>
+        <w:t xml:space="preserve">Con la nuova funzione spostiamo il monitoraggio che prima era nel </w:t>
+      </w:r>
+      <w:proofErr w:type="spellStart"/>
+      <w:r>
+        <w:t>main</w:t>
+      </w:r>
+      <w:proofErr w:type="spellEnd"/>
+      <w:r>
+        <w:t xml:space="preserve"> e ciò renderà </w:t>
+      </w:r>
+      <w:proofErr w:type="spellStart"/>
+      <w:r>
+        <w:t>piuù</w:t>
+      </w:r>
+      <w:proofErr w:type="spellEnd"/>
+      <w:r>
+        <w:t xml:space="preserve"> leggibile il codice e più logico il funzionamento.</w:t>
+      </w:r>
+    </w:p>
+    <w:p>
+      <w:pPr>
+        <w:spacing w:after="0" w:line="240" w:lineRule="auto"/>
+      </w:pPr>
+      <w:r>
+        <w:t>Alla stessa funzione che si chiama “</w:t>
+      </w:r>
+      <w:proofErr w:type="spellStart"/>
+      <w:r>
+        <w:t>monitora_cartella</w:t>
+      </w:r>
+      <w:proofErr w:type="spellEnd"/>
+      <w:r>
+        <w:t xml:space="preserve">” passiamo dal </w:t>
+      </w:r>
+      <w:proofErr w:type="spellStart"/>
+      <w:r>
+        <w:t>main</w:t>
+      </w:r>
+      <w:proofErr w:type="spellEnd"/>
+      <w:r>
+        <w:t xml:space="preserve"> il percorso della cartella da sorvegliare e il percorso del file di log, questo perché ad ogni evento rilevato dalla funzione di controllo la stessa funzione eseguirà la chiamata alla funzione di scrittura del log quindi sarà in grado di passare direttamente alla funzione di scrittura il percorso del log.</w:t>
+      </w:r>
+    </w:p>
+    <w:p>
+      <w:pPr>
+        <w:spacing w:after="0" w:line="240" w:lineRule="auto"/>
+      </w:pPr>
+    </w:p>
+    <w:p>
+      <w:pPr>
+        <w:spacing w:after="0" w:line="240" w:lineRule="auto"/>
+      </w:pPr>
+      <w:r>
+        <w:t xml:space="preserve">Per ora il codice non si occupa della attività di backup poiché il team ha preferito procedere per step e verificare logiche di funzionamento sia in modalità di esecuzione in </w:t>
+      </w:r>
+      <w:proofErr w:type="spellStart"/>
+      <w:r>
+        <w:t>foreground</w:t>
+      </w:r>
+      <w:proofErr w:type="spellEnd"/>
+      <w:r>
+        <w:t xml:space="preserve"> che background. </w:t>
+      </w:r>
+    </w:p>
+    <w:p>
+      <w:pPr>
+        <w:spacing w:after="0" w:line="240" w:lineRule="auto"/>
+        <w:rPr>
+          <w:sz w:val="20"/>
+          <w:szCs w:val="20"/>
+        </w:rPr>
+      </w:pPr>
+    </w:p>
+    <w:p>
+      <w:pPr>
+        <w:spacing w:after="0" w:line="240" w:lineRule="auto"/>
+      </w:pPr>
+      <w:r>
+        <w:t>*************</w:t>
+      </w:r>
+      <w:r>
+        <w:t>Fine presentazione</w:t>
+      </w:r>
+      <w:r>
+        <w:t>***************************************************</w:t>
+      </w:r>
+    </w:p>
+    <w:p>
+      <w:pPr>
+        <w:spacing w:after="0" w:line="240" w:lineRule="auto"/>
+        <w:rPr>
           <w:rFonts w:cstheme="minorHAnsi"/>
           <w:sz w:val="20"/>
           <w:szCs w:val="20"/>
@@ -10871,7 +11020,6 @@
           <w:sz w:val="20"/>
           <w:szCs w:val="20"/>
         </w:rPr>
-        <w:lastRenderedPageBreak/>
         <w:t>In particolare il programma recupera:</w:t>
       </w:r>
     </w:p>
@@ -11512,6 +11660,7 @@
           <w:lang w:eastAsia="it-IT"/>
           <w14:ligatures w14:val="none"/>
         </w:rPr>
+        <w:lastRenderedPageBreak/>
         <w:t xml:space="preserve">Sessione 7 – </w:t>
       </w:r>
       <w:r>
@@ -11835,7 +11984,6 @@
           <w:lang w:eastAsia="it-IT"/>
           <w14:ligatures w14:val="none"/>
         </w:rPr>
-        <w:lastRenderedPageBreak/>
         <w:t>Per la gestione della copia dei file è stata utilizzata la libreria:</w:t>
       </w:r>
       <w:r>
@@ -12132,6 +12280,7 @@
           <w:lang w:eastAsia="it-IT"/>
           <w14:ligatures w14:val="none"/>
         </w:rPr>
+        <w:lastRenderedPageBreak/>
         <w:br/>
         <w:t>Sistema di monitoraggio e backup pienamente funzionante.</w:t>
       </w:r>
@@ -12221,7 +12370,6 @@
         <w:rPr>
           <w:noProof/>
         </w:rPr>
-        <w:lastRenderedPageBreak/>
         <w:drawing>
           <wp:inline distT="0" distB="0" distL="0" distR="0" wp14:anchorId="73F8DD61" wp14:editId="2D51C3C2">
             <wp:extent cx="5076825" cy="4457700"/>
@@ -12271,9 +12419,10 @@
         <w:rPr>
           <w:noProof/>
         </w:rPr>
+        <w:lastRenderedPageBreak/>
         <w:drawing>
-          <wp:inline distT="0" distB="0" distL="0" distR="0" wp14:anchorId="6DAA354B" wp14:editId="7E78BC78">
-            <wp:extent cx="6120130" cy="3567430"/>
+          <wp:inline distT="0" distB="0" distL="0" distR="0" wp14:anchorId="6DAA354B" wp14:editId="55E8ADE5">
+            <wp:extent cx="6405547" cy="3733800"/>
             <wp:effectExtent l="0" t="0" r="0" b="0"/>
             <wp:docPr id="1264375271" name="Immagine 1"/>
             <wp:cNvGraphicFramePr>
@@ -12295,7 +12444,7 @@
                   <pic:spPr>
                     <a:xfrm>
                       <a:off x="0" y="0"/>
-                      <a:ext cx="6120130" cy="3567430"/>
+                      <a:ext cx="6416947" cy="3740445"/>
                     </a:xfrm>
                     <a:prstGeom prst="rect">
                       <a:avLst/>
@@ -12321,7 +12470,6 @@
           <w:sz w:val="20"/>
           <w:szCs w:val="20"/>
         </w:rPr>
-        <w:lastRenderedPageBreak/>
         <w:t xml:space="preserve">  </w:t>
       </w:r>
       <w:r>
@@ -12329,9 +12477,9 @@
           <w:noProof/>
         </w:rPr>
         <w:drawing>
-          <wp:inline distT="0" distB="0" distL="0" distR="0" wp14:anchorId="7090CFE3" wp14:editId="7E843A23">
-            <wp:extent cx="5467350" cy="3209925"/>
-            <wp:effectExtent l="0" t="0" r="0" b="9525"/>
+          <wp:inline distT="0" distB="0" distL="0" distR="0" wp14:anchorId="7090CFE3" wp14:editId="5A991D56">
+            <wp:extent cx="5476875" cy="3209925"/>
+            <wp:effectExtent l="0" t="0" r="9525" b="9525"/>
             <wp:docPr id="821987589" name="Immagine 1"/>
             <wp:cNvGraphicFramePr>
               <a:graphicFrameLocks xmlns:a="http://schemas.openxmlformats.org/drawingml/2006/main" noChangeAspect="1"/>
@@ -12352,7 +12500,7 @@
                   <pic:spPr>
                     <a:xfrm>
                       <a:off x="0" y="0"/>
-                      <a:ext cx="5467350" cy="3209925"/>
+                      <a:ext cx="5476875" cy="3209925"/>
                     </a:xfrm>
                     <a:prstGeom prst="rect">
                       <a:avLst/>
@@ -12377,6 +12525,7 @@
         <w:rPr>
           <w:noProof/>
         </w:rPr>
+        <w:lastRenderedPageBreak/>
         <w:drawing>
           <wp:inline distT="0" distB="0" distL="0" distR="0" wp14:anchorId="05BE6A9A" wp14:editId="750C51A9">
             <wp:extent cx="5848350" cy="4352925"/>
@@ -12493,15 +12642,20 @@
     <w:p>
       <w:pPr>
         <w:spacing w:after="0" w:line="240" w:lineRule="auto"/>
-      </w:pPr>
-      <w:r>
         <w:rPr>
           <w:rFonts w:eastAsia="Times New Roman" w:cstheme="minorHAnsi"/>
           <w:kern w:val="0"/>
           <w:lang w:eastAsia="it-IT"/>
           <w14:ligatures w14:val="none"/>
         </w:rPr>
-        <w:lastRenderedPageBreak/>
+      </w:pPr>
+      <w:r>
+        <w:rPr>
+          <w:rFonts w:eastAsia="Times New Roman" w:cstheme="minorHAnsi"/>
+          <w:kern w:val="0"/>
+          <w:lang w:eastAsia="it-IT"/>
+          <w14:ligatures w14:val="none"/>
+        </w:rPr>
         <w:t xml:space="preserve">Riepilogo </w:t>
       </w:r>
       <w:r>
@@ -12552,24 +12706,130 @@
         <w:br/>
         <w:t>- Valutazione della possibilità di monitorare solo alcune cartelle specifiche.</w:t>
       </w:r>
-      <w:r>
+    </w:p>
+    <w:p>
+      <w:pPr>
+        <w:spacing w:after="0" w:line="240" w:lineRule="auto"/>
         <w:rPr>
           <w:rFonts w:eastAsia="Times New Roman" w:cstheme="minorHAnsi"/>
           <w:kern w:val="0"/>
           <w:lang w:eastAsia="it-IT"/>
           <w14:ligatures w14:val="none"/>
         </w:rPr>
+      </w:pPr>
+    </w:p>
+    <w:p>
+      <w:pPr>
+        <w:spacing w:after="0" w:line="240" w:lineRule="auto"/>
+        <w:rPr>
+          <w:rFonts w:eastAsia="Times New Roman" w:cstheme="minorHAnsi"/>
+          <w:kern w:val="0"/>
+          <w:lang w:eastAsia="it-IT"/>
+          <w14:ligatures w14:val="none"/>
+        </w:rPr>
+      </w:pPr>
+    </w:p>
+    <w:p>
+      <w:pPr>
+        <w:spacing w:after="0" w:line="240" w:lineRule="auto"/>
+        <w:rPr>
+          <w:rFonts w:eastAsia="Times New Roman" w:cstheme="minorHAnsi"/>
+          <w:kern w:val="0"/>
+          <w:lang w:eastAsia="it-IT"/>
+          <w14:ligatures w14:val="none"/>
+        </w:rPr>
+      </w:pPr>
+    </w:p>
+    <w:p>
+      <w:pPr>
+        <w:spacing w:after="0" w:line="240" w:lineRule="auto"/>
+        <w:rPr>
+          <w:rFonts w:eastAsia="Times New Roman" w:cstheme="minorHAnsi"/>
+          <w:kern w:val="0"/>
+          <w:lang w:eastAsia="it-IT"/>
+          <w14:ligatures w14:val="none"/>
+        </w:rPr>
+      </w:pPr>
+    </w:p>
+    <w:p>
+      <w:pPr>
+        <w:spacing w:after="0" w:line="240" w:lineRule="auto"/>
+        <w:rPr>
+          <w:rFonts w:eastAsia="Times New Roman" w:cstheme="minorHAnsi"/>
+          <w:kern w:val="0"/>
+          <w:lang w:eastAsia="it-IT"/>
+          <w14:ligatures w14:val="none"/>
+        </w:rPr>
+      </w:pPr>
+    </w:p>
+    <w:p>
+      <w:pPr>
+        <w:spacing w:after="0" w:line="240" w:lineRule="auto"/>
+        <w:rPr>
+          <w:rFonts w:eastAsia="Times New Roman" w:cstheme="minorHAnsi"/>
+          <w:kern w:val="0"/>
+          <w:lang w:eastAsia="it-IT"/>
+          <w14:ligatures w14:val="none"/>
+        </w:rPr>
+      </w:pPr>
+    </w:p>
+    <w:p>
+      <w:pPr>
+        <w:spacing w:after="0" w:line="240" w:lineRule="auto"/>
+        <w:rPr>
+          <w:rFonts w:eastAsia="Times New Roman" w:cstheme="minorHAnsi"/>
+          <w:kern w:val="0"/>
+          <w:lang w:eastAsia="it-IT"/>
+          <w14:ligatures w14:val="none"/>
+        </w:rPr>
+      </w:pPr>
+    </w:p>
+    <w:p>
+      <w:pPr>
+        <w:spacing w:after="0" w:line="240" w:lineRule="auto"/>
+        <w:rPr>
+          <w:rFonts w:eastAsia="Times New Roman" w:cstheme="minorHAnsi"/>
+          <w:kern w:val="0"/>
+          <w:lang w:eastAsia="it-IT"/>
+          <w14:ligatures w14:val="none"/>
+        </w:rPr>
+      </w:pPr>
+    </w:p>
+    <w:p>
+      <w:pPr>
+        <w:spacing w:after="0" w:line="240" w:lineRule="auto"/>
+        <w:rPr>
+          <w:rFonts w:eastAsia="Times New Roman" w:cstheme="minorHAnsi"/>
+          <w:kern w:val="0"/>
+          <w:lang w:eastAsia="it-IT"/>
+          <w14:ligatures w14:val="none"/>
+        </w:rPr>
+      </w:pPr>
+    </w:p>
+    <w:p>
+      <w:pPr>
+        <w:spacing w:after="0" w:line="240" w:lineRule="auto"/>
+        <w:rPr>
+          <w:rFonts w:eastAsia="Times New Roman" w:cstheme="minorHAnsi"/>
+          <w:kern w:val="0"/>
+          <w:lang w:eastAsia="it-IT"/>
+          <w14:ligatures w14:val="none"/>
+        </w:rPr>
+      </w:pPr>
+    </w:p>
+    <w:p>
+      <w:pPr>
+        <w:spacing w:after="0" w:line="240" w:lineRule="auto"/>
+      </w:pPr>
+      <w:r>
+        <w:rPr>
+          <w:rFonts w:eastAsia="Times New Roman" w:cstheme="minorHAnsi"/>
+          <w:kern w:val="0"/>
+          <w:lang w:eastAsia="it-IT"/>
+          <w14:ligatures w14:val="none"/>
+        </w:rPr>
         <w:br/>
       </w:r>
-    </w:p>
-    <w:p>
-      <w:pPr>
-        <w:spacing w:after="0" w:line="240" w:lineRule="auto"/>
-        <w:rPr>
-          <w:b/>
-          <w:bCs/>
-        </w:rPr>
-      </w:pPr>
       <w:r>
         <w:rPr>
           <w:b/>
@@ -12608,6 +12868,7 @@
           <w:bCs/>
           <w:noProof/>
         </w:rPr>
+        <w:lastRenderedPageBreak/>
         <mc:AlternateContent>
           <mc:Choice Requires="wps">
             <w:drawing>
@@ -12931,6 +13192,69 @@
         <w:br/>
         <w:t>Al termine dei test abbiamo deciso di passare alla revisione 3.0 del progetto.</w:t>
       </w:r>
+    </w:p>
+    <w:p>
+      <w:pPr>
+        <w:spacing w:after="0" w:line="240" w:lineRule="auto"/>
+        <w:rPr>
+          <w:sz w:val="20"/>
+          <w:szCs w:val="20"/>
+        </w:rPr>
+      </w:pPr>
+    </w:p>
+    <w:p>
+      <w:pPr>
+        <w:spacing w:after="0" w:line="240" w:lineRule="auto"/>
+        <w:rPr>
+          <w:sz w:val="20"/>
+          <w:szCs w:val="20"/>
+        </w:rPr>
+      </w:pPr>
+    </w:p>
+    <w:p>
+      <w:pPr>
+        <w:spacing w:after="0" w:line="240" w:lineRule="auto"/>
+        <w:rPr>
+          <w:sz w:val="20"/>
+          <w:szCs w:val="20"/>
+        </w:rPr>
+      </w:pPr>
+    </w:p>
+    <w:p>
+      <w:pPr>
+        <w:spacing w:after="0" w:line="240" w:lineRule="auto"/>
+        <w:rPr>
+          <w:sz w:val="20"/>
+          <w:szCs w:val="20"/>
+        </w:rPr>
+      </w:pPr>
+    </w:p>
+    <w:p>
+      <w:pPr>
+        <w:spacing w:after="0" w:line="240" w:lineRule="auto"/>
+        <w:rPr>
+          <w:sz w:val="20"/>
+          <w:szCs w:val="20"/>
+        </w:rPr>
+      </w:pPr>
+    </w:p>
+    <w:p>
+      <w:pPr>
+        <w:spacing w:after="0" w:line="240" w:lineRule="auto"/>
+        <w:rPr>
+          <w:sz w:val="20"/>
+          <w:szCs w:val="20"/>
+        </w:rPr>
+      </w:pPr>
+    </w:p>
+    <w:p>
+      <w:pPr>
+        <w:spacing w:after="0" w:line="240" w:lineRule="auto"/>
+        <w:rPr>
+          <w:sz w:val="20"/>
+          <w:szCs w:val="20"/>
+        </w:rPr>
+      </w:pPr>
     </w:p>
     <w:p>
       <w:pPr>

--- a/documentazione/Progetto commit_final.docx
+++ b/documentazione/Progetto commit_final.docx
@@ -13747,16 +13747,4587 @@
     </w:p>
     <w:p>
       <w:pPr>
+        <w:pStyle w:val="NormaleWeb"/>
+        <w:rPr>
+          <w:rFonts w:asciiTheme="minorHAnsi" w:hAnsiTheme="minorHAnsi" w:cstheme="minorHAnsi"/>
+          <w:b/>
+          <w:bCs/>
+        </w:rPr>
+      </w:pPr>
+      <w:r>
+        <w:rPr>
+          <w:rFonts w:asciiTheme="minorHAnsi" w:hAnsiTheme="minorHAnsi" w:cstheme="minorHAnsi"/>
+          <w:b/>
+          <w:bCs/>
+        </w:rPr>
+        <w:t>Sessione 9 – 04/06/2026</w:t>
+      </w:r>
+    </w:p>
+    <w:p>
+      <w:pPr>
+        <w:pStyle w:val="NormaleWeb"/>
+        <w:rPr>
+          <w:rFonts w:asciiTheme="minorHAnsi" w:hAnsiTheme="minorHAnsi" w:cstheme="minorHAnsi"/>
+        </w:rPr>
+      </w:pPr>
+      <w:r>
+        <w:rPr>
+          <w:rFonts w:asciiTheme="minorHAnsi" w:hAnsiTheme="minorHAnsi" w:cstheme="minorHAnsi"/>
+        </w:rPr>
+        <w:t>Luogo</w:t>
+      </w:r>
+    </w:p>
+    <w:p>
+      <w:pPr>
+        <w:pStyle w:val="NormaleWeb"/>
+        <w:rPr>
+          <w:rFonts w:asciiTheme="minorHAnsi" w:hAnsiTheme="minorHAnsi" w:cstheme="minorHAnsi"/>
+        </w:rPr>
+      </w:pPr>
+      <w:r>
+        <w:rPr>
+          <w:rFonts w:asciiTheme="minorHAnsi" w:hAnsiTheme="minorHAnsi" w:cstheme="minorHAnsi"/>
+        </w:rPr>
+        <w:t>Meet online e attività di sviluppo individuale.</w:t>
+      </w:r>
+    </w:p>
+    <w:p>
+      <w:pPr>
+        <w:pStyle w:val="NormaleWeb"/>
+        <w:rPr>
+          <w:rFonts w:asciiTheme="minorHAnsi" w:hAnsiTheme="minorHAnsi" w:cstheme="minorHAnsi"/>
+        </w:rPr>
+      </w:pPr>
+      <w:r>
+        <w:rPr>
+          <w:rFonts w:asciiTheme="minorHAnsi" w:hAnsiTheme="minorHAnsi" w:cstheme="minorHAnsi"/>
+        </w:rPr>
+        <w:t>Attività svolte</w:t>
+      </w:r>
+    </w:p>
+    <w:p>
+      <w:pPr>
+        <w:pStyle w:val="NormaleWeb"/>
+        <w:rPr>
+          <w:rFonts w:asciiTheme="minorHAnsi" w:hAnsiTheme="minorHAnsi" w:cstheme="minorHAnsi"/>
+        </w:rPr>
+      </w:pPr>
+      <w:r>
+        <w:rPr>
+          <w:rFonts w:asciiTheme="minorHAnsi" w:hAnsiTheme="minorHAnsi" w:cstheme="minorHAnsi"/>
+        </w:rPr>
+        <w:t>Durante questa sessione abbiamo proseguito lo sviluppo del progetto implementando una delle funzionalità previste dal capitolato ma non ancora realizzate nelle revisioni precedenti: la generazione del report CSV.</w:t>
+      </w:r>
+    </w:p>
+    <w:p>
+      <w:pPr>
+        <w:pStyle w:val="NormaleWeb"/>
+        <w:rPr>
+          <w:rFonts w:asciiTheme="minorHAnsi" w:hAnsiTheme="minorHAnsi" w:cstheme="minorHAnsi"/>
+        </w:rPr>
+      </w:pPr>
+      <w:r>
+        <w:rPr>
+          <w:rFonts w:asciiTheme="minorHAnsi" w:hAnsiTheme="minorHAnsi" w:cstheme="minorHAnsi"/>
+        </w:rPr>
+        <w:lastRenderedPageBreak/>
+        <w:t xml:space="preserve">Dopo </w:t>
+      </w:r>
+      <w:r>
+        <w:rPr>
+          <w:rFonts w:asciiTheme="minorHAnsi" w:hAnsiTheme="minorHAnsi" w:cstheme="minorHAnsi"/>
+        </w:rPr>
+        <w:t>chiarimento chiesto al Prof. Bellini ieri sera e</w:t>
+      </w:r>
+      <w:r>
+        <w:rPr>
+          <w:rFonts w:asciiTheme="minorHAnsi" w:hAnsiTheme="minorHAnsi" w:cstheme="minorHAnsi"/>
+        </w:rPr>
+        <w:t xml:space="preserve"> analizzato il comportamento del programma ci siamo accorti che il file di log conteneva sia informazioni operative del programma sia informazioni relative agli eventi rilevati sui file monitorati.</w:t>
+      </w:r>
+    </w:p>
+    <w:p>
+      <w:pPr>
+        <w:pStyle w:val="NormaleWeb"/>
+        <w:rPr>
+          <w:rFonts w:asciiTheme="minorHAnsi" w:hAnsiTheme="minorHAnsi" w:cstheme="minorHAnsi"/>
+        </w:rPr>
+      </w:pPr>
+      <w:r>
+        <w:rPr>
+          <w:rFonts w:asciiTheme="minorHAnsi" w:hAnsiTheme="minorHAnsi" w:cstheme="minorHAnsi"/>
+        </w:rPr>
+        <w:t>Abbiamo deciso di separare le due tipologie di informazioni.</w:t>
+      </w:r>
+    </w:p>
+    <w:p>
+      <w:pPr>
+        <w:pStyle w:val="NormaleWeb"/>
+        <w:rPr>
+          <w:rFonts w:asciiTheme="minorHAnsi" w:hAnsiTheme="minorHAnsi" w:cstheme="minorHAnsi"/>
+        </w:rPr>
+      </w:pPr>
+      <w:r>
+        <w:rPr>
+          <w:rFonts w:asciiTheme="minorHAnsi" w:hAnsiTheme="minorHAnsi" w:cstheme="minorHAnsi"/>
+        </w:rPr>
+        <w:t>Nuove funzionalità implementate</w:t>
+      </w:r>
+    </w:p>
+    <w:p>
+      <w:pPr>
+        <w:pStyle w:val="NormaleWeb"/>
+        <w:numPr>
+          <w:ilvl w:val="0"/>
+          <w:numId w:val="23"/>
+        </w:numPr>
+        <w:rPr>
+          <w:rFonts w:asciiTheme="minorHAnsi" w:hAnsiTheme="minorHAnsi" w:cstheme="minorHAnsi"/>
+        </w:rPr>
+      </w:pPr>
+      <w:r>
+        <w:rPr>
+          <w:rFonts w:asciiTheme="minorHAnsi" w:hAnsiTheme="minorHAnsi" w:cstheme="minorHAnsi"/>
+        </w:rPr>
+        <w:t xml:space="preserve">Implementata la funzione </w:t>
+      </w:r>
+      <w:proofErr w:type="spellStart"/>
+      <w:r>
+        <w:rPr>
+          <w:rFonts w:asciiTheme="minorHAnsi" w:hAnsiTheme="minorHAnsi" w:cstheme="minorHAnsi"/>
+        </w:rPr>
+        <w:t>scrivi_</w:t>
+      </w:r>
+      <w:proofErr w:type="gramStart"/>
+      <w:r>
+        <w:rPr>
+          <w:rFonts w:asciiTheme="minorHAnsi" w:hAnsiTheme="minorHAnsi" w:cstheme="minorHAnsi"/>
+        </w:rPr>
+        <w:t>csv</w:t>
+      </w:r>
+      <w:proofErr w:type="spellEnd"/>
+      <w:r>
+        <w:rPr>
+          <w:rFonts w:asciiTheme="minorHAnsi" w:hAnsiTheme="minorHAnsi" w:cstheme="minorHAnsi"/>
+        </w:rPr>
+        <w:t>(</w:t>
+      </w:r>
+      <w:proofErr w:type="gramEnd"/>
+      <w:r>
+        <w:rPr>
+          <w:rFonts w:asciiTheme="minorHAnsi" w:hAnsiTheme="minorHAnsi" w:cstheme="minorHAnsi"/>
+        </w:rPr>
+        <w:t>).</w:t>
+      </w:r>
+    </w:p>
+    <w:p>
+      <w:pPr>
+        <w:pStyle w:val="NormaleWeb"/>
+        <w:numPr>
+          <w:ilvl w:val="0"/>
+          <w:numId w:val="23"/>
+        </w:numPr>
+        <w:rPr>
+          <w:rFonts w:asciiTheme="minorHAnsi" w:hAnsiTheme="minorHAnsi" w:cstheme="minorHAnsi"/>
+        </w:rPr>
+      </w:pPr>
+      <w:r>
+        <w:rPr>
+          <w:rFonts w:asciiTheme="minorHAnsi" w:hAnsiTheme="minorHAnsi" w:cstheme="minorHAnsi"/>
+        </w:rPr>
+        <w:t>Creato il report CSV degli eventi rilevati.</w:t>
+      </w:r>
+    </w:p>
+    <w:p>
+      <w:pPr>
+        <w:pStyle w:val="NormaleWeb"/>
+        <w:numPr>
+          <w:ilvl w:val="0"/>
+          <w:numId w:val="23"/>
+        </w:numPr>
+        <w:rPr>
+          <w:rFonts w:asciiTheme="minorHAnsi" w:hAnsiTheme="minorHAnsi" w:cstheme="minorHAnsi"/>
+        </w:rPr>
+      </w:pPr>
+      <w:r>
+        <w:rPr>
+          <w:rFonts w:asciiTheme="minorHAnsi" w:hAnsiTheme="minorHAnsi" w:cstheme="minorHAnsi"/>
+        </w:rPr>
+        <w:t xml:space="preserve">Inserita nel file </w:t>
+      </w:r>
+      <w:proofErr w:type="spellStart"/>
+      <w:r>
+        <w:rPr>
+          <w:rFonts w:asciiTheme="minorHAnsi" w:hAnsiTheme="minorHAnsi" w:cstheme="minorHAnsi"/>
+        </w:rPr>
+        <w:t>conf.conf</w:t>
+      </w:r>
+      <w:proofErr w:type="spellEnd"/>
+      <w:r>
+        <w:rPr>
+          <w:rFonts w:asciiTheme="minorHAnsi" w:hAnsiTheme="minorHAnsi" w:cstheme="minorHAnsi"/>
+        </w:rPr>
+        <w:t xml:space="preserve"> la nuova configurazione:</w:t>
+      </w:r>
+    </w:p>
+    <w:p>
+      <w:pPr>
+        <w:pStyle w:val="NormaleWeb"/>
+        <w:rPr>
+          <w:rFonts w:asciiTheme="minorHAnsi" w:hAnsiTheme="minorHAnsi" w:cstheme="minorHAnsi"/>
+        </w:rPr>
+      </w:pPr>
+      <w:proofErr w:type="spellStart"/>
+      <w:r>
+        <w:rPr>
+          <w:rFonts w:asciiTheme="minorHAnsi" w:hAnsiTheme="minorHAnsi" w:cstheme="minorHAnsi"/>
+        </w:rPr>
+        <w:t>path_file_csv</w:t>
+      </w:r>
+      <w:proofErr w:type="spellEnd"/>
+      <w:r>
+        <w:rPr>
+          <w:rFonts w:asciiTheme="minorHAnsi" w:hAnsiTheme="minorHAnsi" w:cstheme="minorHAnsi"/>
+        </w:rPr>
+        <w:t>="../data/file.csv"</w:t>
+      </w:r>
+    </w:p>
+    <w:p>
+      <w:pPr>
+        <w:pStyle w:val="NormaleWeb"/>
+        <w:spacing w:before="0" w:beforeAutospacing="0" w:after="0" w:afterAutospacing="0"/>
+        <w:ind w:left="720"/>
+        <w:rPr>
+          <w:rFonts w:asciiTheme="minorHAnsi" w:hAnsiTheme="minorHAnsi" w:cstheme="minorHAnsi"/>
+        </w:rPr>
+      </w:pPr>
+      <w:r>
+        <w:rPr>
+          <w:rFonts w:asciiTheme="minorHAnsi" w:hAnsiTheme="minorHAnsi" w:cstheme="minorHAnsi"/>
+        </w:rPr>
+        <w:t xml:space="preserve">Modificata la funzione </w:t>
+      </w:r>
+      <w:proofErr w:type="spellStart"/>
+      <w:r>
+        <w:rPr>
+          <w:rFonts w:asciiTheme="minorHAnsi" w:hAnsiTheme="minorHAnsi" w:cstheme="minorHAnsi"/>
+        </w:rPr>
+        <w:t>monitora_</w:t>
+      </w:r>
+      <w:proofErr w:type="gramStart"/>
+      <w:r>
+        <w:rPr>
+          <w:rFonts w:asciiTheme="minorHAnsi" w:hAnsiTheme="minorHAnsi" w:cstheme="minorHAnsi"/>
+        </w:rPr>
+        <w:t>cartella</w:t>
+      </w:r>
+      <w:proofErr w:type="spellEnd"/>
+      <w:r>
+        <w:rPr>
+          <w:rFonts w:asciiTheme="minorHAnsi" w:hAnsiTheme="minorHAnsi" w:cstheme="minorHAnsi"/>
+        </w:rPr>
+        <w:t>(</w:t>
+      </w:r>
+      <w:proofErr w:type="gramEnd"/>
+      <w:r>
+        <w:rPr>
+          <w:rFonts w:asciiTheme="minorHAnsi" w:hAnsiTheme="minorHAnsi" w:cstheme="minorHAnsi"/>
+        </w:rPr>
+        <w:t>) per registrare gli eventi nel file CSV.</w:t>
+      </w:r>
+    </w:p>
+    <w:p>
+      <w:pPr>
+        <w:pStyle w:val="NormaleWeb"/>
+        <w:spacing w:before="0" w:beforeAutospacing="0" w:after="0" w:afterAutospacing="0"/>
+        <w:ind w:left="720"/>
+        <w:rPr>
+          <w:rFonts w:asciiTheme="minorHAnsi" w:hAnsiTheme="minorHAnsi" w:cstheme="minorHAnsi"/>
+        </w:rPr>
+      </w:pPr>
+      <w:r>
+        <w:rPr>
+          <w:rFonts w:asciiTheme="minorHAnsi" w:hAnsiTheme="minorHAnsi" w:cstheme="minorHAnsi"/>
+        </w:rPr>
+        <w:t>Mantenuta la registrazione nel file di log delle sole informazioni operative.</w:t>
+      </w:r>
+    </w:p>
+    <w:p>
+      <w:pPr>
+        <w:pStyle w:val="NormaleWeb"/>
+        <w:spacing w:before="0" w:beforeAutospacing="0" w:after="0" w:afterAutospacing="0"/>
+        <w:ind w:left="720"/>
+        <w:rPr>
+          <w:rFonts w:asciiTheme="minorHAnsi" w:hAnsiTheme="minorHAnsi" w:cstheme="minorHAnsi"/>
+        </w:rPr>
+      </w:pPr>
+      <w:r>
+        <w:rPr>
+          <w:rFonts w:asciiTheme="minorHAnsi" w:hAnsiTheme="minorHAnsi" w:cstheme="minorHAnsi"/>
+        </w:rPr>
+        <w:t xml:space="preserve">Implementata la traduzione degli eventi restituiti dalla libreria </w:t>
+      </w:r>
+      <w:proofErr w:type="spellStart"/>
+      <w:r>
+        <w:rPr>
+          <w:rFonts w:asciiTheme="minorHAnsi" w:hAnsiTheme="minorHAnsi" w:cstheme="minorHAnsi"/>
+        </w:rPr>
+        <w:t>watchfiles</w:t>
+      </w:r>
+      <w:proofErr w:type="spellEnd"/>
+      <w:r>
+        <w:rPr>
+          <w:rFonts w:asciiTheme="minorHAnsi" w:hAnsiTheme="minorHAnsi" w:cstheme="minorHAnsi"/>
+        </w:rPr>
+        <w:t>:</w:t>
+      </w:r>
+    </w:p>
+    <w:p>
+      <w:pPr>
+        <w:pStyle w:val="NormaleWeb"/>
+        <w:spacing w:before="0" w:beforeAutospacing="0" w:after="0" w:afterAutospacing="0"/>
+        <w:ind w:left="720"/>
+        <w:rPr>
+          <w:rFonts w:asciiTheme="minorHAnsi" w:hAnsiTheme="minorHAnsi" w:cstheme="minorHAnsi"/>
+        </w:rPr>
+      </w:pPr>
+    </w:p>
+    <w:p>
+      <w:pPr>
+        <w:pStyle w:val="NormaleWeb"/>
+        <w:spacing w:before="0" w:beforeAutospacing="0" w:after="0" w:afterAutospacing="0"/>
+        <w:ind w:left="1440"/>
+        <w:rPr>
+          <w:rFonts w:asciiTheme="minorHAnsi" w:hAnsiTheme="minorHAnsi" w:cstheme="minorHAnsi"/>
+        </w:rPr>
+      </w:pPr>
+      <w:proofErr w:type="spellStart"/>
+      <w:r>
+        <w:rPr>
+          <w:rFonts w:asciiTheme="minorHAnsi" w:hAnsiTheme="minorHAnsi" w:cstheme="minorHAnsi"/>
+        </w:rPr>
+        <w:t>added</w:t>
+      </w:r>
+      <w:proofErr w:type="spellEnd"/>
+      <w:r>
+        <w:rPr>
+          <w:rFonts w:asciiTheme="minorHAnsi" w:hAnsiTheme="minorHAnsi" w:cstheme="minorHAnsi"/>
+        </w:rPr>
+        <w:t xml:space="preserve"> → creazione</w:t>
+      </w:r>
+    </w:p>
+    <w:p>
+      <w:pPr>
+        <w:pStyle w:val="NormaleWeb"/>
+        <w:spacing w:before="0" w:beforeAutospacing="0" w:after="0" w:afterAutospacing="0"/>
+        <w:ind w:left="1440"/>
+        <w:rPr>
+          <w:rFonts w:asciiTheme="minorHAnsi" w:hAnsiTheme="minorHAnsi" w:cstheme="minorHAnsi"/>
+        </w:rPr>
+      </w:pPr>
+      <w:proofErr w:type="spellStart"/>
+      <w:r>
+        <w:rPr>
+          <w:rFonts w:asciiTheme="minorHAnsi" w:hAnsiTheme="minorHAnsi" w:cstheme="minorHAnsi"/>
+        </w:rPr>
+        <w:t>modified</w:t>
+      </w:r>
+      <w:proofErr w:type="spellEnd"/>
+      <w:r>
+        <w:rPr>
+          <w:rFonts w:asciiTheme="minorHAnsi" w:hAnsiTheme="minorHAnsi" w:cstheme="minorHAnsi"/>
+        </w:rPr>
+        <w:t xml:space="preserve"> → modifica</w:t>
+      </w:r>
+    </w:p>
+    <w:p>
+      <w:pPr>
+        <w:pStyle w:val="NormaleWeb"/>
+        <w:spacing w:before="0" w:beforeAutospacing="0" w:after="0" w:afterAutospacing="0"/>
+        <w:ind w:left="1440"/>
+        <w:rPr>
+          <w:rFonts w:asciiTheme="minorHAnsi" w:hAnsiTheme="minorHAnsi" w:cstheme="minorHAnsi"/>
+        </w:rPr>
+      </w:pPr>
+      <w:proofErr w:type="spellStart"/>
+      <w:r>
+        <w:rPr>
+          <w:rFonts w:asciiTheme="minorHAnsi" w:hAnsiTheme="minorHAnsi" w:cstheme="minorHAnsi"/>
+        </w:rPr>
+        <w:t>deleted</w:t>
+      </w:r>
+      <w:proofErr w:type="spellEnd"/>
+      <w:r>
+        <w:rPr>
+          <w:rFonts w:asciiTheme="minorHAnsi" w:hAnsiTheme="minorHAnsi" w:cstheme="minorHAnsi"/>
+        </w:rPr>
+        <w:t xml:space="preserve"> → eliminazione</w:t>
+      </w:r>
+    </w:p>
+    <w:p>
+      <w:pPr>
+        <w:pStyle w:val="NormaleWeb"/>
+        <w:spacing w:before="0" w:beforeAutospacing="0" w:after="0" w:afterAutospacing="0"/>
+        <w:ind w:left="1440"/>
+        <w:rPr>
+          <w:rFonts w:asciiTheme="minorHAnsi" w:hAnsiTheme="minorHAnsi" w:cstheme="minorHAnsi"/>
+        </w:rPr>
+      </w:pPr>
+    </w:p>
+    <w:p>
+      <w:pPr>
+        <w:pStyle w:val="NormaleWeb"/>
+        <w:spacing w:before="0" w:beforeAutospacing="0" w:after="0" w:afterAutospacing="0"/>
+        <w:ind w:left="720"/>
+        <w:rPr>
+          <w:rFonts w:asciiTheme="minorHAnsi" w:hAnsiTheme="minorHAnsi" w:cstheme="minorHAnsi"/>
+        </w:rPr>
+      </w:pPr>
+      <w:r>
+        <w:rPr>
+          <w:rFonts w:asciiTheme="minorHAnsi" w:hAnsiTheme="minorHAnsi" w:cstheme="minorHAnsi"/>
+        </w:rPr>
+        <w:t>Inserita la registrazione delle seguenti informazioni nel report CSV:</w:t>
+      </w:r>
+    </w:p>
+    <w:p>
+      <w:pPr>
+        <w:pStyle w:val="NormaleWeb"/>
+        <w:spacing w:before="0" w:beforeAutospacing="0" w:after="0" w:afterAutospacing="0"/>
+        <w:ind w:left="720"/>
+        <w:rPr>
+          <w:rFonts w:asciiTheme="minorHAnsi" w:hAnsiTheme="minorHAnsi" w:cstheme="minorHAnsi"/>
+        </w:rPr>
+      </w:pPr>
+    </w:p>
+    <w:p>
+      <w:pPr>
+        <w:pStyle w:val="NormaleWeb"/>
+        <w:spacing w:before="0" w:beforeAutospacing="0" w:after="0" w:afterAutospacing="0"/>
+        <w:ind w:left="1440"/>
+        <w:rPr>
+          <w:rFonts w:asciiTheme="minorHAnsi" w:hAnsiTheme="minorHAnsi" w:cstheme="minorHAnsi"/>
+        </w:rPr>
+      </w:pPr>
+      <w:r>
+        <w:rPr>
+          <w:rFonts w:asciiTheme="minorHAnsi" w:hAnsiTheme="minorHAnsi" w:cstheme="minorHAnsi"/>
+        </w:rPr>
+        <w:t>data e ora;</w:t>
+      </w:r>
+    </w:p>
+    <w:p>
+      <w:pPr>
+        <w:pStyle w:val="NormaleWeb"/>
+        <w:spacing w:before="0" w:beforeAutospacing="0" w:after="0" w:afterAutospacing="0"/>
+        <w:ind w:left="1440"/>
+        <w:rPr>
+          <w:rFonts w:asciiTheme="minorHAnsi" w:hAnsiTheme="minorHAnsi" w:cstheme="minorHAnsi"/>
+        </w:rPr>
+      </w:pPr>
+      <w:r>
+        <w:rPr>
+          <w:rFonts w:asciiTheme="minorHAnsi" w:hAnsiTheme="minorHAnsi" w:cstheme="minorHAnsi"/>
+        </w:rPr>
+        <w:t>tipo evento;</w:t>
+      </w:r>
+    </w:p>
+    <w:p>
+      <w:pPr>
+        <w:pStyle w:val="NormaleWeb"/>
+        <w:spacing w:before="0" w:beforeAutospacing="0" w:after="0" w:afterAutospacing="0"/>
+        <w:ind w:left="1440"/>
+        <w:rPr>
+          <w:rFonts w:asciiTheme="minorHAnsi" w:hAnsiTheme="minorHAnsi" w:cstheme="minorHAnsi"/>
+        </w:rPr>
+      </w:pPr>
+      <w:r>
+        <w:rPr>
+          <w:rFonts w:asciiTheme="minorHAnsi" w:hAnsiTheme="minorHAnsi" w:cstheme="minorHAnsi"/>
+        </w:rPr>
+        <w:t>nome file;</w:t>
+      </w:r>
+    </w:p>
+    <w:p>
+      <w:pPr>
+        <w:pStyle w:val="NormaleWeb"/>
+        <w:spacing w:before="0" w:beforeAutospacing="0" w:after="0" w:afterAutospacing="0"/>
+        <w:ind w:left="1440"/>
+        <w:rPr>
+          <w:rFonts w:asciiTheme="minorHAnsi" w:hAnsiTheme="minorHAnsi" w:cstheme="minorHAnsi"/>
+        </w:rPr>
+      </w:pPr>
+      <w:r>
+        <w:rPr>
+          <w:rFonts w:asciiTheme="minorHAnsi" w:hAnsiTheme="minorHAnsi" w:cstheme="minorHAnsi"/>
+        </w:rPr>
+        <w:t>dimensione;</w:t>
+      </w:r>
+    </w:p>
+    <w:p>
+      <w:pPr>
+        <w:pStyle w:val="NormaleWeb"/>
+        <w:spacing w:before="0" w:beforeAutospacing="0" w:after="0" w:afterAutospacing="0"/>
+        <w:ind w:left="1440"/>
+        <w:rPr>
+          <w:rFonts w:asciiTheme="minorHAnsi" w:hAnsiTheme="minorHAnsi" w:cstheme="minorHAnsi"/>
+        </w:rPr>
+      </w:pPr>
+      <w:r>
+        <w:rPr>
+          <w:rFonts w:asciiTheme="minorHAnsi" w:hAnsiTheme="minorHAnsi" w:cstheme="minorHAnsi"/>
+        </w:rPr>
+        <w:t>ultima modifica;</w:t>
+      </w:r>
+    </w:p>
+    <w:p>
+      <w:pPr>
+        <w:pStyle w:val="NormaleWeb"/>
+        <w:spacing w:before="0" w:beforeAutospacing="0" w:after="0" w:afterAutospacing="0"/>
+        <w:ind w:left="1440"/>
+        <w:rPr>
+          <w:rFonts w:asciiTheme="minorHAnsi" w:hAnsiTheme="minorHAnsi" w:cstheme="minorHAnsi"/>
+        </w:rPr>
+      </w:pPr>
+      <w:r>
+        <w:rPr>
+          <w:rFonts w:asciiTheme="minorHAnsi" w:hAnsiTheme="minorHAnsi" w:cstheme="minorHAnsi"/>
+        </w:rPr>
+        <w:t>esito del backup.</w:t>
+      </w:r>
+    </w:p>
+    <w:p>
+      <w:pPr>
+        <w:pStyle w:val="NormaleWeb"/>
+        <w:rPr>
+          <w:rFonts w:asciiTheme="minorHAnsi" w:hAnsiTheme="minorHAnsi" w:cstheme="minorHAnsi"/>
+        </w:rPr>
+      </w:pPr>
+      <w:r>
+        <w:rPr>
+          <w:rFonts w:asciiTheme="minorHAnsi" w:hAnsiTheme="minorHAnsi" w:cstheme="minorHAnsi"/>
+        </w:rPr>
+        <w:t>Decisioni progettuali</w:t>
+      </w:r>
+    </w:p>
+    <w:p>
+      <w:pPr>
+        <w:pStyle w:val="NormaleWeb"/>
+        <w:rPr>
+          <w:rFonts w:asciiTheme="minorHAnsi" w:hAnsiTheme="minorHAnsi" w:cstheme="minorHAnsi"/>
+        </w:rPr>
+      </w:pPr>
+      <w:r>
+        <w:rPr>
+          <w:rFonts w:asciiTheme="minorHAnsi" w:hAnsiTheme="minorHAnsi" w:cstheme="minorHAnsi"/>
+        </w:rPr>
+        <w:t>È stato deciso di utilizzare un semplice file di testo con campi separati dal carattere ';' senza utilizzare la libreria csv di Python.</w:t>
+      </w:r>
+    </w:p>
+    <w:p>
+      <w:pPr>
+        <w:pStyle w:val="NormaleWeb"/>
+        <w:rPr>
+          <w:rFonts w:asciiTheme="minorHAnsi" w:hAnsiTheme="minorHAnsi" w:cstheme="minorHAnsi"/>
+        </w:rPr>
+      </w:pPr>
+      <w:r>
+        <w:rPr>
+          <w:rFonts w:asciiTheme="minorHAnsi" w:hAnsiTheme="minorHAnsi" w:cstheme="minorHAnsi"/>
+        </w:rPr>
+        <w:t>La scelta è stata effettuata per mantenere il codice più semplice e coerente con il livello del progetto.</w:t>
+      </w:r>
+    </w:p>
+    <w:p>
+      <w:pPr>
+        <w:pStyle w:val="NormaleWeb"/>
+        <w:rPr>
+          <w:rFonts w:asciiTheme="minorHAnsi" w:hAnsiTheme="minorHAnsi" w:cstheme="minorHAnsi"/>
+        </w:rPr>
+      </w:pPr>
+      <w:r>
+        <w:rPr>
+          <w:rFonts w:asciiTheme="minorHAnsi" w:hAnsiTheme="minorHAnsi" w:cstheme="minorHAnsi"/>
+        </w:rPr>
+        <w:t>È stato inoltre deciso di conservare nel backup le copie dei file eliminati.</w:t>
+      </w:r>
+    </w:p>
+    <w:p>
+      <w:pPr>
+        <w:pStyle w:val="NormaleWeb"/>
+        <w:rPr>
+          <w:rFonts w:asciiTheme="minorHAnsi" w:hAnsiTheme="minorHAnsi" w:cstheme="minorHAnsi"/>
+        </w:rPr>
+      </w:pPr>
+      <w:r>
+        <w:rPr>
+          <w:rFonts w:asciiTheme="minorHAnsi" w:hAnsiTheme="minorHAnsi" w:cstheme="minorHAnsi"/>
+        </w:rPr>
+        <w:t>Quando un file viene eliminato:</w:t>
+      </w:r>
+    </w:p>
+    <w:p>
+      <w:pPr>
+        <w:pStyle w:val="NormaleWeb"/>
+        <w:numPr>
+          <w:ilvl w:val="0"/>
+          <w:numId w:val="23"/>
+        </w:numPr>
+        <w:rPr>
+          <w:rFonts w:asciiTheme="minorHAnsi" w:hAnsiTheme="minorHAnsi" w:cstheme="minorHAnsi"/>
+        </w:rPr>
+      </w:pPr>
+      <w:r>
+        <w:rPr>
+          <w:rFonts w:asciiTheme="minorHAnsi" w:hAnsiTheme="minorHAnsi" w:cstheme="minorHAnsi"/>
+        </w:rPr>
+        <w:t>il programma registra l'evento nel CSV;</w:t>
+      </w:r>
+    </w:p>
+    <w:p>
+      <w:pPr>
+        <w:pStyle w:val="NormaleWeb"/>
+        <w:numPr>
+          <w:ilvl w:val="0"/>
+          <w:numId w:val="23"/>
+        </w:numPr>
+        <w:rPr>
+          <w:rFonts w:asciiTheme="minorHAnsi" w:hAnsiTheme="minorHAnsi" w:cstheme="minorHAnsi"/>
+        </w:rPr>
+      </w:pPr>
+      <w:r>
+        <w:rPr>
+          <w:rFonts w:asciiTheme="minorHAnsi" w:hAnsiTheme="minorHAnsi" w:cstheme="minorHAnsi"/>
+        </w:rPr>
+        <w:t>registra l'informazione nel log;</w:t>
+      </w:r>
+    </w:p>
+    <w:p>
+      <w:pPr>
+        <w:pStyle w:val="NormaleWeb"/>
+        <w:numPr>
+          <w:ilvl w:val="0"/>
+          <w:numId w:val="23"/>
+        </w:numPr>
+        <w:rPr>
+          <w:rFonts w:asciiTheme="minorHAnsi" w:hAnsiTheme="minorHAnsi" w:cstheme="minorHAnsi"/>
+        </w:rPr>
+      </w:pPr>
+      <w:r>
+        <w:rPr>
+          <w:rFonts w:asciiTheme="minorHAnsi" w:hAnsiTheme="minorHAnsi" w:cstheme="minorHAnsi"/>
+        </w:rPr>
+        <w:t>non elimina la copia già presente nella cartella di backup.</w:t>
+      </w:r>
+    </w:p>
+    <w:p>
+      <w:pPr>
+        <w:pStyle w:val="NormaleWeb"/>
+        <w:rPr>
+          <w:rFonts w:asciiTheme="minorHAnsi" w:hAnsiTheme="minorHAnsi" w:cstheme="minorHAnsi"/>
+        </w:rPr>
+      </w:pPr>
+      <w:r>
+        <w:rPr>
+          <w:rFonts w:asciiTheme="minorHAnsi" w:hAnsiTheme="minorHAnsi" w:cstheme="minorHAnsi"/>
+        </w:rPr>
+        <w:t>Test eseguiti</w:t>
+      </w:r>
+    </w:p>
+    <w:p>
+      <w:pPr>
+        <w:pStyle w:val="NormaleWeb"/>
+        <w:rPr>
+          <w:rFonts w:asciiTheme="minorHAnsi" w:hAnsiTheme="minorHAnsi" w:cstheme="minorHAnsi"/>
+        </w:rPr>
+      </w:pPr>
+      <w:r>
+        <w:rPr>
+          <w:rFonts w:asciiTheme="minorHAnsi" w:hAnsiTheme="minorHAnsi" w:cstheme="minorHAnsi"/>
+        </w:rPr>
+        <w:lastRenderedPageBreak/>
+        <w:t>Sono stati effettuati test di:</w:t>
+      </w:r>
+    </w:p>
+    <w:p>
+      <w:pPr>
+        <w:pStyle w:val="NormaleWeb"/>
+        <w:rPr>
+          <w:rFonts w:asciiTheme="minorHAnsi" w:hAnsiTheme="minorHAnsi" w:cstheme="minorHAnsi"/>
+        </w:rPr>
+      </w:pPr>
+      <w:r>
+        <w:rPr>
+          <w:rFonts w:asciiTheme="minorHAnsi" w:hAnsiTheme="minorHAnsi" w:cstheme="minorHAnsi"/>
+        </w:rPr>
+        <w:t>creazione</w:t>
+      </w:r>
+      <w:r>
+        <w:rPr>
+          <w:rFonts w:asciiTheme="minorHAnsi" w:hAnsiTheme="minorHAnsi" w:cstheme="minorHAnsi"/>
+        </w:rPr>
+        <w:t xml:space="preserve">, </w:t>
+      </w:r>
+      <w:r>
+        <w:rPr>
+          <w:rFonts w:asciiTheme="minorHAnsi" w:hAnsiTheme="minorHAnsi" w:cstheme="minorHAnsi"/>
+        </w:rPr>
+        <w:t>modifica</w:t>
+      </w:r>
+      <w:r>
+        <w:rPr>
+          <w:rFonts w:asciiTheme="minorHAnsi" w:hAnsiTheme="minorHAnsi" w:cstheme="minorHAnsi"/>
+        </w:rPr>
+        <w:t>, eliminazione file</w:t>
+      </w:r>
+    </w:p>
+    <w:p>
+      <w:pPr>
+        <w:pStyle w:val="NormaleWeb"/>
+        <w:rPr>
+          <w:rFonts w:asciiTheme="minorHAnsi" w:hAnsiTheme="minorHAnsi" w:cstheme="minorHAnsi"/>
+        </w:rPr>
+      </w:pPr>
+      <w:r>
+        <w:rPr>
+          <w:rFonts w:asciiTheme="minorHAnsi" w:hAnsiTheme="minorHAnsi" w:cstheme="minorHAnsi"/>
+        </w:rPr>
+        <w:t>Osservazioni</w:t>
+      </w:r>
+    </w:p>
+    <w:p>
+      <w:pPr>
+        <w:pStyle w:val="NormaleWeb"/>
+        <w:rPr>
+          <w:rFonts w:asciiTheme="minorHAnsi" w:hAnsiTheme="minorHAnsi" w:cstheme="minorHAnsi"/>
+        </w:rPr>
+      </w:pPr>
+      <w:r>
+        <w:rPr>
+          <w:rFonts w:asciiTheme="minorHAnsi" w:hAnsiTheme="minorHAnsi" w:cstheme="minorHAnsi"/>
+        </w:rPr>
+        <w:t>Durante i test abbiamo verificato che gli eventi relativi alle cartelle non vengono copiati nel backup.</w:t>
+      </w:r>
+    </w:p>
+    <w:p>
+      <w:pPr>
+        <w:pStyle w:val="NormaleWeb"/>
+        <w:rPr>
+          <w:rFonts w:asciiTheme="minorHAnsi" w:hAnsiTheme="minorHAnsi" w:cstheme="minorHAnsi"/>
+        </w:rPr>
+      </w:pPr>
+      <w:r>
+        <w:rPr>
+          <w:rFonts w:asciiTheme="minorHAnsi" w:hAnsiTheme="minorHAnsi" w:cstheme="minorHAnsi"/>
+        </w:rPr>
+        <w:t>Il backup viene eseguito soltanto sui file monitorati.</w:t>
+      </w:r>
+    </w:p>
+    <w:p>
+      <w:pPr>
+        <w:pStyle w:val="NormaleWeb"/>
+        <w:rPr>
+          <w:rFonts w:asciiTheme="minorHAnsi" w:hAnsiTheme="minorHAnsi" w:cstheme="minorHAnsi"/>
+        </w:rPr>
+      </w:pPr>
+      <w:r>
+        <w:rPr>
+          <w:rFonts w:asciiTheme="minorHAnsi" w:hAnsiTheme="minorHAnsi" w:cstheme="minorHAnsi"/>
+        </w:rPr>
+        <w:t>Abbiamo inoltre aggiornato il README.md e il CHANGELOG per allinearli alla nuova revisione del software.</w:t>
+      </w:r>
+    </w:p>
+    <w:p>
+      <w:pPr>
+        <w:pStyle w:val="NormaleWeb"/>
+        <w:rPr>
+          <w:rFonts w:asciiTheme="minorHAnsi" w:hAnsiTheme="minorHAnsi" w:cstheme="minorHAnsi"/>
+        </w:rPr>
+      </w:pPr>
+      <w:r>
+        <w:rPr>
+          <w:rFonts w:asciiTheme="minorHAnsi" w:hAnsiTheme="minorHAnsi" w:cstheme="minorHAnsi"/>
+        </w:rPr>
+        <w:t>Esito</w:t>
+      </w:r>
+    </w:p>
+    <w:p>
+      <w:pPr>
+        <w:pStyle w:val="NormaleWeb"/>
+        <w:rPr>
+          <w:rFonts w:asciiTheme="minorHAnsi" w:hAnsiTheme="minorHAnsi" w:cstheme="minorHAnsi"/>
+        </w:rPr>
+      </w:pPr>
+      <w:r>
+        <w:rPr>
+          <w:rFonts w:asciiTheme="minorHAnsi" w:hAnsiTheme="minorHAnsi" w:cstheme="minorHAnsi"/>
+        </w:rPr>
+        <w:t xml:space="preserve">Sistema di monitoraggio e backup </w:t>
+      </w:r>
+      <w:r>
+        <w:rPr>
+          <w:rFonts w:asciiTheme="minorHAnsi" w:hAnsiTheme="minorHAnsi" w:cstheme="minorHAnsi"/>
+        </w:rPr>
+        <w:t>funzionante</w:t>
+      </w:r>
+      <w:r>
+        <w:rPr>
+          <w:rFonts w:asciiTheme="minorHAnsi" w:hAnsiTheme="minorHAnsi" w:cstheme="minorHAnsi"/>
+        </w:rPr>
+        <w:t>.</w:t>
+      </w:r>
+    </w:p>
+    <w:p>
+      <w:pPr>
+        <w:pStyle w:val="NormaleWeb"/>
+        <w:spacing w:before="0" w:beforeAutospacing="0" w:after="0" w:afterAutospacing="0"/>
+        <w:rPr>
+          <w:rFonts w:asciiTheme="minorHAnsi" w:hAnsiTheme="minorHAnsi" w:cstheme="minorHAnsi"/>
+        </w:rPr>
+      </w:pPr>
+      <w:r>
+        <w:rPr>
+          <w:rFonts w:asciiTheme="minorHAnsi" w:hAnsiTheme="minorHAnsi" w:cstheme="minorHAnsi"/>
+        </w:rPr>
+        <w:t>Il progetto dispone ora di:</w:t>
+      </w:r>
+    </w:p>
+    <w:p>
+      <w:pPr>
+        <w:pStyle w:val="NormaleWeb"/>
+        <w:spacing w:before="0" w:beforeAutospacing="0" w:after="0" w:afterAutospacing="0"/>
+        <w:ind w:left="720"/>
+        <w:rPr>
+          <w:rFonts w:asciiTheme="minorHAnsi" w:hAnsiTheme="minorHAnsi" w:cstheme="minorHAnsi"/>
+        </w:rPr>
+      </w:pPr>
+      <w:r>
+        <w:rPr>
+          <w:rFonts w:asciiTheme="minorHAnsi" w:hAnsiTheme="minorHAnsi" w:cstheme="minorHAnsi"/>
+        </w:rPr>
+        <w:t>monitoraggio cartelle;</w:t>
+      </w:r>
+    </w:p>
+    <w:p>
+      <w:pPr>
+        <w:pStyle w:val="NormaleWeb"/>
+        <w:spacing w:before="0" w:beforeAutospacing="0" w:after="0" w:afterAutospacing="0"/>
+        <w:ind w:left="720"/>
+        <w:rPr>
+          <w:rFonts w:asciiTheme="minorHAnsi" w:hAnsiTheme="minorHAnsi" w:cstheme="minorHAnsi"/>
+        </w:rPr>
+      </w:pPr>
+      <w:r>
+        <w:rPr>
+          <w:rFonts w:asciiTheme="minorHAnsi" w:hAnsiTheme="minorHAnsi" w:cstheme="minorHAnsi"/>
+        </w:rPr>
+        <w:t>backup automatico;</w:t>
+      </w:r>
+    </w:p>
+    <w:p>
+      <w:pPr>
+        <w:pStyle w:val="NormaleWeb"/>
+        <w:spacing w:before="0" w:beforeAutospacing="0" w:after="0" w:afterAutospacing="0"/>
+        <w:ind w:left="720"/>
+        <w:rPr>
+          <w:rFonts w:asciiTheme="minorHAnsi" w:hAnsiTheme="minorHAnsi" w:cstheme="minorHAnsi"/>
+        </w:rPr>
+      </w:pPr>
+      <w:r>
+        <w:rPr>
+          <w:rFonts w:asciiTheme="minorHAnsi" w:hAnsiTheme="minorHAnsi" w:cstheme="minorHAnsi"/>
+        </w:rPr>
+        <w:t>file di log operativo;</w:t>
+      </w:r>
+    </w:p>
+    <w:p>
+      <w:pPr>
+        <w:pStyle w:val="NormaleWeb"/>
+        <w:spacing w:before="0" w:beforeAutospacing="0" w:after="0" w:afterAutospacing="0"/>
+        <w:ind w:left="720"/>
+        <w:rPr>
+          <w:rFonts w:asciiTheme="minorHAnsi" w:hAnsiTheme="minorHAnsi" w:cstheme="minorHAnsi"/>
+        </w:rPr>
+      </w:pPr>
+      <w:r>
+        <w:rPr>
+          <w:rFonts w:asciiTheme="minorHAnsi" w:hAnsiTheme="minorHAnsi" w:cstheme="minorHAnsi"/>
+        </w:rPr>
+        <w:t>report CSV;</w:t>
+      </w:r>
+    </w:p>
+    <w:p>
+      <w:pPr>
+        <w:pStyle w:val="NormaleWeb"/>
+        <w:spacing w:before="0" w:beforeAutospacing="0" w:after="0" w:afterAutospacing="0"/>
+        <w:ind w:left="720"/>
+        <w:rPr>
+          <w:rFonts w:asciiTheme="minorHAnsi" w:hAnsiTheme="minorHAnsi" w:cstheme="minorHAnsi"/>
+        </w:rPr>
+      </w:pPr>
+      <w:r>
+        <w:rPr>
+          <w:rFonts w:asciiTheme="minorHAnsi" w:hAnsiTheme="minorHAnsi" w:cstheme="minorHAnsi"/>
+        </w:rPr>
+        <w:t xml:space="preserve">configurazione esterna tramite </w:t>
+      </w:r>
+      <w:proofErr w:type="spellStart"/>
+      <w:r>
+        <w:rPr>
+          <w:rFonts w:asciiTheme="minorHAnsi" w:hAnsiTheme="minorHAnsi" w:cstheme="minorHAnsi"/>
+        </w:rPr>
+        <w:t>conf.conf</w:t>
+      </w:r>
+      <w:proofErr w:type="spellEnd"/>
+      <w:r>
+        <w:rPr>
+          <w:rFonts w:asciiTheme="minorHAnsi" w:hAnsiTheme="minorHAnsi" w:cstheme="minorHAnsi"/>
+        </w:rPr>
+        <w:t>.</w:t>
+      </w:r>
+    </w:p>
+    <w:p>
+      <w:pPr>
+        <w:pStyle w:val="NormaleWeb"/>
+        <w:rPr>
+          <w:rFonts w:asciiTheme="minorHAnsi" w:hAnsiTheme="minorHAnsi" w:cstheme="minorHAnsi"/>
+        </w:rPr>
+      </w:pPr>
+      <w:r>
+        <w:rPr>
+          <w:rFonts w:asciiTheme="minorHAnsi" w:hAnsiTheme="minorHAnsi" w:cstheme="minorHAnsi"/>
+        </w:rPr>
+        <w:t xml:space="preserve">Decisione del </w:t>
+      </w:r>
+      <w:r>
+        <w:rPr>
+          <w:rFonts w:asciiTheme="minorHAnsi" w:hAnsiTheme="minorHAnsi" w:cstheme="minorHAnsi"/>
+        </w:rPr>
+        <w:t>team</w:t>
+      </w:r>
+      <w:r>
+        <w:rPr>
+          <w:rFonts w:asciiTheme="minorHAnsi" w:hAnsiTheme="minorHAnsi" w:cstheme="minorHAnsi"/>
+        </w:rPr>
+        <w:t>:</w:t>
+      </w:r>
+    </w:p>
+    <w:p>
+      <w:pPr>
+        <w:pStyle w:val="NormaleWeb"/>
+        <w:rPr>
+          <w:rFonts w:asciiTheme="minorHAnsi" w:hAnsiTheme="minorHAnsi" w:cstheme="minorHAnsi"/>
+        </w:rPr>
+      </w:pPr>
+      <w:r>
+        <w:rPr>
+          <w:rFonts w:asciiTheme="minorHAnsi" w:hAnsiTheme="minorHAnsi" w:cstheme="minorHAnsi"/>
+        </w:rPr>
+        <w:t>Passaggio ufficiale alla revisione 4.0.</w:t>
+      </w:r>
+    </w:p>
+    <w:p>
+      <w:pPr>
+        <w:pStyle w:val="NormaleWeb"/>
+        <w:rPr>
+          <w:rFonts w:asciiTheme="minorHAnsi" w:hAnsiTheme="minorHAnsi" w:cstheme="minorHAnsi"/>
+        </w:rPr>
+      </w:pPr>
+      <w:r>
+        <w:rPr>
+          <w:rFonts w:asciiTheme="minorHAnsi" w:hAnsiTheme="minorHAnsi" w:cstheme="minorHAnsi"/>
+        </w:rPr>
+        <w:t>Note:</w:t>
+      </w:r>
+    </w:p>
+    <w:p>
+      <w:pPr>
+        <w:pStyle w:val="NormaleWeb"/>
+        <w:rPr>
+          <w:rFonts w:asciiTheme="minorHAnsi" w:hAnsiTheme="minorHAnsi" w:cstheme="minorHAnsi"/>
+        </w:rPr>
+      </w:pPr>
+      <w:r>
+        <w:rPr>
+          <w:rFonts w:cstheme="minorHAnsi"/>
+          <w:noProof/>
+        </w:rPr>
+        <mc:AlternateContent>
+          <mc:Choice Requires="wps">
+            <w:drawing>
+              <wp:anchor distT="0" distB="0" distL="114300" distR="114300" simplePos="0" relativeHeight="251662336" behindDoc="0" locked="0" layoutInCell="1" allowOverlap="1" wp14:anchorId="683EA6CA" wp14:editId="46918F3D">
+                <wp:simplePos x="0" y="0"/>
+                <wp:positionH relativeFrom="column">
+                  <wp:posOffset>0</wp:posOffset>
+                </wp:positionH>
+                <wp:positionV relativeFrom="paragraph">
+                  <wp:posOffset>0</wp:posOffset>
+                </wp:positionV>
+                <wp:extent cx="5915025" cy="2867025"/>
+                <wp:effectExtent l="0" t="0" r="28575" b="28575"/>
+                <wp:wrapNone/>
+                <wp:docPr id="1445787098" name="Rettangolo 16"/>
+                <wp:cNvGraphicFramePr/>
+                <a:graphic xmlns:a="http://schemas.openxmlformats.org/drawingml/2006/main">
+                  <a:graphicData uri="http://schemas.microsoft.com/office/word/2010/wordprocessingShape">
+                    <wps:wsp>
+                      <wps:cNvSpPr/>
+                      <wps:spPr>
+                        <a:xfrm>
+                          <a:off x="0" y="0"/>
+                          <a:ext cx="5915025" cy="2867025"/>
+                        </a:xfrm>
+                        <a:prstGeom prst="rect">
+                          <a:avLst/>
+                        </a:prstGeom>
+                        <a:solidFill>
+                          <a:sysClr val="window" lastClr="FFFFFF"/>
+                        </a:solidFill>
+                        <a:ln w="12700" cap="flat" cmpd="sng" algn="ctr">
+                          <a:solidFill>
+                            <a:sysClr val="windowText" lastClr="000000"/>
+                          </a:solidFill>
+                          <a:prstDash val="solid"/>
+                          <a:miter lim="800000"/>
+                        </a:ln>
+                        <a:effectLst/>
+                      </wps:spPr>
+                      <wps:bodyPr rot="0" spcFirstLastPara="0" vertOverflow="overflow" horzOverflow="overflow" vert="horz" wrap="square" lIns="91440" tIns="45720" rIns="91440" bIns="45720" numCol="1" spcCol="0" rtlCol="0" fromWordArt="0" anchor="ctr" anchorCtr="0" forceAA="0" compatLnSpc="1">
+                        <a:prstTxWarp prst="textNoShape">
+                          <a:avLst/>
+                        </a:prstTxWarp>
+                        <a:noAutofit/>
+                      </wps:bodyPr>
+                    </wps:wsp>
+                  </a:graphicData>
+                </a:graphic>
+              </wp:anchor>
+            </w:drawing>
+          </mc:Choice>
+          <mc:Fallback>
+            <w:pict>
+              <v:rect w14:anchorId="2B315018" id="Rettangolo 16" o:spid="_x0000_s1026" style="position:absolute;margin-left:0;margin-top:0;width:465.75pt;height:225.75pt;z-index:251662336;visibility:visible;mso-wrap-style:square;mso-wrap-distance-left:9pt;mso-wrap-distance-top:0;mso-wrap-distance-right:9pt;mso-wrap-distance-bottom:0;mso-position-horizontal:absolute;mso-position-horizontal-relative:text;mso-position-vertical:absolute;mso-position-vertical-relative:text;v-text-anchor:middle" o:gfxdata="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" fillcolor="window" strokecolor="windowText" strokeweight="1pt"/>
+            </w:pict>
+          </mc:Fallback>
+        </mc:AlternateContent>
+      </w:r>
+    </w:p>
+    <w:p>
+      <w:pPr>
+        <w:rPr>
+          <w:rFonts w:cstheme="minorHAnsi"/>
+        </w:rPr>
+      </w:pPr>
+      <w:r>
+        <w:rPr>
+          <w:rFonts w:cstheme="minorHAnsi"/>
+        </w:rPr>
+        <w:br w:type="page"/>
+      </w:r>
+      <w:r>
+        <w:rPr>
+          <w:noProof/>
+        </w:rPr>
+        <w:lastRenderedPageBreak/>
+        <w:drawing>
+          <wp:inline distT="0" distB="0" distL="0" distR="0" wp14:anchorId="062D30EC" wp14:editId="6EBEA3A6">
+            <wp:extent cx="6312535" cy="8324850"/>
+            <wp:effectExtent l="0" t="0" r="0" b="0"/>
+            <wp:docPr id="1147231855" name="Immagine 1"/>
+            <wp:cNvGraphicFramePr>
+              <a:graphicFrameLocks xmlns:a="http://schemas.openxmlformats.org/drawingml/2006/main" noChangeAspect="1"/>
+            </wp:cNvGraphicFramePr>
+            <a:graphic xmlns:a="http://schemas.openxmlformats.org/drawingml/2006/main">
+              <a:graphicData uri="http://schemas.openxmlformats.org/drawingml/2006/picture">
+                <pic:pic xmlns:pic="http://schemas.openxmlformats.org/drawingml/2006/picture">
+                  <pic:nvPicPr>
+                    <pic:cNvPr id="1147231855" name=""/>
+                    <pic:cNvPicPr/>
+                  </pic:nvPicPr>
+                  <pic:blipFill>
+                    <a:blip r:embed="rId24"/>
+                    <a:stretch>
+                      <a:fillRect/>
+                    </a:stretch>
+                  </pic:blipFill>
+                  <pic:spPr>
+                    <a:xfrm>
+                      <a:off x="0" y="0"/>
+                      <a:ext cx="6317552" cy="8331466"/>
+                    </a:xfrm>
+                    <a:prstGeom prst="rect">
+                      <a:avLst/>
+                    </a:prstGeom>
+                  </pic:spPr>
+                </pic:pic>
+              </a:graphicData>
+            </a:graphic>
+          </wp:inline>
+        </w:drawing>
+      </w:r>
+    </w:p>
+    <w:p>
+      <w:pPr>
+        <w:rPr>
+          <w:rFonts w:cstheme="minorHAnsi"/>
+        </w:rPr>
+      </w:pPr>
+    </w:p>
+    <w:p>
+      <w:pPr>
+        <w:rPr>
+          <w:rFonts w:eastAsia="Times New Roman" w:cstheme="minorHAnsi"/>
+          <w:kern w:val="0"/>
+          <w:lang w:eastAsia="it-IT"/>
+          <w14:ligatures w14:val="none"/>
+        </w:rPr>
+      </w:pPr>
+      <w:r>
+        <w:rPr>
+          <w:noProof/>
+        </w:rPr>
+        <w:lastRenderedPageBreak/>
+        <w:drawing>
+          <wp:inline distT="0" distB="0" distL="0" distR="0" wp14:anchorId="303C004B" wp14:editId="7B2FAC53">
+            <wp:extent cx="6462395" cy="7620000"/>
+            <wp:effectExtent l="0" t="0" r="0" b="0"/>
+            <wp:docPr id="1539265968" name="Immagine 1"/>
+            <wp:cNvGraphicFramePr>
+              <a:graphicFrameLocks xmlns:a="http://schemas.openxmlformats.org/drawingml/2006/main" noChangeAspect="1"/>
+            </wp:cNvGraphicFramePr>
+            <a:graphic xmlns:a="http://schemas.openxmlformats.org/drawingml/2006/main">
+              <a:graphicData uri="http://schemas.openxmlformats.org/drawingml/2006/picture">
+                <pic:pic xmlns:pic="http://schemas.openxmlformats.org/drawingml/2006/picture">
+                  <pic:nvPicPr>
+                    <pic:cNvPr id="1539265968" name=""/>
+                    <pic:cNvPicPr/>
+                  </pic:nvPicPr>
+                  <pic:blipFill>
+                    <a:blip r:embed="rId25"/>
+                    <a:stretch>
+                      <a:fillRect/>
+                    </a:stretch>
+                  </pic:blipFill>
+                  <pic:spPr>
+                    <a:xfrm>
+                      <a:off x="0" y="0"/>
+                      <a:ext cx="6467961" cy="7626563"/>
+                    </a:xfrm>
+                    <a:prstGeom prst="rect">
+                      <a:avLst/>
+                    </a:prstGeom>
+                  </pic:spPr>
+                </pic:pic>
+              </a:graphicData>
+            </a:graphic>
+          </wp:inline>
+        </w:drawing>
+      </w:r>
+    </w:p>
+    <w:p>
+      <w:pPr>
+        <w:rPr>
+          <w:rFonts w:eastAsia="Times New Roman" w:cstheme="minorHAnsi"/>
+          <w:kern w:val="0"/>
+          <w:lang w:eastAsia="it-IT"/>
+          <w14:ligatures w14:val="none"/>
+        </w:rPr>
+      </w:pPr>
+    </w:p>
+    <w:p>
+      <w:pPr>
+        <w:rPr>
+          <w:rFonts w:eastAsia="Times New Roman" w:cstheme="minorHAnsi"/>
+          <w:kern w:val="0"/>
+          <w:lang w:eastAsia="it-IT"/>
+          <w14:ligatures w14:val="none"/>
+        </w:rPr>
+      </w:pPr>
+    </w:p>
+    <w:p>
+      <w:pPr>
+        <w:rPr>
+          <w:rFonts w:eastAsia="Times New Roman" w:cstheme="minorHAnsi"/>
+          <w:kern w:val="0"/>
+          <w:lang w:eastAsia="it-IT"/>
+          <w14:ligatures w14:val="none"/>
+        </w:rPr>
+      </w:pPr>
+    </w:p>
+    <w:p>
+      <w:pPr>
+        <w:rPr>
+          <w:rFonts w:eastAsia="Times New Roman" w:cstheme="minorHAnsi"/>
+          <w:kern w:val="0"/>
+          <w:lang w:eastAsia="it-IT"/>
+          <w14:ligatures w14:val="none"/>
+        </w:rPr>
+      </w:pPr>
+      <w:r>
+        <w:rPr>
+          <w:noProof/>
+        </w:rPr>
+        <w:lastRenderedPageBreak/>
+        <w:drawing>
+          <wp:inline distT="0" distB="0" distL="0" distR="0" wp14:anchorId="0310237E" wp14:editId="5D80F3EE">
+            <wp:extent cx="6196330" cy="7410450"/>
+            <wp:effectExtent l="0" t="0" r="0" b="0"/>
+            <wp:docPr id="1512869012" name="Immagine 1"/>
+            <wp:cNvGraphicFramePr>
+              <a:graphicFrameLocks xmlns:a="http://schemas.openxmlformats.org/drawingml/2006/main" noChangeAspect="1"/>
+            </wp:cNvGraphicFramePr>
+            <a:graphic xmlns:a="http://schemas.openxmlformats.org/drawingml/2006/main">
+              <a:graphicData uri="http://schemas.openxmlformats.org/drawingml/2006/picture">
+                <pic:pic xmlns:pic="http://schemas.openxmlformats.org/drawingml/2006/picture">
+                  <pic:nvPicPr>
+                    <pic:cNvPr id="1512869012" name=""/>
+                    <pic:cNvPicPr/>
+                  </pic:nvPicPr>
+                  <pic:blipFill>
+                    <a:blip r:embed="rId26"/>
+                    <a:stretch>
+                      <a:fillRect/>
+                    </a:stretch>
+                  </pic:blipFill>
+                  <pic:spPr>
+                    <a:xfrm>
+                      <a:off x="0" y="0"/>
+                      <a:ext cx="6199438" cy="7414167"/>
+                    </a:xfrm>
+                    <a:prstGeom prst="rect">
+                      <a:avLst/>
+                    </a:prstGeom>
+                  </pic:spPr>
+                </pic:pic>
+              </a:graphicData>
+            </a:graphic>
+          </wp:inline>
+        </w:drawing>
+      </w:r>
+    </w:p>
+    <w:p>
+      <w:pPr>
+        <w:rPr>
+          <w:rFonts w:eastAsia="Times New Roman" w:cstheme="minorHAnsi"/>
+          <w:kern w:val="0"/>
+          <w:lang w:eastAsia="it-IT"/>
+          <w14:ligatures w14:val="none"/>
+        </w:rPr>
+      </w:pPr>
+    </w:p>
+    <w:p>
+      <w:pPr>
+        <w:rPr>
+          <w:rFonts w:eastAsia="Times New Roman" w:cstheme="minorHAnsi"/>
+          <w:kern w:val="0"/>
+          <w:lang w:eastAsia="it-IT"/>
+          <w14:ligatures w14:val="none"/>
+        </w:rPr>
+      </w:pPr>
+    </w:p>
+    <w:p>
+      <w:pPr>
+        <w:rPr>
+          <w:rFonts w:eastAsia="Times New Roman" w:cstheme="minorHAnsi"/>
+          <w:kern w:val="0"/>
+          <w:lang w:eastAsia="it-IT"/>
+          <w14:ligatures w14:val="none"/>
+        </w:rPr>
+      </w:pPr>
+    </w:p>
+    <w:p>
+      <w:pPr>
+        <w:rPr>
+          <w:rFonts w:eastAsia="Times New Roman" w:cstheme="minorHAnsi"/>
+          <w:kern w:val="0"/>
+          <w:lang w:eastAsia="it-IT"/>
+          <w14:ligatures w14:val="none"/>
+        </w:rPr>
+      </w:pPr>
+    </w:p>
+    <w:p>
+      <w:pPr>
+        <w:rPr>
+          <w:rFonts w:eastAsia="Times New Roman" w:cstheme="minorHAnsi"/>
+          <w:kern w:val="0"/>
+          <w:lang w:eastAsia="it-IT"/>
+          <w14:ligatures w14:val="none"/>
+        </w:rPr>
+      </w:pPr>
+      <w:r>
+        <w:rPr>
+          <w:noProof/>
+        </w:rPr>
+        <w:lastRenderedPageBreak/>
+        <w:drawing>
+          <wp:inline distT="0" distB="0" distL="0" distR="0" wp14:anchorId="03D8F361" wp14:editId="3BD1C9D1">
+            <wp:extent cx="6248207" cy="6172200"/>
+            <wp:effectExtent l="0" t="0" r="635" b="0"/>
+            <wp:docPr id="216165525" name="Immagine 1"/>
+            <wp:cNvGraphicFramePr>
+              <a:graphicFrameLocks xmlns:a="http://schemas.openxmlformats.org/drawingml/2006/main" noChangeAspect="1"/>
+            </wp:cNvGraphicFramePr>
+            <a:graphic xmlns:a="http://schemas.openxmlformats.org/drawingml/2006/main">
+              <a:graphicData uri="http://schemas.openxmlformats.org/drawingml/2006/picture">
+                <pic:pic xmlns:pic="http://schemas.openxmlformats.org/drawingml/2006/picture">
+                  <pic:nvPicPr>
+                    <pic:cNvPr id="216165525" name=""/>
+                    <pic:cNvPicPr/>
+                  </pic:nvPicPr>
+                  <pic:blipFill>
+                    <a:blip r:embed="rId27"/>
+                    <a:stretch>
+                      <a:fillRect/>
+                    </a:stretch>
+                  </pic:blipFill>
+                  <pic:spPr>
+                    <a:xfrm>
+                      <a:off x="0" y="0"/>
+                      <a:ext cx="6257328" cy="6181210"/>
+                    </a:xfrm>
+                    <a:prstGeom prst="rect">
+                      <a:avLst/>
+                    </a:prstGeom>
+                  </pic:spPr>
+                </pic:pic>
+              </a:graphicData>
+            </a:graphic>
+          </wp:inline>
+        </w:drawing>
+      </w:r>
+    </w:p>
+    <w:p>
+      <w:pPr>
+        <w:rPr>
+          <w:rFonts w:ascii="Times New Roman" w:eastAsia="Times New Roman" w:hAnsi="Times New Roman" w:cs="Times New Roman"/>
+          <w:b/>
+          <w:bCs/>
+          <w:kern w:val="0"/>
+          <w:sz w:val="36"/>
+          <w:szCs w:val="36"/>
+          <w:lang w:eastAsia="it-IT"/>
+          <w14:ligatures w14:val="none"/>
+        </w:rPr>
+      </w:pPr>
+      <w:r>
+        <w:rPr>
+          <w:noProof/>
+        </w:rPr>
+        <w:drawing>
+          <wp:inline distT="0" distB="0" distL="0" distR="0" wp14:anchorId="2835430C" wp14:editId="3286427E">
+            <wp:extent cx="6120130" cy="2457450"/>
+            <wp:effectExtent l="0" t="0" r="0" b="0"/>
+            <wp:docPr id="1030357968" name="Immagine 1"/>
+            <wp:cNvGraphicFramePr>
+              <a:graphicFrameLocks xmlns:a="http://schemas.openxmlformats.org/drawingml/2006/main" noChangeAspect="1"/>
+            </wp:cNvGraphicFramePr>
+            <a:graphic xmlns:a="http://schemas.openxmlformats.org/drawingml/2006/main">
+              <a:graphicData uri="http://schemas.openxmlformats.org/drawingml/2006/picture">
+                <pic:pic xmlns:pic="http://schemas.openxmlformats.org/drawingml/2006/picture">
+                  <pic:nvPicPr>
+                    <pic:cNvPr id="1030357968" name=""/>
+                    <pic:cNvPicPr/>
+                  </pic:nvPicPr>
+                  <pic:blipFill>
+                    <a:blip r:embed="rId28"/>
+                    <a:stretch>
+                      <a:fillRect/>
+                    </a:stretch>
+                  </pic:blipFill>
+                  <pic:spPr>
+                    <a:xfrm>
+                      <a:off x="0" y="0"/>
+                      <a:ext cx="6120130" cy="2457450"/>
+                    </a:xfrm>
+                    <a:prstGeom prst="rect">
+                      <a:avLst/>
+                    </a:prstGeom>
+                  </pic:spPr>
+                </pic:pic>
+              </a:graphicData>
+            </a:graphic>
+          </wp:inline>
+        </w:drawing>
+      </w:r>
+      <w:r>
+        <w:rPr>
+          <w:rFonts w:ascii="Times New Roman" w:eastAsia="Times New Roman" w:hAnsi="Times New Roman" w:cs="Times New Roman"/>
+          <w:b/>
+          <w:bCs/>
+          <w:kern w:val="0"/>
+          <w:sz w:val="36"/>
+          <w:szCs w:val="36"/>
+          <w:lang w:eastAsia="it-IT"/>
+          <w14:ligatures w14:val="none"/>
+        </w:rPr>
+        <w:t xml:space="preserve"> </w:t>
+      </w:r>
+    </w:p>
+    <w:p>
+      <w:pPr>
+        <w:rPr>
+          <w:rFonts w:eastAsia="Times New Roman" w:cstheme="minorHAnsi"/>
+          <w:kern w:val="0"/>
+          <w:lang w:eastAsia="it-IT"/>
+          <w14:ligatures w14:val="none"/>
+        </w:rPr>
+      </w:pPr>
+      <w:r>
+        <w:rPr>
+          <w:rFonts w:ascii="Times New Roman" w:eastAsia="Times New Roman" w:hAnsi="Times New Roman" w:cs="Times New Roman"/>
+          <w:b/>
+          <w:bCs/>
+          <w:kern w:val="0"/>
+          <w:sz w:val="36"/>
+          <w:szCs w:val="36"/>
+          <w:lang w:eastAsia="it-IT"/>
+          <w14:ligatures w14:val="none"/>
+        </w:rPr>
+        <w:lastRenderedPageBreak/>
+        <w:t>S</w:t>
+      </w:r>
+      <w:r>
+        <w:rPr>
+          <w:rFonts w:ascii="Times New Roman" w:eastAsia="Times New Roman" w:hAnsi="Times New Roman" w:cs="Times New Roman"/>
+          <w:b/>
+          <w:bCs/>
+          <w:kern w:val="0"/>
+          <w:sz w:val="36"/>
+          <w:szCs w:val="36"/>
+          <w:lang w:eastAsia="it-IT"/>
+          <w14:ligatures w14:val="none"/>
+        </w:rPr>
+        <w:t xml:space="preserve">chema per l'Audit </w:t>
+      </w:r>
+      <w:r>
+        <w:rPr>
+          <w:rFonts w:ascii="Times New Roman" w:eastAsia="Times New Roman" w:hAnsi="Times New Roman" w:cs="Times New Roman"/>
+          <w:b/>
+          <w:bCs/>
+          <w:kern w:val="0"/>
+          <w:sz w:val="36"/>
+          <w:szCs w:val="36"/>
+          <w:lang w:eastAsia="it-IT"/>
+          <w14:ligatures w14:val="none"/>
+        </w:rPr>
+        <w:t>dell’ultima modifica (aiuto Gem Bellini)</w:t>
+      </w:r>
+    </w:p>
+    <w:p>
+      <w:pPr>
+        <w:spacing w:before="100" w:beforeAutospacing="1" w:after="100" w:afterAutospacing="1" w:line="240" w:lineRule="auto"/>
+        <w:rPr>
+          <w:rFonts w:ascii="Times New Roman" w:eastAsia="Times New Roman" w:hAnsi="Times New Roman" w:cs="Times New Roman"/>
+          <w:kern w:val="0"/>
+          <w:lang w:eastAsia="it-IT"/>
+          <w14:ligatures w14:val="none"/>
+        </w:rPr>
+      </w:pPr>
+      <w:r>
+        <w:rPr>
+          <w:rFonts w:ascii="Times New Roman" w:eastAsia="Times New Roman" w:hAnsi="Times New Roman" w:cs="Times New Roman"/>
+          <w:kern w:val="0"/>
+          <w:lang w:eastAsia="it-IT"/>
+          <w14:ligatures w14:val="none"/>
+        </w:rPr>
+        <w:t>Visto che avete deciso di fermarvi qui, concentrate tutte le vostre energie sul sapere documentare e spiegare quello che avete scritto. Se il professore vi fa delle domande, voi sfoderate queste risposte chiave:</w:t>
+      </w:r>
+    </w:p>
+    <w:p>
+      <w:pPr>
+        <w:spacing w:before="100" w:beforeAutospacing="1" w:after="100" w:afterAutospacing="1" w:line="240" w:lineRule="auto"/>
+        <w:outlineLvl w:val="2"/>
+        <w:rPr>
+          <w:rFonts w:ascii="Times New Roman" w:eastAsia="Times New Roman" w:hAnsi="Times New Roman" w:cs="Times New Roman"/>
+          <w:b/>
+          <w:bCs/>
+          <w:kern w:val="0"/>
+          <w:sz w:val="27"/>
+          <w:szCs w:val="27"/>
+          <w:lang w:eastAsia="it-IT"/>
+          <w14:ligatures w14:val="none"/>
+        </w:rPr>
+      </w:pPr>
+      <w:r>
+        <w:rPr>
+          <w:rFonts w:ascii="Times New Roman" w:eastAsia="Times New Roman" w:hAnsi="Times New Roman" w:cs="Times New Roman"/>
+          <w:b/>
+          <w:bCs/>
+          <w:kern w:val="0"/>
+          <w:sz w:val="27"/>
+          <w:szCs w:val="27"/>
+          <w:lang w:eastAsia="it-IT"/>
+          <w14:ligatures w14:val="none"/>
+        </w:rPr>
+        <w:t>1. La separazione dei Log (La vostra scelta architetturale)</w:t>
+      </w:r>
+    </w:p>
+    <w:p>
+      <w:pPr>
+        <w:numPr>
+          <w:ilvl w:val="0"/>
+          <w:numId w:val="29"/>
+        </w:numPr>
+        <w:spacing w:before="100" w:beforeAutospacing="1" w:after="100" w:afterAutospacing="1" w:line="240" w:lineRule="auto"/>
+        <w:rPr>
+          <w:rFonts w:ascii="Times New Roman" w:eastAsia="Times New Roman" w:hAnsi="Times New Roman" w:cs="Times New Roman"/>
+          <w:kern w:val="0"/>
+          <w:lang w:eastAsia="it-IT"/>
+          <w14:ligatures w14:val="none"/>
+        </w:rPr>
+      </w:pPr>
+      <w:r>
+        <w:rPr>
+          <w:rFonts w:ascii="Times New Roman" w:eastAsia="Times New Roman" w:hAnsi="Times New Roman" w:cs="Times New Roman"/>
+          <w:b/>
+          <w:bCs/>
+          <w:kern w:val="0"/>
+          <w:lang w:eastAsia="it-IT"/>
+          <w14:ligatures w14:val="none"/>
+        </w:rPr>
+        <w:t>Domanda del Prof:</w:t>
+      </w:r>
+      <w:r>
+        <w:rPr>
+          <w:rFonts w:ascii="Times New Roman" w:eastAsia="Times New Roman" w:hAnsi="Times New Roman" w:cs="Times New Roman"/>
+          <w:kern w:val="0"/>
+          <w:lang w:eastAsia="it-IT"/>
+          <w14:ligatures w14:val="none"/>
+        </w:rPr>
+        <w:t xml:space="preserve"> </w:t>
+      </w:r>
+      <w:r>
+        <w:rPr>
+          <w:rFonts w:ascii="Times New Roman" w:eastAsia="Times New Roman" w:hAnsi="Times New Roman" w:cs="Times New Roman"/>
+          <w:i/>
+          <w:iCs/>
+          <w:kern w:val="0"/>
+          <w:lang w:eastAsia="it-IT"/>
+          <w14:ligatures w14:val="none"/>
+        </w:rPr>
+        <w:t>"Come mai avete diviso il log dal CSV?"</w:t>
+      </w:r>
+    </w:p>
+    <w:p>
+      <w:pPr>
+        <w:numPr>
+          <w:ilvl w:val="0"/>
+          <w:numId w:val="29"/>
+        </w:numPr>
+        <w:spacing w:before="100" w:beforeAutospacing="1" w:after="100" w:afterAutospacing="1" w:line="240" w:lineRule="auto"/>
+        <w:rPr>
+          <w:rFonts w:ascii="Times New Roman" w:eastAsia="Times New Roman" w:hAnsi="Times New Roman" w:cs="Times New Roman"/>
+          <w:kern w:val="0"/>
+          <w:lang w:eastAsia="it-IT"/>
+          <w14:ligatures w14:val="none"/>
+        </w:rPr>
+      </w:pPr>
+      <w:r>
+        <w:rPr>
+          <w:rFonts w:ascii="Times New Roman" w:eastAsia="Times New Roman" w:hAnsi="Times New Roman" w:cs="Times New Roman"/>
+          <w:b/>
+          <w:bCs/>
+          <w:kern w:val="0"/>
+          <w:lang w:eastAsia="it-IT"/>
+          <w14:ligatures w14:val="none"/>
+        </w:rPr>
+        <w:t>Risposta:</w:t>
+      </w:r>
+      <w:r>
+        <w:rPr>
+          <w:rFonts w:ascii="Times New Roman" w:eastAsia="Times New Roman" w:hAnsi="Times New Roman" w:cs="Times New Roman"/>
+          <w:kern w:val="0"/>
+          <w:lang w:eastAsia="it-IT"/>
+          <w14:ligatures w14:val="none"/>
+        </w:rPr>
+        <w:t xml:space="preserve"> </w:t>
+      </w:r>
+      <w:r>
+        <w:rPr>
+          <w:rFonts w:ascii="Times New Roman" w:eastAsia="Times New Roman" w:hAnsi="Times New Roman" w:cs="Times New Roman"/>
+          <w:i/>
+          <w:iCs/>
+          <w:kern w:val="0"/>
+          <w:lang w:eastAsia="it-IT"/>
+          <w14:ligatures w14:val="none"/>
+        </w:rPr>
+        <w:t xml:space="preserve">"Abbiamo applicato il principio di separazione delle responsabilità. Il file </w:t>
+      </w:r>
+      <w:r>
+        <w:rPr>
+          <w:rFonts w:ascii="Courier New" w:eastAsia="Times New Roman" w:hAnsi="Courier New" w:cs="Courier New"/>
+          <w:i/>
+          <w:iCs/>
+          <w:kern w:val="0"/>
+          <w:sz w:val="20"/>
+          <w:szCs w:val="20"/>
+          <w:lang w:eastAsia="it-IT"/>
+          <w14:ligatures w14:val="none"/>
+        </w:rPr>
+        <w:t>monitor.log</w:t>
+      </w:r>
+      <w:r>
+        <w:rPr>
+          <w:rFonts w:ascii="Times New Roman" w:eastAsia="Times New Roman" w:hAnsi="Times New Roman" w:cs="Times New Roman"/>
+          <w:i/>
+          <w:iCs/>
+          <w:kern w:val="0"/>
+          <w:lang w:eastAsia="it-IT"/>
+          <w14:ligatures w14:val="none"/>
+        </w:rPr>
+        <w:t xml:space="preserve"> serve solo all'amministratore di sistema per verificare che il software sia partito e si sia spento correttamente. Il file CSV, invece, è il vero report operativo per il business, che tiene traccia di cosa succede ai file aziendali con tutti i relativi metadati."</w:t>
+      </w:r>
+    </w:p>
+    <w:p>
+      <w:pPr>
+        <w:spacing w:before="100" w:beforeAutospacing="1" w:after="100" w:afterAutospacing="1" w:line="240" w:lineRule="auto"/>
+        <w:outlineLvl w:val="2"/>
+        <w:rPr>
+          <w:rFonts w:ascii="Times New Roman" w:eastAsia="Times New Roman" w:hAnsi="Times New Roman" w:cs="Times New Roman"/>
+          <w:b/>
+          <w:bCs/>
+          <w:kern w:val="0"/>
+          <w:sz w:val="27"/>
+          <w:szCs w:val="27"/>
+          <w:lang w:eastAsia="it-IT"/>
+          <w14:ligatures w14:val="none"/>
+        </w:rPr>
+      </w:pPr>
+      <w:r>
+        <w:rPr>
+          <w:rFonts w:ascii="Times New Roman" w:eastAsia="Times New Roman" w:hAnsi="Times New Roman" w:cs="Times New Roman"/>
+          <w:b/>
+          <w:bCs/>
+          <w:kern w:val="0"/>
+          <w:sz w:val="27"/>
+          <w:szCs w:val="27"/>
+          <w:lang w:eastAsia="it-IT"/>
+          <w14:ligatures w14:val="none"/>
+        </w:rPr>
+        <w:t>2. La pulizia dei dati di configurazione</w:t>
+      </w:r>
+    </w:p>
+    <w:p>
+      <w:pPr>
+        <w:numPr>
+          <w:ilvl w:val="0"/>
+          <w:numId w:val="30"/>
+        </w:numPr>
+        <w:spacing w:before="100" w:beforeAutospacing="1" w:after="100" w:afterAutospacing="1" w:line="240" w:lineRule="auto"/>
+        <w:rPr>
+          <w:rFonts w:ascii="Times New Roman" w:eastAsia="Times New Roman" w:hAnsi="Times New Roman" w:cs="Times New Roman"/>
+          <w:kern w:val="0"/>
+          <w:lang w:eastAsia="it-IT"/>
+          <w14:ligatures w14:val="none"/>
+        </w:rPr>
+      </w:pPr>
+      <w:r>
+        <w:rPr>
+          <w:rFonts w:ascii="Times New Roman" w:eastAsia="Times New Roman" w:hAnsi="Times New Roman" w:cs="Times New Roman"/>
+          <w:b/>
+          <w:bCs/>
+          <w:kern w:val="0"/>
+          <w:lang w:eastAsia="it-IT"/>
+          <w14:ligatures w14:val="none"/>
+        </w:rPr>
+        <w:t>Domanda del Prof:</w:t>
+      </w:r>
+      <w:r>
+        <w:rPr>
+          <w:rFonts w:ascii="Times New Roman" w:eastAsia="Times New Roman" w:hAnsi="Times New Roman" w:cs="Times New Roman"/>
+          <w:kern w:val="0"/>
+          <w:lang w:eastAsia="it-IT"/>
+          <w14:ligatures w14:val="none"/>
+        </w:rPr>
+        <w:t xml:space="preserve"> </w:t>
+      </w:r>
+      <w:r>
+        <w:rPr>
+          <w:rFonts w:ascii="Times New Roman" w:eastAsia="Times New Roman" w:hAnsi="Times New Roman" w:cs="Times New Roman"/>
+          <w:i/>
+          <w:iCs/>
+          <w:kern w:val="0"/>
+          <w:lang w:eastAsia="it-IT"/>
+          <w14:ligatures w14:val="none"/>
+        </w:rPr>
+        <w:t xml:space="preserve">"Vedo dei controlli particolari all'inizio della lettura del file </w:t>
+      </w:r>
+      <w:r>
+        <w:rPr>
+          <w:rFonts w:ascii="Courier New" w:eastAsia="Times New Roman" w:hAnsi="Courier New" w:cs="Courier New"/>
+          <w:i/>
+          <w:iCs/>
+          <w:kern w:val="0"/>
+          <w:sz w:val="20"/>
+          <w:szCs w:val="20"/>
+          <w:lang w:eastAsia="it-IT"/>
+          <w14:ligatures w14:val="none"/>
+        </w:rPr>
+        <w:t>.</w:t>
+      </w:r>
+      <w:proofErr w:type="spellStart"/>
+      <w:r>
+        <w:rPr>
+          <w:rFonts w:ascii="Courier New" w:eastAsia="Times New Roman" w:hAnsi="Courier New" w:cs="Courier New"/>
+          <w:i/>
+          <w:iCs/>
+          <w:kern w:val="0"/>
+          <w:sz w:val="20"/>
+          <w:szCs w:val="20"/>
+          <w:lang w:eastAsia="it-IT"/>
+          <w14:ligatures w14:val="none"/>
+        </w:rPr>
+        <w:t>conf</w:t>
+      </w:r>
+      <w:r>
+        <w:rPr>
+          <w:rFonts w:ascii="Times New Roman" w:eastAsia="Times New Roman" w:hAnsi="Times New Roman" w:cs="Times New Roman"/>
+          <w:i/>
+          <w:iCs/>
+          <w:kern w:val="0"/>
+          <w:lang w:eastAsia="it-IT"/>
+          <w14:ligatures w14:val="none"/>
+        </w:rPr>
+        <w:t>.</w:t>
+      </w:r>
+      <w:proofErr w:type="spellEnd"/>
+      <w:r>
+        <w:rPr>
+          <w:rFonts w:ascii="Times New Roman" w:eastAsia="Times New Roman" w:hAnsi="Times New Roman" w:cs="Times New Roman"/>
+          <w:i/>
+          <w:iCs/>
+          <w:kern w:val="0"/>
+          <w:lang w:eastAsia="it-IT"/>
+          <w14:ligatures w14:val="none"/>
+        </w:rPr>
+        <w:t xml:space="preserve"> A cosa servono?"</w:t>
+      </w:r>
+    </w:p>
+    <w:p>
+      <w:pPr>
+        <w:numPr>
+          <w:ilvl w:val="0"/>
+          <w:numId w:val="30"/>
+        </w:numPr>
+        <w:spacing w:before="100" w:beforeAutospacing="1" w:after="100" w:afterAutospacing="1" w:line="240" w:lineRule="auto"/>
+        <w:rPr>
+          <w:rFonts w:ascii="Times New Roman" w:eastAsia="Times New Roman" w:hAnsi="Times New Roman" w:cs="Times New Roman"/>
+          <w:kern w:val="0"/>
+          <w:lang w:eastAsia="it-IT"/>
+          <w14:ligatures w14:val="none"/>
+        </w:rPr>
+      </w:pPr>
+      <w:r>
+        <w:rPr>
+          <w:rFonts w:ascii="Times New Roman" w:eastAsia="Times New Roman" w:hAnsi="Times New Roman" w:cs="Times New Roman"/>
+          <w:b/>
+          <w:bCs/>
+          <w:kern w:val="0"/>
+          <w:lang w:eastAsia="it-IT"/>
+          <w14:ligatures w14:val="none"/>
+        </w:rPr>
+        <w:t>Risposta:</w:t>
+      </w:r>
+      <w:r>
+        <w:rPr>
+          <w:rFonts w:ascii="Times New Roman" w:eastAsia="Times New Roman" w:hAnsi="Times New Roman" w:cs="Times New Roman"/>
+          <w:kern w:val="0"/>
+          <w:lang w:eastAsia="it-IT"/>
+          <w14:ligatures w14:val="none"/>
+        </w:rPr>
+        <w:t xml:space="preserve"> </w:t>
+      </w:r>
+      <w:r>
+        <w:rPr>
+          <w:rFonts w:ascii="Times New Roman" w:eastAsia="Times New Roman" w:hAnsi="Times New Roman" w:cs="Times New Roman"/>
+          <w:i/>
+          <w:iCs/>
+          <w:kern w:val="0"/>
+          <w:lang w:eastAsia="it-IT"/>
+          <w14:ligatures w14:val="none"/>
+        </w:rPr>
+        <w:t xml:space="preserve">"Servono a rendere il software robusto contro gli errori umani. Se l'utente inserisce righe vuote, spazi bianchi o commenti con il carattere </w:t>
+      </w:r>
+      <w:r>
+        <w:rPr>
+          <w:rFonts w:ascii="Courier New" w:eastAsia="Times New Roman" w:hAnsi="Courier New" w:cs="Courier New"/>
+          <w:i/>
+          <w:iCs/>
+          <w:kern w:val="0"/>
+          <w:sz w:val="20"/>
+          <w:szCs w:val="20"/>
+          <w:lang w:eastAsia="it-IT"/>
+          <w14:ligatures w14:val="none"/>
+        </w:rPr>
+        <w:t>#</w:t>
+      </w:r>
+      <w:r>
+        <w:rPr>
+          <w:rFonts w:ascii="Times New Roman" w:eastAsia="Times New Roman" w:hAnsi="Times New Roman" w:cs="Times New Roman"/>
+          <w:i/>
+          <w:iCs/>
+          <w:kern w:val="0"/>
+          <w:lang w:eastAsia="it-IT"/>
+          <w14:ligatures w14:val="none"/>
+        </w:rPr>
+        <w:t xml:space="preserve"> per documentare il file, il programma usa l'istruzione </w:t>
+      </w:r>
+      <w:r>
+        <w:rPr>
+          <w:rFonts w:ascii="Courier New" w:eastAsia="Times New Roman" w:hAnsi="Courier New" w:cs="Courier New"/>
+          <w:i/>
+          <w:iCs/>
+          <w:kern w:val="0"/>
+          <w:sz w:val="20"/>
+          <w:szCs w:val="20"/>
+          <w:lang w:eastAsia="it-IT"/>
+          <w14:ligatures w14:val="none"/>
+        </w:rPr>
+        <w:t>continue</w:t>
+      </w:r>
+      <w:r>
+        <w:rPr>
+          <w:rFonts w:ascii="Times New Roman" w:eastAsia="Times New Roman" w:hAnsi="Times New Roman" w:cs="Times New Roman"/>
+          <w:i/>
+          <w:iCs/>
+          <w:kern w:val="0"/>
+          <w:lang w:eastAsia="it-IT"/>
+          <w14:ligatures w14:val="none"/>
+        </w:rPr>
+        <w:t xml:space="preserve"> per ignorarli, evitando crash dovuti allo </w:t>
+      </w:r>
+      <w:r>
+        <w:rPr>
+          <w:rFonts w:ascii="Courier New" w:eastAsia="Times New Roman" w:hAnsi="Courier New" w:cs="Courier New"/>
+          <w:i/>
+          <w:iCs/>
+          <w:kern w:val="0"/>
+          <w:sz w:val="20"/>
+          <w:szCs w:val="20"/>
+          <w:lang w:eastAsia="it-IT"/>
+          <w14:ligatures w14:val="none"/>
+        </w:rPr>
+        <w:t>split</w:t>
+      </w:r>
+      <w:r>
+        <w:rPr>
+          <w:rFonts w:ascii="Times New Roman" w:eastAsia="Times New Roman" w:hAnsi="Times New Roman" w:cs="Times New Roman"/>
+          <w:i/>
+          <w:iCs/>
+          <w:kern w:val="0"/>
+          <w:lang w:eastAsia="it-IT"/>
+          <w14:ligatures w14:val="none"/>
+        </w:rPr>
+        <w:t>."</w:t>
+      </w:r>
+    </w:p>
+    <w:p>
+      <w:pPr>
+        <w:spacing w:before="100" w:beforeAutospacing="1" w:after="100" w:afterAutospacing="1" w:line="240" w:lineRule="auto"/>
+        <w:outlineLvl w:val="2"/>
+        <w:rPr>
+          <w:rFonts w:ascii="Times New Roman" w:eastAsia="Times New Roman" w:hAnsi="Times New Roman" w:cs="Times New Roman"/>
+          <w:b/>
+          <w:bCs/>
+          <w:kern w:val="0"/>
+          <w:sz w:val="27"/>
+          <w:szCs w:val="27"/>
+          <w:lang w:eastAsia="it-IT"/>
+          <w14:ligatures w14:val="none"/>
+        </w:rPr>
+      </w:pPr>
+      <w:r>
+        <w:rPr>
+          <w:rFonts w:ascii="Times New Roman" w:eastAsia="Times New Roman" w:hAnsi="Times New Roman" w:cs="Times New Roman"/>
+          <w:b/>
+          <w:bCs/>
+          <w:kern w:val="0"/>
+          <w:sz w:val="27"/>
+          <w:szCs w:val="27"/>
+          <w:lang w:eastAsia="it-IT"/>
+          <w14:ligatures w14:val="none"/>
+        </w:rPr>
+        <w:t>3. La gestione dei file eliminati</w:t>
+      </w:r>
+    </w:p>
+    <w:p>
+      <w:pPr>
+        <w:numPr>
+          <w:ilvl w:val="0"/>
+          <w:numId w:val="31"/>
+        </w:numPr>
+        <w:spacing w:before="100" w:beforeAutospacing="1" w:after="100" w:afterAutospacing="1" w:line="240" w:lineRule="auto"/>
+        <w:rPr>
+          <w:rFonts w:ascii="Times New Roman" w:eastAsia="Times New Roman" w:hAnsi="Times New Roman" w:cs="Times New Roman"/>
+          <w:kern w:val="0"/>
+          <w:lang w:eastAsia="it-IT"/>
+          <w14:ligatures w14:val="none"/>
+        </w:rPr>
+      </w:pPr>
+      <w:r>
+        <w:rPr>
+          <w:rFonts w:ascii="Times New Roman" w:eastAsia="Times New Roman" w:hAnsi="Times New Roman" w:cs="Times New Roman"/>
+          <w:b/>
+          <w:bCs/>
+          <w:kern w:val="0"/>
+          <w:lang w:eastAsia="it-IT"/>
+          <w14:ligatures w14:val="none"/>
+        </w:rPr>
+        <w:t>Domanda del Prof:</w:t>
+      </w:r>
+      <w:r>
+        <w:rPr>
+          <w:rFonts w:ascii="Times New Roman" w:eastAsia="Times New Roman" w:hAnsi="Times New Roman" w:cs="Times New Roman"/>
+          <w:kern w:val="0"/>
+          <w:lang w:eastAsia="it-IT"/>
+          <w14:ligatures w14:val="none"/>
+        </w:rPr>
+        <w:t xml:space="preserve"> </w:t>
+      </w:r>
+      <w:r>
+        <w:rPr>
+          <w:rFonts w:ascii="Times New Roman" w:eastAsia="Times New Roman" w:hAnsi="Times New Roman" w:cs="Times New Roman"/>
+          <w:i/>
+          <w:iCs/>
+          <w:kern w:val="0"/>
+          <w:lang w:eastAsia="it-IT"/>
+          <w14:ligatures w14:val="none"/>
+        </w:rPr>
+        <w:t>"Cosa succede nel CSV se un file viene eliminato?"</w:t>
+      </w:r>
+    </w:p>
+    <w:p>
+      <w:pPr>
+        <w:numPr>
+          <w:ilvl w:val="0"/>
+          <w:numId w:val="31"/>
+        </w:numPr>
+        <w:spacing w:before="100" w:beforeAutospacing="1" w:after="100" w:afterAutospacing="1" w:line="240" w:lineRule="auto"/>
+        <w:rPr>
+          <w:rFonts w:ascii="Times New Roman" w:eastAsia="Times New Roman" w:hAnsi="Times New Roman" w:cs="Times New Roman"/>
+          <w:kern w:val="0"/>
+          <w:lang w:eastAsia="it-IT"/>
+          <w14:ligatures w14:val="none"/>
+        </w:rPr>
+      </w:pPr>
+      <w:r>
+        <w:rPr>
+          <w:rFonts w:ascii="Times New Roman" w:eastAsia="Times New Roman" w:hAnsi="Times New Roman" w:cs="Times New Roman"/>
+          <w:b/>
+          <w:bCs/>
+          <w:kern w:val="0"/>
+          <w:lang w:eastAsia="it-IT"/>
+          <w14:ligatures w14:val="none"/>
+        </w:rPr>
+        <w:t>Risposta:</w:t>
+      </w:r>
+      <w:r>
+        <w:rPr>
+          <w:rFonts w:ascii="Times New Roman" w:eastAsia="Times New Roman" w:hAnsi="Times New Roman" w:cs="Times New Roman"/>
+          <w:kern w:val="0"/>
+          <w:lang w:eastAsia="it-IT"/>
+          <w14:ligatures w14:val="none"/>
+        </w:rPr>
+        <w:t xml:space="preserve"> </w:t>
+      </w:r>
+      <w:r>
+        <w:rPr>
+          <w:rFonts w:ascii="Times New Roman" w:eastAsia="Times New Roman" w:hAnsi="Times New Roman" w:cs="Times New Roman"/>
+          <w:i/>
+          <w:iCs/>
+          <w:kern w:val="0"/>
+          <w:lang w:eastAsia="it-IT"/>
+          <w14:ligatures w14:val="none"/>
+        </w:rPr>
+        <w:t xml:space="preserve">"La libreria </w:t>
+      </w:r>
+      <w:proofErr w:type="spellStart"/>
+      <w:r>
+        <w:rPr>
+          <w:rFonts w:ascii="Courier New" w:eastAsia="Times New Roman" w:hAnsi="Courier New" w:cs="Courier New"/>
+          <w:i/>
+          <w:iCs/>
+          <w:kern w:val="0"/>
+          <w:sz w:val="20"/>
+          <w:szCs w:val="20"/>
+          <w:lang w:eastAsia="it-IT"/>
+          <w14:ligatures w14:val="none"/>
+        </w:rPr>
+        <w:t>watchfiles</w:t>
+      </w:r>
+      <w:proofErr w:type="spellEnd"/>
+      <w:r>
+        <w:rPr>
+          <w:rFonts w:ascii="Times New Roman" w:eastAsia="Times New Roman" w:hAnsi="Times New Roman" w:cs="Times New Roman"/>
+          <w:i/>
+          <w:iCs/>
+          <w:kern w:val="0"/>
+          <w:lang w:eastAsia="it-IT"/>
+          <w14:ligatures w14:val="none"/>
+        </w:rPr>
+        <w:t xml:space="preserve"> intercetta l'evento. Nella funzione </w:t>
+      </w:r>
+      <w:proofErr w:type="spellStart"/>
+      <w:r>
+        <w:rPr>
+          <w:rFonts w:ascii="Courier New" w:eastAsia="Times New Roman" w:hAnsi="Courier New" w:cs="Courier New"/>
+          <w:i/>
+          <w:iCs/>
+          <w:kern w:val="0"/>
+          <w:sz w:val="20"/>
+          <w:szCs w:val="20"/>
+          <w:lang w:eastAsia="it-IT"/>
+          <w14:ligatures w14:val="none"/>
+        </w:rPr>
+        <w:t>scrivi_csv</w:t>
+      </w:r>
+      <w:proofErr w:type="spellEnd"/>
+      <w:r>
+        <w:rPr>
+          <w:rFonts w:ascii="Times New Roman" w:eastAsia="Times New Roman" w:hAnsi="Times New Roman" w:cs="Times New Roman"/>
+          <w:i/>
+          <w:iCs/>
+          <w:kern w:val="0"/>
+          <w:lang w:eastAsia="it-IT"/>
+          <w14:ligatures w14:val="none"/>
+        </w:rPr>
+        <w:t xml:space="preserve"> abbiamo inserito un controllo condizionale con </w:t>
+      </w:r>
+      <w:proofErr w:type="spellStart"/>
+      <w:r>
+        <w:rPr>
+          <w:rFonts w:ascii="Courier New" w:eastAsia="Times New Roman" w:hAnsi="Courier New" w:cs="Courier New"/>
+          <w:i/>
+          <w:iCs/>
+          <w:kern w:val="0"/>
+          <w:sz w:val="20"/>
+          <w:szCs w:val="20"/>
+          <w:lang w:eastAsia="it-IT"/>
+          <w14:ligatures w14:val="none"/>
+        </w:rPr>
+        <w:t>is_</w:t>
+      </w:r>
+      <w:proofErr w:type="gramStart"/>
+      <w:r>
+        <w:rPr>
+          <w:rFonts w:ascii="Courier New" w:eastAsia="Times New Roman" w:hAnsi="Courier New" w:cs="Courier New"/>
+          <w:i/>
+          <w:iCs/>
+          <w:kern w:val="0"/>
+          <w:sz w:val="20"/>
+          <w:szCs w:val="20"/>
+          <w:lang w:eastAsia="it-IT"/>
+          <w14:ligatures w14:val="none"/>
+        </w:rPr>
+        <w:t>file</w:t>
+      </w:r>
+      <w:proofErr w:type="spellEnd"/>
+      <w:r>
+        <w:rPr>
+          <w:rFonts w:ascii="Courier New" w:eastAsia="Times New Roman" w:hAnsi="Courier New" w:cs="Courier New"/>
+          <w:i/>
+          <w:iCs/>
+          <w:kern w:val="0"/>
+          <w:sz w:val="20"/>
+          <w:szCs w:val="20"/>
+          <w:lang w:eastAsia="it-IT"/>
+          <w14:ligatures w14:val="none"/>
+        </w:rPr>
+        <w:t>(</w:t>
+      </w:r>
+      <w:proofErr w:type="gramEnd"/>
+      <w:r>
+        <w:rPr>
+          <w:rFonts w:ascii="Courier New" w:eastAsia="Times New Roman" w:hAnsi="Courier New" w:cs="Courier New"/>
+          <w:i/>
+          <w:iCs/>
+          <w:kern w:val="0"/>
+          <w:sz w:val="20"/>
+          <w:szCs w:val="20"/>
+          <w:lang w:eastAsia="it-IT"/>
+          <w14:ligatures w14:val="none"/>
+        </w:rPr>
+        <w:t>)</w:t>
+      </w:r>
+      <w:r>
+        <w:rPr>
+          <w:rFonts w:ascii="Times New Roman" w:eastAsia="Times New Roman" w:hAnsi="Times New Roman" w:cs="Times New Roman"/>
+          <w:i/>
+          <w:iCs/>
+          <w:kern w:val="0"/>
+          <w:lang w:eastAsia="it-IT"/>
+          <w14:ligatures w14:val="none"/>
+        </w:rPr>
+        <w:t xml:space="preserve">. Se il file è stato cancellato, non possiamo leggerne la dimensione o l'ultima modifica sul disco, quindi il programma evita il crash e scrive automaticamente </w:t>
+      </w:r>
+      <w:r>
+        <w:rPr>
+          <w:rFonts w:ascii="Courier New" w:eastAsia="Times New Roman" w:hAnsi="Courier New" w:cs="Courier New"/>
+          <w:i/>
+          <w:iCs/>
+          <w:kern w:val="0"/>
+          <w:sz w:val="20"/>
+          <w:szCs w:val="20"/>
+          <w:lang w:eastAsia="it-IT"/>
+          <w14:ligatures w14:val="none"/>
+        </w:rPr>
+        <w:t>N/D</w:t>
+      </w:r>
+      <w:r>
+        <w:rPr>
+          <w:rFonts w:ascii="Times New Roman" w:eastAsia="Times New Roman" w:hAnsi="Times New Roman" w:cs="Times New Roman"/>
+          <w:i/>
+          <w:iCs/>
+          <w:kern w:val="0"/>
+          <w:lang w:eastAsia="it-IT"/>
+          <w14:ligatures w14:val="none"/>
+        </w:rPr>
+        <w:t xml:space="preserve"> nel report."</w:t>
+      </w:r>
+    </w:p>
+    <w:p>
+      <w:pPr>
+        <w:spacing w:before="100" w:beforeAutospacing="1" w:after="100" w:afterAutospacing="1" w:line="240" w:lineRule="auto"/>
+        <w:rPr>
+          <w:rFonts w:ascii="Times New Roman" w:eastAsia="Times New Roman" w:hAnsi="Times New Roman" w:cs="Times New Roman"/>
+          <w:kern w:val="0"/>
+          <w:lang w:eastAsia="it-IT"/>
+          <w14:ligatures w14:val="none"/>
+        </w:rPr>
+      </w:pPr>
+    </w:p>
+    <w:p>
+      <w:pPr>
+        <w:spacing w:before="100" w:beforeAutospacing="1" w:after="100" w:afterAutospacing="1" w:line="240" w:lineRule="auto"/>
+        <w:rPr>
+          <w:rFonts w:ascii="Times New Roman" w:eastAsia="Times New Roman" w:hAnsi="Times New Roman" w:cs="Times New Roman"/>
+          <w:kern w:val="0"/>
+          <w:lang w:eastAsia="it-IT"/>
+          <w14:ligatures w14:val="none"/>
+        </w:rPr>
+      </w:pPr>
+    </w:p>
+    <w:p>
+      <w:pPr>
+        <w:spacing w:before="100" w:beforeAutospacing="1" w:after="100" w:afterAutospacing="1" w:line="240" w:lineRule="auto"/>
+        <w:rPr>
+          <w:rFonts w:ascii="Times New Roman" w:eastAsia="Times New Roman" w:hAnsi="Times New Roman" w:cs="Times New Roman"/>
+          <w:kern w:val="0"/>
+          <w:lang w:eastAsia="it-IT"/>
+          <w14:ligatures w14:val="none"/>
+        </w:rPr>
+      </w:pPr>
+    </w:p>
+    <w:p>
+      <w:pPr>
+        <w:spacing w:before="100" w:beforeAutospacing="1" w:after="100" w:afterAutospacing="1" w:line="240" w:lineRule="auto"/>
+        <w:rPr>
+          <w:rFonts w:ascii="Times New Roman" w:eastAsia="Times New Roman" w:hAnsi="Times New Roman" w:cs="Times New Roman"/>
+          <w:kern w:val="0"/>
+          <w:lang w:eastAsia="it-IT"/>
+          <w14:ligatures w14:val="none"/>
+        </w:rPr>
+      </w:pPr>
+    </w:p>
+    <w:p>
+      <w:pPr>
+        <w:spacing w:before="100" w:beforeAutospacing="1" w:after="100" w:afterAutospacing="1" w:line="240" w:lineRule="auto"/>
+        <w:rPr>
+          <w:rFonts w:ascii="Times New Roman" w:eastAsia="Times New Roman" w:hAnsi="Times New Roman" w:cs="Times New Roman"/>
+          <w:kern w:val="0"/>
+          <w:lang w:eastAsia="it-IT"/>
+          <w14:ligatures w14:val="none"/>
+        </w:rPr>
+      </w:pPr>
+    </w:p>
+    <w:p>
+      <w:pPr>
+        <w:spacing w:before="100" w:beforeAutospacing="1" w:after="100" w:afterAutospacing="1" w:line="240" w:lineRule="auto"/>
+        <w:rPr>
+          <w:rFonts w:ascii="Times New Roman" w:eastAsia="Times New Roman" w:hAnsi="Times New Roman" w:cs="Times New Roman"/>
+          <w:kern w:val="0"/>
+          <w:lang w:eastAsia="it-IT"/>
+          <w14:ligatures w14:val="none"/>
+        </w:rPr>
+      </w:pPr>
+      <w:r>
+        <w:rPr>
+          <w:rFonts w:ascii="Times New Roman" w:eastAsia="Times New Roman" w:hAnsi="Times New Roman" w:cs="Times New Roman"/>
+          <w:kern w:val="0"/>
+          <w:lang w:eastAsia="it-IT"/>
+          <w14:ligatures w14:val="none"/>
+        </w:rPr>
+        <w:t xml:space="preserve">Qui sotto (sempre con aiuto </w:t>
+      </w:r>
+      <w:proofErr w:type="spellStart"/>
+      <w:r>
+        <w:rPr>
+          <w:rFonts w:ascii="Times New Roman" w:eastAsia="Times New Roman" w:hAnsi="Times New Roman" w:cs="Times New Roman"/>
+          <w:kern w:val="0"/>
+          <w:lang w:eastAsia="it-IT"/>
+          <w14:ligatures w14:val="none"/>
+        </w:rPr>
+        <w:t>GemBellini</w:t>
+      </w:r>
+      <w:proofErr w:type="spellEnd"/>
+      <w:r>
+        <w:rPr>
+          <w:rFonts w:ascii="Times New Roman" w:eastAsia="Times New Roman" w:hAnsi="Times New Roman" w:cs="Times New Roman"/>
+          <w:kern w:val="0"/>
+          <w:lang w:eastAsia="it-IT"/>
+          <w14:ligatures w14:val="none"/>
+        </w:rPr>
+        <w:t>) una relazione tecnica di progetto che dobbiamo ragionare assieme.</w:t>
+      </w:r>
+    </w:p>
+    <w:p>
+      <w:pPr>
+        <w:spacing w:before="100" w:beforeAutospacing="1" w:after="100" w:afterAutospacing="1" w:line="240" w:lineRule="auto"/>
+        <w:rPr>
+          <w:rFonts w:ascii="Times New Roman" w:eastAsia="Times New Roman" w:hAnsi="Times New Roman" w:cs="Times New Roman"/>
+          <w:kern w:val="0"/>
+          <w:lang w:eastAsia="it-IT"/>
+          <w14:ligatures w14:val="none"/>
+        </w:rPr>
+      </w:pPr>
+    </w:p>
+    <w:p>
+      <w:pPr>
+        <w:spacing w:before="100" w:beforeAutospacing="1" w:after="100" w:afterAutospacing="1" w:line="240" w:lineRule="auto"/>
+        <w:rPr>
+          <w:rFonts w:ascii="Times New Roman" w:eastAsia="Times New Roman" w:hAnsi="Times New Roman" w:cs="Times New Roman"/>
+          <w:kern w:val="0"/>
+          <w:lang w:eastAsia="it-IT"/>
+          <w14:ligatures w14:val="none"/>
+        </w:rPr>
+      </w:pPr>
+    </w:p>
+    <w:p>
+      <w:pPr>
+        <w:spacing w:before="100" w:beforeAutospacing="1" w:after="100" w:afterAutospacing="1" w:line="240" w:lineRule="auto"/>
+        <w:rPr>
+          <w:rFonts w:ascii="Times New Roman" w:eastAsia="Times New Roman" w:hAnsi="Times New Roman" w:cs="Times New Roman"/>
+          <w:kern w:val="0"/>
+          <w:lang w:eastAsia="it-IT"/>
+          <w14:ligatures w14:val="none"/>
+        </w:rPr>
+      </w:pPr>
+    </w:p>
+    <w:p>
+      <w:pPr>
+        <w:spacing w:before="100" w:beforeAutospacing="1" w:after="100" w:afterAutospacing="1" w:line="240" w:lineRule="auto"/>
+        <w:outlineLvl w:val="0"/>
+        <w:rPr>
+          <w:rFonts w:ascii="Times New Roman" w:eastAsia="Times New Roman" w:hAnsi="Times New Roman" w:cs="Times New Roman"/>
+          <w:b/>
+          <w:bCs/>
+          <w:kern w:val="36"/>
+          <w:sz w:val="48"/>
+          <w:szCs w:val="48"/>
+          <w:lang w:eastAsia="it-IT"/>
+          <w14:ligatures w14:val="none"/>
+        </w:rPr>
+      </w:pPr>
+      <w:r>
+        <w:rPr>
+          <w:rFonts w:ascii="Times New Roman" w:eastAsia="Times New Roman" w:hAnsi="Times New Roman" w:cs="Times New Roman"/>
+          <w:b/>
+          <w:bCs/>
+          <w:kern w:val="36"/>
+          <w:sz w:val="48"/>
+          <w:szCs w:val="48"/>
+          <w:lang w:eastAsia="it-IT"/>
+          <w14:ligatures w14:val="none"/>
+        </w:rPr>
+        <w:lastRenderedPageBreak/>
+        <w:t>RELAZIONE TECNICA DI PROGETTO</w:t>
+      </w:r>
+    </w:p>
+    <w:p>
+      <w:pPr>
+        <w:spacing w:before="100" w:beforeAutospacing="1" w:after="100" w:afterAutospacing="1" w:line="240" w:lineRule="auto"/>
+        <w:rPr>
+          <w:rFonts w:ascii="Times New Roman" w:eastAsia="Times New Roman" w:hAnsi="Times New Roman" w:cs="Times New Roman"/>
+          <w:kern w:val="0"/>
+          <w:lang w:eastAsia="it-IT"/>
+          <w14:ligatures w14:val="none"/>
+        </w:rPr>
+      </w:pPr>
+      <w:r>
+        <w:rPr>
+          <w:rFonts w:ascii="Times New Roman" w:eastAsia="Times New Roman" w:hAnsi="Times New Roman" w:cs="Times New Roman"/>
+          <w:b/>
+          <w:bCs/>
+          <w:kern w:val="0"/>
+          <w:lang w:eastAsia="it-IT"/>
+          <w14:ligatures w14:val="none"/>
+        </w:rPr>
+        <w:t>Servizio di Monitoraggio e Backup Automatico Dinamico (monitor.py)</w:t>
+      </w:r>
+      <w:r>
+        <w:rPr>
+          <w:rFonts w:ascii="Times New Roman" w:eastAsia="Times New Roman" w:hAnsi="Times New Roman" w:cs="Times New Roman"/>
+          <w:kern w:val="0"/>
+          <w:lang w:eastAsia="it-IT"/>
+          <w14:ligatures w14:val="none"/>
+        </w:rPr>
+        <w:t xml:space="preserve"> </w:t>
+      </w:r>
+    </w:p>
+    <w:p>
+      <w:pPr>
+        <w:spacing w:before="100" w:beforeAutospacing="1" w:after="100" w:afterAutospacing="1" w:line="240" w:lineRule="auto"/>
+        <w:rPr>
+          <w:rFonts w:ascii="Times New Roman" w:eastAsia="Times New Roman" w:hAnsi="Times New Roman" w:cs="Times New Roman"/>
+          <w:kern w:val="0"/>
+          <w:lang w:eastAsia="it-IT"/>
+          <w14:ligatures w14:val="none"/>
+        </w:rPr>
+      </w:pPr>
+      <w:r>
+        <w:rPr>
+          <w:rFonts w:ascii="Times New Roman" w:eastAsia="Times New Roman" w:hAnsi="Times New Roman" w:cs="Times New Roman"/>
+          <w:b/>
+          <w:bCs/>
+          <w:kern w:val="0"/>
+          <w:lang w:eastAsia="it-IT"/>
+          <w14:ligatures w14:val="none"/>
+        </w:rPr>
+        <w:t>Sviluppatori:</w:t>
+      </w:r>
+      <w:r>
+        <w:rPr>
+          <w:rFonts w:ascii="Times New Roman" w:eastAsia="Times New Roman" w:hAnsi="Times New Roman" w:cs="Times New Roman"/>
+          <w:kern w:val="0"/>
+          <w:lang w:eastAsia="it-IT"/>
+          <w14:ligatures w14:val="none"/>
+        </w:rPr>
+        <w:t xml:space="preserve"> Carloumberto Olivieri e Simone Volpe</w:t>
+      </w:r>
+    </w:p>
+    <w:p>
+      <w:pPr>
+        <w:spacing w:before="100" w:beforeAutospacing="1" w:after="100" w:afterAutospacing="1" w:line="240" w:lineRule="auto"/>
+        <w:rPr>
+          <w:rFonts w:ascii="Times New Roman" w:eastAsia="Times New Roman" w:hAnsi="Times New Roman" w:cs="Times New Roman"/>
+          <w:kern w:val="0"/>
+          <w:lang w:eastAsia="it-IT"/>
+          <w14:ligatures w14:val="none"/>
+        </w:rPr>
+      </w:pPr>
+      <w:r>
+        <w:rPr>
+          <w:rFonts w:ascii="Times New Roman" w:eastAsia="Times New Roman" w:hAnsi="Times New Roman" w:cs="Times New Roman"/>
+          <w:b/>
+          <w:bCs/>
+          <w:kern w:val="0"/>
+          <w:lang w:eastAsia="it-IT"/>
+          <w14:ligatures w14:val="none"/>
+        </w:rPr>
+        <w:t>Versione Software:</w:t>
+      </w:r>
+      <w:r>
+        <w:rPr>
+          <w:rFonts w:ascii="Times New Roman" w:eastAsia="Times New Roman" w:hAnsi="Times New Roman" w:cs="Times New Roman"/>
+          <w:kern w:val="0"/>
+          <w:lang w:eastAsia="it-IT"/>
+          <w14:ligatures w14:val="none"/>
+        </w:rPr>
+        <w:t xml:space="preserve"> Rev. 4.0</w:t>
+      </w:r>
+    </w:p>
+    <w:p>
+      <w:pPr>
+        <w:spacing w:before="100" w:beforeAutospacing="1" w:after="100" w:afterAutospacing="1" w:line="240" w:lineRule="auto"/>
+        <w:outlineLvl w:val="1"/>
+        <w:rPr>
+          <w:rFonts w:ascii="Times New Roman" w:eastAsia="Times New Roman" w:hAnsi="Times New Roman" w:cs="Times New Roman"/>
+          <w:b/>
+          <w:bCs/>
+          <w:kern w:val="0"/>
+          <w:sz w:val="36"/>
+          <w:szCs w:val="36"/>
+          <w:lang w:eastAsia="it-IT"/>
+          <w14:ligatures w14:val="none"/>
+        </w:rPr>
+      </w:pPr>
+      <w:r>
+        <w:rPr>
+          <w:rFonts w:ascii="Times New Roman" w:eastAsia="Times New Roman" w:hAnsi="Times New Roman" w:cs="Times New Roman"/>
+          <w:b/>
+          <w:bCs/>
+          <w:kern w:val="0"/>
+          <w:sz w:val="36"/>
+          <w:szCs w:val="36"/>
+          <w:lang w:eastAsia="it-IT"/>
+          <w14:ligatures w14:val="none"/>
+        </w:rPr>
+        <w:t>1. Introduzione e Obiettivi del Progetto</w:t>
+      </w:r>
+    </w:p>
+    <w:p>
+      <w:pPr>
+        <w:spacing w:before="100" w:beforeAutospacing="1" w:after="100" w:afterAutospacing="1" w:line="240" w:lineRule="auto"/>
+        <w:rPr>
+          <w:rFonts w:ascii="Times New Roman" w:eastAsia="Times New Roman" w:hAnsi="Times New Roman" w:cs="Times New Roman"/>
+          <w:kern w:val="0"/>
+          <w:lang w:eastAsia="it-IT"/>
+          <w14:ligatures w14:val="none"/>
+        </w:rPr>
+      </w:pPr>
+      <w:r>
+        <w:rPr>
+          <w:rFonts w:ascii="Times New Roman" w:eastAsia="Times New Roman" w:hAnsi="Times New Roman" w:cs="Times New Roman"/>
+          <w:kern w:val="0"/>
+          <w:lang w:eastAsia="it-IT"/>
+          <w14:ligatures w14:val="none"/>
+        </w:rPr>
+        <w:t>Il progetto nasce dall'esigenza aziendale di garantire l'integrità e la sicurezza dei dati all'interno di specifiche aree di lavoro. L'obiettivo è lo sviluppo di un servizio software in ambiente Python capace di monitorare in tempo reale una cartella radice, intercettare le modifiche ai file, filtrarle in base a criteri di rilevanza e produrre un backup tempestivo in una destinazione sicura.</w:t>
+      </w:r>
+    </w:p>
+    <w:p>
+      <w:pPr>
+        <w:spacing w:before="100" w:beforeAutospacing="1" w:after="100" w:afterAutospacing="1" w:line="240" w:lineRule="auto"/>
+        <w:rPr>
+          <w:rFonts w:ascii="Times New Roman" w:eastAsia="Times New Roman" w:hAnsi="Times New Roman" w:cs="Times New Roman"/>
+          <w:kern w:val="0"/>
+          <w:lang w:eastAsia="it-IT"/>
+          <w14:ligatures w14:val="none"/>
+        </w:rPr>
+      </w:pPr>
+      <w:r>
+        <w:rPr>
+          <w:rFonts w:ascii="Times New Roman" w:eastAsia="Times New Roman" w:hAnsi="Times New Roman" w:cs="Times New Roman"/>
+          <w:kern w:val="0"/>
+          <w:lang w:eastAsia="it-IT"/>
+          <w14:ligatures w14:val="none"/>
+        </w:rPr>
+        <w:t>Le linee guida fondamentali seguite durante lo sviluppo sono state:</w:t>
+      </w:r>
+    </w:p>
+    <w:p>
+      <w:pPr>
+        <w:numPr>
+          <w:ilvl w:val="0"/>
+          <w:numId w:val="32"/>
+        </w:numPr>
+        <w:spacing w:before="100" w:beforeAutospacing="1" w:after="100" w:afterAutospacing="1" w:line="240" w:lineRule="auto"/>
+        <w:rPr>
+          <w:rFonts w:ascii="Times New Roman" w:eastAsia="Times New Roman" w:hAnsi="Times New Roman" w:cs="Times New Roman"/>
+          <w:kern w:val="0"/>
+          <w:lang w:eastAsia="it-IT"/>
+          <w14:ligatures w14:val="none"/>
+        </w:rPr>
+      </w:pPr>
+      <w:r>
+        <w:rPr>
+          <w:rFonts w:ascii="Times New Roman" w:eastAsia="Times New Roman" w:hAnsi="Times New Roman" w:cs="Times New Roman"/>
+          <w:b/>
+          <w:bCs/>
+          <w:kern w:val="0"/>
+          <w:lang w:eastAsia="it-IT"/>
+          <w14:ligatures w14:val="none"/>
+        </w:rPr>
+        <w:t>Robustezza:</w:t>
+      </w:r>
+      <w:r>
+        <w:rPr>
+          <w:rFonts w:ascii="Times New Roman" w:eastAsia="Times New Roman" w:hAnsi="Times New Roman" w:cs="Times New Roman"/>
+          <w:kern w:val="0"/>
+          <w:lang w:eastAsia="it-IT"/>
+          <w14:ligatures w14:val="none"/>
+        </w:rPr>
+        <w:t xml:space="preserve"> Tolleranza agli errori di </w:t>
+      </w:r>
+      <w:proofErr w:type="spellStart"/>
+      <w:r>
+        <w:rPr>
+          <w:rFonts w:ascii="Times New Roman" w:eastAsia="Times New Roman" w:hAnsi="Times New Roman" w:cs="Times New Roman"/>
+          <w:kern w:val="0"/>
+          <w:lang w:eastAsia="it-IT"/>
+          <w14:ligatures w14:val="none"/>
+        </w:rPr>
+        <w:t>runtime</w:t>
+      </w:r>
+      <w:proofErr w:type="spellEnd"/>
+      <w:r>
+        <w:rPr>
+          <w:rFonts w:ascii="Times New Roman" w:eastAsia="Times New Roman" w:hAnsi="Times New Roman" w:cs="Times New Roman"/>
+          <w:kern w:val="0"/>
+          <w:lang w:eastAsia="it-IT"/>
+          <w14:ligatures w14:val="none"/>
+        </w:rPr>
+        <w:t xml:space="preserve"> e gestione dei crash.</w:t>
+      </w:r>
+    </w:p>
+    <w:p>
+      <w:pPr>
+        <w:numPr>
+          <w:ilvl w:val="0"/>
+          <w:numId w:val="32"/>
+        </w:numPr>
+        <w:spacing w:before="100" w:beforeAutospacing="1" w:after="100" w:afterAutospacing="1" w:line="240" w:lineRule="auto"/>
+        <w:rPr>
+          <w:rFonts w:ascii="Times New Roman" w:eastAsia="Times New Roman" w:hAnsi="Times New Roman" w:cs="Times New Roman"/>
+          <w:kern w:val="0"/>
+          <w:lang w:eastAsia="it-IT"/>
+          <w14:ligatures w14:val="none"/>
+        </w:rPr>
+      </w:pPr>
+      <w:r>
+        <w:rPr>
+          <w:rFonts w:ascii="Times New Roman" w:eastAsia="Times New Roman" w:hAnsi="Times New Roman" w:cs="Times New Roman"/>
+          <w:b/>
+          <w:bCs/>
+          <w:kern w:val="0"/>
+          <w:lang w:eastAsia="it-IT"/>
+          <w14:ligatures w14:val="none"/>
+        </w:rPr>
+        <w:t>Manutenibilità (Open/</w:t>
+      </w:r>
+      <w:proofErr w:type="spellStart"/>
+      <w:r>
+        <w:rPr>
+          <w:rFonts w:ascii="Times New Roman" w:eastAsia="Times New Roman" w:hAnsi="Times New Roman" w:cs="Times New Roman"/>
+          <w:b/>
+          <w:bCs/>
+          <w:kern w:val="0"/>
+          <w:lang w:eastAsia="it-IT"/>
+          <w14:ligatures w14:val="none"/>
+        </w:rPr>
+        <w:t>Closed</w:t>
+      </w:r>
+      <w:proofErr w:type="spellEnd"/>
+      <w:r>
+        <w:rPr>
+          <w:rFonts w:ascii="Times New Roman" w:eastAsia="Times New Roman" w:hAnsi="Times New Roman" w:cs="Times New Roman"/>
+          <w:b/>
+          <w:bCs/>
+          <w:kern w:val="0"/>
+          <w:lang w:eastAsia="it-IT"/>
+          <w14:ligatures w14:val="none"/>
+        </w:rPr>
+        <w:t xml:space="preserve"> </w:t>
+      </w:r>
+      <w:proofErr w:type="spellStart"/>
+      <w:r>
+        <w:rPr>
+          <w:rFonts w:ascii="Times New Roman" w:eastAsia="Times New Roman" w:hAnsi="Times New Roman" w:cs="Times New Roman"/>
+          <w:b/>
+          <w:bCs/>
+          <w:kern w:val="0"/>
+          <w:lang w:eastAsia="it-IT"/>
+          <w14:ligatures w14:val="none"/>
+        </w:rPr>
+        <w:t>Principle</w:t>
+      </w:r>
+      <w:proofErr w:type="spellEnd"/>
+      <w:r>
+        <w:rPr>
+          <w:rFonts w:ascii="Times New Roman" w:eastAsia="Times New Roman" w:hAnsi="Times New Roman" w:cs="Times New Roman"/>
+          <w:b/>
+          <w:bCs/>
+          <w:kern w:val="0"/>
+          <w:lang w:eastAsia="it-IT"/>
+          <w14:ligatures w14:val="none"/>
+        </w:rPr>
+        <w:t>):</w:t>
+      </w:r>
+      <w:r>
+        <w:rPr>
+          <w:rFonts w:ascii="Times New Roman" w:eastAsia="Times New Roman" w:hAnsi="Times New Roman" w:cs="Times New Roman"/>
+          <w:kern w:val="0"/>
+          <w:lang w:eastAsia="it-IT"/>
+          <w14:ligatures w14:val="none"/>
+        </w:rPr>
+        <w:t xml:space="preserve"> Possibilità di estendere o modificare i parametri operativi del software senza dover modificare il codice sorgente.</w:t>
+      </w:r>
+    </w:p>
+    <w:p>
+      <w:pPr>
+        <w:numPr>
+          <w:ilvl w:val="0"/>
+          <w:numId w:val="32"/>
+        </w:numPr>
+        <w:spacing w:before="100" w:beforeAutospacing="1" w:after="100" w:afterAutospacing="1" w:line="240" w:lineRule="auto"/>
+        <w:rPr>
+          <w:rFonts w:ascii="Times New Roman" w:eastAsia="Times New Roman" w:hAnsi="Times New Roman" w:cs="Times New Roman"/>
+          <w:kern w:val="0"/>
+          <w:lang w:eastAsia="it-IT"/>
+          <w14:ligatures w14:val="none"/>
+        </w:rPr>
+      </w:pPr>
+      <w:r>
+        <w:rPr>
+          <w:rFonts w:ascii="Times New Roman" w:eastAsia="Times New Roman" w:hAnsi="Times New Roman" w:cs="Times New Roman"/>
+          <w:b/>
+          <w:bCs/>
+          <w:kern w:val="0"/>
+          <w:lang w:eastAsia="it-IT"/>
+          <w14:ligatures w14:val="none"/>
+        </w:rPr>
+        <w:t>Separazione delle Responsabilità:</w:t>
+      </w:r>
+      <w:r>
+        <w:rPr>
+          <w:rFonts w:ascii="Times New Roman" w:eastAsia="Times New Roman" w:hAnsi="Times New Roman" w:cs="Times New Roman"/>
+          <w:kern w:val="0"/>
+          <w:lang w:eastAsia="it-IT"/>
+          <w14:ligatures w14:val="none"/>
+        </w:rPr>
+        <w:t xml:space="preserve"> Divisione netta tra loghi di sistema e report operativi.</w:t>
+      </w:r>
+    </w:p>
+    <w:p>
+      <w:pPr>
+        <w:spacing w:before="100" w:beforeAutospacing="1" w:after="100" w:afterAutospacing="1" w:line="240" w:lineRule="auto"/>
+        <w:outlineLvl w:val="1"/>
+        <w:rPr>
+          <w:rFonts w:ascii="Times New Roman" w:eastAsia="Times New Roman" w:hAnsi="Times New Roman" w:cs="Times New Roman"/>
+          <w:b/>
+          <w:bCs/>
+          <w:kern w:val="0"/>
+          <w:sz w:val="36"/>
+          <w:szCs w:val="36"/>
+          <w:lang w:eastAsia="it-IT"/>
+          <w14:ligatures w14:val="none"/>
+        </w:rPr>
+      </w:pPr>
+      <w:r>
+        <w:rPr>
+          <w:rFonts w:ascii="Times New Roman" w:eastAsia="Times New Roman" w:hAnsi="Times New Roman" w:cs="Times New Roman"/>
+          <w:b/>
+          <w:bCs/>
+          <w:kern w:val="0"/>
+          <w:sz w:val="36"/>
+          <w:szCs w:val="36"/>
+          <w:lang w:eastAsia="it-IT"/>
+          <w14:ligatures w14:val="none"/>
+        </w:rPr>
+        <w:t>2. Architettura del Sistema e File di Configurazione</w:t>
+      </w:r>
+    </w:p>
+    <w:p>
+      <w:pPr>
+        <w:spacing w:before="100" w:beforeAutospacing="1" w:after="100" w:afterAutospacing="1" w:line="240" w:lineRule="auto"/>
+        <w:rPr>
+          <w:rFonts w:ascii="Times New Roman" w:eastAsia="Times New Roman" w:hAnsi="Times New Roman" w:cs="Times New Roman"/>
+          <w:kern w:val="0"/>
+          <w:lang w:eastAsia="it-IT"/>
+          <w14:ligatures w14:val="none"/>
+        </w:rPr>
+      </w:pPr>
+      <w:r>
+        <w:rPr>
+          <w:rFonts w:ascii="Times New Roman" w:eastAsia="Times New Roman" w:hAnsi="Times New Roman" w:cs="Times New Roman"/>
+          <w:kern w:val="0"/>
+          <w:lang w:eastAsia="it-IT"/>
+          <w14:ligatures w14:val="none"/>
+        </w:rPr>
+        <w:t>Per evitare l'</w:t>
+      </w:r>
+      <w:proofErr w:type="spellStart"/>
+      <w:r>
+        <w:rPr>
+          <w:rFonts w:ascii="Times New Roman" w:eastAsia="Times New Roman" w:hAnsi="Times New Roman" w:cs="Times New Roman"/>
+          <w:kern w:val="0"/>
+          <w:lang w:eastAsia="it-IT"/>
+          <w14:ligatures w14:val="none"/>
+        </w:rPr>
+        <w:t>hardcoding</w:t>
+      </w:r>
+      <w:proofErr w:type="spellEnd"/>
+      <w:r>
+        <w:rPr>
+          <w:rFonts w:ascii="Times New Roman" w:eastAsia="Times New Roman" w:hAnsi="Times New Roman" w:cs="Times New Roman"/>
+          <w:kern w:val="0"/>
+          <w:lang w:eastAsia="it-IT"/>
+          <w14:ligatures w14:val="none"/>
+        </w:rPr>
+        <w:t xml:space="preserve"> dei percorsi (che avrebbe vincolato il programma a una singola macchina), è stata implementata l'architettura basata sul file esterno </w:t>
+      </w:r>
+      <w:proofErr w:type="spellStart"/>
+      <w:r>
+        <w:rPr>
+          <w:rFonts w:ascii="Courier New" w:eastAsia="Times New Roman" w:hAnsi="Courier New" w:cs="Courier New"/>
+          <w:kern w:val="0"/>
+          <w:sz w:val="20"/>
+          <w:szCs w:val="20"/>
+          <w:lang w:eastAsia="it-IT"/>
+          <w14:ligatures w14:val="none"/>
+        </w:rPr>
+        <w:t>conf.conf</w:t>
+      </w:r>
+      <w:proofErr w:type="spellEnd"/>
+      <w:r>
+        <w:rPr>
+          <w:rFonts w:ascii="Times New Roman" w:eastAsia="Times New Roman" w:hAnsi="Times New Roman" w:cs="Times New Roman"/>
+          <w:kern w:val="0"/>
+          <w:lang w:eastAsia="it-IT"/>
+          <w14:ligatures w14:val="none"/>
+        </w:rPr>
+        <w:t>. Questo file permette a un amministratore o a un'azienda cliente di configurare l'intero comportamento del software.</w:t>
+      </w:r>
+    </w:p>
+    <w:p>
+      <w:pPr>
+        <w:spacing w:before="100" w:beforeAutospacing="1" w:after="100" w:afterAutospacing="1" w:line="240" w:lineRule="auto"/>
+        <w:outlineLvl w:val="2"/>
+        <w:rPr>
+          <w:rFonts w:ascii="Times New Roman" w:eastAsia="Times New Roman" w:hAnsi="Times New Roman" w:cs="Times New Roman"/>
+          <w:b/>
+          <w:bCs/>
+          <w:kern w:val="0"/>
+          <w:sz w:val="27"/>
+          <w:szCs w:val="27"/>
+          <w:lang w:eastAsia="it-IT"/>
+          <w14:ligatures w14:val="none"/>
+        </w:rPr>
+      </w:pPr>
+      <w:r>
+        <w:rPr>
+          <w:rFonts w:ascii="Times New Roman" w:eastAsia="Times New Roman" w:hAnsi="Times New Roman" w:cs="Times New Roman"/>
+          <w:b/>
+          <w:bCs/>
+          <w:kern w:val="0"/>
+          <w:sz w:val="27"/>
+          <w:szCs w:val="27"/>
+          <w:lang w:eastAsia="it-IT"/>
+          <w14:ligatures w14:val="none"/>
+        </w:rPr>
+        <w:t xml:space="preserve">Struttura del file </w:t>
+      </w:r>
+      <w:proofErr w:type="spellStart"/>
+      <w:r>
+        <w:rPr>
+          <w:rFonts w:ascii="Courier New" w:eastAsia="Times New Roman" w:hAnsi="Courier New" w:cs="Courier New"/>
+          <w:b/>
+          <w:bCs/>
+          <w:kern w:val="0"/>
+          <w:sz w:val="20"/>
+          <w:szCs w:val="20"/>
+          <w:lang w:eastAsia="it-IT"/>
+          <w14:ligatures w14:val="none"/>
+        </w:rPr>
+        <w:t>conf.conf</w:t>
+      </w:r>
+      <w:proofErr w:type="spellEnd"/>
+      <w:r>
+        <w:rPr>
+          <w:rFonts w:ascii="Times New Roman" w:eastAsia="Times New Roman" w:hAnsi="Times New Roman" w:cs="Times New Roman"/>
+          <w:b/>
+          <w:bCs/>
+          <w:kern w:val="0"/>
+          <w:sz w:val="27"/>
+          <w:szCs w:val="27"/>
+          <w:lang w:eastAsia="it-IT"/>
+          <w14:ligatures w14:val="none"/>
+        </w:rPr>
+        <w:t>:</w:t>
+      </w:r>
+    </w:p>
+    <w:p>
+      <w:pPr>
+        <w:spacing w:before="100" w:beforeAutospacing="1" w:after="100" w:afterAutospacing="1" w:line="240" w:lineRule="auto"/>
+        <w:rPr>
+          <w:rFonts w:ascii="Times New Roman" w:eastAsia="Times New Roman" w:hAnsi="Times New Roman" w:cs="Times New Roman"/>
+          <w:kern w:val="0"/>
+          <w:lang w:eastAsia="it-IT"/>
+          <w14:ligatures w14:val="none"/>
+        </w:rPr>
+      </w:pPr>
+      <w:r>
+        <w:rPr>
+          <w:rFonts w:ascii="Times New Roman" w:eastAsia="Times New Roman" w:hAnsi="Times New Roman" w:cs="Times New Roman"/>
+          <w:kern w:val="0"/>
+          <w:lang w:eastAsia="it-IT"/>
+          <w14:ligatures w14:val="none"/>
+        </w:rPr>
+        <w:t xml:space="preserve">Il file supporta l'inserimento di righe vuote e commenti documentativi tramite il carattere </w:t>
+      </w:r>
+      <w:r>
+        <w:rPr>
+          <w:rFonts w:ascii="Courier New" w:eastAsia="Times New Roman" w:hAnsi="Courier New" w:cs="Courier New"/>
+          <w:kern w:val="0"/>
+          <w:sz w:val="20"/>
+          <w:szCs w:val="20"/>
+          <w:lang w:eastAsia="it-IT"/>
+          <w14:ligatures w14:val="none"/>
+        </w:rPr>
+        <w:t>#</w:t>
+      </w:r>
+      <w:r>
+        <w:rPr>
+          <w:rFonts w:ascii="Times New Roman" w:eastAsia="Times New Roman" w:hAnsi="Times New Roman" w:cs="Times New Roman"/>
+          <w:kern w:val="0"/>
+          <w:lang w:eastAsia="it-IT"/>
+          <w14:ligatures w14:val="none"/>
+        </w:rPr>
+        <w:t>.</w:t>
+      </w:r>
+    </w:p>
+    <w:p>
+      <w:pPr>
         <w:spacing w:after="0" w:line="240" w:lineRule="auto"/>
-      </w:pPr>
-    </w:p>
-    <w:p>
-      <w:pPr>
+        <w:rPr>
+          <w:rFonts w:ascii="Times New Roman" w:eastAsia="Times New Roman" w:hAnsi="Times New Roman" w:cs="Times New Roman"/>
+          <w:kern w:val="0"/>
+          <w:lang w:eastAsia="it-IT"/>
+          <w14:ligatures w14:val="none"/>
+        </w:rPr>
+      </w:pPr>
+      <w:proofErr w:type="spellStart"/>
+      <w:r>
+        <w:rPr>
+          <w:rFonts w:ascii="Times New Roman" w:eastAsia="Times New Roman" w:hAnsi="Times New Roman" w:cs="Times New Roman"/>
+          <w:kern w:val="0"/>
+          <w:lang w:eastAsia="it-IT"/>
+          <w14:ligatures w14:val="none"/>
+        </w:rPr>
+        <w:t>Plaintext</w:t>
+      </w:r>
+      <w:proofErr w:type="spellEnd"/>
+    </w:p>
+    <w:p>
+      <w:pPr>
+        <w:tabs>
+          <w:tab w:val="left" w:pos="916"/>
+          <w:tab w:val="left" w:pos="1832"/>
+          <w:tab w:val="left" w:pos="2748"/>
+          <w:tab w:val="left" w:pos="3664"/>
+          <w:tab w:val="left" w:pos="4580"/>
+          <w:tab w:val="left" w:pos="5496"/>
+          <w:tab w:val="left" w:pos="6412"/>
+          <w:tab w:val="left" w:pos="7328"/>
+          <w:tab w:val="left" w:pos="8244"/>
+          <w:tab w:val="left" w:pos="9160"/>
+          <w:tab w:val="left" w:pos="10076"/>
+          <w:tab w:val="left" w:pos="10992"/>
+          <w:tab w:val="left" w:pos="11908"/>
+          <w:tab w:val="left" w:pos="12824"/>
+          <w:tab w:val="left" w:pos="13740"/>
+          <w:tab w:val="left" w:pos="14656"/>
+        </w:tabs>
         <w:spacing w:after="0" w:line="240" w:lineRule="auto"/>
+        <w:rPr>
+          <w:rFonts w:ascii="Courier New" w:eastAsia="Times New Roman" w:hAnsi="Courier New" w:cs="Courier New"/>
+          <w:kern w:val="0"/>
+          <w:sz w:val="20"/>
+          <w:szCs w:val="20"/>
+          <w:lang w:eastAsia="it-IT"/>
+          <w14:ligatures w14:val="none"/>
+        </w:rPr>
+      </w:pPr>
+      <w:r>
+        <w:rPr>
+          <w:rFonts w:ascii="Courier New" w:eastAsia="Times New Roman" w:hAnsi="Courier New" w:cs="Courier New"/>
+          <w:kern w:val="0"/>
+          <w:sz w:val="20"/>
+          <w:szCs w:val="20"/>
+          <w:lang w:eastAsia="it-IT"/>
+          <w14:ligatures w14:val="none"/>
+        </w:rPr>
+        <w:t># Cartella principale del cliente</w:t>
+      </w:r>
+    </w:p>
+    <w:p>
+      <w:pPr>
+        <w:tabs>
+          <w:tab w:val="left" w:pos="916"/>
+          <w:tab w:val="left" w:pos="1832"/>
+          <w:tab w:val="left" w:pos="2748"/>
+          <w:tab w:val="left" w:pos="3664"/>
+          <w:tab w:val="left" w:pos="4580"/>
+          <w:tab w:val="left" w:pos="5496"/>
+          <w:tab w:val="left" w:pos="6412"/>
+          <w:tab w:val="left" w:pos="7328"/>
+          <w:tab w:val="left" w:pos="8244"/>
+          <w:tab w:val="left" w:pos="9160"/>
+          <w:tab w:val="left" w:pos="10076"/>
+          <w:tab w:val="left" w:pos="10992"/>
+          <w:tab w:val="left" w:pos="11908"/>
+          <w:tab w:val="left" w:pos="12824"/>
+          <w:tab w:val="left" w:pos="13740"/>
+          <w:tab w:val="left" w:pos="14656"/>
+        </w:tabs>
+        <w:spacing w:after="0" w:line="240" w:lineRule="auto"/>
+        <w:rPr>
+          <w:rFonts w:ascii="Courier New" w:eastAsia="Times New Roman" w:hAnsi="Courier New" w:cs="Courier New"/>
+          <w:kern w:val="0"/>
+          <w:sz w:val="20"/>
+          <w:szCs w:val="20"/>
+          <w:lang w:eastAsia="it-IT"/>
+          <w14:ligatures w14:val="none"/>
+        </w:rPr>
+      </w:pPr>
+      <w:proofErr w:type="spellStart"/>
+      <w:r>
+        <w:rPr>
+          <w:rFonts w:ascii="Courier New" w:eastAsia="Times New Roman" w:hAnsi="Courier New" w:cs="Courier New"/>
+          <w:kern w:val="0"/>
+          <w:sz w:val="20"/>
+          <w:szCs w:val="20"/>
+          <w:lang w:eastAsia="it-IT"/>
+          <w14:ligatures w14:val="none"/>
+        </w:rPr>
+        <w:t>path_cartella_da_osservare</w:t>
+      </w:r>
+      <w:proofErr w:type="spellEnd"/>
+      <w:r>
+        <w:rPr>
+          <w:rFonts w:ascii="Courier New" w:eastAsia="Times New Roman" w:hAnsi="Courier New" w:cs="Courier New"/>
+          <w:kern w:val="0"/>
+          <w:sz w:val="20"/>
+          <w:szCs w:val="20"/>
+          <w:lang w:eastAsia="it-IT"/>
+          <w14:ligatures w14:val="none"/>
+        </w:rPr>
+        <w:t>="C:\Work\marconilab"</w:t>
+      </w:r>
+    </w:p>
+    <w:p>
+      <w:pPr>
+        <w:tabs>
+          <w:tab w:val="left" w:pos="916"/>
+          <w:tab w:val="left" w:pos="1832"/>
+          <w:tab w:val="left" w:pos="2748"/>
+          <w:tab w:val="left" w:pos="3664"/>
+          <w:tab w:val="left" w:pos="4580"/>
+          <w:tab w:val="left" w:pos="5496"/>
+          <w:tab w:val="left" w:pos="6412"/>
+          <w:tab w:val="left" w:pos="7328"/>
+          <w:tab w:val="left" w:pos="8244"/>
+          <w:tab w:val="left" w:pos="9160"/>
+          <w:tab w:val="left" w:pos="10076"/>
+          <w:tab w:val="left" w:pos="10992"/>
+          <w:tab w:val="left" w:pos="11908"/>
+          <w:tab w:val="left" w:pos="12824"/>
+          <w:tab w:val="left" w:pos="13740"/>
+          <w:tab w:val="left" w:pos="14656"/>
+        </w:tabs>
+        <w:spacing w:after="0" w:line="240" w:lineRule="auto"/>
+        <w:rPr>
+          <w:rFonts w:ascii="Courier New" w:eastAsia="Times New Roman" w:hAnsi="Courier New" w:cs="Courier New"/>
+          <w:kern w:val="0"/>
+          <w:sz w:val="20"/>
+          <w:szCs w:val="20"/>
+          <w:lang w:eastAsia="it-IT"/>
+          <w14:ligatures w14:val="none"/>
+        </w:rPr>
+      </w:pPr>
+    </w:p>
+    <w:p>
+      <w:pPr>
+        <w:tabs>
+          <w:tab w:val="left" w:pos="916"/>
+          <w:tab w:val="left" w:pos="1832"/>
+          <w:tab w:val="left" w:pos="2748"/>
+          <w:tab w:val="left" w:pos="3664"/>
+          <w:tab w:val="left" w:pos="4580"/>
+          <w:tab w:val="left" w:pos="5496"/>
+          <w:tab w:val="left" w:pos="6412"/>
+          <w:tab w:val="left" w:pos="7328"/>
+          <w:tab w:val="left" w:pos="8244"/>
+          <w:tab w:val="left" w:pos="9160"/>
+          <w:tab w:val="left" w:pos="10076"/>
+          <w:tab w:val="left" w:pos="10992"/>
+          <w:tab w:val="left" w:pos="11908"/>
+          <w:tab w:val="left" w:pos="12824"/>
+          <w:tab w:val="left" w:pos="13740"/>
+          <w:tab w:val="left" w:pos="14656"/>
+        </w:tabs>
+        <w:spacing w:after="0" w:line="240" w:lineRule="auto"/>
+        <w:rPr>
+          <w:rFonts w:ascii="Courier New" w:eastAsia="Times New Roman" w:hAnsi="Courier New" w:cs="Courier New"/>
+          <w:kern w:val="0"/>
+          <w:sz w:val="20"/>
+          <w:szCs w:val="20"/>
+          <w:lang w:eastAsia="it-IT"/>
+          <w14:ligatures w14:val="none"/>
+        </w:rPr>
+      </w:pPr>
+      <w:r>
+        <w:rPr>
+          <w:rFonts w:ascii="Courier New" w:eastAsia="Times New Roman" w:hAnsi="Courier New" w:cs="Courier New"/>
+          <w:kern w:val="0"/>
+          <w:sz w:val="20"/>
+          <w:szCs w:val="20"/>
+          <w:lang w:eastAsia="it-IT"/>
+          <w14:ligatures w14:val="none"/>
+        </w:rPr>
+        <w:t># Destinazione del backup sicuro</w:t>
+      </w:r>
+    </w:p>
+    <w:p>
+      <w:pPr>
+        <w:tabs>
+          <w:tab w:val="left" w:pos="916"/>
+          <w:tab w:val="left" w:pos="1832"/>
+          <w:tab w:val="left" w:pos="2748"/>
+          <w:tab w:val="left" w:pos="3664"/>
+          <w:tab w:val="left" w:pos="4580"/>
+          <w:tab w:val="left" w:pos="5496"/>
+          <w:tab w:val="left" w:pos="6412"/>
+          <w:tab w:val="left" w:pos="7328"/>
+          <w:tab w:val="left" w:pos="8244"/>
+          <w:tab w:val="left" w:pos="9160"/>
+          <w:tab w:val="left" w:pos="10076"/>
+          <w:tab w:val="left" w:pos="10992"/>
+          <w:tab w:val="left" w:pos="11908"/>
+          <w:tab w:val="left" w:pos="12824"/>
+          <w:tab w:val="left" w:pos="13740"/>
+          <w:tab w:val="left" w:pos="14656"/>
+        </w:tabs>
+        <w:spacing w:after="0" w:line="240" w:lineRule="auto"/>
+        <w:rPr>
+          <w:rFonts w:ascii="Courier New" w:eastAsia="Times New Roman" w:hAnsi="Courier New" w:cs="Courier New"/>
+          <w:kern w:val="0"/>
+          <w:sz w:val="20"/>
+          <w:szCs w:val="20"/>
+          <w:lang w:eastAsia="it-IT"/>
+          <w14:ligatures w14:val="none"/>
+        </w:rPr>
+      </w:pPr>
+      <w:proofErr w:type="spellStart"/>
+      <w:r>
+        <w:rPr>
+          <w:rFonts w:ascii="Courier New" w:eastAsia="Times New Roman" w:hAnsi="Courier New" w:cs="Courier New"/>
+          <w:kern w:val="0"/>
+          <w:sz w:val="20"/>
+          <w:szCs w:val="20"/>
+          <w:lang w:eastAsia="it-IT"/>
+          <w14:ligatures w14:val="none"/>
+        </w:rPr>
+        <w:t>path_cartella_backup</w:t>
+      </w:r>
+      <w:proofErr w:type="spellEnd"/>
+      <w:r>
+        <w:rPr>
+          <w:rFonts w:ascii="Courier New" w:eastAsia="Times New Roman" w:hAnsi="Courier New" w:cs="Courier New"/>
+          <w:kern w:val="0"/>
+          <w:sz w:val="20"/>
+          <w:szCs w:val="20"/>
+          <w:lang w:eastAsia="it-IT"/>
+          <w14:ligatures w14:val="none"/>
+        </w:rPr>
+        <w:t>="C:\Work2\backup"</w:t>
+      </w:r>
+    </w:p>
+    <w:p>
+      <w:pPr>
+        <w:tabs>
+          <w:tab w:val="left" w:pos="916"/>
+          <w:tab w:val="left" w:pos="1832"/>
+          <w:tab w:val="left" w:pos="2748"/>
+          <w:tab w:val="left" w:pos="3664"/>
+          <w:tab w:val="left" w:pos="4580"/>
+          <w:tab w:val="left" w:pos="5496"/>
+          <w:tab w:val="left" w:pos="6412"/>
+          <w:tab w:val="left" w:pos="7328"/>
+          <w:tab w:val="left" w:pos="8244"/>
+          <w:tab w:val="left" w:pos="9160"/>
+          <w:tab w:val="left" w:pos="10076"/>
+          <w:tab w:val="left" w:pos="10992"/>
+          <w:tab w:val="left" w:pos="11908"/>
+          <w:tab w:val="left" w:pos="12824"/>
+          <w:tab w:val="left" w:pos="13740"/>
+          <w:tab w:val="left" w:pos="14656"/>
+        </w:tabs>
+        <w:spacing w:after="0" w:line="240" w:lineRule="auto"/>
+        <w:rPr>
+          <w:rFonts w:ascii="Courier New" w:eastAsia="Times New Roman" w:hAnsi="Courier New" w:cs="Courier New"/>
+          <w:kern w:val="0"/>
+          <w:sz w:val="20"/>
+          <w:szCs w:val="20"/>
+          <w:lang w:eastAsia="it-IT"/>
+          <w14:ligatures w14:val="none"/>
+        </w:rPr>
+      </w:pPr>
+    </w:p>
+    <w:p>
+      <w:pPr>
+        <w:tabs>
+          <w:tab w:val="left" w:pos="916"/>
+          <w:tab w:val="left" w:pos="1832"/>
+          <w:tab w:val="left" w:pos="2748"/>
+          <w:tab w:val="left" w:pos="3664"/>
+          <w:tab w:val="left" w:pos="4580"/>
+          <w:tab w:val="left" w:pos="5496"/>
+          <w:tab w:val="left" w:pos="6412"/>
+          <w:tab w:val="left" w:pos="7328"/>
+          <w:tab w:val="left" w:pos="8244"/>
+          <w:tab w:val="left" w:pos="9160"/>
+          <w:tab w:val="left" w:pos="10076"/>
+          <w:tab w:val="left" w:pos="10992"/>
+          <w:tab w:val="left" w:pos="11908"/>
+          <w:tab w:val="left" w:pos="12824"/>
+          <w:tab w:val="left" w:pos="13740"/>
+          <w:tab w:val="left" w:pos="14656"/>
+        </w:tabs>
+        <w:spacing w:after="0" w:line="240" w:lineRule="auto"/>
+        <w:rPr>
+          <w:rFonts w:ascii="Courier New" w:eastAsia="Times New Roman" w:hAnsi="Courier New" w:cs="Courier New"/>
+          <w:kern w:val="0"/>
+          <w:sz w:val="20"/>
+          <w:szCs w:val="20"/>
+          <w:lang w:eastAsia="it-IT"/>
+          <w14:ligatures w14:val="none"/>
+        </w:rPr>
+      </w:pPr>
+      <w:r>
+        <w:rPr>
+          <w:rFonts w:ascii="Courier New" w:eastAsia="Times New Roman" w:hAnsi="Courier New" w:cs="Courier New"/>
+          <w:kern w:val="0"/>
+          <w:sz w:val="20"/>
+          <w:szCs w:val="20"/>
+          <w:lang w:eastAsia="it-IT"/>
+          <w14:ligatures w14:val="none"/>
+        </w:rPr>
+        <w:t># Sottocartelle specifiche da monitorare (separate da virgola)</w:t>
+      </w:r>
+    </w:p>
+    <w:p>
+      <w:pPr>
+        <w:tabs>
+          <w:tab w:val="left" w:pos="916"/>
+          <w:tab w:val="left" w:pos="1832"/>
+          <w:tab w:val="left" w:pos="2748"/>
+          <w:tab w:val="left" w:pos="3664"/>
+          <w:tab w:val="left" w:pos="4580"/>
+          <w:tab w:val="left" w:pos="5496"/>
+          <w:tab w:val="left" w:pos="6412"/>
+          <w:tab w:val="left" w:pos="7328"/>
+          <w:tab w:val="left" w:pos="8244"/>
+          <w:tab w:val="left" w:pos="9160"/>
+          <w:tab w:val="left" w:pos="10076"/>
+          <w:tab w:val="left" w:pos="10992"/>
+          <w:tab w:val="left" w:pos="11908"/>
+          <w:tab w:val="left" w:pos="12824"/>
+          <w:tab w:val="left" w:pos="13740"/>
+          <w:tab w:val="left" w:pos="14656"/>
+        </w:tabs>
+        <w:spacing w:after="0" w:line="240" w:lineRule="auto"/>
+        <w:rPr>
+          <w:rFonts w:ascii="Courier New" w:eastAsia="Times New Roman" w:hAnsi="Courier New" w:cs="Courier New"/>
+          <w:kern w:val="0"/>
+          <w:sz w:val="20"/>
+          <w:szCs w:val="20"/>
+          <w:lang w:eastAsia="it-IT"/>
+          <w14:ligatures w14:val="none"/>
+        </w:rPr>
+      </w:pPr>
+      <w:proofErr w:type="spellStart"/>
+      <w:r>
+        <w:rPr>
+          <w:rFonts w:ascii="Courier New" w:eastAsia="Times New Roman" w:hAnsi="Courier New" w:cs="Courier New"/>
+          <w:kern w:val="0"/>
+          <w:sz w:val="20"/>
+          <w:szCs w:val="20"/>
+          <w:lang w:eastAsia="it-IT"/>
+          <w14:ligatures w14:val="none"/>
+        </w:rPr>
+        <w:t>sottocartelle_da_monitorare</w:t>
+      </w:r>
+      <w:proofErr w:type="spellEnd"/>
+      <w:r>
+        <w:rPr>
+          <w:rFonts w:ascii="Courier New" w:eastAsia="Times New Roman" w:hAnsi="Courier New" w:cs="Courier New"/>
+          <w:kern w:val="0"/>
+          <w:sz w:val="20"/>
+          <w:szCs w:val="20"/>
+          <w:lang w:eastAsia="it-IT"/>
+          <w14:ligatures w14:val="none"/>
+        </w:rPr>
+        <w:t>="</w:t>
+      </w:r>
+      <w:proofErr w:type="spellStart"/>
+      <w:proofErr w:type="gramStart"/>
+      <w:r>
+        <w:rPr>
+          <w:rFonts w:ascii="Courier New" w:eastAsia="Times New Roman" w:hAnsi="Courier New" w:cs="Courier New"/>
+          <w:kern w:val="0"/>
+          <w:sz w:val="20"/>
+          <w:szCs w:val="20"/>
+          <w:lang w:eastAsia="it-IT"/>
+          <w14:ligatures w14:val="none"/>
+        </w:rPr>
+        <w:t>clienti,preventivi</w:t>
+      </w:r>
+      <w:proofErr w:type="gramEnd"/>
+      <w:r>
+        <w:rPr>
+          <w:rFonts w:ascii="Courier New" w:eastAsia="Times New Roman" w:hAnsi="Courier New" w:cs="Courier New"/>
+          <w:kern w:val="0"/>
+          <w:sz w:val="20"/>
+          <w:szCs w:val="20"/>
+          <w:lang w:eastAsia="it-IT"/>
+          <w14:ligatures w14:val="none"/>
+        </w:rPr>
+        <w:t>,amministrazione</w:t>
+      </w:r>
+      <w:proofErr w:type="spellEnd"/>
+      <w:r>
+        <w:rPr>
+          <w:rFonts w:ascii="Courier New" w:eastAsia="Times New Roman" w:hAnsi="Courier New" w:cs="Courier New"/>
+          <w:kern w:val="0"/>
+          <w:sz w:val="20"/>
+          <w:szCs w:val="20"/>
+          <w:lang w:eastAsia="it-IT"/>
+          <w14:ligatures w14:val="none"/>
+        </w:rPr>
+        <w:t>"</w:t>
+      </w:r>
+    </w:p>
+    <w:p>
+      <w:pPr>
+        <w:tabs>
+          <w:tab w:val="left" w:pos="916"/>
+          <w:tab w:val="left" w:pos="1832"/>
+          <w:tab w:val="left" w:pos="2748"/>
+          <w:tab w:val="left" w:pos="3664"/>
+          <w:tab w:val="left" w:pos="4580"/>
+          <w:tab w:val="left" w:pos="5496"/>
+          <w:tab w:val="left" w:pos="6412"/>
+          <w:tab w:val="left" w:pos="7328"/>
+          <w:tab w:val="left" w:pos="8244"/>
+          <w:tab w:val="left" w:pos="9160"/>
+          <w:tab w:val="left" w:pos="10076"/>
+          <w:tab w:val="left" w:pos="10992"/>
+          <w:tab w:val="left" w:pos="11908"/>
+          <w:tab w:val="left" w:pos="12824"/>
+          <w:tab w:val="left" w:pos="13740"/>
+          <w:tab w:val="left" w:pos="14656"/>
+        </w:tabs>
+        <w:spacing w:after="0" w:line="240" w:lineRule="auto"/>
+        <w:rPr>
+          <w:rFonts w:ascii="Courier New" w:eastAsia="Times New Roman" w:hAnsi="Courier New" w:cs="Courier New"/>
+          <w:kern w:val="0"/>
+          <w:sz w:val="20"/>
+          <w:szCs w:val="20"/>
+          <w:lang w:eastAsia="it-IT"/>
+          <w14:ligatures w14:val="none"/>
+        </w:rPr>
+      </w:pPr>
+    </w:p>
+    <w:p>
+      <w:pPr>
+        <w:tabs>
+          <w:tab w:val="left" w:pos="916"/>
+          <w:tab w:val="left" w:pos="1832"/>
+          <w:tab w:val="left" w:pos="2748"/>
+          <w:tab w:val="left" w:pos="3664"/>
+          <w:tab w:val="left" w:pos="4580"/>
+          <w:tab w:val="left" w:pos="5496"/>
+          <w:tab w:val="left" w:pos="6412"/>
+          <w:tab w:val="left" w:pos="7328"/>
+          <w:tab w:val="left" w:pos="8244"/>
+          <w:tab w:val="left" w:pos="9160"/>
+          <w:tab w:val="left" w:pos="10076"/>
+          <w:tab w:val="left" w:pos="10992"/>
+          <w:tab w:val="left" w:pos="11908"/>
+          <w:tab w:val="left" w:pos="12824"/>
+          <w:tab w:val="left" w:pos="13740"/>
+          <w:tab w:val="left" w:pos="14656"/>
+        </w:tabs>
+        <w:spacing w:after="0" w:line="240" w:lineRule="auto"/>
+        <w:rPr>
+          <w:rFonts w:ascii="Courier New" w:eastAsia="Times New Roman" w:hAnsi="Courier New" w:cs="Courier New"/>
+          <w:kern w:val="0"/>
+          <w:sz w:val="20"/>
+          <w:szCs w:val="20"/>
+          <w:lang w:eastAsia="it-IT"/>
+          <w14:ligatures w14:val="none"/>
+        </w:rPr>
+      </w:pPr>
+      <w:r>
+        <w:rPr>
+          <w:rFonts w:ascii="Courier New" w:eastAsia="Times New Roman" w:hAnsi="Courier New" w:cs="Courier New"/>
+          <w:kern w:val="0"/>
+          <w:sz w:val="20"/>
+          <w:szCs w:val="20"/>
+          <w:lang w:eastAsia="it-IT"/>
+          <w14:ligatures w14:val="none"/>
+        </w:rPr>
+        <w:t># Posizione del report aziendale</w:t>
+      </w:r>
+    </w:p>
+    <w:p>
+      <w:pPr>
+        <w:tabs>
+          <w:tab w:val="left" w:pos="916"/>
+          <w:tab w:val="left" w:pos="1832"/>
+          <w:tab w:val="left" w:pos="2748"/>
+          <w:tab w:val="left" w:pos="3664"/>
+          <w:tab w:val="left" w:pos="4580"/>
+          <w:tab w:val="left" w:pos="5496"/>
+          <w:tab w:val="left" w:pos="6412"/>
+          <w:tab w:val="left" w:pos="7328"/>
+          <w:tab w:val="left" w:pos="8244"/>
+          <w:tab w:val="left" w:pos="9160"/>
+          <w:tab w:val="left" w:pos="10076"/>
+          <w:tab w:val="left" w:pos="10992"/>
+          <w:tab w:val="left" w:pos="11908"/>
+          <w:tab w:val="left" w:pos="12824"/>
+          <w:tab w:val="left" w:pos="13740"/>
+          <w:tab w:val="left" w:pos="14656"/>
+        </w:tabs>
+        <w:spacing w:after="0" w:line="240" w:lineRule="auto"/>
+        <w:rPr>
+          <w:rFonts w:ascii="Courier New" w:eastAsia="Times New Roman" w:hAnsi="Courier New" w:cs="Courier New"/>
+          <w:kern w:val="0"/>
+          <w:sz w:val="20"/>
+          <w:szCs w:val="20"/>
+          <w:lang w:eastAsia="it-IT"/>
+          <w14:ligatures w14:val="none"/>
+        </w:rPr>
+      </w:pPr>
+      <w:proofErr w:type="spellStart"/>
+      <w:r>
+        <w:rPr>
+          <w:rFonts w:ascii="Courier New" w:eastAsia="Times New Roman" w:hAnsi="Courier New" w:cs="Courier New"/>
+          <w:kern w:val="0"/>
+          <w:sz w:val="20"/>
+          <w:szCs w:val="20"/>
+          <w:lang w:eastAsia="it-IT"/>
+          <w14:ligatures w14:val="none"/>
+        </w:rPr>
+        <w:t>path_file_csv</w:t>
+      </w:r>
+      <w:proofErr w:type="spellEnd"/>
+      <w:r>
+        <w:rPr>
+          <w:rFonts w:ascii="Courier New" w:eastAsia="Times New Roman" w:hAnsi="Courier New" w:cs="Courier New"/>
+          <w:kern w:val="0"/>
+          <w:sz w:val="20"/>
+          <w:szCs w:val="20"/>
+          <w:lang w:eastAsia="it-IT"/>
+          <w14:ligatures w14:val="none"/>
+        </w:rPr>
+        <w:t>="data/report_monitoraggio.csv"</w:t>
+      </w:r>
+    </w:p>
+    <w:p>
+      <w:pPr>
+        <w:spacing w:before="100" w:beforeAutospacing="1" w:after="100" w:afterAutospacing="1" w:line="240" w:lineRule="auto"/>
+        <w:outlineLvl w:val="1"/>
+        <w:rPr>
+          <w:rFonts w:ascii="Times New Roman" w:eastAsia="Times New Roman" w:hAnsi="Times New Roman" w:cs="Times New Roman"/>
+          <w:b/>
+          <w:bCs/>
+          <w:kern w:val="0"/>
+          <w:sz w:val="36"/>
+          <w:szCs w:val="36"/>
+          <w:lang w:eastAsia="it-IT"/>
+          <w14:ligatures w14:val="none"/>
+        </w:rPr>
+      </w:pPr>
+      <w:r>
+        <w:rPr>
+          <w:rFonts w:ascii="Times New Roman" w:eastAsia="Times New Roman" w:hAnsi="Times New Roman" w:cs="Times New Roman"/>
+          <w:b/>
+          <w:bCs/>
+          <w:kern w:val="0"/>
+          <w:sz w:val="36"/>
+          <w:szCs w:val="36"/>
+          <w:lang w:eastAsia="it-IT"/>
+          <w14:ligatures w14:val="none"/>
+        </w:rPr>
+        <w:t>3. Logica di Sviluppo e Funzionalità Principali</w:t>
+      </w:r>
+    </w:p>
+    <w:p>
+      <w:pPr>
+        <w:spacing w:before="100" w:beforeAutospacing="1" w:after="100" w:afterAutospacing="1" w:line="240" w:lineRule="auto"/>
+        <w:outlineLvl w:val="2"/>
+        <w:rPr>
+          <w:rFonts w:ascii="Times New Roman" w:eastAsia="Times New Roman" w:hAnsi="Times New Roman" w:cs="Times New Roman"/>
+          <w:b/>
+          <w:bCs/>
+          <w:kern w:val="0"/>
+          <w:sz w:val="27"/>
+          <w:szCs w:val="27"/>
+          <w:lang w:eastAsia="it-IT"/>
+          <w14:ligatures w14:val="none"/>
+        </w:rPr>
+      </w:pPr>
+      <w:r>
+        <w:rPr>
+          <w:rFonts w:ascii="Times New Roman" w:eastAsia="Times New Roman" w:hAnsi="Times New Roman" w:cs="Times New Roman"/>
+          <w:b/>
+          <w:bCs/>
+          <w:kern w:val="0"/>
+          <w:sz w:val="27"/>
+          <w:szCs w:val="27"/>
+          <w:lang w:eastAsia="it-IT"/>
+          <w14:ligatures w14:val="none"/>
+        </w:rPr>
+        <w:t>3.1 Parser di Configurazione Robusto (</w:t>
+      </w:r>
+      <w:proofErr w:type="spellStart"/>
+      <w:r>
+        <w:rPr>
+          <w:rFonts w:ascii="Courier New" w:eastAsia="Times New Roman" w:hAnsi="Courier New" w:cs="Courier New"/>
+          <w:b/>
+          <w:bCs/>
+          <w:kern w:val="0"/>
+          <w:sz w:val="20"/>
+          <w:szCs w:val="20"/>
+          <w:lang w:eastAsia="it-IT"/>
+          <w14:ligatures w14:val="none"/>
+        </w:rPr>
+        <w:t>percorsi_conf</w:t>
+      </w:r>
+      <w:proofErr w:type="spellEnd"/>
+      <w:r>
+        <w:rPr>
+          <w:rFonts w:ascii="Times New Roman" w:eastAsia="Times New Roman" w:hAnsi="Times New Roman" w:cs="Times New Roman"/>
+          <w:b/>
+          <w:bCs/>
+          <w:kern w:val="0"/>
+          <w:sz w:val="27"/>
+          <w:szCs w:val="27"/>
+          <w:lang w:eastAsia="it-IT"/>
+          <w14:ligatures w14:val="none"/>
+        </w:rPr>
+        <w:t>)</w:t>
+      </w:r>
+    </w:p>
+    <w:p>
+      <w:pPr>
+        <w:spacing w:before="100" w:beforeAutospacing="1" w:after="100" w:afterAutospacing="1" w:line="240" w:lineRule="auto"/>
+        <w:rPr>
+          <w:rFonts w:ascii="Times New Roman" w:eastAsia="Times New Roman" w:hAnsi="Times New Roman" w:cs="Times New Roman"/>
+          <w:kern w:val="0"/>
+          <w:lang w:eastAsia="it-IT"/>
+          <w14:ligatures w14:val="none"/>
+        </w:rPr>
+      </w:pPr>
+      <w:r>
+        <w:rPr>
+          <w:rFonts w:ascii="Times New Roman" w:eastAsia="Times New Roman" w:hAnsi="Times New Roman" w:cs="Times New Roman"/>
+          <w:kern w:val="0"/>
+          <w:lang w:eastAsia="it-IT"/>
+          <w14:ligatures w14:val="none"/>
+        </w:rPr>
+        <w:lastRenderedPageBreak/>
+        <w:t xml:space="preserve">La funzione analizza il file </w:t>
+      </w:r>
+      <w:r>
+        <w:rPr>
+          <w:rFonts w:ascii="Courier New" w:eastAsia="Times New Roman" w:hAnsi="Courier New" w:cs="Courier New"/>
+          <w:kern w:val="0"/>
+          <w:sz w:val="20"/>
+          <w:szCs w:val="20"/>
+          <w:lang w:eastAsia="it-IT"/>
+          <w14:ligatures w14:val="none"/>
+        </w:rPr>
+        <w:t>.</w:t>
+      </w:r>
+      <w:proofErr w:type="spellStart"/>
+      <w:r>
+        <w:rPr>
+          <w:rFonts w:ascii="Courier New" w:eastAsia="Times New Roman" w:hAnsi="Courier New" w:cs="Courier New"/>
+          <w:kern w:val="0"/>
+          <w:sz w:val="20"/>
+          <w:szCs w:val="20"/>
+          <w:lang w:eastAsia="it-IT"/>
+          <w14:ligatures w14:val="none"/>
+        </w:rPr>
+        <w:t>conf</w:t>
+      </w:r>
+      <w:proofErr w:type="spellEnd"/>
+      <w:r>
+        <w:rPr>
+          <w:rFonts w:ascii="Times New Roman" w:eastAsia="Times New Roman" w:hAnsi="Times New Roman" w:cs="Times New Roman"/>
+          <w:kern w:val="0"/>
+          <w:lang w:eastAsia="it-IT"/>
+          <w14:ligatures w14:val="none"/>
+        </w:rPr>
+        <w:t xml:space="preserve"> riga per riga. Include un "filtro di sicurezza" che ignora le righe vuote, i commenti o le righe malformate mediante l'istruzione </w:t>
+      </w:r>
+      <w:r>
+        <w:rPr>
+          <w:rFonts w:ascii="Courier New" w:eastAsia="Times New Roman" w:hAnsi="Courier New" w:cs="Courier New"/>
+          <w:kern w:val="0"/>
+          <w:sz w:val="20"/>
+          <w:szCs w:val="20"/>
+          <w:lang w:eastAsia="it-IT"/>
+          <w14:ligatures w14:val="none"/>
+        </w:rPr>
+        <w:t>continue</w:t>
+      </w:r>
+      <w:r>
+        <w:rPr>
+          <w:rFonts w:ascii="Times New Roman" w:eastAsia="Times New Roman" w:hAnsi="Times New Roman" w:cs="Times New Roman"/>
+          <w:kern w:val="0"/>
+          <w:lang w:eastAsia="it-IT"/>
+          <w14:ligatures w14:val="none"/>
+        </w:rPr>
+        <w:t xml:space="preserve">. Pulisce i dati da spazi e virgolette, e trasforma la stringa delle sottocartelle in una lista Python tramite il </w:t>
+      </w:r>
+      <w:proofErr w:type="gramStart"/>
+      <w:r>
+        <w:rPr>
+          <w:rFonts w:ascii="Times New Roman" w:eastAsia="Times New Roman" w:hAnsi="Times New Roman" w:cs="Times New Roman"/>
+          <w:kern w:val="0"/>
+          <w:lang w:eastAsia="it-IT"/>
+          <w14:ligatures w14:val="none"/>
+        </w:rPr>
+        <w:t xml:space="preserve">metodo </w:t>
+      </w:r>
+      <w:r>
+        <w:rPr>
+          <w:rFonts w:ascii="Courier New" w:eastAsia="Times New Roman" w:hAnsi="Courier New" w:cs="Courier New"/>
+          <w:kern w:val="0"/>
+          <w:sz w:val="20"/>
+          <w:szCs w:val="20"/>
+          <w:lang w:eastAsia="it-IT"/>
+          <w14:ligatures w14:val="none"/>
+        </w:rPr>
+        <w:t>.split</w:t>
+      </w:r>
+      <w:proofErr w:type="gramEnd"/>
+      <w:r>
+        <w:rPr>
+          <w:rFonts w:ascii="Courier New" w:eastAsia="Times New Roman" w:hAnsi="Courier New" w:cs="Courier New"/>
+          <w:kern w:val="0"/>
+          <w:sz w:val="20"/>
+          <w:szCs w:val="20"/>
+          <w:lang w:eastAsia="it-IT"/>
+          <w14:ligatures w14:val="none"/>
+        </w:rPr>
+        <w:t>(",")</w:t>
+      </w:r>
+      <w:r>
+        <w:rPr>
+          <w:rFonts w:ascii="Times New Roman" w:eastAsia="Times New Roman" w:hAnsi="Times New Roman" w:cs="Times New Roman"/>
+          <w:kern w:val="0"/>
+          <w:lang w:eastAsia="it-IT"/>
+          <w14:ligatures w14:val="none"/>
+        </w:rPr>
+        <w:t>.</w:t>
+      </w:r>
+    </w:p>
+    <w:p>
+      <w:pPr>
+        <w:spacing w:before="100" w:beforeAutospacing="1" w:after="100" w:afterAutospacing="1" w:line="240" w:lineRule="auto"/>
+        <w:outlineLvl w:val="2"/>
+        <w:rPr>
+          <w:rFonts w:ascii="Times New Roman" w:eastAsia="Times New Roman" w:hAnsi="Times New Roman" w:cs="Times New Roman"/>
+          <w:b/>
+          <w:bCs/>
+          <w:kern w:val="0"/>
+          <w:sz w:val="27"/>
+          <w:szCs w:val="27"/>
+          <w:lang w:eastAsia="it-IT"/>
+          <w14:ligatures w14:val="none"/>
+        </w:rPr>
+      </w:pPr>
+      <w:r>
+        <w:rPr>
+          <w:rFonts w:ascii="Times New Roman" w:eastAsia="Times New Roman" w:hAnsi="Times New Roman" w:cs="Times New Roman"/>
+          <w:b/>
+          <w:bCs/>
+          <w:kern w:val="0"/>
+          <w:sz w:val="27"/>
+          <w:szCs w:val="27"/>
+          <w:lang w:eastAsia="it-IT"/>
+          <w14:ligatures w14:val="none"/>
+        </w:rPr>
+        <w:t>3.2 Il Motore di Monitoraggio e Controllo dei Filtri</w:t>
+      </w:r>
+    </w:p>
+    <w:p>
+      <w:pPr>
+        <w:spacing w:before="100" w:beforeAutospacing="1" w:after="100" w:afterAutospacing="1" w:line="240" w:lineRule="auto"/>
+        <w:rPr>
+          <w:rFonts w:ascii="Times New Roman" w:eastAsia="Times New Roman" w:hAnsi="Times New Roman" w:cs="Times New Roman"/>
+          <w:kern w:val="0"/>
+          <w:lang w:eastAsia="it-IT"/>
+          <w14:ligatures w14:val="none"/>
+        </w:rPr>
+      </w:pPr>
+      <w:r>
+        <w:rPr>
+          <w:rFonts w:ascii="Times New Roman" w:eastAsia="Times New Roman" w:hAnsi="Times New Roman" w:cs="Times New Roman"/>
+          <w:kern w:val="0"/>
+          <w:lang w:eastAsia="it-IT"/>
+          <w14:ligatures w14:val="none"/>
+        </w:rPr>
+        <w:t xml:space="preserve">Il cuore del programma sfrutta la libreria </w:t>
+      </w:r>
+      <w:proofErr w:type="spellStart"/>
+      <w:r>
+        <w:rPr>
+          <w:rFonts w:ascii="Courier New" w:eastAsia="Times New Roman" w:hAnsi="Courier New" w:cs="Courier New"/>
+          <w:kern w:val="0"/>
+          <w:sz w:val="20"/>
+          <w:szCs w:val="20"/>
+          <w:lang w:eastAsia="it-IT"/>
+          <w14:ligatures w14:val="none"/>
+        </w:rPr>
+        <w:t>watchfiles</w:t>
+      </w:r>
+      <w:proofErr w:type="spellEnd"/>
+      <w:r>
+        <w:rPr>
+          <w:rFonts w:ascii="Times New Roman" w:eastAsia="Times New Roman" w:hAnsi="Times New Roman" w:cs="Times New Roman"/>
+          <w:kern w:val="0"/>
+          <w:lang w:eastAsia="it-IT"/>
+          <w14:ligatures w14:val="none"/>
+        </w:rPr>
+        <w:t>. Ad ogni evento intercettato, il sistema esegue due controlli cruciali:</w:t>
+      </w:r>
+    </w:p>
+    <w:p>
+      <w:pPr>
+        <w:numPr>
+          <w:ilvl w:val="0"/>
+          <w:numId w:val="33"/>
+        </w:numPr>
+        <w:spacing w:before="100" w:beforeAutospacing="1" w:after="100" w:afterAutospacing="1" w:line="240" w:lineRule="auto"/>
+        <w:rPr>
+          <w:rFonts w:ascii="Times New Roman" w:eastAsia="Times New Roman" w:hAnsi="Times New Roman" w:cs="Times New Roman"/>
+          <w:kern w:val="0"/>
+          <w:lang w:eastAsia="it-IT"/>
+          <w14:ligatures w14:val="none"/>
+        </w:rPr>
+      </w:pPr>
+      <w:r>
+        <w:rPr>
+          <w:rFonts w:ascii="Times New Roman" w:eastAsia="Times New Roman" w:hAnsi="Times New Roman" w:cs="Times New Roman"/>
+          <w:b/>
+          <w:bCs/>
+          <w:kern w:val="0"/>
+          <w:lang w:eastAsia="it-IT"/>
+          <w14:ligatures w14:val="none"/>
+        </w:rPr>
+        <w:t>Filtro di appartenenza (</w:t>
+      </w:r>
+      <w:proofErr w:type="spellStart"/>
+      <w:r>
+        <w:rPr>
+          <w:rFonts w:ascii="Courier New" w:eastAsia="Times New Roman" w:hAnsi="Courier New" w:cs="Courier New"/>
+          <w:b/>
+          <w:bCs/>
+          <w:kern w:val="0"/>
+          <w:sz w:val="20"/>
+          <w:szCs w:val="20"/>
+          <w:lang w:eastAsia="it-IT"/>
+          <w14:ligatures w14:val="none"/>
+        </w:rPr>
+        <w:t>file_in_cartelle_monitorate</w:t>
+      </w:r>
+      <w:proofErr w:type="spellEnd"/>
+      <w:r>
+        <w:rPr>
+          <w:rFonts w:ascii="Times New Roman" w:eastAsia="Times New Roman" w:hAnsi="Times New Roman" w:cs="Times New Roman"/>
+          <w:b/>
+          <w:bCs/>
+          <w:kern w:val="0"/>
+          <w:lang w:eastAsia="it-IT"/>
+          <w14:ligatures w14:val="none"/>
+        </w:rPr>
+        <w:t>):</w:t>
+      </w:r>
+      <w:r>
+        <w:rPr>
+          <w:rFonts w:ascii="Times New Roman" w:eastAsia="Times New Roman" w:hAnsi="Times New Roman" w:cs="Times New Roman"/>
+          <w:kern w:val="0"/>
+          <w:lang w:eastAsia="it-IT"/>
+          <w14:ligatures w14:val="none"/>
+        </w:rPr>
+        <w:t xml:space="preserve"> Verifica se il file modificato appartiene a una delle sottocartelle autorizzate (es. </w:t>
+      </w:r>
+      <w:r>
+        <w:rPr>
+          <w:rFonts w:ascii="Courier New" w:eastAsia="Times New Roman" w:hAnsi="Courier New" w:cs="Courier New"/>
+          <w:kern w:val="0"/>
+          <w:sz w:val="20"/>
+          <w:szCs w:val="20"/>
+          <w:lang w:eastAsia="it-IT"/>
+          <w14:ligatures w14:val="none"/>
+        </w:rPr>
+        <w:t>clienti</w:t>
+      </w:r>
+      <w:r>
+        <w:rPr>
+          <w:rFonts w:ascii="Times New Roman" w:eastAsia="Times New Roman" w:hAnsi="Times New Roman" w:cs="Times New Roman"/>
+          <w:kern w:val="0"/>
+          <w:lang w:eastAsia="it-IT"/>
+          <w14:ligatures w14:val="none"/>
+        </w:rPr>
+        <w:t>). Se il file si trova nella radice o in aree non configurate, viene ignorato.</w:t>
+      </w:r>
+    </w:p>
+    <w:p>
+      <w:pPr>
+        <w:numPr>
+          <w:ilvl w:val="0"/>
+          <w:numId w:val="33"/>
+        </w:numPr>
+        <w:spacing w:before="100" w:beforeAutospacing="1" w:after="100" w:afterAutospacing="1" w:line="240" w:lineRule="auto"/>
+        <w:rPr>
+          <w:rFonts w:ascii="Times New Roman" w:eastAsia="Times New Roman" w:hAnsi="Times New Roman" w:cs="Times New Roman"/>
+          <w:kern w:val="0"/>
+          <w:lang w:eastAsia="it-IT"/>
+          <w14:ligatures w14:val="none"/>
+        </w:rPr>
+      </w:pPr>
+      <w:r>
+        <w:rPr>
+          <w:rFonts w:ascii="Times New Roman" w:eastAsia="Times New Roman" w:hAnsi="Times New Roman" w:cs="Times New Roman"/>
+          <w:b/>
+          <w:bCs/>
+          <w:kern w:val="0"/>
+          <w:lang w:eastAsia="it-IT"/>
+          <w14:ligatures w14:val="none"/>
+        </w:rPr>
+        <w:t>Gestione delle eliminazioni:</w:t>
+      </w:r>
+      <w:r>
+        <w:rPr>
+          <w:rFonts w:ascii="Times New Roman" w:eastAsia="Times New Roman" w:hAnsi="Times New Roman" w:cs="Times New Roman"/>
+          <w:kern w:val="0"/>
+          <w:lang w:eastAsia="it-IT"/>
+          <w14:ligatures w14:val="none"/>
+        </w:rPr>
+        <w:t xml:space="preserve"> Se un file viene cancellato, il sistema lo intercetta. Evita di tentare un backup impossibile e registra l'evento nel CSV inserendo il valore di sicurezza </w:t>
+      </w:r>
+      <w:r>
+        <w:rPr>
+          <w:rFonts w:ascii="Courier New" w:eastAsia="Times New Roman" w:hAnsi="Courier New" w:cs="Courier New"/>
+          <w:kern w:val="0"/>
+          <w:sz w:val="20"/>
+          <w:szCs w:val="20"/>
+          <w:lang w:eastAsia="it-IT"/>
+          <w14:ligatures w14:val="none"/>
+        </w:rPr>
+        <w:t>"N/D"</w:t>
+      </w:r>
+      <w:r>
+        <w:rPr>
+          <w:rFonts w:ascii="Times New Roman" w:eastAsia="Times New Roman" w:hAnsi="Times New Roman" w:cs="Times New Roman"/>
+          <w:kern w:val="0"/>
+          <w:lang w:eastAsia="it-IT"/>
+          <w14:ligatures w14:val="none"/>
+        </w:rPr>
+        <w:t xml:space="preserve"> (Non Disponibile) per i metadati non più leggibili sul disco.</w:t>
+      </w:r>
+    </w:p>
+    <w:p>
+      <w:pPr>
+        <w:spacing w:before="100" w:beforeAutospacing="1" w:after="100" w:afterAutospacing="1" w:line="240" w:lineRule="auto"/>
+        <w:outlineLvl w:val="2"/>
+        <w:rPr>
+          <w:rFonts w:ascii="Times New Roman" w:eastAsia="Times New Roman" w:hAnsi="Times New Roman" w:cs="Times New Roman"/>
+          <w:b/>
+          <w:bCs/>
+          <w:kern w:val="0"/>
+          <w:sz w:val="27"/>
+          <w:szCs w:val="27"/>
+          <w:lang w:eastAsia="it-IT"/>
+          <w14:ligatures w14:val="none"/>
+        </w:rPr>
+      </w:pPr>
+      <w:r>
+        <w:rPr>
+          <w:rFonts w:ascii="Times New Roman" w:eastAsia="Times New Roman" w:hAnsi="Times New Roman" w:cs="Times New Roman"/>
+          <w:b/>
+          <w:bCs/>
+          <w:kern w:val="0"/>
+          <w:sz w:val="27"/>
+          <w:szCs w:val="27"/>
+          <w:lang w:eastAsia="it-IT"/>
+          <w14:ligatures w14:val="none"/>
+        </w:rPr>
+        <w:t>3.3 Log di Sistema vs Report CSV</w:t>
+      </w:r>
+    </w:p>
+    <w:p>
+      <w:pPr>
+        <w:spacing w:before="100" w:beforeAutospacing="1" w:after="100" w:afterAutospacing="1" w:line="240" w:lineRule="auto"/>
+        <w:rPr>
+          <w:rFonts w:ascii="Times New Roman" w:eastAsia="Times New Roman" w:hAnsi="Times New Roman" w:cs="Times New Roman"/>
+          <w:kern w:val="0"/>
+          <w:lang w:eastAsia="it-IT"/>
+          <w14:ligatures w14:val="none"/>
+        </w:rPr>
+      </w:pPr>
+      <w:r>
+        <w:rPr>
+          <w:rFonts w:ascii="Times New Roman" w:eastAsia="Times New Roman" w:hAnsi="Times New Roman" w:cs="Times New Roman"/>
+          <w:kern w:val="0"/>
+          <w:lang w:eastAsia="it-IT"/>
+          <w14:ligatures w14:val="none"/>
+        </w:rPr>
+        <w:t>Il software implementa una gestione differenziata delle informazioni:</w:t>
+      </w:r>
+    </w:p>
+    <w:p>
+      <w:pPr>
+        <w:numPr>
+          <w:ilvl w:val="0"/>
+          <w:numId w:val="34"/>
+        </w:numPr>
+        <w:spacing w:before="100" w:beforeAutospacing="1" w:after="100" w:afterAutospacing="1" w:line="240" w:lineRule="auto"/>
+        <w:rPr>
+          <w:rFonts w:ascii="Times New Roman" w:eastAsia="Times New Roman" w:hAnsi="Times New Roman" w:cs="Times New Roman"/>
+          <w:kern w:val="0"/>
+          <w:lang w:eastAsia="it-IT"/>
+          <w14:ligatures w14:val="none"/>
+        </w:rPr>
+      </w:pPr>
+      <w:r>
+        <w:rPr>
+          <w:rFonts w:ascii="Courier New" w:eastAsia="Times New Roman" w:hAnsi="Courier New" w:cs="Courier New"/>
+          <w:b/>
+          <w:bCs/>
+          <w:kern w:val="0"/>
+          <w:sz w:val="20"/>
+          <w:szCs w:val="20"/>
+          <w:lang w:eastAsia="it-IT"/>
+          <w14:ligatures w14:val="none"/>
+        </w:rPr>
+        <w:t>monitor.log</w:t>
+      </w:r>
+      <w:r>
+        <w:rPr>
+          <w:rFonts w:ascii="Times New Roman" w:eastAsia="Times New Roman" w:hAnsi="Times New Roman" w:cs="Times New Roman"/>
+          <w:b/>
+          <w:bCs/>
+          <w:kern w:val="0"/>
+          <w:lang w:eastAsia="it-IT"/>
+          <w14:ligatures w14:val="none"/>
+        </w:rPr>
+        <w:t xml:space="preserve"> (Log di Sistema):</w:t>
+      </w:r>
+      <w:r>
+        <w:rPr>
+          <w:rFonts w:ascii="Times New Roman" w:eastAsia="Times New Roman" w:hAnsi="Times New Roman" w:cs="Times New Roman"/>
+          <w:kern w:val="0"/>
+          <w:lang w:eastAsia="it-IT"/>
+          <w14:ligatures w14:val="none"/>
+        </w:rPr>
+        <w:t xml:space="preserve"> Scritto in modalità </w:t>
+      </w:r>
+      <w:proofErr w:type="spellStart"/>
+      <w:r>
+        <w:rPr>
+          <w:rFonts w:ascii="Times New Roman" w:eastAsia="Times New Roman" w:hAnsi="Times New Roman" w:cs="Times New Roman"/>
+          <w:i/>
+          <w:iCs/>
+          <w:kern w:val="0"/>
+          <w:lang w:eastAsia="it-IT"/>
+          <w14:ligatures w14:val="none"/>
+        </w:rPr>
+        <w:t>append</w:t>
+      </w:r>
+      <w:proofErr w:type="spellEnd"/>
+      <w:r>
+        <w:rPr>
+          <w:rFonts w:ascii="Times New Roman" w:eastAsia="Times New Roman" w:hAnsi="Times New Roman" w:cs="Times New Roman"/>
+          <w:kern w:val="0"/>
+          <w:lang w:eastAsia="it-IT"/>
+          <w14:ligatures w14:val="none"/>
+        </w:rPr>
+        <w:t xml:space="preserve"> nella cartella </w:t>
+      </w:r>
+      <w:r>
+        <w:rPr>
+          <w:rFonts w:ascii="Courier New" w:eastAsia="Times New Roman" w:hAnsi="Courier New" w:cs="Courier New"/>
+          <w:kern w:val="0"/>
+          <w:sz w:val="20"/>
+          <w:szCs w:val="20"/>
+          <w:lang w:eastAsia="it-IT"/>
+          <w14:ligatures w14:val="none"/>
+        </w:rPr>
+        <w:t>/log</w:t>
+      </w:r>
+      <w:r>
+        <w:rPr>
+          <w:rFonts w:ascii="Times New Roman" w:eastAsia="Times New Roman" w:hAnsi="Times New Roman" w:cs="Times New Roman"/>
+          <w:kern w:val="0"/>
+          <w:lang w:eastAsia="it-IT"/>
+          <w14:ligatures w14:val="none"/>
+        </w:rPr>
+        <w:t xml:space="preserve">. Registra esclusivamente gli eventi di ciclo del software (Avvio del programma, arresto manuale tramite </w:t>
+      </w:r>
+      <w:r>
+        <w:rPr>
+          <w:rFonts w:ascii="Courier New" w:eastAsia="Times New Roman" w:hAnsi="Courier New" w:cs="Courier New"/>
+          <w:kern w:val="0"/>
+          <w:sz w:val="20"/>
+          <w:szCs w:val="20"/>
+          <w:lang w:eastAsia="it-IT"/>
+          <w14:ligatures w14:val="none"/>
+        </w:rPr>
+        <w:t>Ctrl + C</w:t>
+      </w:r>
+      <w:r>
+        <w:rPr>
+          <w:rFonts w:ascii="Times New Roman" w:eastAsia="Times New Roman" w:hAnsi="Times New Roman" w:cs="Times New Roman"/>
+          <w:kern w:val="0"/>
+          <w:lang w:eastAsia="it-IT"/>
+          <w14:ligatures w14:val="none"/>
+        </w:rPr>
+        <w:t xml:space="preserve"> intercettato con </w:t>
+      </w:r>
+      <w:proofErr w:type="spellStart"/>
+      <w:r>
+        <w:rPr>
+          <w:rFonts w:ascii="Courier New" w:eastAsia="Times New Roman" w:hAnsi="Courier New" w:cs="Courier New"/>
+          <w:kern w:val="0"/>
+          <w:sz w:val="20"/>
+          <w:szCs w:val="20"/>
+          <w:lang w:eastAsia="it-IT"/>
+          <w14:ligatures w14:val="none"/>
+        </w:rPr>
+        <w:t>KeyboardInterrupt</w:t>
+      </w:r>
+      <w:proofErr w:type="spellEnd"/>
+      <w:r>
+        <w:rPr>
+          <w:rFonts w:ascii="Times New Roman" w:eastAsia="Times New Roman" w:hAnsi="Times New Roman" w:cs="Times New Roman"/>
+          <w:kern w:val="0"/>
+          <w:lang w:eastAsia="it-IT"/>
+          <w14:ligatures w14:val="none"/>
+        </w:rPr>
+        <w:t>, ed eventuali errori critici).</w:t>
+      </w:r>
+    </w:p>
+    <w:p>
+      <w:pPr>
+        <w:numPr>
+          <w:ilvl w:val="0"/>
+          <w:numId w:val="34"/>
+        </w:numPr>
+        <w:spacing w:before="100" w:beforeAutospacing="1" w:after="100" w:afterAutospacing="1" w:line="240" w:lineRule="auto"/>
+        <w:rPr>
+          <w:rFonts w:ascii="Times New Roman" w:eastAsia="Times New Roman" w:hAnsi="Times New Roman" w:cs="Times New Roman"/>
+          <w:kern w:val="0"/>
+          <w:lang w:eastAsia="it-IT"/>
+          <w14:ligatures w14:val="none"/>
+        </w:rPr>
+      </w:pPr>
+      <w:r>
+        <w:rPr>
+          <w:rFonts w:ascii="Times New Roman" w:eastAsia="Times New Roman" w:hAnsi="Times New Roman" w:cs="Times New Roman"/>
+          <w:b/>
+          <w:bCs/>
+          <w:kern w:val="0"/>
+          <w:lang w:eastAsia="it-IT"/>
+          <w14:ligatures w14:val="none"/>
+        </w:rPr>
+        <w:t>Report CSV (Report Operativo):</w:t>
+      </w:r>
+      <w:r>
+        <w:rPr>
+          <w:rFonts w:ascii="Times New Roman" w:eastAsia="Times New Roman" w:hAnsi="Times New Roman" w:cs="Times New Roman"/>
+          <w:kern w:val="0"/>
+          <w:lang w:eastAsia="it-IT"/>
+          <w14:ligatures w14:val="none"/>
+        </w:rPr>
+        <w:t xml:space="preserve"> Destinato al controllo aziendale. Registra la cronologia esatta di ciò che accade ai file (</w:t>
+      </w:r>
+      <w:r>
+        <w:rPr>
+          <w:rFonts w:ascii="Courier New" w:eastAsia="Times New Roman" w:hAnsi="Courier New" w:cs="Courier New"/>
+          <w:kern w:val="0"/>
+          <w:sz w:val="20"/>
+          <w:szCs w:val="20"/>
+          <w:lang w:eastAsia="it-IT"/>
+          <w14:ligatures w14:val="none"/>
+        </w:rPr>
+        <w:t>creazione</w:t>
+      </w:r>
+      <w:r>
+        <w:rPr>
+          <w:rFonts w:ascii="Times New Roman" w:eastAsia="Times New Roman" w:hAnsi="Times New Roman" w:cs="Times New Roman"/>
+          <w:kern w:val="0"/>
+          <w:lang w:eastAsia="it-IT"/>
+          <w14:ligatures w14:val="none"/>
+        </w:rPr>
+        <w:t xml:space="preserve">, </w:t>
+      </w:r>
+      <w:r>
+        <w:rPr>
+          <w:rFonts w:ascii="Courier New" w:eastAsia="Times New Roman" w:hAnsi="Courier New" w:cs="Courier New"/>
+          <w:kern w:val="0"/>
+          <w:sz w:val="20"/>
+          <w:szCs w:val="20"/>
+          <w:lang w:eastAsia="it-IT"/>
+          <w14:ligatures w14:val="none"/>
+        </w:rPr>
+        <w:t>modifica</w:t>
+      </w:r>
+      <w:r>
+        <w:rPr>
+          <w:rFonts w:ascii="Times New Roman" w:eastAsia="Times New Roman" w:hAnsi="Times New Roman" w:cs="Times New Roman"/>
+          <w:kern w:val="0"/>
+          <w:lang w:eastAsia="it-IT"/>
+          <w14:ligatures w14:val="none"/>
+        </w:rPr>
+        <w:t xml:space="preserve">, </w:t>
+      </w:r>
+      <w:r>
+        <w:rPr>
+          <w:rFonts w:ascii="Courier New" w:eastAsia="Times New Roman" w:hAnsi="Courier New" w:cs="Courier New"/>
+          <w:kern w:val="0"/>
+          <w:sz w:val="20"/>
+          <w:szCs w:val="20"/>
+          <w:lang w:eastAsia="it-IT"/>
+          <w14:ligatures w14:val="none"/>
+        </w:rPr>
+        <w:t>eliminazione</w:t>
+      </w:r>
+      <w:r>
+        <w:rPr>
+          <w:rFonts w:ascii="Times New Roman" w:eastAsia="Times New Roman" w:hAnsi="Times New Roman" w:cs="Times New Roman"/>
+          <w:kern w:val="0"/>
+          <w:lang w:eastAsia="it-IT"/>
+          <w14:ligatures w14:val="none"/>
+        </w:rPr>
+        <w:t>), calcolando dinamicamente la dimensione in byte e la data di ultima modifica del file originale.</w:t>
+      </w:r>
+    </w:p>
+    <w:p>
+      <w:pPr>
+        <w:spacing w:before="100" w:beforeAutospacing="1" w:after="100" w:afterAutospacing="1" w:line="240" w:lineRule="auto"/>
+        <w:outlineLvl w:val="1"/>
+        <w:rPr>
+          <w:rFonts w:ascii="Times New Roman" w:eastAsia="Times New Roman" w:hAnsi="Times New Roman" w:cs="Times New Roman"/>
+          <w:b/>
+          <w:bCs/>
+          <w:kern w:val="0"/>
+          <w:sz w:val="36"/>
+          <w:szCs w:val="36"/>
+          <w:lang w:eastAsia="it-IT"/>
+          <w14:ligatures w14:val="none"/>
+        </w:rPr>
+      </w:pPr>
+      <w:r>
+        <w:rPr>
+          <w:rFonts w:ascii="Times New Roman" w:eastAsia="Times New Roman" w:hAnsi="Times New Roman" w:cs="Times New Roman"/>
+          <w:b/>
+          <w:bCs/>
+          <w:kern w:val="0"/>
+          <w:sz w:val="36"/>
+          <w:szCs w:val="36"/>
+          <w:lang w:eastAsia="it-IT"/>
+          <w14:ligatures w14:val="none"/>
+        </w:rPr>
+        <w:t>4. Gestione della Sicurezza e Tolleranza agli Errori</w:t>
+      </w:r>
+    </w:p>
+    <w:p>
+      <w:pPr>
+        <w:spacing w:before="100" w:beforeAutospacing="1" w:after="100" w:afterAutospacing="1" w:line="240" w:lineRule="auto"/>
+        <w:rPr>
+          <w:rFonts w:ascii="Times New Roman" w:eastAsia="Times New Roman" w:hAnsi="Times New Roman" w:cs="Times New Roman"/>
+          <w:kern w:val="0"/>
+          <w:lang w:eastAsia="it-IT"/>
+          <w14:ligatures w14:val="none"/>
+        </w:rPr>
+      </w:pPr>
+      <w:r>
+        <w:rPr>
+          <w:rFonts w:ascii="Times New Roman" w:eastAsia="Times New Roman" w:hAnsi="Times New Roman" w:cs="Times New Roman"/>
+          <w:kern w:val="0"/>
+          <w:lang w:eastAsia="it-IT"/>
+          <w14:ligatures w14:val="none"/>
+        </w:rPr>
+        <w:t>Il codice è stato blindato contro i fallimenti tipici dei sistemi operativi attraverso:</w:t>
+      </w:r>
+    </w:p>
+    <w:p>
+      <w:pPr>
+        <w:numPr>
+          <w:ilvl w:val="0"/>
+          <w:numId w:val="35"/>
+        </w:numPr>
+        <w:spacing w:before="100" w:beforeAutospacing="1" w:after="100" w:afterAutospacing="1" w:line="240" w:lineRule="auto"/>
+        <w:rPr>
+          <w:rFonts w:ascii="Times New Roman" w:eastAsia="Times New Roman" w:hAnsi="Times New Roman" w:cs="Times New Roman"/>
+          <w:kern w:val="0"/>
+          <w:lang w:eastAsia="it-IT"/>
+          <w14:ligatures w14:val="none"/>
+        </w:rPr>
+      </w:pPr>
+      <w:r>
+        <w:rPr>
+          <w:rFonts w:ascii="Times New Roman" w:eastAsia="Times New Roman" w:hAnsi="Times New Roman" w:cs="Times New Roman"/>
+          <w:b/>
+          <w:bCs/>
+          <w:kern w:val="0"/>
+          <w:lang w:eastAsia="it-IT"/>
+          <w14:ligatures w14:val="none"/>
+        </w:rPr>
+        <w:t xml:space="preserve">Uso di </w:t>
+      </w:r>
+      <w:proofErr w:type="spellStart"/>
+      <w:r>
+        <w:rPr>
+          <w:rFonts w:ascii="Courier New" w:eastAsia="Times New Roman" w:hAnsi="Courier New" w:cs="Courier New"/>
+          <w:b/>
+          <w:bCs/>
+          <w:kern w:val="0"/>
+          <w:sz w:val="20"/>
+          <w:szCs w:val="20"/>
+          <w:lang w:eastAsia="it-IT"/>
+          <w14:ligatures w14:val="none"/>
+        </w:rPr>
+        <w:t>pathlib</w:t>
+      </w:r>
+      <w:proofErr w:type="spellEnd"/>
+      <w:r>
+        <w:rPr>
+          <w:rFonts w:ascii="Times New Roman" w:eastAsia="Times New Roman" w:hAnsi="Times New Roman" w:cs="Times New Roman"/>
+          <w:b/>
+          <w:bCs/>
+          <w:kern w:val="0"/>
+          <w:lang w:eastAsia="it-IT"/>
+          <w14:ligatures w14:val="none"/>
+        </w:rPr>
+        <w:t>:</w:t>
+      </w:r>
+      <w:r>
+        <w:rPr>
+          <w:rFonts w:ascii="Times New Roman" w:eastAsia="Times New Roman" w:hAnsi="Times New Roman" w:cs="Times New Roman"/>
+          <w:kern w:val="0"/>
+          <w:lang w:eastAsia="it-IT"/>
+          <w14:ligatures w14:val="none"/>
+        </w:rPr>
+        <w:t xml:space="preserve"> Gestione nativa dei percorsi cross-</w:t>
+      </w:r>
+      <w:proofErr w:type="spellStart"/>
+      <w:r>
+        <w:rPr>
+          <w:rFonts w:ascii="Times New Roman" w:eastAsia="Times New Roman" w:hAnsi="Times New Roman" w:cs="Times New Roman"/>
+          <w:kern w:val="0"/>
+          <w:lang w:eastAsia="it-IT"/>
+          <w14:ligatures w14:val="none"/>
+        </w:rPr>
+        <w:t>platform</w:t>
+      </w:r>
+      <w:proofErr w:type="spellEnd"/>
+      <w:r>
+        <w:rPr>
+          <w:rFonts w:ascii="Times New Roman" w:eastAsia="Times New Roman" w:hAnsi="Times New Roman" w:cs="Times New Roman"/>
+          <w:kern w:val="0"/>
+          <w:lang w:eastAsia="it-IT"/>
+          <w14:ligatures w14:val="none"/>
+        </w:rPr>
+        <w:t xml:space="preserve"> e controllo automatico dei percorsi relativi (se il percorso del CSV nel file </w:t>
+      </w:r>
+      <w:r>
+        <w:rPr>
+          <w:rFonts w:ascii="Courier New" w:eastAsia="Times New Roman" w:hAnsi="Courier New" w:cs="Courier New"/>
+          <w:kern w:val="0"/>
+          <w:sz w:val="20"/>
+          <w:szCs w:val="20"/>
+          <w:lang w:eastAsia="it-IT"/>
+          <w14:ligatures w14:val="none"/>
+        </w:rPr>
+        <w:t>.</w:t>
+      </w:r>
+      <w:proofErr w:type="spellStart"/>
+      <w:r>
+        <w:rPr>
+          <w:rFonts w:ascii="Courier New" w:eastAsia="Times New Roman" w:hAnsi="Courier New" w:cs="Courier New"/>
+          <w:kern w:val="0"/>
+          <w:sz w:val="20"/>
+          <w:szCs w:val="20"/>
+          <w:lang w:eastAsia="it-IT"/>
+          <w14:ligatures w14:val="none"/>
+        </w:rPr>
+        <w:t>conf</w:t>
+      </w:r>
+      <w:proofErr w:type="spellEnd"/>
+      <w:r>
+        <w:rPr>
+          <w:rFonts w:ascii="Times New Roman" w:eastAsia="Times New Roman" w:hAnsi="Times New Roman" w:cs="Times New Roman"/>
+          <w:kern w:val="0"/>
+          <w:lang w:eastAsia="it-IT"/>
+          <w14:ligatures w14:val="none"/>
+        </w:rPr>
+        <w:t xml:space="preserve"> è relativo, viene ricostruito dinamicamente a partire dalla cartella di esecuzione).</w:t>
+      </w:r>
+    </w:p>
+    <w:p>
+      <w:pPr>
+        <w:numPr>
+          <w:ilvl w:val="0"/>
+          <w:numId w:val="35"/>
+        </w:numPr>
+        <w:spacing w:before="100" w:beforeAutospacing="1" w:after="100" w:afterAutospacing="1" w:line="240" w:lineRule="auto"/>
+        <w:rPr>
+          <w:rFonts w:ascii="Times New Roman" w:eastAsia="Times New Roman" w:hAnsi="Times New Roman" w:cs="Times New Roman"/>
+          <w:kern w:val="0"/>
+          <w:lang w:eastAsia="it-IT"/>
+          <w14:ligatures w14:val="none"/>
+        </w:rPr>
+      </w:pPr>
+      <w:r>
+        <w:rPr>
+          <w:rFonts w:ascii="Times New Roman" w:eastAsia="Times New Roman" w:hAnsi="Times New Roman" w:cs="Times New Roman"/>
+          <w:b/>
+          <w:bCs/>
+          <w:kern w:val="0"/>
+          <w:lang w:eastAsia="it-IT"/>
+          <w14:ligatures w14:val="none"/>
+        </w:rPr>
+        <w:t>Creazione dinamica delle directory:</w:t>
+      </w:r>
+      <w:r>
+        <w:rPr>
+          <w:rFonts w:ascii="Times New Roman" w:eastAsia="Times New Roman" w:hAnsi="Times New Roman" w:cs="Times New Roman"/>
+          <w:kern w:val="0"/>
+          <w:lang w:eastAsia="it-IT"/>
+          <w14:ligatures w14:val="none"/>
+        </w:rPr>
+        <w:t xml:space="preserve"> Prima di scrivere un log, un CSV o un file di backup, il programma </w:t>
+      </w:r>
+      <w:proofErr w:type="gramStart"/>
+      <w:r>
+        <w:rPr>
+          <w:rFonts w:ascii="Times New Roman" w:eastAsia="Times New Roman" w:hAnsi="Times New Roman" w:cs="Times New Roman"/>
+          <w:kern w:val="0"/>
+          <w:lang w:eastAsia="it-IT"/>
+          <w14:ligatures w14:val="none"/>
+        </w:rPr>
+        <w:t xml:space="preserve">usa </w:t>
+      </w:r>
+      <w:r>
+        <w:rPr>
+          <w:rFonts w:ascii="Courier New" w:eastAsia="Times New Roman" w:hAnsi="Courier New" w:cs="Courier New"/>
+          <w:kern w:val="0"/>
+          <w:sz w:val="20"/>
+          <w:szCs w:val="20"/>
+          <w:lang w:eastAsia="it-IT"/>
+          <w14:ligatures w14:val="none"/>
+        </w:rPr>
+        <w:t>.</w:t>
+      </w:r>
+      <w:proofErr w:type="spellStart"/>
+      <w:r>
+        <w:rPr>
+          <w:rFonts w:ascii="Courier New" w:eastAsia="Times New Roman" w:hAnsi="Courier New" w:cs="Courier New"/>
+          <w:kern w:val="0"/>
+          <w:sz w:val="20"/>
+          <w:szCs w:val="20"/>
+          <w:lang w:eastAsia="it-IT"/>
+          <w14:ligatures w14:val="none"/>
+        </w:rPr>
+        <w:t>mkdir</w:t>
+      </w:r>
+      <w:proofErr w:type="spellEnd"/>
+      <w:proofErr w:type="gramEnd"/>
+      <w:r>
+        <w:rPr>
+          <w:rFonts w:ascii="Courier New" w:eastAsia="Times New Roman" w:hAnsi="Courier New" w:cs="Courier New"/>
+          <w:kern w:val="0"/>
+          <w:sz w:val="20"/>
+          <w:szCs w:val="20"/>
+          <w:lang w:eastAsia="it-IT"/>
+          <w14:ligatures w14:val="none"/>
+        </w:rPr>
+        <w:t>(</w:t>
+      </w:r>
+      <w:proofErr w:type="spellStart"/>
+      <w:r>
+        <w:rPr>
+          <w:rFonts w:ascii="Courier New" w:eastAsia="Times New Roman" w:hAnsi="Courier New" w:cs="Courier New"/>
+          <w:kern w:val="0"/>
+          <w:sz w:val="20"/>
+          <w:szCs w:val="20"/>
+          <w:lang w:eastAsia="it-IT"/>
+          <w14:ligatures w14:val="none"/>
+        </w:rPr>
+        <w:t>parents</w:t>
+      </w:r>
+      <w:proofErr w:type="spellEnd"/>
+      <w:r>
+        <w:rPr>
+          <w:rFonts w:ascii="Courier New" w:eastAsia="Times New Roman" w:hAnsi="Courier New" w:cs="Courier New"/>
+          <w:kern w:val="0"/>
+          <w:sz w:val="20"/>
+          <w:szCs w:val="20"/>
+          <w:lang w:eastAsia="it-IT"/>
+          <w14:ligatures w14:val="none"/>
+        </w:rPr>
+        <w:t xml:space="preserve">=True, </w:t>
+      </w:r>
+      <w:proofErr w:type="spellStart"/>
+      <w:r>
+        <w:rPr>
+          <w:rFonts w:ascii="Courier New" w:eastAsia="Times New Roman" w:hAnsi="Courier New" w:cs="Courier New"/>
+          <w:kern w:val="0"/>
+          <w:sz w:val="20"/>
+          <w:szCs w:val="20"/>
+          <w:lang w:eastAsia="it-IT"/>
+          <w14:ligatures w14:val="none"/>
+        </w:rPr>
+        <w:t>exist_ok</w:t>
+      </w:r>
+      <w:proofErr w:type="spellEnd"/>
+      <w:r>
+        <w:rPr>
+          <w:rFonts w:ascii="Courier New" w:eastAsia="Times New Roman" w:hAnsi="Courier New" w:cs="Courier New"/>
+          <w:kern w:val="0"/>
+          <w:sz w:val="20"/>
+          <w:szCs w:val="20"/>
+          <w:lang w:eastAsia="it-IT"/>
+          <w14:ligatures w14:val="none"/>
+        </w:rPr>
+        <w:t>=True)</w:t>
+      </w:r>
+      <w:r>
+        <w:rPr>
+          <w:rFonts w:ascii="Times New Roman" w:eastAsia="Times New Roman" w:hAnsi="Times New Roman" w:cs="Times New Roman"/>
+          <w:kern w:val="0"/>
+          <w:lang w:eastAsia="it-IT"/>
+          <w14:ligatures w14:val="none"/>
+        </w:rPr>
+        <w:t xml:space="preserve"> per creare le cartelle mancanti sul disco, azzerando i crash dovuti a percorsi inesistenti.</w:t>
+      </w:r>
+    </w:p>
+    <w:p>
+      <w:pPr>
+        <w:numPr>
+          <w:ilvl w:val="0"/>
+          <w:numId w:val="35"/>
+        </w:numPr>
+        <w:spacing w:before="100" w:beforeAutospacing="1" w:after="100" w:afterAutospacing="1" w:line="240" w:lineRule="auto"/>
+        <w:rPr>
+          <w:rFonts w:ascii="Times New Roman" w:eastAsia="Times New Roman" w:hAnsi="Times New Roman" w:cs="Times New Roman"/>
+          <w:kern w:val="0"/>
+          <w:lang w:eastAsia="it-IT"/>
+          <w14:ligatures w14:val="none"/>
+        </w:rPr>
+      </w:pPr>
+      <w:r>
+        <w:rPr>
+          <w:rFonts w:ascii="Times New Roman" w:eastAsia="Times New Roman" w:hAnsi="Times New Roman" w:cs="Times New Roman"/>
+          <w:b/>
+          <w:bCs/>
+          <w:kern w:val="0"/>
+          <w:lang w:eastAsia="it-IT"/>
+          <w14:ligatures w14:val="none"/>
+        </w:rPr>
+        <w:t xml:space="preserve">Blocchi </w:t>
+      </w:r>
+      <w:proofErr w:type="spellStart"/>
+      <w:r>
+        <w:rPr>
+          <w:rFonts w:ascii="Courier New" w:eastAsia="Times New Roman" w:hAnsi="Courier New" w:cs="Courier New"/>
+          <w:b/>
+          <w:bCs/>
+          <w:kern w:val="0"/>
+          <w:sz w:val="20"/>
+          <w:szCs w:val="20"/>
+          <w:lang w:eastAsia="it-IT"/>
+          <w14:ligatures w14:val="none"/>
+        </w:rPr>
+        <w:t>try-except</w:t>
+      </w:r>
+      <w:proofErr w:type="spellEnd"/>
+      <w:r>
+        <w:rPr>
+          <w:rFonts w:ascii="Times New Roman" w:eastAsia="Times New Roman" w:hAnsi="Times New Roman" w:cs="Times New Roman"/>
+          <w:b/>
+          <w:bCs/>
+          <w:kern w:val="0"/>
+          <w:lang w:eastAsia="it-IT"/>
+          <w14:ligatures w14:val="none"/>
+        </w:rPr>
+        <w:t xml:space="preserve"> granulari:</w:t>
+      </w:r>
+      <w:r>
+        <w:rPr>
+          <w:rFonts w:ascii="Times New Roman" w:eastAsia="Times New Roman" w:hAnsi="Times New Roman" w:cs="Times New Roman"/>
+          <w:kern w:val="0"/>
+          <w:lang w:eastAsia="it-IT"/>
+          <w14:ligatures w14:val="none"/>
+        </w:rPr>
+        <w:t xml:space="preserve"> Ogni operazione di Input/Output (scrittura file e copia fisica del backup con </w:t>
+      </w:r>
+      <w:proofErr w:type="gramStart"/>
+      <w:r>
+        <w:rPr>
+          <w:rFonts w:ascii="Courier New" w:eastAsia="Times New Roman" w:hAnsi="Courier New" w:cs="Courier New"/>
+          <w:kern w:val="0"/>
+          <w:sz w:val="20"/>
+          <w:szCs w:val="20"/>
+          <w:lang w:eastAsia="it-IT"/>
+          <w14:ligatures w14:val="none"/>
+        </w:rPr>
+        <w:t>shutil.copy</w:t>
+      </w:r>
+      <w:proofErr w:type="gramEnd"/>
+      <w:r>
+        <w:rPr>
+          <w:rFonts w:ascii="Courier New" w:eastAsia="Times New Roman" w:hAnsi="Courier New" w:cs="Courier New"/>
+          <w:kern w:val="0"/>
+          <w:sz w:val="20"/>
+          <w:szCs w:val="20"/>
+          <w:lang w:eastAsia="it-IT"/>
+          <w14:ligatures w14:val="none"/>
+        </w:rPr>
+        <w:t>2</w:t>
+      </w:r>
+      <w:r>
+        <w:rPr>
+          <w:rFonts w:ascii="Times New Roman" w:eastAsia="Times New Roman" w:hAnsi="Times New Roman" w:cs="Times New Roman"/>
+          <w:kern w:val="0"/>
+          <w:lang w:eastAsia="it-IT"/>
+          <w14:ligatures w14:val="none"/>
+        </w:rPr>
+        <w:t>) è isolata in un blocco di cattura delle eccezioni, garantendo che un singolo file corrotto non blocchi l'intero servizio di monitoraggio.</w:t>
+      </w:r>
+    </w:p>
+    <w:p>
+      <w:pPr>
+        <w:spacing w:before="100" w:beforeAutospacing="1" w:after="100" w:afterAutospacing="1" w:line="240" w:lineRule="auto"/>
+        <w:outlineLvl w:val="1"/>
+        <w:rPr>
+          <w:rFonts w:ascii="Times New Roman" w:eastAsia="Times New Roman" w:hAnsi="Times New Roman" w:cs="Times New Roman"/>
+          <w:b/>
+          <w:bCs/>
+          <w:kern w:val="0"/>
+          <w:sz w:val="36"/>
+          <w:szCs w:val="36"/>
+          <w:lang w:eastAsia="it-IT"/>
+          <w14:ligatures w14:val="none"/>
+        </w:rPr>
+      </w:pPr>
+      <w:r>
+        <w:rPr>
+          <w:rFonts w:ascii="Times New Roman" w:eastAsia="Times New Roman" w:hAnsi="Times New Roman" w:cs="Times New Roman"/>
+          <w:b/>
+          <w:bCs/>
+          <w:kern w:val="0"/>
+          <w:sz w:val="36"/>
+          <w:szCs w:val="36"/>
+          <w:lang w:eastAsia="it-IT"/>
+          <w14:ligatures w14:val="none"/>
+        </w:rPr>
+        <w:t>5. Conclusioni e Sviluppi Futuri</w:t>
+      </w:r>
+    </w:p>
+    <w:p>
+      <w:pPr>
+        <w:spacing w:before="100" w:beforeAutospacing="1" w:after="100" w:afterAutospacing="1" w:line="240" w:lineRule="auto"/>
+        <w:rPr>
+          <w:rFonts w:ascii="Times New Roman" w:eastAsia="Times New Roman" w:hAnsi="Times New Roman" w:cs="Times New Roman"/>
+          <w:kern w:val="0"/>
+          <w:lang w:eastAsia="it-IT"/>
+          <w14:ligatures w14:val="none"/>
+        </w:rPr>
+      </w:pPr>
+      <w:r>
+        <w:rPr>
+          <w:rFonts w:ascii="Times New Roman" w:eastAsia="Times New Roman" w:hAnsi="Times New Roman" w:cs="Times New Roman"/>
+          <w:kern w:val="0"/>
+          <w:lang w:eastAsia="it-IT"/>
+          <w14:ligatures w14:val="none"/>
+        </w:rPr>
+        <w:t xml:space="preserve">La </w:t>
+      </w:r>
+      <w:r>
+        <w:rPr>
+          <w:rFonts w:ascii="Times New Roman" w:eastAsia="Times New Roman" w:hAnsi="Times New Roman" w:cs="Times New Roman"/>
+          <w:b/>
+          <w:bCs/>
+          <w:kern w:val="0"/>
+          <w:lang w:eastAsia="it-IT"/>
+          <w14:ligatures w14:val="none"/>
+        </w:rPr>
+        <w:t>Rev. 4.0</w:t>
+      </w:r>
+      <w:r>
+        <w:rPr>
+          <w:rFonts w:ascii="Times New Roman" w:eastAsia="Times New Roman" w:hAnsi="Times New Roman" w:cs="Times New Roman"/>
+          <w:kern w:val="0"/>
+          <w:lang w:eastAsia="it-IT"/>
+          <w14:ligatures w14:val="none"/>
+        </w:rPr>
+        <w:t xml:space="preserve"> del software si presenta come un prodotto pronto per contesti di produzione, scalabile e sicuro.</w:t>
+      </w:r>
+    </w:p>
+    <w:p>
+      <w:pPr>
+        <w:spacing w:before="100" w:beforeAutospacing="1" w:after="100" w:afterAutospacing="1" w:line="240" w:lineRule="auto"/>
+        <w:rPr>
+          <w:rFonts w:ascii="Times New Roman" w:eastAsia="Times New Roman" w:hAnsi="Times New Roman" w:cs="Times New Roman"/>
+          <w:kern w:val="0"/>
+          <w:lang w:eastAsia="it-IT"/>
+          <w14:ligatures w14:val="none"/>
+        </w:rPr>
+      </w:pPr>
+      <w:r>
+        <w:rPr>
+          <w:rFonts w:ascii="Times New Roman" w:eastAsia="Times New Roman" w:hAnsi="Times New Roman" w:cs="Times New Roman"/>
+          <w:kern w:val="0"/>
+          <w:lang w:eastAsia="it-IT"/>
+          <w14:ligatures w14:val="none"/>
+        </w:rPr>
+        <w:lastRenderedPageBreak/>
+        <w:t xml:space="preserve">Come sviluppo futuro (inserito nella roadmap di progetto), si prevede l'integrazione di un algoritmo di </w:t>
+      </w:r>
+      <w:r>
+        <w:rPr>
+          <w:rFonts w:ascii="Times New Roman" w:eastAsia="Times New Roman" w:hAnsi="Times New Roman" w:cs="Times New Roman"/>
+          <w:b/>
+          <w:bCs/>
+          <w:kern w:val="0"/>
+          <w:lang w:eastAsia="it-IT"/>
+          <w14:ligatures w14:val="none"/>
+        </w:rPr>
+        <w:t>sincronizzazione iniziale e differenziale</w:t>
+      </w:r>
+      <w:r>
+        <w:rPr>
+          <w:rFonts w:ascii="Times New Roman" w:eastAsia="Times New Roman" w:hAnsi="Times New Roman" w:cs="Times New Roman"/>
+          <w:kern w:val="0"/>
+          <w:lang w:eastAsia="it-IT"/>
+          <w14:ligatures w14:val="none"/>
+        </w:rPr>
+        <w:t xml:space="preserve">, capace di confrontare i </w:t>
+      </w:r>
+      <w:proofErr w:type="spellStart"/>
+      <w:r>
+        <w:rPr>
+          <w:rFonts w:ascii="Times New Roman" w:eastAsia="Times New Roman" w:hAnsi="Times New Roman" w:cs="Times New Roman"/>
+          <w:kern w:val="0"/>
+          <w:lang w:eastAsia="it-IT"/>
+          <w14:ligatures w14:val="none"/>
+        </w:rPr>
+        <w:t>timestamp</w:t>
+      </w:r>
+      <w:proofErr w:type="spellEnd"/>
+      <w:r>
+        <w:rPr>
+          <w:rFonts w:ascii="Times New Roman" w:eastAsia="Times New Roman" w:hAnsi="Times New Roman" w:cs="Times New Roman"/>
+          <w:kern w:val="0"/>
+          <w:lang w:eastAsia="it-IT"/>
+          <w14:ligatures w14:val="none"/>
+        </w:rPr>
+        <w:t xml:space="preserve"> dei file all'avvio del programma per allineare la cartella di backup prima dell'attivazione del monitoraggio in tempo reale, ottimizzando i tempi di copia solo per i file effettivamente modificati o mancanti.</w:t>
+      </w:r>
+    </w:p>
+    <w:p>
+      <w:pPr>
+        <w:rPr>
+          <w:rFonts w:eastAsia="Times New Roman" w:cstheme="minorHAnsi"/>
+          <w:kern w:val="0"/>
+          <w:lang w:eastAsia="it-IT"/>
+          <w14:ligatures w14:val="none"/>
+        </w:rPr>
       </w:pPr>
     </w:p>
     <w:sectPr>
-      <w:footerReference w:type="default" r:id="rId24"/>
+      <w:footerReference w:type="default" r:id="rId29"/>
       <w:pgSz w:w="11906" w:h="16838"/>
       <w:pgMar w:top="1417" w:right="1134" w:bottom="1134" w:left="1134" w:header="708" w:footer="708" w:gutter="0"/>
       <w:cols w:space="708"/>
@@ -14048,6 +18619,304 @@
 <file path=word/numbering.xml><?xml version="1.0" encoding="utf-8"?>
 <w:numbering xmlns:wpc="http://schemas.microsoft.com/office/word/2010/wordprocessingCanvas" xmlns:cx="http://schemas.microsoft.com/office/drawing/2014/chartex" xmlns:cx1="http://schemas.microsoft.com/office/drawing/2015/9/8/chartex" xmlns:cx2="http://schemas.microsoft.com/office/drawing/2015/10/21/chartex" xmlns:cx3="http://schemas.microsoft.com/office/drawing/2016/5/9/chartex" xmlns:cx4="http://schemas.microsoft.com/office/drawing/2016/5/10/chartex" xmlns:cx5="http://schemas.microsoft.com/office/drawing/2016/5/11/chartex" xmlns:cx6="http://schemas.microsoft.com/office/drawing/2016/5/12/chartex" xmlns:cx7="http://schemas.microsoft.com/office/drawing/2016/5/13/chartex" xmlns:cx8="http://schemas.microsoft.com/office/drawing/2016/5/14/chartex" xmlns:mc="http://schemas.openxmlformats.org/markup-compatibility/2006" xmlns:aink="http://schemas.microsoft.com/office/drawing/2016/ink" xmlns:am3d="http://schemas.microsoft.com/office/drawing/2017/model3d" xmlns:o="urn:schemas-microsoft-com:office:office" xmlns:oel="http://schemas.microsoft.com/office/2019/extlst" xmlns:r="http://schemas.openxmlformats.org/officeDocument/2006/relationships" xmlns:m="http://schemas.openxmlformats.org/officeDocument/2006/math" xmlns:v="urn:schemas-microsoft-com:vml" xmlns:wp14="http://schemas.microsoft.com/office/word/2010/wordprocessingDrawing" xmlns:wp="http://schemas.openxmlformats.org/drawingml/2006/wordprocessingDrawing" xmlns:w10="urn:schemas-microsoft-com:office:word" xmlns:w="http://schemas.openxmlformats.org/wordprocessingml/2006/main" xmlns:w14="http://schemas.microsoft.com/office/word/2010/wordml" xmlns:w15="http://schemas.microsoft.com/office/word/2012/wordml" xmlns:w16cex="http://schemas.microsoft.com/office/word/2018/wordml/cex" xmlns:w16cid="http://schemas.microsoft.com/office/word/2016/wordml/cid" xmlns:w16="http://schemas.microsoft.com/office/word/2018/wordml" xmlns:w16du="http://schemas.microsoft.com/office/word/2023/wordml/word16du" xmlns:w16sdtdh="http://schemas.microsoft.com/office/word/2020/wordml/sdtdatahash" xmlns:w16sdtfl="http://schemas.microsoft.com/office/word/2024/wordml/sdtformatlock" xmlns:w16se="http://schemas.microsoft.com/office/word/2015/wordml/symex" xmlns:wpg="http://schemas.microsoft.com/office/word/2010/wordprocessingGroup" xmlns:wpi="http://schemas.microsoft.com/office/word/2010/wordprocessingInk" xmlns:wne="http://schemas.microsoft.com/office/word/2006/wordml" xmlns:wps="http://schemas.microsoft.com/office/word/2010/wordprocessingShape" mc:Ignorable="w14 w15 w16se w16cid w16 w16cex w16sdtdh w16sdtfl w16du wp14">
   <w:abstractNum w:abstractNumId="0" w15:restartNumberingAfterBreak="0">
+    <w:nsid w:val="026923EA"/>
+    <w:multiLevelType w:val="multilevel"/>
+    <w:tmpl w:val="EA485EAE"/>
+    <w:lvl w:ilvl="0">
+      <w:start w:val="1"/>
+      <w:numFmt w:val="bullet"/>
+      <w:lvlText w:val=""/>
+      <w:lvlJc w:val="left"/>
+      <w:pPr>
+        <w:tabs>
+          <w:tab w:val="num" w:pos="720"/>
+        </w:tabs>
+        <w:ind w:left="720" w:hanging="360"/>
+      </w:pPr>
+      <w:rPr>
+        <w:rFonts w:ascii="Symbol" w:hAnsi="Symbol" w:hint="default"/>
+        <w:sz w:val="20"/>
+      </w:rPr>
+    </w:lvl>
+    <w:lvl w:ilvl="1" w:tentative="1">
+      <w:start w:val="1"/>
+      <w:numFmt w:val="bullet"/>
+      <w:lvlText w:val="o"/>
+      <w:lvlJc w:val="left"/>
+      <w:pPr>
+        <w:tabs>
+          <w:tab w:val="num" w:pos="1440"/>
+        </w:tabs>
+        <w:ind w:left="1440" w:hanging="360"/>
+      </w:pPr>
+      <w:rPr>
+        <w:rFonts w:ascii="Courier New" w:hAnsi="Courier New" w:hint="default"/>
+        <w:sz w:val="20"/>
+      </w:rPr>
+    </w:lvl>
+    <w:lvl w:ilvl="2" w:tentative="1">
+      <w:start w:val="1"/>
+      <w:numFmt w:val="bullet"/>
+      <w:lvlText w:val=""/>
+      <w:lvlJc w:val="left"/>
+      <w:pPr>
+        <w:tabs>
+          <w:tab w:val="num" w:pos="2160"/>
+        </w:tabs>
+        <w:ind w:left="2160" w:hanging="360"/>
+      </w:pPr>
+      <w:rPr>
+        <w:rFonts w:ascii="Wingdings" w:hAnsi="Wingdings" w:hint="default"/>
+        <w:sz w:val="20"/>
+      </w:rPr>
+    </w:lvl>
+    <w:lvl w:ilvl="3" w:tentative="1">
+      <w:start w:val="1"/>
+      <w:numFmt w:val="bullet"/>
+      <w:lvlText w:val=""/>
+      <w:lvlJc w:val="left"/>
+      <w:pPr>
+        <w:tabs>
+          <w:tab w:val="num" w:pos="2880"/>
+        </w:tabs>
+        <w:ind w:left="2880" w:hanging="360"/>
+      </w:pPr>
+      <w:rPr>
+        <w:rFonts w:ascii="Wingdings" w:hAnsi="Wingdings" w:hint="default"/>
+        <w:sz w:val="20"/>
+      </w:rPr>
+    </w:lvl>
+    <w:lvl w:ilvl="4" w:tentative="1">
+      <w:start w:val="1"/>
+      <w:numFmt w:val="bullet"/>
+      <w:lvlText w:val=""/>
+      <w:lvlJc w:val="left"/>
+      <w:pPr>
+        <w:tabs>
+          <w:tab w:val="num" w:pos="3600"/>
+        </w:tabs>
+        <w:ind w:left="3600" w:hanging="360"/>
+      </w:pPr>
+      <w:rPr>
+        <w:rFonts w:ascii="Wingdings" w:hAnsi="Wingdings" w:hint="default"/>
+        <w:sz w:val="20"/>
+      </w:rPr>
+    </w:lvl>
+    <w:lvl w:ilvl="5" w:tentative="1">
+      <w:start w:val="1"/>
+      <w:numFmt w:val="bullet"/>
+      <w:lvlText w:val=""/>
+      <w:lvlJc w:val="left"/>
+      <w:pPr>
+        <w:tabs>
+          <w:tab w:val="num" w:pos="4320"/>
+        </w:tabs>
+        <w:ind w:left="4320" w:hanging="360"/>
+      </w:pPr>
+      <w:rPr>
+        <w:rFonts w:ascii="Wingdings" w:hAnsi="Wingdings" w:hint="default"/>
+        <w:sz w:val="20"/>
+      </w:rPr>
+    </w:lvl>
+    <w:lvl w:ilvl="6" w:tentative="1">
+      <w:start w:val="1"/>
+      <w:numFmt w:val="bullet"/>
+      <w:lvlText w:val=""/>
+      <w:lvlJc w:val="left"/>
+      <w:pPr>
+        <w:tabs>
+          <w:tab w:val="num" w:pos="5040"/>
+        </w:tabs>
+        <w:ind w:left="5040" w:hanging="360"/>
+      </w:pPr>
+      <w:rPr>
+        <w:rFonts w:ascii="Wingdings" w:hAnsi="Wingdings" w:hint="default"/>
+        <w:sz w:val="20"/>
+      </w:rPr>
+    </w:lvl>
+    <w:lvl w:ilvl="7" w:tentative="1">
+      <w:start w:val="1"/>
+      <w:numFmt w:val="bullet"/>
+      <w:lvlText w:val=""/>
+      <w:lvlJc w:val="left"/>
+      <w:pPr>
+        <w:tabs>
+          <w:tab w:val="num" w:pos="5760"/>
+        </w:tabs>
+        <w:ind w:left="5760" w:hanging="360"/>
+      </w:pPr>
+      <w:rPr>
+        <w:rFonts w:ascii="Wingdings" w:hAnsi="Wingdings" w:hint="default"/>
+        <w:sz w:val="20"/>
+      </w:rPr>
+    </w:lvl>
+    <w:lvl w:ilvl="8" w:tentative="1">
+      <w:start w:val="1"/>
+      <w:numFmt w:val="bullet"/>
+      <w:lvlText w:val=""/>
+      <w:lvlJc w:val="left"/>
+      <w:pPr>
+        <w:tabs>
+          <w:tab w:val="num" w:pos="6480"/>
+        </w:tabs>
+        <w:ind w:left="6480" w:hanging="360"/>
+      </w:pPr>
+      <w:rPr>
+        <w:rFonts w:ascii="Wingdings" w:hAnsi="Wingdings" w:hint="default"/>
+        <w:sz w:val="20"/>
+      </w:rPr>
+    </w:lvl>
+  </w:abstractNum>
+  <w:abstractNum w:abstractNumId="1" w15:restartNumberingAfterBreak="0">
+    <w:nsid w:val="065B077E"/>
+    <w:multiLevelType w:val="multilevel"/>
+    <w:tmpl w:val="266C4FFA"/>
+    <w:lvl w:ilvl="0">
+      <w:start w:val="1"/>
+      <w:numFmt w:val="bullet"/>
+      <w:lvlText w:val=""/>
+      <w:lvlJc w:val="left"/>
+      <w:pPr>
+        <w:tabs>
+          <w:tab w:val="num" w:pos="720"/>
+        </w:tabs>
+        <w:ind w:left="720" w:hanging="360"/>
+      </w:pPr>
+      <w:rPr>
+        <w:rFonts w:ascii="Symbol" w:hAnsi="Symbol" w:hint="default"/>
+        <w:sz w:val="20"/>
+      </w:rPr>
+    </w:lvl>
+    <w:lvl w:ilvl="1" w:tentative="1">
+      <w:start w:val="1"/>
+      <w:numFmt w:val="bullet"/>
+      <w:lvlText w:val="o"/>
+      <w:lvlJc w:val="left"/>
+      <w:pPr>
+        <w:tabs>
+          <w:tab w:val="num" w:pos="1440"/>
+        </w:tabs>
+        <w:ind w:left="1440" w:hanging="360"/>
+      </w:pPr>
+      <w:rPr>
+        <w:rFonts w:ascii="Courier New" w:hAnsi="Courier New" w:hint="default"/>
+        <w:sz w:val="20"/>
+      </w:rPr>
+    </w:lvl>
+    <w:lvl w:ilvl="2" w:tentative="1">
+      <w:start w:val="1"/>
+      <w:numFmt w:val="bullet"/>
+      <w:lvlText w:val=""/>
+      <w:lvlJc w:val="left"/>
+      <w:pPr>
+        <w:tabs>
+          <w:tab w:val="num" w:pos="2160"/>
+        </w:tabs>
+        <w:ind w:left="2160" w:hanging="360"/>
+      </w:pPr>
+      <w:rPr>
+        <w:rFonts w:ascii="Wingdings" w:hAnsi="Wingdings" w:hint="default"/>
+        <w:sz w:val="20"/>
+      </w:rPr>
+    </w:lvl>
+    <w:lvl w:ilvl="3" w:tentative="1">
+      <w:start w:val="1"/>
+      <w:numFmt w:val="bullet"/>
+      <w:lvlText w:val=""/>
+      <w:lvlJc w:val="left"/>
+      <w:pPr>
+        <w:tabs>
+          <w:tab w:val="num" w:pos="2880"/>
+        </w:tabs>
+        <w:ind w:left="2880" w:hanging="360"/>
+      </w:pPr>
+      <w:rPr>
+        <w:rFonts w:ascii="Wingdings" w:hAnsi="Wingdings" w:hint="default"/>
+        <w:sz w:val="20"/>
+      </w:rPr>
+    </w:lvl>
+    <w:lvl w:ilvl="4" w:tentative="1">
+      <w:start w:val="1"/>
+      <w:numFmt w:val="bullet"/>
+      <w:lvlText w:val=""/>
+      <w:lvlJc w:val="left"/>
+      <w:pPr>
+        <w:tabs>
+          <w:tab w:val="num" w:pos="3600"/>
+        </w:tabs>
+        <w:ind w:left="3600" w:hanging="360"/>
+      </w:pPr>
+      <w:rPr>
+        <w:rFonts w:ascii="Wingdings" w:hAnsi="Wingdings" w:hint="default"/>
+        <w:sz w:val="20"/>
+      </w:rPr>
+    </w:lvl>
+    <w:lvl w:ilvl="5" w:tentative="1">
+      <w:start w:val="1"/>
+      <w:numFmt w:val="bullet"/>
+      <w:lvlText w:val=""/>
+      <w:lvlJc w:val="left"/>
+      <w:pPr>
+        <w:tabs>
+          <w:tab w:val="num" w:pos="4320"/>
+        </w:tabs>
+        <w:ind w:left="4320" w:hanging="360"/>
+      </w:pPr>
+      <w:rPr>
+        <w:rFonts w:ascii="Wingdings" w:hAnsi="Wingdings" w:hint="default"/>
+        <w:sz w:val="20"/>
+      </w:rPr>
+    </w:lvl>
+    <w:lvl w:ilvl="6" w:tentative="1">
+      <w:start w:val="1"/>
+      <w:numFmt w:val="bullet"/>
+      <w:lvlText w:val=""/>
+      <w:lvlJc w:val="left"/>
+      <w:pPr>
+        <w:tabs>
+          <w:tab w:val="num" w:pos="5040"/>
+        </w:tabs>
+        <w:ind w:left="5040" w:hanging="360"/>
+      </w:pPr>
+      <w:rPr>
+        <w:rFonts w:ascii="Wingdings" w:hAnsi="Wingdings" w:hint="default"/>
+        <w:sz w:val="20"/>
+      </w:rPr>
+    </w:lvl>
+    <w:lvl w:ilvl="7" w:tentative="1">
+      <w:start w:val="1"/>
+      <w:numFmt w:val="bullet"/>
+      <w:lvlText w:val=""/>
+      <w:lvlJc w:val="left"/>
+      <w:pPr>
+        <w:tabs>
+          <w:tab w:val="num" w:pos="5760"/>
+        </w:tabs>
+        <w:ind w:left="5760" w:hanging="360"/>
+      </w:pPr>
+      <w:rPr>
+        <w:rFonts w:ascii="Wingdings" w:hAnsi="Wingdings" w:hint="default"/>
+        <w:sz w:val="20"/>
+      </w:rPr>
+    </w:lvl>
+    <w:lvl w:ilvl="8" w:tentative="1">
+      <w:start w:val="1"/>
+      <w:numFmt w:val="bullet"/>
+      <w:lvlText w:val=""/>
+      <w:lvlJc w:val="left"/>
+      <w:pPr>
+        <w:tabs>
+          <w:tab w:val="num" w:pos="6480"/>
+        </w:tabs>
+        <w:ind w:left="6480" w:hanging="360"/>
+      </w:pPr>
+      <w:rPr>
+        <w:rFonts w:ascii="Wingdings" w:hAnsi="Wingdings" w:hint="default"/>
+        <w:sz w:val="20"/>
+      </w:rPr>
+    </w:lvl>
+  </w:abstractNum>
+  <w:abstractNum w:abstractNumId="2" w15:restartNumberingAfterBreak="0">
     <w:nsid w:val="09A12138"/>
     <w:multiLevelType w:val="multilevel"/>
     <w:tmpl w:val="4842A3C2"/>
@@ -14196,7 +19065,7 @@
       </w:rPr>
     </w:lvl>
   </w:abstractNum>
-  <w:abstractNum w:abstractNumId="1" w15:restartNumberingAfterBreak="0">
+  <w:abstractNum w:abstractNumId="3" w15:restartNumberingAfterBreak="0">
     <w:nsid w:val="0BAD0BE7"/>
     <w:multiLevelType w:val="hybridMultilevel"/>
     <w:tmpl w:val="9722618A"/>
@@ -14408,7 +19277,7 @@
       </w:rPr>
     </w:lvl>
   </w:abstractNum>
-  <w:abstractNum w:abstractNumId="2" w15:restartNumberingAfterBreak="0">
+  <w:abstractNum w:abstractNumId="4" w15:restartNumberingAfterBreak="0">
     <w:nsid w:val="109F69AF"/>
     <w:multiLevelType w:val="hybridMultilevel"/>
     <w:tmpl w:val="33DA8D94"/>
@@ -14521,7 +19390,7 @@
       </w:rPr>
     </w:lvl>
   </w:abstractNum>
-  <w:abstractNum w:abstractNumId="3" w15:restartNumberingAfterBreak="0">
+  <w:abstractNum w:abstractNumId="5" w15:restartNumberingAfterBreak="0">
     <w:nsid w:val="19F46636"/>
     <w:multiLevelType w:val="hybridMultilevel"/>
     <w:tmpl w:val="E852304E"/>
@@ -14733,7 +19602,7 @@
       </w:rPr>
     </w:lvl>
   </w:abstractNum>
-  <w:abstractNum w:abstractNumId="4" w15:restartNumberingAfterBreak="0">
+  <w:abstractNum w:abstractNumId="6" w15:restartNumberingAfterBreak="0">
     <w:nsid w:val="1C6049E4"/>
     <w:multiLevelType w:val="multilevel"/>
     <w:tmpl w:val="D68AEBF0"/>
@@ -14846,7 +19715,156 @@
       </w:pPr>
     </w:lvl>
   </w:abstractNum>
-  <w:abstractNum w:abstractNumId="5" w15:restartNumberingAfterBreak="0">
+  <w:abstractNum w:abstractNumId="7" w15:restartNumberingAfterBreak="0">
+    <w:nsid w:val="1DEA47E4"/>
+    <w:multiLevelType w:val="multilevel"/>
+    <w:tmpl w:val="701429A6"/>
+    <w:lvl w:ilvl="0">
+      <w:start w:val="1"/>
+      <w:numFmt w:val="bullet"/>
+      <w:lvlText w:val=""/>
+      <w:lvlJc w:val="left"/>
+      <w:pPr>
+        <w:tabs>
+          <w:tab w:val="num" w:pos="720"/>
+        </w:tabs>
+        <w:ind w:left="720" w:hanging="360"/>
+      </w:pPr>
+      <w:rPr>
+        <w:rFonts w:ascii="Symbol" w:hAnsi="Symbol" w:hint="default"/>
+        <w:sz w:val="20"/>
+      </w:rPr>
+    </w:lvl>
+    <w:lvl w:ilvl="1" w:tentative="1">
+      <w:start w:val="1"/>
+      <w:numFmt w:val="bullet"/>
+      <w:lvlText w:val="o"/>
+      <w:lvlJc w:val="left"/>
+      <w:pPr>
+        <w:tabs>
+          <w:tab w:val="num" w:pos="1440"/>
+        </w:tabs>
+        <w:ind w:left="1440" w:hanging="360"/>
+      </w:pPr>
+      <w:rPr>
+        <w:rFonts w:ascii="Courier New" w:hAnsi="Courier New" w:hint="default"/>
+        <w:sz w:val="20"/>
+      </w:rPr>
+    </w:lvl>
+    <w:lvl w:ilvl="2" w:tentative="1">
+      <w:start w:val="1"/>
+      <w:numFmt w:val="bullet"/>
+      <w:lvlText w:val=""/>
+      <w:lvlJc w:val="left"/>
+      <w:pPr>
+        <w:tabs>
+          <w:tab w:val="num" w:pos="2160"/>
+        </w:tabs>
+        <w:ind w:left="2160" w:hanging="360"/>
+      </w:pPr>
+      <w:rPr>
+        <w:rFonts w:ascii="Wingdings" w:hAnsi="Wingdings" w:hint="default"/>
+        <w:sz w:val="20"/>
+      </w:rPr>
+    </w:lvl>
+    <w:lvl w:ilvl="3" w:tentative="1">
+      <w:start w:val="1"/>
+      <w:numFmt w:val="bullet"/>
+      <w:lvlText w:val=""/>
+      <w:lvlJc w:val="left"/>
+      <w:pPr>
+        <w:tabs>
+          <w:tab w:val="num" w:pos="2880"/>
+        </w:tabs>
+        <w:ind w:left="2880" w:hanging="360"/>
+      </w:pPr>
+      <w:rPr>
+        <w:rFonts w:ascii="Wingdings" w:hAnsi="Wingdings" w:hint="default"/>
+        <w:sz w:val="20"/>
+      </w:rPr>
+    </w:lvl>
+    <w:lvl w:ilvl="4" w:tentative="1">
+      <w:start w:val="1"/>
+      <w:numFmt w:val="bullet"/>
+      <w:lvlText w:val=""/>
+      <w:lvlJc w:val="left"/>
+      <w:pPr>
+        <w:tabs>
+          <w:tab w:val="num" w:pos="3600"/>
+        </w:tabs>
+        <w:ind w:left="3600" w:hanging="360"/>
+      </w:pPr>
+      <w:rPr>
+        <w:rFonts w:ascii="Wingdings" w:hAnsi="Wingdings" w:hint="default"/>
+        <w:sz w:val="20"/>
+      </w:rPr>
+    </w:lvl>
+    <w:lvl w:ilvl="5" w:tentative="1">
+      <w:start w:val="1"/>
+      <w:numFmt w:val="bullet"/>
+      <w:lvlText w:val=""/>
+      <w:lvlJc w:val="left"/>
+      <w:pPr>
+        <w:tabs>
+          <w:tab w:val="num" w:pos="4320"/>
+        </w:tabs>
+        <w:ind w:left="4320" w:hanging="360"/>
+      </w:pPr>
+      <w:rPr>
+        <w:rFonts w:ascii="Wingdings" w:hAnsi="Wingdings" w:hint="default"/>
+        <w:sz w:val="20"/>
+      </w:rPr>
+    </w:lvl>
+    <w:lvl w:ilvl="6" w:tentative="1">
+      <w:start w:val="1"/>
+      <w:numFmt w:val="bullet"/>
+      <w:lvlText w:val=""/>
+      <w:lvlJc w:val="left"/>
+      <w:pPr>
+        <w:tabs>
+          <w:tab w:val="num" w:pos="5040"/>
+        </w:tabs>
+        <w:ind w:left="5040" w:hanging="360"/>
+      </w:pPr>
+      <w:rPr>
+        <w:rFonts w:ascii="Wingdings" w:hAnsi="Wingdings" w:hint="default"/>
+        <w:sz w:val="20"/>
+      </w:rPr>
+    </w:lvl>
+    <w:lvl w:ilvl="7" w:tentative="1">
+      <w:start w:val="1"/>
+      <w:numFmt w:val="bullet"/>
+      <w:lvlText w:val=""/>
+      <w:lvlJc w:val="left"/>
+      <w:pPr>
+        <w:tabs>
+          <w:tab w:val="num" w:pos="5760"/>
+        </w:tabs>
+        <w:ind w:left="5760" w:hanging="360"/>
+      </w:pPr>
+      <w:rPr>
+        <w:rFonts w:ascii="Wingdings" w:hAnsi="Wingdings" w:hint="default"/>
+        <w:sz w:val="20"/>
+      </w:rPr>
+    </w:lvl>
+    <w:lvl w:ilvl="8" w:tentative="1">
+      <w:start w:val="1"/>
+      <w:numFmt w:val="bullet"/>
+      <w:lvlText w:val=""/>
+      <w:lvlJc w:val="left"/>
+      <w:pPr>
+        <w:tabs>
+          <w:tab w:val="num" w:pos="6480"/>
+        </w:tabs>
+        <w:ind w:left="6480" w:hanging="360"/>
+      </w:pPr>
+      <w:rPr>
+        <w:rFonts w:ascii="Wingdings" w:hAnsi="Wingdings" w:hint="default"/>
+        <w:sz w:val="20"/>
+      </w:rPr>
+    </w:lvl>
+  </w:abstractNum>
+  <w:abstractNum w:abstractNumId="8" w15:restartNumberingAfterBreak="0">
     <w:nsid w:val="2489630F"/>
     <w:multiLevelType w:val="hybridMultilevel"/>
     <w:tmpl w:val="20360C58"/>
@@ -15058,7 +20076,7 @@
       </w:rPr>
     </w:lvl>
   </w:abstractNum>
-  <w:abstractNum w:abstractNumId="6" w15:restartNumberingAfterBreak="0">
+  <w:abstractNum w:abstractNumId="9" w15:restartNumberingAfterBreak="0">
     <w:nsid w:val="295B3AA1"/>
     <w:multiLevelType w:val="hybridMultilevel"/>
     <w:tmpl w:val="9E4E98F8"/>
@@ -15170,7 +20188,156 @@
       </w:rPr>
     </w:lvl>
   </w:abstractNum>
-  <w:abstractNum w:abstractNumId="7" w15:restartNumberingAfterBreak="0">
+  <w:abstractNum w:abstractNumId="10" w15:restartNumberingAfterBreak="0">
+    <w:nsid w:val="2C6E3A3B"/>
+    <w:multiLevelType w:val="multilevel"/>
+    <w:tmpl w:val="5DA0600E"/>
+    <w:lvl w:ilvl="0">
+      <w:start w:val="1"/>
+      <w:numFmt w:val="bullet"/>
+      <w:lvlText w:val=""/>
+      <w:lvlJc w:val="left"/>
+      <w:pPr>
+        <w:tabs>
+          <w:tab w:val="num" w:pos="720"/>
+        </w:tabs>
+        <w:ind w:left="720" w:hanging="360"/>
+      </w:pPr>
+      <w:rPr>
+        <w:rFonts w:ascii="Symbol" w:hAnsi="Symbol" w:hint="default"/>
+        <w:sz w:val="20"/>
+      </w:rPr>
+    </w:lvl>
+    <w:lvl w:ilvl="1" w:tentative="1">
+      <w:start w:val="1"/>
+      <w:numFmt w:val="bullet"/>
+      <w:lvlText w:val="o"/>
+      <w:lvlJc w:val="left"/>
+      <w:pPr>
+        <w:tabs>
+          <w:tab w:val="num" w:pos="1440"/>
+        </w:tabs>
+        <w:ind w:left="1440" w:hanging="360"/>
+      </w:pPr>
+      <w:rPr>
+        <w:rFonts w:ascii="Courier New" w:hAnsi="Courier New" w:hint="default"/>
+        <w:sz w:val="20"/>
+      </w:rPr>
+    </w:lvl>
+    <w:lvl w:ilvl="2" w:tentative="1">
+      <w:start w:val="1"/>
+      <w:numFmt w:val="bullet"/>
+      <w:lvlText w:val=""/>
+      <w:lvlJc w:val="left"/>
+      <w:pPr>
+        <w:tabs>
+          <w:tab w:val="num" w:pos="2160"/>
+        </w:tabs>
+        <w:ind w:left="2160" w:hanging="360"/>
+      </w:pPr>
+      <w:rPr>
+        <w:rFonts w:ascii="Wingdings" w:hAnsi="Wingdings" w:hint="default"/>
+        <w:sz w:val="20"/>
+      </w:rPr>
+    </w:lvl>
+    <w:lvl w:ilvl="3" w:tentative="1">
+      <w:start w:val="1"/>
+      <w:numFmt w:val="bullet"/>
+      <w:lvlText w:val=""/>
+      <w:lvlJc w:val="left"/>
+      <w:pPr>
+        <w:tabs>
+          <w:tab w:val="num" w:pos="2880"/>
+        </w:tabs>
+        <w:ind w:left="2880" w:hanging="360"/>
+      </w:pPr>
+      <w:rPr>
+        <w:rFonts w:ascii="Wingdings" w:hAnsi="Wingdings" w:hint="default"/>
+        <w:sz w:val="20"/>
+      </w:rPr>
+    </w:lvl>
+    <w:lvl w:ilvl="4" w:tentative="1">
+      <w:start w:val="1"/>
+      <w:numFmt w:val="bullet"/>
+      <w:lvlText w:val=""/>
+      <w:lvlJc w:val="left"/>
+      <w:pPr>
+        <w:tabs>
+          <w:tab w:val="num" w:pos="3600"/>
+        </w:tabs>
+        <w:ind w:left="3600" w:hanging="360"/>
+      </w:pPr>
+      <w:rPr>
+        <w:rFonts w:ascii="Wingdings" w:hAnsi="Wingdings" w:hint="default"/>
+        <w:sz w:val="20"/>
+      </w:rPr>
+    </w:lvl>
+    <w:lvl w:ilvl="5" w:tentative="1">
+      <w:start w:val="1"/>
+      <w:numFmt w:val="bullet"/>
+      <w:lvlText w:val=""/>
+      <w:lvlJc w:val="left"/>
+      <w:pPr>
+        <w:tabs>
+          <w:tab w:val="num" w:pos="4320"/>
+        </w:tabs>
+        <w:ind w:left="4320" w:hanging="360"/>
+      </w:pPr>
+      <w:rPr>
+        <w:rFonts w:ascii="Wingdings" w:hAnsi="Wingdings" w:hint="default"/>
+        <w:sz w:val="20"/>
+      </w:rPr>
+    </w:lvl>
+    <w:lvl w:ilvl="6" w:tentative="1">
+      <w:start w:val="1"/>
+      <w:numFmt w:val="bullet"/>
+      <w:lvlText w:val=""/>
+      <w:lvlJc w:val="left"/>
+      <w:pPr>
+        <w:tabs>
+          <w:tab w:val="num" w:pos="5040"/>
+        </w:tabs>
+        <w:ind w:left="5040" w:hanging="360"/>
+      </w:pPr>
+      <w:rPr>
+        <w:rFonts w:ascii="Wingdings" w:hAnsi="Wingdings" w:hint="default"/>
+        <w:sz w:val="20"/>
+      </w:rPr>
+    </w:lvl>
+    <w:lvl w:ilvl="7" w:tentative="1">
+      <w:start w:val="1"/>
+      <w:numFmt w:val="bullet"/>
+      <w:lvlText w:val=""/>
+      <w:lvlJc w:val="left"/>
+      <w:pPr>
+        <w:tabs>
+          <w:tab w:val="num" w:pos="5760"/>
+        </w:tabs>
+        <w:ind w:left="5760" w:hanging="360"/>
+      </w:pPr>
+      <w:rPr>
+        <w:rFonts w:ascii="Wingdings" w:hAnsi="Wingdings" w:hint="default"/>
+        <w:sz w:val="20"/>
+      </w:rPr>
+    </w:lvl>
+    <w:lvl w:ilvl="8" w:tentative="1">
+      <w:start w:val="1"/>
+      <w:numFmt w:val="bullet"/>
+      <w:lvlText w:val=""/>
+      <w:lvlJc w:val="left"/>
+      <w:pPr>
+        <w:tabs>
+          <w:tab w:val="num" w:pos="6480"/>
+        </w:tabs>
+        <w:ind w:left="6480" w:hanging="360"/>
+      </w:pPr>
+      <w:rPr>
+        <w:rFonts w:ascii="Wingdings" w:hAnsi="Wingdings" w:hint="default"/>
+        <w:sz w:val="20"/>
+      </w:rPr>
+    </w:lvl>
+  </w:abstractNum>
+  <w:abstractNum w:abstractNumId="11" w15:restartNumberingAfterBreak="0">
     <w:nsid w:val="2C894720"/>
     <w:multiLevelType w:val="multilevel"/>
     <w:tmpl w:val="B81A4E30"/>
@@ -15319,7 +20486,7 @@
       </w:rPr>
     </w:lvl>
   </w:abstractNum>
-  <w:abstractNum w:abstractNumId="8" w15:restartNumberingAfterBreak="0">
+  <w:abstractNum w:abstractNumId="12" w15:restartNumberingAfterBreak="0">
     <w:nsid w:val="2ECC7785"/>
     <w:multiLevelType w:val="hybridMultilevel"/>
     <w:tmpl w:val="1C6CB9D6"/>
@@ -15531,7 +20698,7 @@
       </w:rPr>
     </w:lvl>
   </w:abstractNum>
-  <w:abstractNum w:abstractNumId="9" w15:restartNumberingAfterBreak="0">
+  <w:abstractNum w:abstractNumId="13" w15:restartNumberingAfterBreak="0">
     <w:nsid w:val="31ED7F50"/>
     <w:multiLevelType w:val="hybridMultilevel"/>
     <w:tmpl w:val="F38E3C66"/>
@@ -15743,7 +20910,7 @@
       </w:rPr>
     </w:lvl>
   </w:abstractNum>
-  <w:abstractNum w:abstractNumId="10" w15:restartNumberingAfterBreak="0">
+  <w:abstractNum w:abstractNumId="14" w15:restartNumberingAfterBreak="0">
     <w:nsid w:val="34D34D96"/>
     <w:multiLevelType w:val="hybridMultilevel"/>
     <w:tmpl w:val="54B2B26C"/>
@@ -15955,7 +21122,7 @@
       </w:rPr>
     </w:lvl>
   </w:abstractNum>
-  <w:abstractNum w:abstractNumId="11" w15:restartNumberingAfterBreak="0">
+  <w:abstractNum w:abstractNumId="15" w15:restartNumberingAfterBreak="0">
     <w:nsid w:val="374A607A"/>
     <w:multiLevelType w:val="multilevel"/>
     <w:tmpl w:val="0CCEBAE0"/>
@@ -16104,7 +21271,156 @@
       </w:rPr>
     </w:lvl>
   </w:abstractNum>
-  <w:abstractNum w:abstractNumId="12" w15:restartNumberingAfterBreak="0">
+  <w:abstractNum w:abstractNumId="16" w15:restartNumberingAfterBreak="0">
+    <w:nsid w:val="3B881AED"/>
+    <w:multiLevelType w:val="multilevel"/>
+    <w:tmpl w:val="72D49588"/>
+    <w:lvl w:ilvl="0">
+      <w:start w:val="1"/>
+      <w:numFmt w:val="bullet"/>
+      <w:lvlText w:val=""/>
+      <w:lvlJc w:val="left"/>
+      <w:pPr>
+        <w:tabs>
+          <w:tab w:val="num" w:pos="720"/>
+        </w:tabs>
+        <w:ind w:left="720" w:hanging="360"/>
+      </w:pPr>
+      <w:rPr>
+        <w:rFonts w:ascii="Symbol" w:hAnsi="Symbol" w:hint="default"/>
+        <w:sz w:val="20"/>
+      </w:rPr>
+    </w:lvl>
+    <w:lvl w:ilvl="1" w:tentative="1">
+      <w:start w:val="1"/>
+      <w:numFmt w:val="bullet"/>
+      <w:lvlText w:val="o"/>
+      <w:lvlJc w:val="left"/>
+      <w:pPr>
+        <w:tabs>
+          <w:tab w:val="num" w:pos="1440"/>
+        </w:tabs>
+        <w:ind w:left="1440" w:hanging="360"/>
+      </w:pPr>
+      <w:rPr>
+        <w:rFonts w:ascii="Courier New" w:hAnsi="Courier New" w:hint="default"/>
+        <w:sz w:val="20"/>
+      </w:rPr>
+    </w:lvl>
+    <w:lvl w:ilvl="2" w:tentative="1">
+      <w:start w:val="1"/>
+      <w:numFmt w:val="bullet"/>
+      <w:lvlText w:val=""/>
+      <w:lvlJc w:val="left"/>
+      <w:pPr>
+        <w:tabs>
+          <w:tab w:val="num" w:pos="2160"/>
+        </w:tabs>
+        <w:ind w:left="2160" w:hanging="360"/>
+      </w:pPr>
+      <w:rPr>
+        <w:rFonts w:ascii="Wingdings" w:hAnsi="Wingdings" w:hint="default"/>
+        <w:sz w:val="20"/>
+      </w:rPr>
+    </w:lvl>
+    <w:lvl w:ilvl="3" w:tentative="1">
+      <w:start w:val="1"/>
+      <w:numFmt w:val="bullet"/>
+      <w:lvlText w:val=""/>
+      <w:lvlJc w:val="left"/>
+      <w:pPr>
+        <w:tabs>
+          <w:tab w:val="num" w:pos="2880"/>
+        </w:tabs>
+        <w:ind w:left="2880" w:hanging="360"/>
+      </w:pPr>
+      <w:rPr>
+        <w:rFonts w:ascii="Wingdings" w:hAnsi="Wingdings" w:hint="default"/>
+        <w:sz w:val="20"/>
+      </w:rPr>
+    </w:lvl>
+    <w:lvl w:ilvl="4" w:tentative="1">
+      <w:start w:val="1"/>
+      <w:numFmt w:val="bullet"/>
+      <w:lvlText w:val=""/>
+      <w:lvlJc w:val="left"/>
+      <w:pPr>
+        <w:tabs>
+          <w:tab w:val="num" w:pos="3600"/>
+        </w:tabs>
+        <w:ind w:left="3600" w:hanging="360"/>
+      </w:pPr>
+      <w:rPr>
+        <w:rFonts w:ascii="Wingdings" w:hAnsi="Wingdings" w:hint="default"/>
+        <w:sz w:val="20"/>
+      </w:rPr>
+    </w:lvl>
+    <w:lvl w:ilvl="5" w:tentative="1">
+      <w:start w:val="1"/>
+      <w:numFmt w:val="bullet"/>
+      <w:lvlText w:val=""/>
+      <w:lvlJc w:val="left"/>
+      <w:pPr>
+        <w:tabs>
+          <w:tab w:val="num" w:pos="4320"/>
+        </w:tabs>
+        <w:ind w:left="4320" w:hanging="360"/>
+      </w:pPr>
+      <w:rPr>
+        <w:rFonts w:ascii="Wingdings" w:hAnsi="Wingdings" w:hint="default"/>
+        <w:sz w:val="20"/>
+      </w:rPr>
+    </w:lvl>
+    <w:lvl w:ilvl="6" w:tentative="1">
+      <w:start w:val="1"/>
+      <w:numFmt w:val="bullet"/>
+      <w:lvlText w:val=""/>
+      <w:lvlJc w:val="left"/>
+      <w:pPr>
+        <w:tabs>
+          <w:tab w:val="num" w:pos="5040"/>
+        </w:tabs>
+        <w:ind w:left="5040" w:hanging="360"/>
+      </w:pPr>
+      <w:rPr>
+        <w:rFonts w:ascii="Wingdings" w:hAnsi="Wingdings" w:hint="default"/>
+        <w:sz w:val="20"/>
+      </w:rPr>
+    </w:lvl>
+    <w:lvl w:ilvl="7" w:tentative="1">
+      <w:start w:val="1"/>
+      <w:numFmt w:val="bullet"/>
+      <w:lvlText w:val=""/>
+      <w:lvlJc w:val="left"/>
+      <w:pPr>
+        <w:tabs>
+          <w:tab w:val="num" w:pos="5760"/>
+        </w:tabs>
+        <w:ind w:left="5760" w:hanging="360"/>
+      </w:pPr>
+      <w:rPr>
+        <w:rFonts w:ascii="Wingdings" w:hAnsi="Wingdings" w:hint="default"/>
+        <w:sz w:val="20"/>
+      </w:rPr>
+    </w:lvl>
+    <w:lvl w:ilvl="8" w:tentative="1">
+      <w:start w:val="1"/>
+      <w:numFmt w:val="bullet"/>
+      <w:lvlText w:val=""/>
+      <w:lvlJc w:val="left"/>
+      <w:pPr>
+        <w:tabs>
+          <w:tab w:val="num" w:pos="6480"/>
+        </w:tabs>
+        <w:ind w:left="6480" w:hanging="360"/>
+      </w:pPr>
+      <w:rPr>
+        <w:rFonts w:ascii="Wingdings" w:hAnsi="Wingdings" w:hint="default"/>
+        <w:sz w:val="20"/>
+      </w:rPr>
+    </w:lvl>
+  </w:abstractNum>
+  <w:abstractNum w:abstractNumId="17" w15:restartNumberingAfterBreak="0">
     <w:nsid w:val="45372089"/>
     <w:multiLevelType w:val="hybridMultilevel"/>
     <w:tmpl w:val="CD28129E"/>
@@ -16316,7 +21632,603 @@
       </w:rPr>
     </w:lvl>
   </w:abstractNum>
-  <w:abstractNum w:abstractNumId="13" w15:restartNumberingAfterBreak="0">
+  <w:abstractNum w:abstractNumId="18" w15:restartNumberingAfterBreak="0">
+    <w:nsid w:val="45A8109C"/>
+    <w:multiLevelType w:val="multilevel"/>
+    <w:tmpl w:val="C68C6460"/>
+    <w:lvl w:ilvl="0">
+      <w:start w:val="1"/>
+      <w:numFmt w:val="bullet"/>
+      <w:lvlText w:val=""/>
+      <w:lvlJc w:val="left"/>
+      <w:pPr>
+        <w:tabs>
+          <w:tab w:val="num" w:pos="720"/>
+        </w:tabs>
+        <w:ind w:left="720" w:hanging="360"/>
+      </w:pPr>
+      <w:rPr>
+        <w:rFonts w:ascii="Symbol" w:hAnsi="Symbol" w:hint="default"/>
+        <w:sz w:val="20"/>
+      </w:rPr>
+    </w:lvl>
+    <w:lvl w:ilvl="1" w:tentative="1">
+      <w:start w:val="1"/>
+      <w:numFmt w:val="bullet"/>
+      <w:lvlText w:val="o"/>
+      <w:lvlJc w:val="left"/>
+      <w:pPr>
+        <w:tabs>
+          <w:tab w:val="num" w:pos="1440"/>
+        </w:tabs>
+        <w:ind w:left="1440" w:hanging="360"/>
+      </w:pPr>
+      <w:rPr>
+        <w:rFonts w:ascii="Courier New" w:hAnsi="Courier New" w:hint="default"/>
+        <w:sz w:val="20"/>
+      </w:rPr>
+    </w:lvl>
+    <w:lvl w:ilvl="2" w:tentative="1">
+      <w:start w:val="1"/>
+      <w:numFmt w:val="bullet"/>
+      <w:lvlText w:val=""/>
+      <w:lvlJc w:val="left"/>
+      <w:pPr>
+        <w:tabs>
+          <w:tab w:val="num" w:pos="2160"/>
+        </w:tabs>
+        <w:ind w:left="2160" w:hanging="360"/>
+      </w:pPr>
+      <w:rPr>
+        <w:rFonts w:ascii="Wingdings" w:hAnsi="Wingdings" w:hint="default"/>
+        <w:sz w:val="20"/>
+      </w:rPr>
+    </w:lvl>
+    <w:lvl w:ilvl="3" w:tentative="1">
+      <w:start w:val="1"/>
+      <w:numFmt w:val="bullet"/>
+      <w:lvlText w:val=""/>
+      <w:lvlJc w:val="left"/>
+      <w:pPr>
+        <w:tabs>
+          <w:tab w:val="num" w:pos="2880"/>
+        </w:tabs>
+        <w:ind w:left="2880" w:hanging="360"/>
+      </w:pPr>
+      <w:rPr>
+        <w:rFonts w:ascii="Wingdings" w:hAnsi="Wingdings" w:hint="default"/>
+        <w:sz w:val="20"/>
+      </w:rPr>
+    </w:lvl>
+    <w:lvl w:ilvl="4" w:tentative="1">
+      <w:start w:val="1"/>
+      <w:numFmt w:val="bullet"/>
+      <w:lvlText w:val=""/>
+      <w:lvlJc w:val="left"/>
+      <w:pPr>
+        <w:tabs>
+          <w:tab w:val="num" w:pos="3600"/>
+        </w:tabs>
+        <w:ind w:left="3600" w:hanging="360"/>
+      </w:pPr>
+      <w:rPr>
+        <w:rFonts w:ascii="Wingdings" w:hAnsi="Wingdings" w:hint="default"/>
+        <w:sz w:val="20"/>
+      </w:rPr>
+    </w:lvl>
+    <w:lvl w:ilvl="5" w:tentative="1">
+      <w:start w:val="1"/>
+      <w:numFmt w:val="bullet"/>
+      <w:lvlText w:val=""/>
+      <w:lvlJc w:val="left"/>
+      <w:pPr>
+        <w:tabs>
+          <w:tab w:val="num" w:pos="4320"/>
+        </w:tabs>
+        <w:ind w:left="4320" w:hanging="360"/>
+      </w:pPr>
+      <w:rPr>
+        <w:rFonts w:ascii="Wingdings" w:hAnsi="Wingdings" w:hint="default"/>
+        <w:sz w:val="20"/>
+      </w:rPr>
+    </w:lvl>
+    <w:lvl w:ilvl="6" w:tentative="1">
+      <w:start w:val="1"/>
+      <w:numFmt w:val="bullet"/>
+      <w:lvlText w:val=""/>
+      <w:lvlJc w:val="left"/>
+      <w:pPr>
+        <w:tabs>
+          <w:tab w:val="num" w:pos="5040"/>
+        </w:tabs>
+        <w:ind w:left="5040" w:hanging="360"/>
+      </w:pPr>
+      <w:rPr>
+        <w:rFonts w:ascii="Wingdings" w:hAnsi="Wingdings" w:hint="default"/>
+        <w:sz w:val="20"/>
+      </w:rPr>
+    </w:lvl>
+    <w:lvl w:ilvl="7" w:tentative="1">
+      <w:start w:val="1"/>
+      <w:numFmt w:val="bullet"/>
+      <w:lvlText w:val=""/>
+      <w:lvlJc w:val="left"/>
+      <w:pPr>
+        <w:tabs>
+          <w:tab w:val="num" w:pos="5760"/>
+        </w:tabs>
+        <w:ind w:left="5760" w:hanging="360"/>
+      </w:pPr>
+      <w:rPr>
+        <w:rFonts w:ascii="Wingdings" w:hAnsi="Wingdings" w:hint="default"/>
+        <w:sz w:val="20"/>
+      </w:rPr>
+    </w:lvl>
+    <w:lvl w:ilvl="8" w:tentative="1">
+      <w:start w:val="1"/>
+      <w:numFmt w:val="bullet"/>
+      <w:lvlText w:val=""/>
+      <w:lvlJc w:val="left"/>
+      <w:pPr>
+        <w:tabs>
+          <w:tab w:val="num" w:pos="6480"/>
+        </w:tabs>
+        <w:ind w:left="6480" w:hanging="360"/>
+      </w:pPr>
+      <w:rPr>
+        <w:rFonts w:ascii="Wingdings" w:hAnsi="Wingdings" w:hint="default"/>
+        <w:sz w:val="20"/>
+      </w:rPr>
+    </w:lvl>
+  </w:abstractNum>
+  <w:abstractNum w:abstractNumId="19" w15:restartNumberingAfterBreak="0">
+    <w:nsid w:val="47ED0C14"/>
+    <w:multiLevelType w:val="multilevel"/>
+    <w:tmpl w:val="28CA47B4"/>
+    <w:lvl w:ilvl="0">
+      <w:start w:val="1"/>
+      <w:numFmt w:val="bullet"/>
+      <w:lvlText w:val=""/>
+      <w:lvlJc w:val="left"/>
+      <w:pPr>
+        <w:tabs>
+          <w:tab w:val="num" w:pos="720"/>
+        </w:tabs>
+        <w:ind w:left="720" w:hanging="360"/>
+      </w:pPr>
+      <w:rPr>
+        <w:rFonts w:ascii="Symbol" w:hAnsi="Symbol" w:hint="default"/>
+        <w:sz w:val="20"/>
+      </w:rPr>
+    </w:lvl>
+    <w:lvl w:ilvl="1" w:tentative="1">
+      <w:start w:val="1"/>
+      <w:numFmt w:val="bullet"/>
+      <w:lvlText w:val="o"/>
+      <w:lvlJc w:val="left"/>
+      <w:pPr>
+        <w:tabs>
+          <w:tab w:val="num" w:pos="1440"/>
+        </w:tabs>
+        <w:ind w:left="1440" w:hanging="360"/>
+      </w:pPr>
+      <w:rPr>
+        <w:rFonts w:ascii="Courier New" w:hAnsi="Courier New" w:hint="default"/>
+        <w:sz w:val="20"/>
+      </w:rPr>
+    </w:lvl>
+    <w:lvl w:ilvl="2" w:tentative="1">
+      <w:start w:val="1"/>
+      <w:numFmt w:val="bullet"/>
+      <w:lvlText w:val=""/>
+      <w:lvlJc w:val="left"/>
+      <w:pPr>
+        <w:tabs>
+          <w:tab w:val="num" w:pos="2160"/>
+        </w:tabs>
+        <w:ind w:left="2160" w:hanging="360"/>
+      </w:pPr>
+      <w:rPr>
+        <w:rFonts w:ascii="Wingdings" w:hAnsi="Wingdings" w:hint="default"/>
+        <w:sz w:val="20"/>
+      </w:rPr>
+    </w:lvl>
+    <w:lvl w:ilvl="3" w:tentative="1">
+      <w:start w:val="1"/>
+      <w:numFmt w:val="bullet"/>
+      <w:lvlText w:val=""/>
+      <w:lvlJc w:val="left"/>
+      <w:pPr>
+        <w:tabs>
+          <w:tab w:val="num" w:pos="2880"/>
+        </w:tabs>
+        <w:ind w:left="2880" w:hanging="360"/>
+      </w:pPr>
+      <w:rPr>
+        <w:rFonts w:ascii="Wingdings" w:hAnsi="Wingdings" w:hint="default"/>
+        <w:sz w:val="20"/>
+      </w:rPr>
+    </w:lvl>
+    <w:lvl w:ilvl="4" w:tentative="1">
+      <w:start w:val="1"/>
+      <w:numFmt w:val="bullet"/>
+      <w:lvlText w:val=""/>
+      <w:lvlJc w:val="left"/>
+      <w:pPr>
+        <w:tabs>
+          <w:tab w:val="num" w:pos="3600"/>
+        </w:tabs>
+        <w:ind w:left="3600" w:hanging="360"/>
+      </w:pPr>
+      <w:rPr>
+        <w:rFonts w:ascii="Wingdings" w:hAnsi="Wingdings" w:hint="default"/>
+        <w:sz w:val="20"/>
+      </w:rPr>
+    </w:lvl>
+    <w:lvl w:ilvl="5" w:tentative="1">
+      <w:start w:val="1"/>
+      <w:numFmt w:val="bullet"/>
+      <w:lvlText w:val=""/>
+      <w:lvlJc w:val="left"/>
+      <w:pPr>
+        <w:tabs>
+          <w:tab w:val="num" w:pos="4320"/>
+        </w:tabs>
+        <w:ind w:left="4320" w:hanging="360"/>
+      </w:pPr>
+      <w:rPr>
+        <w:rFonts w:ascii="Wingdings" w:hAnsi="Wingdings" w:hint="default"/>
+        <w:sz w:val="20"/>
+      </w:rPr>
+    </w:lvl>
+    <w:lvl w:ilvl="6" w:tentative="1">
+      <w:start w:val="1"/>
+      <w:numFmt w:val="bullet"/>
+      <w:lvlText w:val=""/>
+      <w:lvlJc w:val="left"/>
+      <w:pPr>
+        <w:tabs>
+          <w:tab w:val="num" w:pos="5040"/>
+        </w:tabs>
+        <w:ind w:left="5040" w:hanging="360"/>
+      </w:pPr>
+      <w:rPr>
+        <w:rFonts w:ascii="Wingdings" w:hAnsi="Wingdings" w:hint="default"/>
+        <w:sz w:val="20"/>
+      </w:rPr>
+    </w:lvl>
+    <w:lvl w:ilvl="7" w:tentative="1">
+      <w:start w:val="1"/>
+      <w:numFmt w:val="bullet"/>
+      <w:lvlText w:val=""/>
+      <w:lvlJc w:val="left"/>
+      <w:pPr>
+        <w:tabs>
+          <w:tab w:val="num" w:pos="5760"/>
+        </w:tabs>
+        <w:ind w:left="5760" w:hanging="360"/>
+      </w:pPr>
+      <w:rPr>
+        <w:rFonts w:ascii="Wingdings" w:hAnsi="Wingdings" w:hint="default"/>
+        <w:sz w:val="20"/>
+      </w:rPr>
+    </w:lvl>
+    <w:lvl w:ilvl="8" w:tentative="1">
+      <w:start w:val="1"/>
+      <w:numFmt w:val="bullet"/>
+      <w:lvlText w:val=""/>
+      <w:lvlJc w:val="left"/>
+      <w:pPr>
+        <w:tabs>
+          <w:tab w:val="num" w:pos="6480"/>
+        </w:tabs>
+        <w:ind w:left="6480" w:hanging="360"/>
+      </w:pPr>
+      <w:rPr>
+        <w:rFonts w:ascii="Wingdings" w:hAnsi="Wingdings" w:hint="default"/>
+        <w:sz w:val="20"/>
+      </w:rPr>
+    </w:lvl>
+  </w:abstractNum>
+  <w:abstractNum w:abstractNumId="20" w15:restartNumberingAfterBreak="0">
+    <w:nsid w:val="48A82605"/>
+    <w:multiLevelType w:val="multilevel"/>
+    <w:tmpl w:val="91D2A852"/>
+    <w:lvl w:ilvl="0">
+      <w:start w:val="1"/>
+      <w:numFmt w:val="bullet"/>
+      <w:lvlText w:val=""/>
+      <w:lvlJc w:val="left"/>
+      <w:pPr>
+        <w:tabs>
+          <w:tab w:val="num" w:pos="720"/>
+        </w:tabs>
+        <w:ind w:left="720" w:hanging="360"/>
+      </w:pPr>
+      <w:rPr>
+        <w:rFonts w:ascii="Symbol" w:hAnsi="Symbol" w:hint="default"/>
+        <w:sz w:val="20"/>
+      </w:rPr>
+    </w:lvl>
+    <w:lvl w:ilvl="1" w:tentative="1">
+      <w:start w:val="1"/>
+      <w:numFmt w:val="bullet"/>
+      <w:lvlText w:val="o"/>
+      <w:lvlJc w:val="left"/>
+      <w:pPr>
+        <w:tabs>
+          <w:tab w:val="num" w:pos="1440"/>
+        </w:tabs>
+        <w:ind w:left="1440" w:hanging="360"/>
+      </w:pPr>
+      <w:rPr>
+        <w:rFonts w:ascii="Courier New" w:hAnsi="Courier New" w:hint="default"/>
+        <w:sz w:val="20"/>
+      </w:rPr>
+    </w:lvl>
+    <w:lvl w:ilvl="2" w:tentative="1">
+      <w:start w:val="1"/>
+      <w:numFmt w:val="bullet"/>
+      <w:lvlText w:val=""/>
+      <w:lvlJc w:val="left"/>
+      <w:pPr>
+        <w:tabs>
+          <w:tab w:val="num" w:pos="2160"/>
+        </w:tabs>
+        <w:ind w:left="2160" w:hanging="360"/>
+      </w:pPr>
+      <w:rPr>
+        <w:rFonts w:ascii="Wingdings" w:hAnsi="Wingdings" w:hint="default"/>
+        <w:sz w:val="20"/>
+      </w:rPr>
+    </w:lvl>
+    <w:lvl w:ilvl="3" w:tentative="1">
+      <w:start w:val="1"/>
+      <w:numFmt w:val="bullet"/>
+      <w:lvlText w:val=""/>
+      <w:lvlJc w:val="left"/>
+      <w:pPr>
+        <w:tabs>
+          <w:tab w:val="num" w:pos="2880"/>
+        </w:tabs>
+        <w:ind w:left="2880" w:hanging="360"/>
+      </w:pPr>
+      <w:rPr>
+        <w:rFonts w:ascii="Wingdings" w:hAnsi="Wingdings" w:hint="default"/>
+        <w:sz w:val="20"/>
+      </w:rPr>
+    </w:lvl>
+    <w:lvl w:ilvl="4" w:tentative="1">
+      <w:start w:val="1"/>
+      <w:numFmt w:val="bullet"/>
+      <w:lvlText w:val=""/>
+      <w:lvlJc w:val="left"/>
+      <w:pPr>
+        <w:tabs>
+          <w:tab w:val="num" w:pos="3600"/>
+        </w:tabs>
+        <w:ind w:left="3600" w:hanging="360"/>
+      </w:pPr>
+      <w:rPr>
+        <w:rFonts w:ascii="Wingdings" w:hAnsi="Wingdings" w:hint="default"/>
+        <w:sz w:val="20"/>
+      </w:rPr>
+    </w:lvl>
+    <w:lvl w:ilvl="5" w:tentative="1">
+      <w:start w:val="1"/>
+      <w:numFmt w:val="bullet"/>
+      <w:lvlText w:val=""/>
+      <w:lvlJc w:val="left"/>
+      <w:pPr>
+        <w:tabs>
+          <w:tab w:val="num" w:pos="4320"/>
+        </w:tabs>
+        <w:ind w:left="4320" w:hanging="360"/>
+      </w:pPr>
+      <w:rPr>
+        <w:rFonts w:ascii="Wingdings" w:hAnsi="Wingdings" w:hint="default"/>
+        <w:sz w:val="20"/>
+      </w:rPr>
+    </w:lvl>
+    <w:lvl w:ilvl="6" w:tentative="1">
+      <w:start w:val="1"/>
+      <w:numFmt w:val="bullet"/>
+      <w:lvlText w:val=""/>
+      <w:lvlJc w:val="left"/>
+      <w:pPr>
+        <w:tabs>
+          <w:tab w:val="num" w:pos="5040"/>
+        </w:tabs>
+        <w:ind w:left="5040" w:hanging="360"/>
+      </w:pPr>
+      <w:rPr>
+        <w:rFonts w:ascii="Wingdings" w:hAnsi="Wingdings" w:hint="default"/>
+        <w:sz w:val="20"/>
+      </w:rPr>
+    </w:lvl>
+    <w:lvl w:ilvl="7" w:tentative="1">
+      <w:start w:val="1"/>
+      <w:numFmt w:val="bullet"/>
+      <w:lvlText w:val=""/>
+      <w:lvlJc w:val="left"/>
+      <w:pPr>
+        <w:tabs>
+          <w:tab w:val="num" w:pos="5760"/>
+        </w:tabs>
+        <w:ind w:left="5760" w:hanging="360"/>
+      </w:pPr>
+      <w:rPr>
+        <w:rFonts w:ascii="Wingdings" w:hAnsi="Wingdings" w:hint="default"/>
+        <w:sz w:val="20"/>
+      </w:rPr>
+    </w:lvl>
+    <w:lvl w:ilvl="8" w:tentative="1">
+      <w:start w:val="1"/>
+      <w:numFmt w:val="bullet"/>
+      <w:lvlText w:val=""/>
+      <w:lvlJc w:val="left"/>
+      <w:pPr>
+        <w:tabs>
+          <w:tab w:val="num" w:pos="6480"/>
+        </w:tabs>
+        <w:ind w:left="6480" w:hanging="360"/>
+      </w:pPr>
+      <w:rPr>
+        <w:rFonts w:ascii="Wingdings" w:hAnsi="Wingdings" w:hint="default"/>
+        <w:sz w:val="20"/>
+      </w:rPr>
+    </w:lvl>
+  </w:abstractNum>
+  <w:abstractNum w:abstractNumId="21" w15:restartNumberingAfterBreak="0">
+    <w:nsid w:val="4DC71AA0"/>
+    <w:multiLevelType w:val="multilevel"/>
+    <w:tmpl w:val="4E5CA81C"/>
+    <w:lvl w:ilvl="0">
+      <w:start w:val="1"/>
+      <w:numFmt w:val="bullet"/>
+      <w:lvlText w:val=""/>
+      <w:lvlJc w:val="left"/>
+      <w:pPr>
+        <w:tabs>
+          <w:tab w:val="num" w:pos="720"/>
+        </w:tabs>
+        <w:ind w:left="720" w:hanging="360"/>
+      </w:pPr>
+      <w:rPr>
+        <w:rFonts w:ascii="Symbol" w:hAnsi="Symbol" w:hint="default"/>
+        <w:sz w:val="20"/>
+      </w:rPr>
+    </w:lvl>
+    <w:lvl w:ilvl="1" w:tentative="1">
+      <w:start w:val="1"/>
+      <w:numFmt w:val="bullet"/>
+      <w:lvlText w:val="o"/>
+      <w:lvlJc w:val="left"/>
+      <w:pPr>
+        <w:tabs>
+          <w:tab w:val="num" w:pos="1440"/>
+        </w:tabs>
+        <w:ind w:left="1440" w:hanging="360"/>
+      </w:pPr>
+      <w:rPr>
+        <w:rFonts w:ascii="Courier New" w:hAnsi="Courier New" w:hint="default"/>
+        <w:sz w:val="20"/>
+      </w:rPr>
+    </w:lvl>
+    <w:lvl w:ilvl="2" w:tentative="1">
+      <w:start w:val="1"/>
+      <w:numFmt w:val="bullet"/>
+      <w:lvlText w:val=""/>
+      <w:lvlJc w:val="left"/>
+      <w:pPr>
+        <w:tabs>
+          <w:tab w:val="num" w:pos="2160"/>
+        </w:tabs>
+        <w:ind w:left="2160" w:hanging="360"/>
+      </w:pPr>
+      <w:rPr>
+        <w:rFonts w:ascii="Wingdings" w:hAnsi="Wingdings" w:hint="default"/>
+        <w:sz w:val="20"/>
+      </w:rPr>
+    </w:lvl>
+    <w:lvl w:ilvl="3" w:tentative="1">
+      <w:start w:val="1"/>
+      <w:numFmt w:val="bullet"/>
+      <w:lvlText w:val=""/>
+      <w:lvlJc w:val="left"/>
+      <w:pPr>
+        <w:tabs>
+          <w:tab w:val="num" w:pos="2880"/>
+        </w:tabs>
+        <w:ind w:left="2880" w:hanging="360"/>
+      </w:pPr>
+      <w:rPr>
+        <w:rFonts w:ascii="Wingdings" w:hAnsi="Wingdings" w:hint="default"/>
+        <w:sz w:val="20"/>
+      </w:rPr>
+    </w:lvl>
+    <w:lvl w:ilvl="4" w:tentative="1">
+      <w:start w:val="1"/>
+      <w:numFmt w:val="bullet"/>
+      <w:lvlText w:val=""/>
+      <w:lvlJc w:val="left"/>
+      <w:pPr>
+        <w:tabs>
+          <w:tab w:val="num" w:pos="3600"/>
+        </w:tabs>
+        <w:ind w:left="3600" w:hanging="360"/>
+      </w:pPr>
+      <w:rPr>
+        <w:rFonts w:ascii="Wingdings" w:hAnsi="Wingdings" w:hint="default"/>
+        <w:sz w:val="20"/>
+      </w:rPr>
+    </w:lvl>
+    <w:lvl w:ilvl="5" w:tentative="1">
+      <w:start w:val="1"/>
+      <w:numFmt w:val="bullet"/>
+      <w:lvlText w:val=""/>
+      <w:lvlJc w:val="left"/>
+      <w:pPr>
+        <w:tabs>
+          <w:tab w:val="num" w:pos="4320"/>
+        </w:tabs>
+        <w:ind w:left="4320" w:hanging="360"/>
+      </w:pPr>
+      <w:rPr>
+        <w:rFonts w:ascii="Wingdings" w:hAnsi="Wingdings" w:hint="default"/>
+        <w:sz w:val="20"/>
+      </w:rPr>
+    </w:lvl>
+    <w:lvl w:ilvl="6" w:tentative="1">
+      <w:start w:val="1"/>
+      <w:numFmt w:val="bullet"/>
+      <w:lvlText w:val=""/>
+      <w:lvlJc w:val="left"/>
+      <w:pPr>
+        <w:tabs>
+          <w:tab w:val="num" w:pos="5040"/>
+        </w:tabs>
+        <w:ind w:left="5040" w:hanging="360"/>
+      </w:pPr>
+      <w:rPr>
+        <w:rFonts w:ascii="Wingdings" w:hAnsi="Wingdings" w:hint="default"/>
+        <w:sz w:val="20"/>
+      </w:rPr>
+    </w:lvl>
+    <w:lvl w:ilvl="7" w:tentative="1">
+      <w:start w:val="1"/>
+      <w:numFmt w:val="bullet"/>
+      <w:lvlText w:val=""/>
+      <w:lvlJc w:val="left"/>
+      <w:pPr>
+        <w:tabs>
+          <w:tab w:val="num" w:pos="5760"/>
+        </w:tabs>
+        <w:ind w:left="5760" w:hanging="360"/>
+      </w:pPr>
+      <w:rPr>
+        <w:rFonts w:ascii="Wingdings" w:hAnsi="Wingdings" w:hint="default"/>
+        <w:sz w:val="20"/>
+      </w:rPr>
+    </w:lvl>
+    <w:lvl w:ilvl="8" w:tentative="1">
+      <w:start w:val="1"/>
+      <w:numFmt w:val="bullet"/>
+      <w:lvlText w:val=""/>
+      <w:lvlJc w:val="left"/>
+      <w:pPr>
+        <w:tabs>
+          <w:tab w:val="num" w:pos="6480"/>
+        </w:tabs>
+        <w:ind w:left="6480" w:hanging="360"/>
+      </w:pPr>
+      <w:rPr>
+        <w:rFonts w:ascii="Wingdings" w:hAnsi="Wingdings" w:hint="default"/>
+        <w:sz w:val="20"/>
+      </w:rPr>
+    </w:lvl>
+  </w:abstractNum>
+  <w:abstractNum w:abstractNumId="22" w15:restartNumberingAfterBreak="0">
     <w:nsid w:val="53EB2598"/>
     <w:multiLevelType w:val="hybridMultilevel"/>
     <w:tmpl w:val="E1A887EA"/>
@@ -16528,7 +22440,129 @@
       </w:rPr>
     </w:lvl>
   </w:abstractNum>
-  <w:abstractNum w:abstractNumId="14" w15:restartNumberingAfterBreak="0">
+  <w:abstractNum w:abstractNumId="23" w15:restartNumberingAfterBreak="0">
+    <w:nsid w:val="56F955CE"/>
+    <w:multiLevelType w:val="hybridMultilevel"/>
+    <w:tmpl w:val="0410000F"/>
+    <w:lvl w:ilvl="0" w:tplc="FFFFFFFF">
+      <w:start w:val="1"/>
+      <w:numFmt w:val="decimal"/>
+      <w:lvlText w:val="%1."/>
+      <w:lvlJc w:val="left"/>
+      <w:pPr>
+        <w:ind w:left="720" w:hanging="360"/>
+      </w:pPr>
+      <w:rPr>
+        <w:rFonts w:hint="default"/>
+        <w:sz w:val="20"/>
+      </w:rPr>
+    </w:lvl>
+    <w:lvl w:ilvl="1" w:tplc="FFFFFFFF">
+      <w:start w:val="1"/>
+      <w:numFmt w:val="lowerLetter"/>
+      <w:lvlText w:val="%2."/>
+      <w:lvlJc w:val="left"/>
+      <w:pPr>
+        <w:ind w:left="1440" w:hanging="360"/>
+      </w:pPr>
+      <w:rPr>
+        <w:rFonts w:hint="default"/>
+        <w:sz w:val="20"/>
+      </w:rPr>
+    </w:lvl>
+    <w:lvl w:ilvl="2" w:tplc="FFFFFFFF" w:tentative="1">
+      <w:start w:val="1"/>
+      <w:numFmt w:val="lowerRoman"/>
+      <w:lvlText w:val="%3."/>
+      <w:lvlJc w:val="right"/>
+      <w:pPr>
+        <w:ind w:left="2160" w:hanging="180"/>
+      </w:pPr>
+      <w:rPr>
+        <w:rFonts w:hint="default"/>
+        <w:sz w:val="20"/>
+      </w:rPr>
+    </w:lvl>
+    <w:lvl w:ilvl="3" w:tplc="FFFFFFFF" w:tentative="1">
+      <w:start w:val="1"/>
+      <w:numFmt w:val="decimal"/>
+      <w:lvlText w:val="%4."/>
+      <w:lvlJc w:val="left"/>
+      <w:pPr>
+        <w:ind w:left="2880" w:hanging="360"/>
+      </w:pPr>
+      <w:rPr>
+        <w:rFonts w:hint="default"/>
+        <w:sz w:val="20"/>
+      </w:rPr>
+    </w:lvl>
+    <w:lvl w:ilvl="4" w:tplc="FFFFFFFF" w:tentative="1">
+      <w:start w:val="1"/>
+      <w:numFmt w:val="lowerLetter"/>
+      <w:lvlText w:val="%5."/>
+      <w:lvlJc w:val="left"/>
+      <w:pPr>
+        <w:ind w:left="3600" w:hanging="360"/>
+      </w:pPr>
+      <w:rPr>
+        <w:rFonts w:hint="default"/>
+        <w:sz w:val="20"/>
+      </w:rPr>
+    </w:lvl>
+    <w:lvl w:ilvl="5" w:tplc="FFFFFFFF" w:tentative="1">
+      <w:start w:val="1"/>
+      <w:numFmt w:val="lowerRoman"/>
+      <w:lvlText w:val="%6."/>
+      <w:lvlJc w:val="right"/>
+      <w:pPr>
+        <w:ind w:left="4320" w:hanging="180"/>
+      </w:pPr>
+      <w:rPr>
+        <w:rFonts w:hint="default"/>
+        <w:sz w:val="20"/>
+      </w:rPr>
+    </w:lvl>
+    <w:lvl w:ilvl="6" w:tplc="FFFFFFFF" w:tentative="1">
+      <w:start w:val="1"/>
+      <w:numFmt w:val="decimal"/>
+      <w:lvlText w:val="%7."/>
+      <w:lvlJc w:val="left"/>
+      <w:pPr>
+        <w:ind w:left="5040" w:hanging="360"/>
+      </w:pPr>
+      <w:rPr>
+        <w:rFonts w:hint="default"/>
+        <w:sz w:val="20"/>
+      </w:rPr>
+    </w:lvl>
+    <w:lvl w:ilvl="7" w:tplc="FFFFFFFF" w:tentative="1">
+      <w:start w:val="1"/>
+      <w:numFmt w:val="lowerLetter"/>
+      <w:lvlText w:val="%8."/>
+      <w:lvlJc w:val="left"/>
+      <w:pPr>
+        <w:ind w:left="5760" w:hanging="360"/>
+      </w:pPr>
+      <w:rPr>
+        <w:rFonts w:hint="default"/>
+        <w:sz w:val="20"/>
+      </w:rPr>
+    </w:lvl>
+    <w:lvl w:ilvl="8" w:tplc="FFFFFFFF" w:tentative="1">
+      <w:start w:val="1"/>
+      <w:numFmt w:val="lowerRoman"/>
+      <w:lvlText w:val="%9."/>
+      <w:lvlJc w:val="right"/>
+      <w:pPr>
+        <w:ind w:left="6480" w:hanging="180"/>
+      </w:pPr>
+      <w:rPr>
+        <w:rFonts w:hint="default"/>
+        <w:sz w:val="20"/>
+      </w:rPr>
+    </w:lvl>
+  </w:abstractNum>
+  <w:abstractNum w:abstractNumId="24" w15:restartNumberingAfterBreak="0">
     <w:nsid w:val="58993607"/>
     <w:multiLevelType w:val="hybridMultilevel"/>
     <w:tmpl w:val="B7B4E29A"/>
@@ -16740,7 +22774,120 @@
       </w:rPr>
     </w:lvl>
   </w:abstractNum>
-  <w:abstractNum w:abstractNumId="15" w15:restartNumberingAfterBreak="0">
+  <w:abstractNum w:abstractNumId="25" w15:restartNumberingAfterBreak="0">
+    <w:nsid w:val="5E2445C1"/>
+    <w:multiLevelType w:val="multilevel"/>
+    <w:tmpl w:val="6E3EAB52"/>
+    <w:lvl w:ilvl="0">
+      <w:start w:val="1"/>
+      <w:numFmt w:val="decimal"/>
+      <w:lvlText w:val="%1."/>
+      <w:lvlJc w:val="left"/>
+      <w:pPr>
+        <w:tabs>
+          <w:tab w:val="num" w:pos="720"/>
+        </w:tabs>
+        <w:ind w:left="720" w:hanging="360"/>
+      </w:pPr>
+    </w:lvl>
+    <w:lvl w:ilvl="1" w:tentative="1">
+      <w:start w:val="1"/>
+      <w:numFmt w:val="decimal"/>
+      <w:lvlText w:val="%2."/>
+      <w:lvlJc w:val="left"/>
+      <w:pPr>
+        <w:tabs>
+          <w:tab w:val="num" w:pos="1440"/>
+        </w:tabs>
+        <w:ind w:left="1440" w:hanging="360"/>
+      </w:pPr>
+    </w:lvl>
+    <w:lvl w:ilvl="2" w:tentative="1">
+      <w:start w:val="1"/>
+      <w:numFmt w:val="decimal"/>
+      <w:lvlText w:val="%3."/>
+      <w:lvlJc w:val="left"/>
+      <w:pPr>
+        <w:tabs>
+          <w:tab w:val="num" w:pos="2160"/>
+        </w:tabs>
+        <w:ind w:left="2160" w:hanging="360"/>
+      </w:pPr>
+    </w:lvl>
+    <w:lvl w:ilvl="3" w:tentative="1">
+      <w:start w:val="1"/>
+      <w:numFmt w:val="decimal"/>
+      <w:lvlText w:val="%4."/>
+      <w:lvlJc w:val="left"/>
+      <w:pPr>
+        <w:tabs>
+          <w:tab w:val="num" w:pos="2880"/>
+        </w:tabs>
+        <w:ind w:left="2880" w:hanging="360"/>
+      </w:pPr>
+    </w:lvl>
+    <w:lvl w:ilvl="4" w:tentative="1">
+      <w:start w:val="1"/>
+      <w:numFmt w:val="decimal"/>
+      <w:lvlText w:val="%5."/>
+      <w:lvlJc w:val="left"/>
+      <w:pPr>
+        <w:tabs>
+          <w:tab w:val="num" w:pos="3600"/>
+        </w:tabs>
+        <w:ind w:left="3600" w:hanging="360"/>
+      </w:pPr>
+    </w:lvl>
+    <w:lvl w:ilvl="5" w:tentative="1">
+      <w:start w:val="1"/>
+      <w:numFmt w:val="decimal"/>
+      <w:lvlText w:val="%6."/>
+      <w:lvlJc w:val="left"/>
+      <w:pPr>
+        <w:tabs>
+          <w:tab w:val="num" w:pos="4320"/>
+        </w:tabs>
+        <w:ind w:left="4320" w:hanging="360"/>
+      </w:pPr>
+    </w:lvl>
+    <w:lvl w:ilvl="6" w:tentative="1">
+      <w:start w:val="1"/>
+      <w:numFmt w:val="decimal"/>
+      <w:lvlText w:val="%7."/>
+      <w:lvlJc w:val="left"/>
+      <w:pPr>
+        <w:tabs>
+          <w:tab w:val="num" w:pos="5040"/>
+        </w:tabs>
+        <w:ind w:left="5040" w:hanging="360"/>
+      </w:pPr>
+    </w:lvl>
+    <w:lvl w:ilvl="7" w:tentative="1">
+      <w:start w:val="1"/>
+      <w:numFmt w:val="decimal"/>
+      <w:lvlText w:val="%8."/>
+      <w:lvlJc w:val="left"/>
+      <w:pPr>
+        <w:tabs>
+          <w:tab w:val="num" w:pos="5760"/>
+        </w:tabs>
+        <w:ind w:left="5760" w:hanging="360"/>
+      </w:pPr>
+    </w:lvl>
+    <w:lvl w:ilvl="8" w:tentative="1">
+      <w:start w:val="1"/>
+      <w:numFmt w:val="decimal"/>
+      <w:lvlText w:val="%9."/>
+      <w:lvlJc w:val="left"/>
+      <w:pPr>
+        <w:tabs>
+          <w:tab w:val="num" w:pos="6480"/>
+        </w:tabs>
+        <w:ind w:left="6480" w:hanging="360"/>
+      </w:pPr>
+    </w:lvl>
+  </w:abstractNum>
+  <w:abstractNum w:abstractNumId="26" w15:restartNumberingAfterBreak="0">
     <w:nsid w:val="69CD248C"/>
     <w:multiLevelType w:val="multilevel"/>
     <w:tmpl w:val="9830F482"/>
@@ -16889,7 +23036,156 @@
       </w:rPr>
     </w:lvl>
   </w:abstractNum>
-  <w:abstractNum w:abstractNumId="16" w15:restartNumberingAfterBreak="0">
+  <w:abstractNum w:abstractNumId="27" w15:restartNumberingAfterBreak="0">
+    <w:nsid w:val="6B6852AE"/>
+    <w:multiLevelType w:val="multilevel"/>
+    <w:tmpl w:val="2938C2F0"/>
+    <w:lvl w:ilvl="0">
+      <w:start w:val="1"/>
+      <w:numFmt w:val="bullet"/>
+      <w:lvlText w:val=""/>
+      <w:lvlJc w:val="left"/>
+      <w:pPr>
+        <w:tabs>
+          <w:tab w:val="num" w:pos="720"/>
+        </w:tabs>
+        <w:ind w:left="720" w:hanging="360"/>
+      </w:pPr>
+      <w:rPr>
+        <w:rFonts w:ascii="Symbol" w:hAnsi="Symbol" w:hint="default"/>
+        <w:sz w:val="20"/>
+      </w:rPr>
+    </w:lvl>
+    <w:lvl w:ilvl="1" w:tentative="1">
+      <w:start w:val="1"/>
+      <w:numFmt w:val="bullet"/>
+      <w:lvlText w:val="o"/>
+      <w:lvlJc w:val="left"/>
+      <w:pPr>
+        <w:tabs>
+          <w:tab w:val="num" w:pos="1440"/>
+        </w:tabs>
+        <w:ind w:left="1440" w:hanging="360"/>
+      </w:pPr>
+      <w:rPr>
+        <w:rFonts w:ascii="Courier New" w:hAnsi="Courier New" w:hint="default"/>
+        <w:sz w:val="20"/>
+      </w:rPr>
+    </w:lvl>
+    <w:lvl w:ilvl="2" w:tentative="1">
+      <w:start w:val="1"/>
+      <w:numFmt w:val="bullet"/>
+      <w:lvlText w:val=""/>
+      <w:lvlJc w:val="left"/>
+      <w:pPr>
+        <w:tabs>
+          <w:tab w:val="num" w:pos="2160"/>
+        </w:tabs>
+        <w:ind w:left="2160" w:hanging="360"/>
+      </w:pPr>
+      <w:rPr>
+        <w:rFonts w:ascii="Wingdings" w:hAnsi="Wingdings" w:hint="default"/>
+        <w:sz w:val="20"/>
+      </w:rPr>
+    </w:lvl>
+    <w:lvl w:ilvl="3" w:tentative="1">
+      <w:start w:val="1"/>
+      <w:numFmt w:val="bullet"/>
+      <w:lvlText w:val=""/>
+      <w:lvlJc w:val="left"/>
+      <w:pPr>
+        <w:tabs>
+          <w:tab w:val="num" w:pos="2880"/>
+        </w:tabs>
+        <w:ind w:left="2880" w:hanging="360"/>
+      </w:pPr>
+      <w:rPr>
+        <w:rFonts w:ascii="Wingdings" w:hAnsi="Wingdings" w:hint="default"/>
+        <w:sz w:val="20"/>
+      </w:rPr>
+    </w:lvl>
+    <w:lvl w:ilvl="4" w:tentative="1">
+      <w:start w:val="1"/>
+      <w:numFmt w:val="bullet"/>
+      <w:lvlText w:val=""/>
+      <w:lvlJc w:val="left"/>
+      <w:pPr>
+        <w:tabs>
+          <w:tab w:val="num" w:pos="3600"/>
+        </w:tabs>
+        <w:ind w:left="3600" w:hanging="360"/>
+      </w:pPr>
+      <w:rPr>
+        <w:rFonts w:ascii="Wingdings" w:hAnsi="Wingdings" w:hint="default"/>
+        <w:sz w:val="20"/>
+      </w:rPr>
+    </w:lvl>
+    <w:lvl w:ilvl="5" w:tentative="1">
+      <w:start w:val="1"/>
+      <w:numFmt w:val="bullet"/>
+      <w:lvlText w:val=""/>
+      <w:lvlJc w:val="left"/>
+      <w:pPr>
+        <w:tabs>
+          <w:tab w:val="num" w:pos="4320"/>
+        </w:tabs>
+        <w:ind w:left="4320" w:hanging="360"/>
+      </w:pPr>
+      <w:rPr>
+        <w:rFonts w:ascii="Wingdings" w:hAnsi="Wingdings" w:hint="default"/>
+        <w:sz w:val="20"/>
+      </w:rPr>
+    </w:lvl>
+    <w:lvl w:ilvl="6" w:tentative="1">
+      <w:start w:val="1"/>
+      <w:numFmt w:val="bullet"/>
+      <w:lvlText w:val=""/>
+      <w:lvlJc w:val="left"/>
+      <w:pPr>
+        <w:tabs>
+          <w:tab w:val="num" w:pos="5040"/>
+        </w:tabs>
+        <w:ind w:left="5040" w:hanging="360"/>
+      </w:pPr>
+      <w:rPr>
+        <w:rFonts w:ascii="Wingdings" w:hAnsi="Wingdings" w:hint="default"/>
+        <w:sz w:val="20"/>
+      </w:rPr>
+    </w:lvl>
+    <w:lvl w:ilvl="7" w:tentative="1">
+      <w:start w:val="1"/>
+      <w:numFmt w:val="bullet"/>
+      <w:lvlText w:val=""/>
+      <w:lvlJc w:val="left"/>
+      <w:pPr>
+        <w:tabs>
+          <w:tab w:val="num" w:pos="5760"/>
+        </w:tabs>
+        <w:ind w:left="5760" w:hanging="360"/>
+      </w:pPr>
+      <w:rPr>
+        <w:rFonts w:ascii="Wingdings" w:hAnsi="Wingdings" w:hint="default"/>
+        <w:sz w:val="20"/>
+      </w:rPr>
+    </w:lvl>
+    <w:lvl w:ilvl="8" w:tentative="1">
+      <w:start w:val="1"/>
+      <w:numFmt w:val="bullet"/>
+      <w:lvlText w:val=""/>
+      <w:lvlJc w:val="left"/>
+      <w:pPr>
+        <w:tabs>
+          <w:tab w:val="num" w:pos="6480"/>
+        </w:tabs>
+        <w:ind w:left="6480" w:hanging="360"/>
+      </w:pPr>
+      <w:rPr>
+        <w:rFonts w:ascii="Wingdings" w:hAnsi="Wingdings" w:hint="default"/>
+        <w:sz w:val="20"/>
+      </w:rPr>
+    </w:lvl>
+  </w:abstractNum>
+  <w:abstractNum w:abstractNumId="28" w15:restartNumberingAfterBreak="0">
     <w:nsid w:val="6C443141"/>
     <w:multiLevelType w:val="multilevel"/>
     <w:tmpl w:val="AE4C45AE"/>
@@ -17038,7 +23334,7 @@
       </w:rPr>
     </w:lvl>
   </w:abstractNum>
-  <w:abstractNum w:abstractNumId="17" w15:restartNumberingAfterBreak="0">
+  <w:abstractNum w:abstractNumId="29" w15:restartNumberingAfterBreak="0">
     <w:nsid w:val="6C6F1C8A"/>
     <w:multiLevelType w:val="hybridMultilevel"/>
     <w:tmpl w:val="99B64C10"/>
@@ -17150,7 +23446,7 @@
       </w:rPr>
     </w:lvl>
   </w:abstractNum>
-  <w:abstractNum w:abstractNumId="18" w15:restartNumberingAfterBreak="0">
+  <w:abstractNum w:abstractNumId="30" w15:restartNumberingAfterBreak="0">
     <w:nsid w:val="72131607"/>
     <w:multiLevelType w:val="hybridMultilevel"/>
     <w:tmpl w:val="628E3844"/>
@@ -17362,7 +23658,7 @@
       </w:rPr>
     </w:lvl>
   </w:abstractNum>
-  <w:abstractNum w:abstractNumId="19" w15:restartNumberingAfterBreak="0">
+  <w:abstractNum w:abstractNumId="31" w15:restartNumberingAfterBreak="0">
     <w:nsid w:val="736C48E4"/>
     <w:multiLevelType w:val="hybridMultilevel"/>
     <w:tmpl w:val="1A6C1D28"/>
@@ -17574,7 +23870,7 @@
       </w:rPr>
     </w:lvl>
   </w:abstractNum>
-  <w:abstractNum w:abstractNumId="20" w15:restartNumberingAfterBreak="0">
+  <w:abstractNum w:abstractNumId="32" w15:restartNumberingAfterBreak="0">
     <w:nsid w:val="76404816"/>
     <w:multiLevelType w:val="multilevel"/>
     <w:tmpl w:val="711A8CC6"/>
@@ -17723,7 +24019,7 @@
       </w:rPr>
     </w:lvl>
   </w:abstractNum>
-  <w:abstractNum w:abstractNumId="21" w15:restartNumberingAfterBreak="0">
+  <w:abstractNum w:abstractNumId="33" w15:restartNumberingAfterBreak="0">
     <w:nsid w:val="78826709"/>
     <w:multiLevelType w:val="hybridMultilevel"/>
     <w:tmpl w:val="125E1AB6"/>
@@ -17935,7 +24231,7 @@
       </w:rPr>
     </w:lvl>
   </w:abstractNum>
-  <w:abstractNum w:abstractNumId="22" w15:restartNumberingAfterBreak="0">
+  <w:abstractNum w:abstractNumId="34" w15:restartNumberingAfterBreak="0">
     <w:nsid w:val="7A8D4A16"/>
     <w:multiLevelType w:val="multilevel"/>
     <w:tmpl w:val="D0722034"/>
@@ -18085,73 +24381,109 @@
     </w:lvl>
   </w:abstractNum>
   <w:num w:numId="1" w16cid:durableId="1310400520">
+    <w:abstractNumId w:val="15"/>
+  </w:num>
+  <w:num w:numId="2" w16cid:durableId="1461875792">
+    <w:abstractNumId w:val="34"/>
+  </w:num>
+  <w:num w:numId="3" w16cid:durableId="1450246251">
+    <w:abstractNumId w:val="26"/>
+  </w:num>
+  <w:num w:numId="4" w16cid:durableId="191572940">
     <w:abstractNumId w:val="11"/>
   </w:num>
-  <w:num w:numId="2" w16cid:durableId="1461875792">
+  <w:num w:numId="5" w16cid:durableId="1433547732">
+    <w:abstractNumId w:val="28"/>
+  </w:num>
+  <w:num w:numId="6" w16cid:durableId="1611469041">
+    <w:abstractNumId w:val="2"/>
+  </w:num>
+  <w:num w:numId="7" w16cid:durableId="1286236625">
+    <w:abstractNumId w:val="4"/>
+  </w:num>
+  <w:num w:numId="8" w16cid:durableId="1471634063">
+    <w:abstractNumId w:val="30"/>
+  </w:num>
+  <w:num w:numId="9" w16cid:durableId="2037149385">
+    <w:abstractNumId w:val="8"/>
+  </w:num>
+  <w:num w:numId="10" w16cid:durableId="429744731">
+    <w:abstractNumId w:val="12"/>
+  </w:num>
+  <w:num w:numId="11" w16cid:durableId="1826166152">
+    <w:abstractNumId w:val="24"/>
+  </w:num>
+  <w:num w:numId="12" w16cid:durableId="1307004430">
+    <w:abstractNumId w:val="13"/>
+  </w:num>
+  <w:num w:numId="13" w16cid:durableId="1933971924">
+    <w:abstractNumId w:val="33"/>
+  </w:num>
+  <w:num w:numId="14" w16cid:durableId="601644249">
+    <w:abstractNumId w:val="31"/>
+  </w:num>
+  <w:num w:numId="15" w16cid:durableId="667290016">
+    <w:abstractNumId w:val="3"/>
+  </w:num>
+  <w:num w:numId="16" w16cid:durableId="439836871">
+    <w:abstractNumId w:val="5"/>
+  </w:num>
+  <w:num w:numId="17" w16cid:durableId="956644145">
     <w:abstractNumId w:val="22"/>
   </w:num>
-  <w:num w:numId="3" w16cid:durableId="1450246251">
-    <w:abstractNumId w:val="15"/>
+  <w:num w:numId="18" w16cid:durableId="1946812706">
+    <w:abstractNumId w:val="14"/>
   </w:num>
-  <w:num w:numId="4" w16cid:durableId="191572940">
+  <w:num w:numId="19" w16cid:durableId="621305012">
+    <w:abstractNumId w:val="17"/>
+  </w:num>
+  <w:num w:numId="20" w16cid:durableId="46345713">
+    <w:abstractNumId w:val="32"/>
+  </w:num>
+  <w:num w:numId="21" w16cid:durableId="156581994">
+    <w:abstractNumId w:val="6"/>
+  </w:num>
+  <w:num w:numId="22" w16cid:durableId="55786619">
+    <w:abstractNumId w:val="29"/>
+  </w:num>
+  <w:num w:numId="23" w16cid:durableId="1625189153">
+    <w:abstractNumId w:val="9"/>
+  </w:num>
+  <w:num w:numId="24" w16cid:durableId="1330520825">
+    <w:abstractNumId w:val="1"/>
+  </w:num>
+  <w:num w:numId="25" w16cid:durableId="867179562">
+    <w:abstractNumId w:val="23"/>
+  </w:num>
+  <w:num w:numId="26" w16cid:durableId="226036794">
     <w:abstractNumId w:val="7"/>
   </w:num>
-  <w:num w:numId="5" w16cid:durableId="1433547732">
+  <w:num w:numId="27" w16cid:durableId="178662210">
+    <w:abstractNumId w:val="18"/>
+  </w:num>
+  <w:num w:numId="28" w16cid:durableId="1145127793">
+    <w:abstractNumId w:val="10"/>
+  </w:num>
+  <w:num w:numId="29" w16cid:durableId="1249923469">
+    <w:abstractNumId w:val="0"/>
+  </w:num>
+  <w:num w:numId="30" w16cid:durableId="1859075537">
+    <w:abstractNumId w:val="21"/>
+  </w:num>
+  <w:num w:numId="31" w16cid:durableId="381290981">
+    <w:abstractNumId w:val="19"/>
+  </w:num>
+  <w:num w:numId="32" w16cid:durableId="251088756">
+    <w:abstractNumId w:val="27"/>
+  </w:num>
+  <w:num w:numId="33" w16cid:durableId="2082215968">
+    <w:abstractNumId w:val="25"/>
+  </w:num>
+  <w:num w:numId="34" w16cid:durableId="181552300">
     <w:abstractNumId w:val="16"/>
   </w:num>
-  <w:num w:numId="6" w16cid:durableId="1611469041">
-    <w:abstractNumId w:val="0"/>
-  </w:num>
-  <w:num w:numId="7" w16cid:durableId="1286236625">
-    <w:abstractNumId w:val="2"/>
-  </w:num>
-  <w:num w:numId="8" w16cid:durableId="1471634063">
-    <w:abstractNumId w:val="18"/>
-  </w:num>
-  <w:num w:numId="9" w16cid:durableId="2037149385">
-    <w:abstractNumId w:val="5"/>
-  </w:num>
-  <w:num w:numId="10" w16cid:durableId="429744731">
-    <w:abstractNumId w:val="8"/>
-  </w:num>
-  <w:num w:numId="11" w16cid:durableId="1826166152">
-    <w:abstractNumId w:val="14"/>
-  </w:num>
-  <w:num w:numId="12" w16cid:durableId="1307004430">
-    <w:abstractNumId w:val="9"/>
-  </w:num>
-  <w:num w:numId="13" w16cid:durableId="1933971924">
-    <w:abstractNumId w:val="21"/>
-  </w:num>
-  <w:num w:numId="14" w16cid:durableId="601644249">
-    <w:abstractNumId w:val="19"/>
-  </w:num>
-  <w:num w:numId="15" w16cid:durableId="667290016">
-    <w:abstractNumId w:val="1"/>
-  </w:num>
-  <w:num w:numId="16" w16cid:durableId="439836871">
-    <w:abstractNumId w:val="3"/>
-  </w:num>
-  <w:num w:numId="17" w16cid:durableId="956644145">
-    <w:abstractNumId w:val="13"/>
-  </w:num>
-  <w:num w:numId="18" w16cid:durableId="1946812706">
-    <w:abstractNumId w:val="10"/>
-  </w:num>
-  <w:num w:numId="19" w16cid:durableId="621305012">
-    <w:abstractNumId w:val="12"/>
-  </w:num>
-  <w:num w:numId="20" w16cid:durableId="46345713">
+  <w:num w:numId="35" w16cid:durableId="1810897408">
     <w:abstractNumId w:val="20"/>
-  </w:num>
-  <w:num w:numId="21" w16cid:durableId="156581994">
-    <w:abstractNumId w:val="4"/>
-  </w:num>
-  <w:num w:numId="22" w16cid:durableId="55786619">
-    <w:abstractNumId w:val="17"/>
-  </w:num>
-  <w:num w:numId="23" w16cid:durableId="1625189153">
-    <w:abstractNumId w:val="6"/>
   </w:num>
 </w:numbering>
 </file>
@@ -19157,6 +25489,23 @@
       <w:bCs/>
     </w:rPr>
   </w:style>
+  <w:style w:type="paragraph" w:styleId="NormaleWeb">
+    <w:name w:val="Normal (Web)"/>
+    <w:basedOn w:val="Normale"/>
+    <w:uiPriority w:val="99"/>
+    <w:semiHidden/>
+    <w:unhideWhenUsed/>
+    <w:rsid w:val="007F3AB8"/>
+    <w:pPr>
+      <w:spacing w:before="100" w:beforeAutospacing="1" w:after="100" w:afterAutospacing="1" w:line="240" w:lineRule="auto"/>
+    </w:pPr>
+    <w:rPr>
+      <w:rFonts w:ascii="Times New Roman" w:eastAsia="Times New Roman" w:hAnsi="Times New Roman" w:cs="Times New Roman"/>
+      <w:kern w:val="0"/>
+      <w:lang w:eastAsia="it-IT"/>
+      <w14:ligatures w14:val="none"/>
+    </w:rPr>
+  </w:style>
 </w:styles>
 </file>
 

--- a/documentazione/Progetto commit_final.docx
+++ b/documentazione/Progetto commit_final.docx
@@ -14065,7 +14065,7 @@
         <w:rPr>
           <w:rFonts w:asciiTheme="minorHAnsi" w:hAnsiTheme="minorHAnsi" w:cstheme="minorHAnsi"/>
         </w:rPr>
-        <w:t xml:space="preserve">Implementata la traduzione degli eventi restituiti dalla libreria </w:t>
+        <w:t xml:space="preserve">È stato deciso di utilizzare direttamente gli eventi restituiti dalla libreria </w:t>
       </w:r>
       <w:proofErr w:type="spellStart"/>
       <w:r>
@@ -14081,94 +14081,63 @@
         </w:rPr>
         <w:t>:</w:t>
       </w:r>
+      <w:r>
+        <w:rPr>
+          <w:rFonts w:asciiTheme="minorHAnsi" w:hAnsiTheme="minorHAnsi" w:cstheme="minorHAnsi"/>
+        </w:rPr>
+        <w:br/>
+      </w:r>
+      <w:r>
+        <w:rPr>
+          <w:rFonts w:asciiTheme="minorHAnsi" w:hAnsiTheme="minorHAnsi" w:cstheme="minorHAnsi"/>
+        </w:rPr>
+        <w:br/>
+        <w:t xml:space="preserve">- </w:t>
+      </w:r>
+      <w:proofErr w:type="spellStart"/>
+      <w:r>
+        <w:rPr>
+          <w:rFonts w:asciiTheme="minorHAnsi" w:hAnsiTheme="minorHAnsi" w:cstheme="minorHAnsi"/>
+        </w:rPr>
+        <w:t>added</w:t>
+      </w:r>
+      <w:proofErr w:type="spellEnd"/>
+      <w:r>
+        <w:rPr>
+          <w:rFonts w:asciiTheme="minorHAnsi" w:hAnsiTheme="minorHAnsi" w:cstheme="minorHAnsi"/>
+        </w:rPr>
+        <w:br/>
+        <w:t xml:space="preserve">- </w:t>
+      </w:r>
+      <w:proofErr w:type="spellStart"/>
+      <w:r>
+        <w:rPr>
+          <w:rFonts w:asciiTheme="minorHAnsi" w:hAnsiTheme="minorHAnsi" w:cstheme="minorHAnsi"/>
+        </w:rPr>
+        <w:t>modified</w:t>
+      </w:r>
+      <w:proofErr w:type="spellEnd"/>
+      <w:r>
+        <w:rPr>
+          <w:rFonts w:asciiTheme="minorHAnsi" w:hAnsiTheme="minorHAnsi" w:cstheme="minorHAnsi"/>
+        </w:rPr>
+        <w:br/>
+        <w:t xml:space="preserve">- </w:t>
+      </w:r>
+      <w:proofErr w:type="spellStart"/>
+      <w:r>
+        <w:rPr>
+          <w:rFonts w:asciiTheme="minorHAnsi" w:hAnsiTheme="minorHAnsi" w:cstheme="minorHAnsi"/>
+        </w:rPr>
+        <w:t>deleted</w:t>
+      </w:r>
+      <w:proofErr w:type="spellEnd"/>
     </w:p>
     <w:p>
       <w:pPr>
         <w:pStyle w:val="NormaleWeb"/>
         <w:spacing w:before="0" w:beforeAutospacing="0" w:after="0" w:afterAutospacing="0"/>
         <w:ind w:left="720"/>
-        <w:rPr>
-          <w:rFonts w:asciiTheme="minorHAnsi" w:hAnsiTheme="minorHAnsi" w:cstheme="minorHAnsi"/>
-        </w:rPr>
-      </w:pPr>
-    </w:p>
-    <w:p>
-      <w:pPr>
-        <w:pStyle w:val="NormaleWeb"/>
-        <w:spacing w:before="0" w:beforeAutospacing="0" w:after="0" w:afterAutospacing="0"/>
-        <w:ind w:left="1440"/>
-        <w:rPr>
-          <w:rFonts w:asciiTheme="minorHAnsi" w:hAnsiTheme="minorHAnsi" w:cstheme="minorHAnsi"/>
-        </w:rPr>
-      </w:pPr>
-      <w:proofErr w:type="spellStart"/>
-      <w:r>
-        <w:rPr>
-          <w:rFonts w:asciiTheme="minorHAnsi" w:hAnsiTheme="minorHAnsi" w:cstheme="minorHAnsi"/>
-        </w:rPr>
-        <w:t>added</w:t>
-      </w:r>
-      <w:proofErr w:type="spellEnd"/>
-      <w:r>
-        <w:rPr>
-          <w:rFonts w:asciiTheme="minorHAnsi" w:hAnsiTheme="minorHAnsi" w:cstheme="minorHAnsi"/>
-        </w:rPr>
-        <w:t xml:space="preserve"> → creazione</w:t>
-      </w:r>
-    </w:p>
-    <w:p>
-      <w:pPr>
-        <w:pStyle w:val="NormaleWeb"/>
-        <w:spacing w:before="0" w:beforeAutospacing="0" w:after="0" w:afterAutospacing="0"/>
-        <w:ind w:left="1440"/>
-        <w:rPr>
-          <w:rFonts w:asciiTheme="minorHAnsi" w:hAnsiTheme="minorHAnsi" w:cstheme="minorHAnsi"/>
-        </w:rPr>
-      </w:pPr>
-      <w:proofErr w:type="spellStart"/>
-      <w:r>
-        <w:rPr>
-          <w:rFonts w:asciiTheme="minorHAnsi" w:hAnsiTheme="minorHAnsi" w:cstheme="minorHAnsi"/>
-        </w:rPr>
-        <w:t>modified</w:t>
-      </w:r>
-      <w:proofErr w:type="spellEnd"/>
-      <w:r>
-        <w:rPr>
-          <w:rFonts w:asciiTheme="minorHAnsi" w:hAnsiTheme="minorHAnsi" w:cstheme="minorHAnsi"/>
-        </w:rPr>
-        <w:t xml:space="preserve"> → modifica</w:t>
-      </w:r>
-    </w:p>
-    <w:p>
-      <w:pPr>
-        <w:pStyle w:val="NormaleWeb"/>
-        <w:spacing w:before="0" w:beforeAutospacing="0" w:after="0" w:afterAutospacing="0"/>
-        <w:ind w:left="1440"/>
-        <w:rPr>
-          <w:rFonts w:asciiTheme="minorHAnsi" w:hAnsiTheme="minorHAnsi" w:cstheme="minorHAnsi"/>
-        </w:rPr>
-      </w:pPr>
-      <w:proofErr w:type="spellStart"/>
-      <w:r>
-        <w:rPr>
-          <w:rFonts w:asciiTheme="minorHAnsi" w:hAnsiTheme="minorHAnsi" w:cstheme="minorHAnsi"/>
-        </w:rPr>
-        <w:t>deleted</w:t>
-      </w:r>
-      <w:proofErr w:type="spellEnd"/>
-      <w:r>
-        <w:rPr>
-          <w:rFonts w:asciiTheme="minorHAnsi" w:hAnsiTheme="minorHAnsi" w:cstheme="minorHAnsi"/>
-        </w:rPr>
-        <w:t xml:space="preserve"> → eliminazione</w:t>
-      </w:r>
-    </w:p>
-    <w:p>
-      <w:pPr>
-        <w:pStyle w:val="NormaleWeb"/>
-        <w:spacing w:before="0" w:beforeAutospacing="0" w:after="0" w:afterAutospacing="0"/>
-        <w:ind w:left="1440"/>
         <w:rPr>
           <w:rFonts w:asciiTheme="minorHAnsi" w:hAnsiTheme="minorHAnsi" w:cstheme="minorHAnsi"/>
         </w:rPr>

--- a/documentazione/Progetto commit_final.docx
+++ b/documentazione/Progetto commit_final.docx
@@ -14937,6 +14937,74 @@
           <w:noProof/>
         </w:rPr>
         <w:lastRenderedPageBreak/>
+        <mc:AlternateContent>
+          <mc:Choice Requires="wps">
+            <w:drawing>
+              <wp:anchor distT="0" distB="0" distL="114300" distR="114300" simplePos="0" relativeHeight="251663360" behindDoc="0" locked="0" layoutInCell="1" allowOverlap="1" wp14:anchorId="68FBA51A" wp14:editId="1E359F40">
+                <wp:simplePos x="0" y="0"/>
+                <wp:positionH relativeFrom="column">
+                  <wp:posOffset>441960</wp:posOffset>
+                </wp:positionH>
+                <wp:positionV relativeFrom="paragraph">
+                  <wp:posOffset>5043805</wp:posOffset>
+                </wp:positionV>
+                <wp:extent cx="2514600" cy="2362200"/>
+                <wp:effectExtent l="0" t="0" r="19050" b="19050"/>
+                <wp:wrapNone/>
+                <wp:docPr id="390687800" name="Connettore diritto 17"/>
+                <wp:cNvGraphicFramePr/>
+                <a:graphic xmlns:a="http://schemas.openxmlformats.org/drawingml/2006/main">
+                  <a:graphicData uri="http://schemas.microsoft.com/office/word/2010/wordprocessingShape">
+                    <wps:wsp>
+                      <wps:cNvCnPr/>
+                      <wps:spPr>
+                        <a:xfrm>
+                          <a:off x="0" y="0"/>
+                          <a:ext cx="2514600" cy="2362200"/>
+                        </a:xfrm>
+                        <a:prstGeom prst="line">
+                          <a:avLst/>
+                        </a:prstGeom>
+                        <a:ln>
+                          <a:solidFill>
+                            <a:srgbClr val="EE0000"/>
+                          </a:solidFill>
+                        </a:ln>
+                      </wps:spPr>
+                      <wps:style>
+                        <a:lnRef idx="3">
+                          <a:schemeClr val="dk1"/>
+                        </a:lnRef>
+                        <a:fillRef idx="0">
+                          <a:schemeClr val="dk1"/>
+                        </a:fillRef>
+                        <a:effectRef idx="2">
+                          <a:schemeClr val="dk1"/>
+                        </a:effectRef>
+                        <a:fontRef idx="minor">
+                          <a:schemeClr val="tx1"/>
+                        </a:fontRef>
+                      </wps:style>
+                      <wps:bodyPr/>
+                    </wps:wsp>
+                  </a:graphicData>
+                </a:graphic>
+              </wp:anchor>
+            </w:drawing>
+          </mc:Choice>
+          <mc:Fallback>
+            <w:pict>
+              <v:line w14:anchorId="274CB627" id="Connettore diritto 17" o:spid="_x0000_s1026" style="position:absolute;z-index:251663360;visibility:visible;mso-wrap-style:square;mso-wrap-distance-left:9pt;mso-wrap-distance-top:0;mso-wrap-distance-right:9pt;mso-wrap-distance-bottom:0;mso-position-horizontal:absolute;mso-position-horizontal-relative:text;mso-position-vertical:absolute;mso-position-vertical-relative:text" from="34.8pt,397.15pt" to="232.8pt,583.15pt" o:gfxdata="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" strokecolor="#e00" strokeweight="1.5pt">
+                <v:stroke joinstyle="miter"/>
+              </v:line>
+            </w:pict>
+          </mc:Fallback>
+        </mc:AlternateContent>
+      </w:r>
+      <w:r>
+        <w:rPr>
+          <w:noProof/>
+        </w:rPr>
         <w:drawing>
           <wp:inline distT="0" distB="0" distL="0" distR="0" wp14:anchorId="0310237E" wp14:editId="5D80F3EE">
             <wp:extent cx="6196330" cy="7410450"/>
